--- a/docx/生産管理_中間課題.docx
+++ b/docx/生産管理_中間課題.docx
@@ -146,12 +146,6051 @@
       </w:r>
     </w:p>
     <w:p/>
+    <w:p/>
+    <w:p/>
+    <w:p/>
+    <w:p/>
+    <w:p/>
+    <w:p/>
+    <w:p/>
+    <w:p/>
+    <w:p/>
     <w:p>
       <w:pPr>
-        <w:rPr>
-          <w:rFonts w:hint="eastAsia"/>
-        </w:rPr>
+        <w:ind w:leftChars="1200" w:left="2520"/>
       </w:pPr>
+      <w:r>
+        <w:rPr>
+          <w:rFonts w:hint="eastAsia"/>
+        </w:rPr>
+        <w:t>中央大学 理工学部 ビジネスデータサイエンス学科</w:t>
+      </w:r>
+    </w:p>
+    <w:p>
+      <w:pPr>
+        <w:ind w:leftChars="1200" w:left="2520"/>
+      </w:pPr>
+      <w:r>
+        <w:rPr>
+          <w:rFonts w:hint="eastAsia"/>
+        </w:rPr>
+        <w:t>学籍番号</w:t>
+      </w:r>
+      <w:r>
+        <w:tab/>
+      </w:r>
+      <w:r>
+        <w:rPr>
+          <w:rFonts w:hint="eastAsia"/>
+        </w:rPr>
+        <w:t>23D7101004B</w:t>
+      </w:r>
+    </w:p>
+    <w:p>
+      <w:pPr>
+        <w:ind w:leftChars="1200" w:left="2520"/>
+        <w:rPr>
+          <w:rFonts w:hint="eastAsia"/>
+        </w:rPr>
+      </w:pPr>
+      <w:r>
+        <w:rPr>
+          <w:rFonts w:hint="eastAsia"/>
+        </w:rPr>
+        <w:t xml:space="preserve">氏名　</w:t>
+      </w:r>
+      <w:r>
+        <w:tab/>
+      </w:r>
+      <w:r>
+        <w:tab/>
+      </w:r>
+      <w:r>
+        <w:rPr>
+          <w:rFonts w:hint="eastAsia"/>
+        </w:rPr>
+        <w:t>萩野谷 颯太</w:t>
+      </w:r>
+    </w:p>
+    <w:p/>
+    <w:p/>
+    <w:p/>
+    <w:p/>
+    <w:p/>
+    <w:p/>
+    <w:p/>
+    <w:p/>
+    <w:p/>
+    <w:p>
+      <w:pPr>
+        <w:pStyle w:val="a9"/>
+        <w:numPr>
+          <w:ilvl w:val="0"/>
+          <w:numId w:val="1"/>
+        </w:numPr>
+        <w:rPr>
+          <w:rFonts w:hint="eastAsia"/>
+          <w:sz w:val="28"/>
+          <w:szCs w:val="28"/>
+        </w:rPr>
+      </w:pPr>
+      <w:r>
+        <w:rPr>
+          <w:rFonts w:hint="eastAsia"/>
+          <w:b/>
+          <w:bCs/>
+          <w:sz w:val="28"/>
+          <w:szCs w:val="28"/>
+          <w:u w:val="single"/>
+        </w:rPr>
+        <w:lastRenderedPageBreak/>
+        <w:t>はじめに</w:t>
+      </w:r>
+    </w:p>
+    <w:p>
+      <w:pPr>
+        <w:ind w:firstLineChars="100" w:firstLine="210"/>
+      </w:pPr>
+      <w:r>
+        <w:rPr>
+          <w:rFonts w:hint="eastAsia"/>
+        </w:rPr>
+        <w:t>本レポートでは、機械学習モデルの解釈性に着目し、変数重要度(Feature Importance)とSHAP(S</w:t>
+      </w:r>
+      <w:r>
+        <w:t>h</w:t>
+      </w:r>
+      <w:r>
+        <w:rPr>
+          <w:rFonts w:hint="eastAsia"/>
+        </w:rPr>
+        <w:t xml:space="preserve">apley Additive </w:t>
+      </w:r>
+      <w:proofErr w:type="spellStart"/>
+      <w:r>
+        <w:rPr>
+          <w:rFonts w:hint="eastAsia"/>
+        </w:rPr>
+        <w:t>exPlanations</w:t>
+      </w:r>
+      <w:proofErr w:type="spellEnd"/>
+      <w:r>
+        <w:rPr>
+          <w:rFonts w:hint="eastAsia"/>
+        </w:rPr>
+        <w:t>)</w:t>
+      </w:r>
+      <w:r>
+        <w:rPr>
+          <w:rFonts w:hint="eastAsia"/>
+        </w:rPr>
+        <w:t>値の比較検証を行う。本レポートではSKAB(</w:t>
+      </w:r>
+      <w:proofErr w:type="spellStart"/>
+      <w:r>
+        <w:rPr>
+          <w:rFonts w:hint="eastAsia"/>
+        </w:rPr>
+        <w:t>Skoltech</w:t>
+      </w:r>
+      <w:proofErr w:type="spellEnd"/>
+      <w:r>
+        <w:rPr>
+          <w:rFonts w:hint="eastAsia"/>
+        </w:rPr>
+        <w:t xml:space="preserve"> Anomaly Benchmark)データセットを用いた異常検知モデルを構築および</w:t>
+      </w:r>
+      <w:proofErr w:type="spellStart"/>
+      <w:r>
+        <w:rPr>
+          <w:rFonts w:hint="eastAsia"/>
+        </w:rPr>
+        <w:t>XGBoost</w:t>
+      </w:r>
+      <w:proofErr w:type="spellEnd"/>
+      <w:r>
+        <w:rPr>
+          <w:rFonts w:hint="eastAsia"/>
+        </w:rPr>
+        <w:t>、Random Forest、SVMの3つのモデル間での予測寄与変数の違いの分析とNPB所属12球団のチーム成績を用いた「勝利数」の回帰予測を行い、勝利に寄与する要因をデータから考察した。</w:t>
+      </w:r>
+    </w:p>
+    <w:p/>
+    <w:p>
+      <w:pPr>
+        <w:pStyle w:val="a9"/>
+        <w:numPr>
+          <w:ilvl w:val="0"/>
+          <w:numId w:val="1"/>
+        </w:numPr>
+        <w:rPr>
+          <w:rFonts w:hint="eastAsia"/>
+          <w:b/>
+          <w:bCs/>
+          <w:sz w:val="28"/>
+          <w:szCs w:val="28"/>
+          <w:u w:val="single"/>
+        </w:rPr>
+      </w:pPr>
+      <w:r>
+        <w:rPr>
+          <w:rFonts w:hint="eastAsia"/>
+          <w:b/>
+          <w:bCs/>
+          <w:sz w:val="28"/>
+          <w:szCs w:val="28"/>
+          <w:u w:val="single"/>
+        </w:rPr>
+        <w:t xml:space="preserve">課題1 </w:t>
+      </w:r>
+      <w:r>
+        <w:rPr>
+          <w:rFonts w:hint="eastAsia"/>
+          <w:b/>
+          <w:bCs/>
+          <w:sz w:val="28"/>
+          <w:szCs w:val="28"/>
+          <w:u w:val="single"/>
+        </w:rPr>
+        <w:t xml:space="preserve"> </w:t>
+      </w:r>
+      <w:r>
+        <w:rPr>
+          <w:rFonts w:hint="eastAsia"/>
+          <w:b/>
+          <w:bCs/>
+          <w:sz w:val="28"/>
+          <w:szCs w:val="28"/>
+          <w:u w:val="single"/>
+        </w:rPr>
+        <w:t>SKABデータにおける異常検知モデルの比較</w:t>
+      </w:r>
+    </w:p>
+    <w:p>
+      <w:pPr>
+        <w:pStyle w:val="a9"/>
+        <w:numPr>
+          <w:ilvl w:val="1"/>
+          <w:numId w:val="1"/>
+        </w:numPr>
+        <w:rPr>
+          <w:rFonts w:hint="eastAsia"/>
+          <w:b/>
+          <w:bCs/>
+          <w:sz w:val="24"/>
+        </w:rPr>
+      </w:pPr>
+      <w:r>
+        <w:rPr>
+          <w:rFonts w:hint="eastAsia"/>
+          <w:b/>
+          <w:bCs/>
+          <w:sz w:val="24"/>
+        </w:rPr>
+        <w:t>データの概要と前処理</w:t>
+      </w:r>
+    </w:p>
+    <w:p>
+      <w:pPr>
+        <w:rPr>
+          <w:rFonts w:hint="eastAsia"/>
+        </w:rPr>
+      </w:pPr>
+      <w:r>
+        <w:rPr>
+          <w:rFonts w:hint="eastAsia"/>
+        </w:rPr>
+        <w:t xml:space="preserve">　以下の表1に本レポートで用いたSKABデータ(Valve1)の変数を示す。</w:t>
+      </w:r>
+      <w:r>
+        <w:rPr>
+          <w:rFonts w:hint="eastAsia"/>
+        </w:rPr>
+        <w:t>SKABデータとはSkolkovo科学研究所が提供する循環水ポンプのセンサーデータである。データは循環水ポンプに取り付けられたセンサーから取得した8次元時系列データである。</w:t>
+      </w:r>
+    </w:p>
+    <w:p/>
+    <w:p>
+      <w:pPr>
+        <w:jc w:val="center"/>
+        <w:rPr>
+          <w:rFonts w:hint="eastAsia"/>
+          <w:b/>
+          <w:bCs/>
+        </w:rPr>
+      </w:pPr>
+      <w:r>
+        <w:rPr>
+          <w:rFonts w:hint="eastAsia"/>
+          <w:b/>
+          <w:bCs/>
+        </w:rPr>
+        <w:t>表1 変数説明</w:t>
+      </w:r>
+      <w:r>
+        <w:rPr>
+          <w:rFonts w:hint="eastAsia"/>
+          <w:b/>
+          <w:bCs/>
+        </w:rPr>
+        <w:t>(課題1)</w:t>
+      </w:r>
+    </w:p>
+    <w:tbl>
+      <w:tblPr>
+        <w:tblW w:w="0" w:type="auto"/>
+        <w:tblBorders>
+          <w:top w:val="single" w:sz="4" w:space="0" w:color="auto"/>
+          <w:bottom w:val="single" w:sz="4" w:space="0" w:color="auto"/>
+        </w:tblBorders>
+        <w:tblLook w:val="04A0" w:firstRow="1" w:lastRow="0" w:firstColumn="1" w:lastColumn="0" w:noHBand="0" w:noVBand="1"/>
+      </w:tblPr>
+      <w:tblGrid>
+        <w:gridCol w:w="4247"/>
+        <w:gridCol w:w="4247"/>
+      </w:tblGrid>
+      <w:tr>
+        <w:tc>
+          <w:tcPr>
+            <w:tcW w:w="4247" w:type="dxa"/>
+            <w:tcBorders>
+              <w:bottom w:val="single" w:sz="4" w:space="0" w:color="auto"/>
+            </w:tcBorders>
+          </w:tcPr>
+          <w:p>
+            <w:pPr>
+              <w:jc w:val="center"/>
+            </w:pPr>
+            <w:r>
+              <w:rPr>
+                <w:rFonts w:hint="eastAsia"/>
+              </w:rPr>
+              <w:t>変数名</w:t>
+            </w:r>
+          </w:p>
+        </w:tc>
+        <w:tc>
+          <w:tcPr>
+            <w:tcW w:w="4247" w:type="dxa"/>
+            <w:tcBorders>
+              <w:bottom w:val="single" w:sz="4" w:space="0" w:color="auto"/>
+            </w:tcBorders>
+          </w:tcPr>
+          <w:p>
+            <w:pPr>
+              <w:jc w:val="center"/>
+            </w:pPr>
+            <w:r>
+              <w:rPr>
+                <w:rFonts w:hint="eastAsia"/>
+              </w:rPr>
+              <w:t>説明</w:t>
+            </w:r>
+          </w:p>
+        </w:tc>
+      </w:tr>
+      <w:tr>
+        <w:tc>
+          <w:tcPr>
+            <w:tcW w:w="4247" w:type="dxa"/>
+            <w:tcBorders>
+              <w:top w:val="single" w:sz="4" w:space="0" w:color="auto"/>
+              <w:bottom w:val="nil"/>
+            </w:tcBorders>
+          </w:tcPr>
+          <w:p>
+            <w:pPr>
+              <w:jc w:val="center"/>
+              <w:rPr>
+                <w:rFonts w:hint="eastAsia"/>
+                <w:sz w:val="18"/>
+                <w:szCs w:val="18"/>
+              </w:rPr>
+            </w:pPr>
+            <w:r>
+              <w:rPr>
+                <w:rFonts w:hint="eastAsia"/>
+                <w:sz w:val="18"/>
+                <w:szCs w:val="18"/>
+              </w:rPr>
+              <w:t>Accelerometer1RMS</w:t>
+            </w:r>
+          </w:p>
+        </w:tc>
+        <w:tc>
+          <w:tcPr>
+            <w:tcW w:w="4247" w:type="dxa"/>
+            <w:tcBorders>
+              <w:top w:val="single" w:sz="4" w:space="0" w:color="auto"/>
+              <w:bottom w:val="nil"/>
+            </w:tcBorders>
+          </w:tcPr>
+          <w:p>
+            <w:pPr>
+              <w:jc w:val="center"/>
+              <w:rPr>
+                <w:rFonts w:hint="eastAsia"/>
+                <w:sz w:val="18"/>
+                <w:szCs w:val="18"/>
+              </w:rPr>
+            </w:pPr>
+            <w:r>
+              <w:rPr>
+                <w:rFonts w:hint="eastAsia"/>
+                <w:sz w:val="18"/>
+                <w:szCs w:val="18"/>
+              </w:rPr>
+              <w:t>加速度計1のRMS値。振動の強さを示す。</w:t>
+            </w:r>
+          </w:p>
+        </w:tc>
+      </w:tr>
+      <w:tr>
+        <w:tc>
+          <w:tcPr>
+            <w:tcW w:w="4247" w:type="dxa"/>
+            <w:tcBorders>
+              <w:top w:val="nil"/>
+            </w:tcBorders>
+          </w:tcPr>
+          <w:p>
+            <w:pPr>
+              <w:jc w:val="center"/>
+              <w:rPr>
+                <w:rFonts w:hint="eastAsia"/>
+                <w:sz w:val="18"/>
+                <w:szCs w:val="18"/>
+              </w:rPr>
+            </w:pPr>
+            <w:r>
+              <w:rPr>
+                <w:rFonts w:hint="eastAsia"/>
+                <w:sz w:val="18"/>
+                <w:szCs w:val="18"/>
+              </w:rPr>
+              <w:t>Accelerometer2RMS</w:t>
+            </w:r>
+          </w:p>
+        </w:tc>
+        <w:tc>
+          <w:tcPr>
+            <w:tcW w:w="4247" w:type="dxa"/>
+            <w:tcBorders>
+              <w:top w:val="nil"/>
+            </w:tcBorders>
+          </w:tcPr>
+          <w:p>
+            <w:pPr>
+              <w:jc w:val="center"/>
+              <w:rPr>
+                <w:rFonts w:hint="eastAsia"/>
+                <w:sz w:val="18"/>
+                <w:szCs w:val="18"/>
+              </w:rPr>
+            </w:pPr>
+            <w:r>
+              <w:rPr>
+                <w:rFonts w:hint="eastAsia"/>
+                <w:sz w:val="18"/>
+                <w:szCs w:val="18"/>
+              </w:rPr>
+              <w:t>加速度計2のRMS値。別の軸の振動。</w:t>
+            </w:r>
+          </w:p>
+        </w:tc>
+      </w:tr>
+      <w:tr>
+        <w:tc>
+          <w:tcPr>
+            <w:tcW w:w="4247" w:type="dxa"/>
+          </w:tcPr>
+          <w:p>
+            <w:pPr>
+              <w:jc w:val="center"/>
+              <w:rPr>
+                <w:rFonts w:hint="eastAsia"/>
+                <w:sz w:val="18"/>
+                <w:szCs w:val="18"/>
+              </w:rPr>
+            </w:pPr>
+            <w:r>
+              <w:rPr>
+                <w:rFonts w:hint="eastAsia"/>
+                <w:sz w:val="18"/>
+                <w:szCs w:val="18"/>
+              </w:rPr>
+              <w:t>Current</w:t>
+            </w:r>
+          </w:p>
+        </w:tc>
+        <w:tc>
+          <w:tcPr>
+            <w:tcW w:w="4247" w:type="dxa"/>
+          </w:tcPr>
+          <w:p>
+            <w:pPr>
+              <w:jc w:val="center"/>
+              <w:rPr>
+                <w:sz w:val="18"/>
+                <w:szCs w:val="18"/>
+              </w:rPr>
+            </w:pPr>
+            <w:r>
+              <w:rPr>
+                <w:rFonts w:hint="eastAsia"/>
+                <w:sz w:val="18"/>
+                <w:szCs w:val="18"/>
+              </w:rPr>
+              <w:t>モータ等の電流値。</w:t>
+            </w:r>
+            <w:r>
+              <w:rPr>
+                <w:rFonts w:hint="eastAsia"/>
+                <w:sz w:val="18"/>
+                <w:szCs w:val="18"/>
+              </w:rPr>
+              <w:t>負荷状態を表す。</w:t>
+            </w:r>
+          </w:p>
+        </w:tc>
+      </w:tr>
+      <w:tr>
+        <w:tc>
+          <w:tcPr>
+            <w:tcW w:w="4247" w:type="dxa"/>
+          </w:tcPr>
+          <w:p>
+            <w:pPr>
+              <w:jc w:val="center"/>
+              <w:rPr>
+                <w:rFonts w:hint="eastAsia"/>
+                <w:sz w:val="18"/>
+                <w:szCs w:val="18"/>
+              </w:rPr>
+            </w:pPr>
+            <w:r>
+              <w:rPr>
+                <w:rFonts w:hint="eastAsia"/>
+                <w:sz w:val="18"/>
+                <w:szCs w:val="18"/>
+              </w:rPr>
+              <w:t>Pressure</w:t>
+            </w:r>
+          </w:p>
+        </w:tc>
+        <w:tc>
+          <w:tcPr>
+            <w:tcW w:w="4247" w:type="dxa"/>
+          </w:tcPr>
+          <w:p>
+            <w:pPr>
+              <w:jc w:val="center"/>
+              <w:rPr>
+                <w:sz w:val="18"/>
+                <w:szCs w:val="18"/>
+              </w:rPr>
+            </w:pPr>
+            <w:r>
+              <w:rPr>
+                <w:rFonts w:hint="eastAsia"/>
+                <w:sz w:val="18"/>
+                <w:szCs w:val="18"/>
+              </w:rPr>
+              <w:t>循環水の</w:t>
+            </w:r>
+            <w:r>
+              <w:rPr>
+                <w:rFonts w:hint="eastAsia"/>
+                <w:sz w:val="18"/>
+                <w:szCs w:val="18"/>
+              </w:rPr>
+              <w:t>圧力値。</w:t>
+            </w:r>
+          </w:p>
+        </w:tc>
+      </w:tr>
+      <w:tr>
+        <w:tc>
+          <w:tcPr>
+            <w:tcW w:w="4247" w:type="dxa"/>
+          </w:tcPr>
+          <w:p>
+            <w:pPr>
+              <w:jc w:val="center"/>
+              <w:rPr>
+                <w:rFonts w:hint="eastAsia"/>
+                <w:sz w:val="18"/>
+                <w:szCs w:val="18"/>
+              </w:rPr>
+            </w:pPr>
+            <w:r>
+              <w:rPr>
+                <w:rFonts w:hint="eastAsia"/>
+                <w:sz w:val="18"/>
+                <w:szCs w:val="18"/>
+              </w:rPr>
+              <w:t>Temperature</w:t>
+            </w:r>
+          </w:p>
+        </w:tc>
+        <w:tc>
+          <w:tcPr>
+            <w:tcW w:w="4247" w:type="dxa"/>
+          </w:tcPr>
+          <w:p>
+            <w:pPr>
+              <w:jc w:val="center"/>
+              <w:rPr>
+                <w:sz w:val="18"/>
+                <w:szCs w:val="18"/>
+              </w:rPr>
+            </w:pPr>
+            <w:r>
+              <w:rPr>
+                <w:rFonts w:hint="eastAsia"/>
+                <w:sz w:val="18"/>
+                <w:szCs w:val="18"/>
+              </w:rPr>
+              <w:t>エンジンの温度</w:t>
+            </w:r>
+          </w:p>
+        </w:tc>
+      </w:tr>
+      <w:tr>
+        <w:tc>
+          <w:tcPr>
+            <w:tcW w:w="4247" w:type="dxa"/>
+          </w:tcPr>
+          <w:p>
+            <w:pPr>
+              <w:jc w:val="center"/>
+              <w:rPr>
+                <w:rFonts w:hint="eastAsia"/>
+                <w:sz w:val="18"/>
+                <w:szCs w:val="18"/>
+              </w:rPr>
+            </w:pPr>
+            <w:r>
+              <w:rPr>
+                <w:rFonts w:hint="eastAsia"/>
+                <w:sz w:val="18"/>
+                <w:szCs w:val="18"/>
+              </w:rPr>
+              <w:t>Thermocouple</w:t>
+            </w:r>
+          </w:p>
+        </w:tc>
+        <w:tc>
+          <w:tcPr>
+            <w:tcW w:w="4247" w:type="dxa"/>
+          </w:tcPr>
+          <w:p>
+            <w:pPr>
+              <w:jc w:val="center"/>
+              <w:rPr>
+                <w:rFonts w:hint="eastAsia"/>
+                <w:sz w:val="18"/>
+                <w:szCs w:val="18"/>
+              </w:rPr>
+            </w:pPr>
+            <w:r>
+              <w:rPr>
+                <w:rFonts w:hint="eastAsia"/>
+                <w:sz w:val="18"/>
+                <w:szCs w:val="18"/>
+              </w:rPr>
+              <w:t>循環水の温度</w:t>
+            </w:r>
+          </w:p>
+        </w:tc>
+      </w:tr>
+      <w:tr>
+        <w:tc>
+          <w:tcPr>
+            <w:tcW w:w="4247" w:type="dxa"/>
+          </w:tcPr>
+          <w:p>
+            <w:pPr>
+              <w:jc w:val="center"/>
+              <w:rPr>
+                <w:rFonts w:hint="eastAsia"/>
+                <w:sz w:val="18"/>
+                <w:szCs w:val="18"/>
+              </w:rPr>
+            </w:pPr>
+            <w:r>
+              <w:rPr>
+                <w:rFonts w:hint="eastAsia"/>
+                <w:sz w:val="18"/>
+                <w:szCs w:val="18"/>
+              </w:rPr>
+              <w:t>Voltage</w:t>
+            </w:r>
+          </w:p>
+        </w:tc>
+        <w:tc>
+          <w:tcPr>
+            <w:tcW w:w="4247" w:type="dxa"/>
+          </w:tcPr>
+          <w:p>
+            <w:pPr>
+              <w:jc w:val="center"/>
+              <w:rPr>
+                <w:rFonts w:hint="eastAsia"/>
+                <w:sz w:val="18"/>
+                <w:szCs w:val="18"/>
+              </w:rPr>
+            </w:pPr>
+            <w:r>
+              <w:rPr>
+                <w:rFonts w:hint="eastAsia"/>
+                <w:sz w:val="18"/>
+                <w:szCs w:val="18"/>
+              </w:rPr>
+              <w:t>電圧値。電力供給の状態を示す。</w:t>
+            </w:r>
+          </w:p>
+        </w:tc>
+      </w:tr>
+      <w:tr>
+        <w:tc>
+          <w:tcPr>
+            <w:tcW w:w="4247" w:type="dxa"/>
+          </w:tcPr>
+          <w:p>
+            <w:pPr>
+              <w:jc w:val="center"/>
+              <w:rPr>
+                <w:rFonts w:hint="eastAsia"/>
+                <w:sz w:val="18"/>
+                <w:szCs w:val="18"/>
+              </w:rPr>
+            </w:pPr>
+            <w:r>
+              <w:rPr>
+                <w:rFonts w:hint="eastAsia"/>
+                <w:sz w:val="18"/>
+                <w:szCs w:val="18"/>
+              </w:rPr>
+              <w:t xml:space="preserve">Volume Flow </w:t>
+            </w:r>
+            <w:proofErr w:type="spellStart"/>
+            <w:r>
+              <w:rPr>
+                <w:rFonts w:hint="eastAsia"/>
+                <w:sz w:val="18"/>
+                <w:szCs w:val="18"/>
+              </w:rPr>
+              <w:t>RateRMS</w:t>
+            </w:r>
+            <w:proofErr w:type="spellEnd"/>
+          </w:p>
+        </w:tc>
+        <w:tc>
+          <w:tcPr>
+            <w:tcW w:w="4247" w:type="dxa"/>
+          </w:tcPr>
+          <w:p>
+            <w:pPr>
+              <w:jc w:val="center"/>
+              <w:rPr>
+                <w:rFonts w:hint="eastAsia"/>
+                <w:sz w:val="18"/>
+                <w:szCs w:val="18"/>
+              </w:rPr>
+            </w:pPr>
+            <w:r>
+              <w:rPr>
+                <w:rFonts w:hint="eastAsia"/>
+                <w:sz w:val="18"/>
+                <w:szCs w:val="18"/>
+              </w:rPr>
+              <w:t>流量のRMS値。流体の流れの振動。</w:t>
+            </w:r>
+          </w:p>
+        </w:tc>
+      </w:tr>
+      <w:tr>
+        <w:tc>
+          <w:tcPr>
+            <w:tcW w:w="4247" w:type="dxa"/>
+          </w:tcPr>
+          <w:p>
+            <w:pPr>
+              <w:jc w:val="center"/>
+              <w:rPr>
+                <w:rFonts w:hint="eastAsia"/>
+                <w:sz w:val="18"/>
+                <w:szCs w:val="18"/>
+              </w:rPr>
+            </w:pPr>
+            <w:r>
+              <w:rPr>
+                <w:rFonts w:hint="eastAsia"/>
+                <w:sz w:val="18"/>
+                <w:szCs w:val="18"/>
+              </w:rPr>
+              <w:t>anomaly</w:t>
+            </w:r>
+          </w:p>
+        </w:tc>
+        <w:tc>
+          <w:tcPr>
+            <w:tcW w:w="4247" w:type="dxa"/>
+          </w:tcPr>
+          <w:p>
+            <w:pPr>
+              <w:jc w:val="center"/>
+              <w:rPr>
+                <w:rFonts w:hint="eastAsia"/>
+                <w:sz w:val="18"/>
+                <w:szCs w:val="18"/>
+              </w:rPr>
+            </w:pPr>
+            <w:r>
+              <w:rPr>
+                <w:rFonts w:hint="eastAsia"/>
+                <w:sz w:val="18"/>
+                <w:szCs w:val="18"/>
+              </w:rPr>
+              <w:t>異常</w:t>
+            </w:r>
+            <w:r>
+              <w:rPr>
+                <w:rFonts w:hint="eastAsia"/>
+                <w:sz w:val="18"/>
+                <w:szCs w:val="18"/>
+              </w:rPr>
+              <w:t>フラグ(0:正常、1:異常)。目的変数。</w:t>
+            </w:r>
+          </w:p>
+        </w:tc>
+      </w:tr>
+      <w:tr>
+        <w:tc>
+          <w:tcPr>
+            <w:tcW w:w="4247" w:type="dxa"/>
+          </w:tcPr>
+          <w:p>
+            <w:pPr>
+              <w:jc w:val="center"/>
+              <w:rPr>
+                <w:rFonts w:hint="eastAsia"/>
+                <w:sz w:val="18"/>
+                <w:szCs w:val="18"/>
+              </w:rPr>
+            </w:pPr>
+            <w:r>
+              <w:rPr>
+                <w:rFonts w:hint="eastAsia"/>
+                <w:sz w:val="18"/>
+                <w:szCs w:val="18"/>
+              </w:rPr>
+              <w:t>datetime</w:t>
+            </w:r>
+          </w:p>
+        </w:tc>
+        <w:tc>
+          <w:tcPr>
+            <w:tcW w:w="4247" w:type="dxa"/>
+          </w:tcPr>
+          <w:p>
+            <w:pPr>
+              <w:jc w:val="center"/>
+              <w:rPr>
+                <w:rFonts w:hint="eastAsia"/>
+                <w:sz w:val="18"/>
+                <w:szCs w:val="18"/>
+              </w:rPr>
+            </w:pPr>
+            <w:r>
+              <w:rPr>
+                <w:rFonts w:hint="eastAsia"/>
+                <w:sz w:val="18"/>
+                <w:szCs w:val="18"/>
+              </w:rPr>
+              <w:t>日時データ</w:t>
+            </w:r>
+          </w:p>
+        </w:tc>
+      </w:tr>
+      <w:tr>
+        <w:tc>
+          <w:tcPr>
+            <w:tcW w:w="4247" w:type="dxa"/>
+          </w:tcPr>
+          <w:p>
+            <w:pPr>
+              <w:jc w:val="center"/>
+              <w:rPr>
+                <w:rFonts w:hint="eastAsia"/>
+                <w:sz w:val="18"/>
+                <w:szCs w:val="18"/>
+              </w:rPr>
+            </w:pPr>
+            <w:r>
+              <w:rPr>
+                <w:rFonts w:hint="eastAsia"/>
+                <w:sz w:val="18"/>
+                <w:szCs w:val="18"/>
+              </w:rPr>
+              <w:t>changepoint</w:t>
+            </w:r>
+          </w:p>
+        </w:tc>
+        <w:tc>
+          <w:tcPr>
+            <w:tcW w:w="4247" w:type="dxa"/>
+          </w:tcPr>
+          <w:p>
+            <w:pPr>
+              <w:jc w:val="center"/>
+              <w:rPr>
+                <w:rFonts w:hint="eastAsia"/>
+                <w:sz w:val="18"/>
+                <w:szCs w:val="18"/>
+              </w:rPr>
+            </w:pPr>
+            <w:r>
+              <w:rPr>
+                <w:rFonts w:hint="eastAsia"/>
+                <w:sz w:val="18"/>
+                <w:szCs w:val="18"/>
+              </w:rPr>
+              <w:t>変化点フラグ</w:t>
+            </w:r>
+          </w:p>
+        </w:tc>
+      </w:tr>
+    </w:tbl>
+    <w:p/>
+    <w:p>
+      <w:r>
+        <w:rPr>
+          <w:rFonts w:hint="eastAsia"/>
+        </w:rPr>
+        <w:t xml:space="preserve">　以下の表2にデータの概要を示す。</w:t>
+      </w:r>
+      <w:r>
+        <w:rPr>
+          <w:rFonts w:hint="eastAsia"/>
+        </w:rPr>
+        <w:t>前処理としてモデルが学習すべきセンサーデータのパターンではないdatetime(日時データ)と正解に近いメタデータと考えられるchangepoint(変化点フラグ)を削除した。</w:t>
+      </w:r>
+    </w:p>
+    <w:p/>
+    <w:p/>
+    <w:p>
+      <w:pPr>
+        <w:jc w:val="center"/>
+        <w:rPr>
+          <w:rFonts w:hint="eastAsia"/>
+          <w:b/>
+          <w:bCs/>
+        </w:rPr>
+      </w:pPr>
+      <w:r>
+        <w:rPr>
+          <w:rFonts w:hint="eastAsia"/>
+          <w:b/>
+          <w:bCs/>
+        </w:rPr>
+        <w:lastRenderedPageBreak/>
+        <w:t>表2 SKABデータの概要</w:t>
+      </w:r>
+    </w:p>
+    <w:tbl>
+      <w:tblPr>
+        <w:tblW w:w="0" w:type="auto"/>
+        <w:tblBorders>
+          <w:top w:val="single" w:sz="4" w:space="0" w:color="auto"/>
+          <w:bottom w:val="single" w:sz="4" w:space="0" w:color="auto"/>
+        </w:tblBorders>
+        <w:tblLook w:val="04A0" w:firstRow="1" w:lastRow="0" w:firstColumn="1" w:lastColumn="0" w:noHBand="0" w:noVBand="1"/>
+      </w:tblPr>
+      <w:tblGrid>
+        <w:gridCol w:w="2131"/>
+        <w:gridCol w:w="899"/>
+        <w:gridCol w:w="1298"/>
+        <w:gridCol w:w="1184"/>
+        <w:gridCol w:w="1298"/>
+        <w:gridCol w:w="1298"/>
+      </w:tblGrid>
+      <w:tr>
+        <w:tc>
+          <w:tcPr>
+            <w:tcW w:w="1310" w:type="dxa"/>
+            <w:tcBorders>
+              <w:top w:val="single" w:sz="4" w:space="0" w:color="auto"/>
+              <w:bottom w:val="single" w:sz="4" w:space="0" w:color="auto"/>
+            </w:tcBorders>
+          </w:tcPr>
+          <w:p>
+            <w:pPr>
+              <w:jc w:val="center"/>
+            </w:pPr>
+            <w:r>
+              <w:rPr>
+                <w:rFonts w:hint="eastAsia"/>
+              </w:rPr>
+              <w:t>変数名</w:t>
+            </w:r>
+          </w:p>
+        </w:tc>
+        <w:tc>
+          <w:tcPr>
+            <w:tcW w:w="899" w:type="dxa"/>
+            <w:tcBorders>
+              <w:top w:val="single" w:sz="4" w:space="0" w:color="auto"/>
+              <w:bottom w:val="single" w:sz="4" w:space="0" w:color="auto"/>
+            </w:tcBorders>
+          </w:tcPr>
+          <w:p>
+            <w:pPr>
+              <w:jc w:val="center"/>
+              <w:rPr>
+                <w:rFonts w:hint="eastAsia"/>
+              </w:rPr>
+            </w:pPr>
+            <w:r>
+              <w:rPr>
+                <w:rFonts w:hint="eastAsia"/>
+              </w:rPr>
+              <w:t>count</w:t>
+            </w:r>
+          </w:p>
+        </w:tc>
+        <w:tc>
+          <w:tcPr>
+            <w:tcW w:w="920" w:type="dxa"/>
+            <w:tcBorders>
+              <w:top w:val="single" w:sz="4" w:space="0" w:color="auto"/>
+              <w:bottom w:val="single" w:sz="4" w:space="0" w:color="auto"/>
+            </w:tcBorders>
+          </w:tcPr>
+          <w:p>
+            <w:pPr>
+              <w:jc w:val="center"/>
+              <w:rPr>
+                <w:rFonts w:hint="eastAsia"/>
+              </w:rPr>
+            </w:pPr>
+            <w:r>
+              <w:rPr>
+                <w:rFonts w:hint="eastAsia"/>
+              </w:rPr>
+              <w:t>mean</w:t>
+            </w:r>
+          </w:p>
+        </w:tc>
+        <w:tc>
+          <w:tcPr>
+            <w:tcW w:w="906" w:type="dxa"/>
+            <w:tcBorders>
+              <w:top w:val="single" w:sz="4" w:space="0" w:color="auto"/>
+              <w:bottom w:val="single" w:sz="4" w:space="0" w:color="auto"/>
+            </w:tcBorders>
+          </w:tcPr>
+          <w:p>
+            <w:pPr>
+              <w:jc w:val="center"/>
+              <w:rPr>
+                <w:rFonts w:hint="eastAsia"/>
+              </w:rPr>
+            </w:pPr>
+            <w:r>
+              <w:rPr>
+                <w:rFonts w:hint="eastAsia"/>
+              </w:rPr>
+              <w:t>std</w:t>
+            </w:r>
+          </w:p>
+        </w:tc>
+        <w:tc>
+          <w:tcPr>
+            <w:tcW w:w="905" w:type="dxa"/>
+            <w:tcBorders>
+              <w:top w:val="single" w:sz="4" w:space="0" w:color="auto"/>
+              <w:bottom w:val="single" w:sz="4" w:space="0" w:color="auto"/>
+            </w:tcBorders>
+          </w:tcPr>
+          <w:p>
+            <w:pPr>
+              <w:jc w:val="center"/>
+              <w:rPr>
+                <w:rFonts w:hint="eastAsia"/>
+              </w:rPr>
+            </w:pPr>
+            <w:r>
+              <w:rPr>
+                <w:rFonts w:hint="eastAsia"/>
+              </w:rPr>
+              <w:t>min</w:t>
+            </w:r>
+          </w:p>
+        </w:tc>
+        <w:tc>
+          <w:tcPr>
+            <w:tcW w:w="891" w:type="dxa"/>
+            <w:tcBorders>
+              <w:top w:val="single" w:sz="4" w:space="0" w:color="auto"/>
+              <w:bottom w:val="single" w:sz="4" w:space="0" w:color="auto"/>
+            </w:tcBorders>
+          </w:tcPr>
+          <w:p>
+            <w:pPr>
+              <w:jc w:val="center"/>
+              <w:rPr>
+                <w:rFonts w:hint="eastAsia"/>
+              </w:rPr>
+            </w:pPr>
+            <w:r>
+              <w:rPr>
+                <w:rFonts w:hint="eastAsia"/>
+              </w:rPr>
+              <w:t>max</w:t>
+            </w:r>
+          </w:p>
+        </w:tc>
+      </w:tr>
+      <w:tr>
+        <w:tc>
+          <w:tcPr>
+            <w:tcW w:w="1310" w:type="dxa"/>
+            <w:tcBorders>
+              <w:top w:val="single" w:sz="4" w:space="0" w:color="auto"/>
+            </w:tcBorders>
+          </w:tcPr>
+          <w:p>
+            <w:pPr>
+              <w:jc w:val="center"/>
+              <w:rPr>
+                <w:rFonts w:hint="eastAsia"/>
+                <w:szCs w:val="21"/>
+              </w:rPr>
+            </w:pPr>
+            <w:r>
+              <w:rPr>
+                <w:rFonts w:hint="eastAsia"/>
+                <w:szCs w:val="21"/>
+              </w:rPr>
+              <w:t>Accelerometer1RMS</w:t>
+            </w:r>
+          </w:p>
+        </w:tc>
+        <w:tc>
+          <w:tcPr>
+            <w:tcW w:w="899" w:type="dxa"/>
+            <w:tcBorders>
+              <w:top w:val="single" w:sz="4" w:space="0" w:color="auto"/>
+            </w:tcBorders>
+          </w:tcPr>
+          <w:p>
+            <w:pPr>
+              <w:jc w:val="center"/>
+              <w:rPr>
+                <w:rFonts w:hint="eastAsia"/>
+                <w:szCs w:val="21"/>
+              </w:rPr>
+            </w:pPr>
+            <w:r>
+              <w:rPr>
+                <w:rFonts w:hint="eastAsia"/>
+                <w:szCs w:val="21"/>
+              </w:rPr>
+              <w:t>18160</w:t>
+            </w:r>
+          </w:p>
+        </w:tc>
+        <w:tc>
+          <w:tcPr>
+            <w:tcW w:w="920" w:type="dxa"/>
+            <w:tcBorders>
+              <w:top w:val="single" w:sz="4" w:space="0" w:color="auto"/>
+            </w:tcBorders>
+          </w:tcPr>
+          <w:p>
+            <w:pPr>
+              <w:jc w:val="center"/>
+              <w:rPr>
+                <w:rFonts w:hint="eastAsia"/>
+                <w:szCs w:val="21"/>
+              </w:rPr>
+            </w:pPr>
+            <w:r>
+              <w:rPr>
+                <w:rFonts w:hint="eastAsia"/>
+                <w:szCs w:val="21"/>
+              </w:rPr>
+              <w:t>0.027338</w:t>
+            </w:r>
+          </w:p>
+        </w:tc>
+        <w:tc>
+          <w:tcPr>
+            <w:tcW w:w="906" w:type="dxa"/>
+            <w:tcBorders>
+              <w:top w:val="single" w:sz="4" w:space="0" w:color="auto"/>
+            </w:tcBorders>
+          </w:tcPr>
+          <w:p>
+            <w:pPr>
+              <w:jc w:val="center"/>
+              <w:rPr>
+                <w:rFonts w:hint="eastAsia"/>
+                <w:szCs w:val="21"/>
+              </w:rPr>
+            </w:pPr>
+            <w:r>
+              <w:rPr>
+                <w:rFonts w:hint="eastAsia"/>
+                <w:szCs w:val="21"/>
+              </w:rPr>
+              <w:t>0.000527</w:t>
+            </w:r>
+          </w:p>
+        </w:tc>
+        <w:tc>
+          <w:tcPr>
+            <w:tcW w:w="905" w:type="dxa"/>
+            <w:tcBorders>
+              <w:top w:val="single" w:sz="4" w:space="0" w:color="auto"/>
+            </w:tcBorders>
+          </w:tcPr>
+          <w:p>
+            <w:pPr>
+              <w:jc w:val="center"/>
+              <w:rPr>
+                <w:rFonts w:hint="eastAsia"/>
+                <w:szCs w:val="21"/>
+              </w:rPr>
+            </w:pPr>
+            <w:r>
+              <w:rPr>
+                <w:rFonts w:hint="eastAsia"/>
+                <w:szCs w:val="21"/>
+              </w:rPr>
+              <w:t>0.025553</w:t>
+            </w:r>
+          </w:p>
+        </w:tc>
+        <w:tc>
+          <w:tcPr>
+            <w:tcW w:w="891" w:type="dxa"/>
+            <w:tcBorders>
+              <w:top w:val="single" w:sz="4" w:space="0" w:color="auto"/>
+            </w:tcBorders>
+          </w:tcPr>
+          <w:p>
+            <w:pPr>
+              <w:jc w:val="center"/>
+              <w:rPr>
+                <w:rFonts w:hint="eastAsia"/>
+                <w:szCs w:val="21"/>
+              </w:rPr>
+            </w:pPr>
+            <w:r>
+              <w:rPr>
+                <w:rFonts w:hint="eastAsia"/>
+                <w:szCs w:val="21"/>
+              </w:rPr>
+              <w:t>0.029031</w:t>
+            </w:r>
+          </w:p>
+        </w:tc>
+      </w:tr>
+      <w:tr>
+        <w:tc>
+          <w:tcPr>
+            <w:tcW w:w="1310" w:type="dxa"/>
+          </w:tcPr>
+          <w:p>
+            <w:pPr>
+              <w:jc w:val="center"/>
+              <w:rPr>
+                <w:rFonts w:hint="eastAsia"/>
+                <w:szCs w:val="21"/>
+              </w:rPr>
+            </w:pPr>
+            <w:r>
+              <w:rPr>
+                <w:rFonts w:hint="eastAsia"/>
+                <w:szCs w:val="21"/>
+              </w:rPr>
+              <w:t>Accelerometer2RMS</w:t>
+            </w:r>
+          </w:p>
+        </w:tc>
+        <w:tc>
+          <w:tcPr>
+            <w:tcW w:w="899" w:type="dxa"/>
+          </w:tcPr>
+          <w:p>
+            <w:pPr>
+              <w:jc w:val="center"/>
+              <w:rPr>
+                <w:szCs w:val="21"/>
+              </w:rPr>
+            </w:pPr>
+            <w:r>
+              <w:rPr>
+                <w:rFonts w:hint="eastAsia"/>
+                <w:szCs w:val="21"/>
+              </w:rPr>
+              <w:t>18160</w:t>
+            </w:r>
+          </w:p>
+        </w:tc>
+        <w:tc>
+          <w:tcPr>
+            <w:tcW w:w="920" w:type="dxa"/>
+          </w:tcPr>
+          <w:p>
+            <w:pPr>
+              <w:jc w:val="center"/>
+              <w:rPr>
+                <w:rFonts w:hint="eastAsia"/>
+                <w:szCs w:val="21"/>
+              </w:rPr>
+            </w:pPr>
+            <w:r>
+              <w:rPr>
+                <w:rFonts w:hint="eastAsia"/>
+                <w:szCs w:val="21"/>
+              </w:rPr>
+              <w:t>0.040546</w:t>
+            </w:r>
+          </w:p>
+        </w:tc>
+        <w:tc>
+          <w:tcPr>
+            <w:tcW w:w="906" w:type="dxa"/>
+          </w:tcPr>
+          <w:p>
+            <w:pPr>
+              <w:jc w:val="center"/>
+              <w:rPr>
+                <w:rFonts w:hint="eastAsia"/>
+                <w:szCs w:val="21"/>
+              </w:rPr>
+            </w:pPr>
+            <w:r>
+              <w:rPr>
+                <w:rFonts w:hint="eastAsia"/>
+                <w:szCs w:val="21"/>
+              </w:rPr>
+              <w:t>0.001168</w:t>
+            </w:r>
+          </w:p>
+        </w:tc>
+        <w:tc>
+          <w:tcPr>
+            <w:tcW w:w="905" w:type="dxa"/>
+          </w:tcPr>
+          <w:p>
+            <w:pPr>
+              <w:jc w:val="center"/>
+              <w:rPr>
+                <w:rFonts w:hint="eastAsia"/>
+                <w:szCs w:val="21"/>
+              </w:rPr>
+            </w:pPr>
+            <w:r>
+              <w:rPr>
+                <w:rFonts w:hint="eastAsia"/>
+                <w:szCs w:val="21"/>
+              </w:rPr>
+              <w:t>0.037339</w:t>
+            </w:r>
+          </w:p>
+        </w:tc>
+        <w:tc>
+          <w:tcPr>
+            <w:tcW w:w="891" w:type="dxa"/>
+          </w:tcPr>
+          <w:p>
+            <w:pPr>
+              <w:jc w:val="center"/>
+              <w:rPr>
+                <w:rFonts w:hint="eastAsia"/>
+                <w:szCs w:val="21"/>
+              </w:rPr>
+            </w:pPr>
+            <w:r>
+              <w:rPr>
+                <w:rFonts w:hint="eastAsia"/>
+                <w:szCs w:val="21"/>
+              </w:rPr>
+              <w:t>0.053439</w:t>
+            </w:r>
+          </w:p>
+        </w:tc>
+      </w:tr>
+      <w:tr>
+        <w:tc>
+          <w:tcPr>
+            <w:tcW w:w="1310" w:type="dxa"/>
+          </w:tcPr>
+          <w:p>
+            <w:pPr>
+              <w:jc w:val="center"/>
+              <w:rPr>
+                <w:rFonts w:hint="eastAsia"/>
+                <w:szCs w:val="21"/>
+              </w:rPr>
+            </w:pPr>
+            <w:r>
+              <w:rPr>
+                <w:rFonts w:hint="eastAsia"/>
+                <w:szCs w:val="21"/>
+              </w:rPr>
+              <w:t>Current</w:t>
+            </w:r>
+          </w:p>
+        </w:tc>
+        <w:tc>
+          <w:tcPr>
+            <w:tcW w:w="899" w:type="dxa"/>
+          </w:tcPr>
+          <w:p>
+            <w:pPr>
+              <w:jc w:val="center"/>
+              <w:rPr>
+                <w:szCs w:val="21"/>
+              </w:rPr>
+            </w:pPr>
+            <w:r>
+              <w:rPr>
+                <w:rFonts w:hint="eastAsia"/>
+                <w:szCs w:val="21"/>
+              </w:rPr>
+              <w:t>18160</w:t>
+            </w:r>
+          </w:p>
+        </w:tc>
+        <w:tc>
+          <w:tcPr>
+            <w:tcW w:w="920" w:type="dxa"/>
+          </w:tcPr>
+          <w:p>
+            <w:pPr>
+              <w:jc w:val="center"/>
+              <w:rPr>
+                <w:rFonts w:hint="eastAsia"/>
+                <w:szCs w:val="21"/>
+              </w:rPr>
+            </w:pPr>
+            <w:r>
+              <w:rPr>
+                <w:rFonts w:hint="eastAsia"/>
+                <w:szCs w:val="21"/>
+              </w:rPr>
+              <w:t>0.974279</w:t>
+            </w:r>
+          </w:p>
+        </w:tc>
+        <w:tc>
+          <w:tcPr>
+            <w:tcW w:w="906" w:type="dxa"/>
+          </w:tcPr>
+          <w:p>
+            <w:pPr>
+              <w:jc w:val="center"/>
+              <w:rPr>
+                <w:rFonts w:hint="eastAsia"/>
+                <w:szCs w:val="21"/>
+              </w:rPr>
+            </w:pPr>
+            <w:r>
+              <w:rPr>
+                <w:rFonts w:hint="eastAsia"/>
+                <w:szCs w:val="21"/>
+              </w:rPr>
+              <w:t>0.273464</w:t>
+            </w:r>
+          </w:p>
+        </w:tc>
+        <w:tc>
+          <w:tcPr>
+            <w:tcW w:w="905" w:type="dxa"/>
+          </w:tcPr>
+          <w:p>
+            <w:pPr>
+              <w:jc w:val="center"/>
+              <w:rPr>
+                <w:rFonts w:hint="eastAsia"/>
+                <w:szCs w:val="21"/>
+              </w:rPr>
+            </w:pPr>
+            <w:r>
+              <w:rPr>
+                <w:rFonts w:hint="eastAsia"/>
+                <w:szCs w:val="21"/>
+              </w:rPr>
+              <w:t>0.355411</w:t>
+            </w:r>
+          </w:p>
+        </w:tc>
+        <w:tc>
+          <w:tcPr>
+            <w:tcW w:w="891" w:type="dxa"/>
+          </w:tcPr>
+          <w:p>
+            <w:pPr>
+              <w:jc w:val="center"/>
+              <w:rPr>
+                <w:rFonts w:hint="eastAsia"/>
+                <w:szCs w:val="21"/>
+              </w:rPr>
+            </w:pPr>
+            <w:r>
+              <w:rPr>
+                <w:rFonts w:hint="eastAsia"/>
+                <w:szCs w:val="21"/>
+              </w:rPr>
+              <w:t>1.662610</w:t>
+            </w:r>
+          </w:p>
+        </w:tc>
+      </w:tr>
+      <w:tr>
+        <w:tc>
+          <w:tcPr>
+            <w:tcW w:w="1310" w:type="dxa"/>
+          </w:tcPr>
+          <w:p>
+            <w:pPr>
+              <w:jc w:val="center"/>
+              <w:rPr>
+                <w:rFonts w:hint="eastAsia"/>
+                <w:szCs w:val="21"/>
+              </w:rPr>
+            </w:pPr>
+            <w:r>
+              <w:rPr>
+                <w:rFonts w:hint="eastAsia"/>
+                <w:szCs w:val="21"/>
+              </w:rPr>
+              <w:t>Pressure</w:t>
+            </w:r>
+          </w:p>
+        </w:tc>
+        <w:tc>
+          <w:tcPr>
+            <w:tcW w:w="899" w:type="dxa"/>
+          </w:tcPr>
+          <w:p>
+            <w:pPr>
+              <w:jc w:val="center"/>
+              <w:rPr>
+                <w:szCs w:val="21"/>
+              </w:rPr>
+            </w:pPr>
+            <w:r>
+              <w:rPr>
+                <w:rFonts w:hint="eastAsia"/>
+                <w:szCs w:val="21"/>
+              </w:rPr>
+              <w:t>18160</w:t>
+            </w:r>
+          </w:p>
+        </w:tc>
+        <w:tc>
+          <w:tcPr>
+            <w:tcW w:w="920" w:type="dxa"/>
+          </w:tcPr>
+          <w:p>
+            <w:pPr>
+              <w:jc w:val="center"/>
+              <w:rPr>
+                <w:rFonts w:hint="eastAsia"/>
+                <w:szCs w:val="21"/>
+              </w:rPr>
+            </w:pPr>
+            <w:r>
+              <w:rPr>
+                <w:rFonts w:hint="eastAsia"/>
+                <w:szCs w:val="21"/>
+              </w:rPr>
+              <w:t>0.063758</w:t>
+            </w:r>
+          </w:p>
+        </w:tc>
+        <w:tc>
+          <w:tcPr>
+            <w:tcW w:w="906" w:type="dxa"/>
+          </w:tcPr>
+          <w:p>
+            <w:pPr>
+              <w:jc w:val="center"/>
+              <w:rPr>
+                <w:rFonts w:hint="eastAsia"/>
+                <w:szCs w:val="21"/>
+              </w:rPr>
+            </w:pPr>
+            <w:r>
+              <w:rPr>
+                <w:rFonts w:hint="eastAsia"/>
+                <w:szCs w:val="21"/>
+              </w:rPr>
+              <w:t>0.258584</w:t>
+            </w:r>
+          </w:p>
+        </w:tc>
+        <w:tc>
+          <w:tcPr>
+            <w:tcW w:w="905" w:type="dxa"/>
+          </w:tcPr>
+          <w:p>
+            <w:pPr>
+              <w:jc w:val="center"/>
+              <w:rPr>
+                <w:rFonts w:hint="eastAsia"/>
+                <w:szCs w:val="21"/>
+              </w:rPr>
+            </w:pPr>
+            <w:r>
+              <w:rPr>
+                <w:rFonts w:hint="eastAsia"/>
+                <w:szCs w:val="21"/>
+              </w:rPr>
+              <w:t>-1.257000</w:t>
+            </w:r>
+          </w:p>
+        </w:tc>
+        <w:tc>
+          <w:tcPr>
+            <w:tcW w:w="891" w:type="dxa"/>
+          </w:tcPr>
+          <w:p>
+            <w:pPr>
+              <w:jc w:val="center"/>
+              <w:rPr>
+                <w:rFonts w:hint="eastAsia"/>
+                <w:szCs w:val="21"/>
+              </w:rPr>
+            </w:pPr>
+            <w:r>
+              <w:rPr>
+                <w:rFonts w:hint="eastAsia"/>
+                <w:szCs w:val="21"/>
+              </w:rPr>
+              <w:t>1.694350</w:t>
+            </w:r>
+          </w:p>
+        </w:tc>
+      </w:tr>
+      <w:tr>
+        <w:tc>
+          <w:tcPr>
+            <w:tcW w:w="1310" w:type="dxa"/>
+          </w:tcPr>
+          <w:p>
+            <w:pPr>
+              <w:jc w:val="center"/>
+              <w:rPr>
+                <w:rFonts w:hint="eastAsia"/>
+                <w:szCs w:val="21"/>
+              </w:rPr>
+            </w:pPr>
+            <w:r>
+              <w:rPr>
+                <w:rFonts w:hint="eastAsia"/>
+                <w:szCs w:val="21"/>
+              </w:rPr>
+              <w:t>Temperature</w:t>
+            </w:r>
+          </w:p>
+        </w:tc>
+        <w:tc>
+          <w:tcPr>
+            <w:tcW w:w="899" w:type="dxa"/>
+          </w:tcPr>
+          <w:p>
+            <w:pPr>
+              <w:jc w:val="center"/>
+              <w:rPr>
+                <w:szCs w:val="21"/>
+              </w:rPr>
+            </w:pPr>
+            <w:r>
+              <w:rPr>
+                <w:rFonts w:hint="eastAsia"/>
+                <w:szCs w:val="21"/>
+              </w:rPr>
+              <w:t>18160</w:t>
+            </w:r>
+          </w:p>
+        </w:tc>
+        <w:tc>
+          <w:tcPr>
+            <w:tcW w:w="920" w:type="dxa"/>
+          </w:tcPr>
+          <w:p>
+            <w:pPr>
+              <w:jc w:val="center"/>
+              <w:rPr>
+                <w:rFonts w:hint="eastAsia"/>
+                <w:szCs w:val="21"/>
+              </w:rPr>
+            </w:pPr>
+            <w:r>
+              <w:rPr>
+                <w:rFonts w:hint="eastAsia"/>
+                <w:szCs w:val="21"/>
+              </w:rPr>
+              <w:t>70.207720</w:t>
+            </w:r>
+          </w:p>
+        </w:tc>
+        <w:tc>
+          <w:tcPr>
+            <w:tcW w:w="906" w:type="dxa"/>
+          </w:tcPr>
+          <w:p>
+            <w:pPr>
+              <w:jc w:val="center"/>
+              <w:rPr>
+                <w:rFonts w:hint="eastAsia"/>
+                <w:szCs w:val="21"/>
+              </w:rPr>
+            </w:pPr>
+            <w:r>
+              <w:rPr>
+                <w:rFonts w:hint="eastAsia"/>
+                <w:szCs w:val="21"/>
+              </w:rPr>
+              <w:t>2.608980</w:t>
+            </w:r>
+          </w:p>
+        </w:tc>
+        <w:tc>
+          <w:tcPr>
+            <w:tcW w:w="905" w:type="dxa"/>
+          </w:tcPr>
+          <w:p>
+            <w:pPr>
+              <w:jc w:val="center"/>
+              <w:rPr>
+                <w:rFonts w:hint="eastAsia"/>
+                <w:szCs w:val="21"/>
+              </w:rPr>
+            </w:pPr>
+            <w:r>
+              <w:rPr>
+                <w:rFonts w:hint="eastAsia"/>
+                <w:szCs w:val="21"/>
+              </w:rPr>
+              <w:t>65.188700</w:t>
+            </w:r>
+          </w:p>
+        </w:tc>
+        <w:tc>
+          <w:tcPr>
+            <w:tcW w:w="891" w:type="dxa"/>
+          </w:tcPr>
+          <w:p>
+            <w:pPr>
+              <w:jc w:val="center"/>
+              <w:rPr>
+                <w:rFonts w:hint="eastAsia"/>
+                <w:szCs w:val="21"/>
+              </w:rPr>
+            </w:pPr>
+            <w:r>
+              <w:rPr>
+                <w:rFonts w:hint="eastAsia"/>
+                <w:szCs w:val="21"/>
+              </w:rPr>
+              <w:t>79.889100</w:t>
+            </w:r>
+          </w:p>
+        </w:tc>
+      </w:tr>
+      <w:tr>
+        <w:tc>
+          <w:tcPr>
+            <w:tcW w:w="1310" w:type="dxa"/>
+          </w:tcPr>
+          <w:p>
+            <w:pPr>
+              <w:jc w:val="center"/>
+              <w:rPr>
+                <w:rFonts w:hint="eastAsia"/>
+                <w:szCs w:val="21"/>
+              </w:rPr>
+            </w:pPr>
+            <w:r>
+              <w:rPr>
+                <w:rFonts w:hint="eastAsia"/>
+                <w:szCs w:val="21"/>
+              </w:rPr>
+              <w:t>Thermocouple</w:t>
+            </w:r>
+          </w:p>
+        </w:tc>
+        <w:tc>
+          <w:tcPr>
+            <w:tcW w:w="899" w:type="dxa"/>
+          </w:tcPr>
+          <w:p>
+            <w:pPr>
+              <w:jc w:val="center"/>
+              <w:rPr>
+                <w:rFonts w:hint="eastAsia"/>
+                <w:szCs w:val="21"/>
+              </w:rPr>
+            </w:pPr>
+            <w:r>
+              <w:rPr>
+                <w:rFonts w:hint="eastAsia"/>
+                <w:szCs w:val="21"/>
+              </w:rPr>
+              <w:t>18160</w:t>
+            </w:r>
+          </w:p>
+        </w:tc>
+        <w:tc>
+          <w:tcPr>
+            <w:tcW w:w="920" w:type="dxa"/>
+          </w:tcPr>
+          <w:p>
+            <w:pPr>
+              <w:jc w:val="center"/>
+              <w:rPr>
+                <w:rFonts w:hint="eastAsia"/>
+                <w:szCs w:val="21"/>
+              </w:rPr>
+            </w:pPr>
+            <w:r>
+              <w:rPr>
+                <w:rFonts w:hint="eastAsia"/>
+                <w:szCs w:val="21"/>
+              </w:rPr>
+              <w:t>25.029108</w:t>
+            </w:r>
+          </w:p>
+        </w:tc>
+        <w:tc>
+          <w:tcPr>
+            <w:tcW w:w="906" w:type="dxa"/>
+          </w:tcPr>
+          <w:p>
+            <w:pPr>
+              <w:jc w:val="center"/>
+              <w:rPr>
+                <w:rFonts w:hint="eastAsia"/>
+                <w:szCs w:val="21"/>
+              </w:rPr>
+            </w:pPr>
+            <w:r>
+              <w:rPr>
+                <w:rFonts w:hint="eastAsia"/>
+                <w:szCs w:val="21"/>
+              </w:rPr>
+              <w:t>0.447720</w:t>
+            </w:r>
+          </w:p>
+        </w:tc>
+        <w:tc>
+          <w:tcPr>
+            <w:tcW w:w="905" w:type="dxa"/>
+          </w:tcPr>
+          <w:p>
+            <w:pPr>
+              <w:jc w:val="center"/>
+              <w:rPr>
+                <w:rFonts w:hint="eastAsia"/>
+                <w:szCs w:val="21"/>
+              </w:rPr>
+            </w:pPr>
+            <w:r>
+              <w:rPr>
+                <w:rFonts w:hint="eastAsia"/>
+                <w:szCs w:val="21"/>
+              </w:rPr>
+              <w:t>24.418700</w:t>
+            </w:r>
+          </w:p>
+        </w:tc>
+        <w:tc>
+          <w:tcPr>
+            <w:tcW w:w="891" w:type="dxa"/>
+          </w:tcPr>
+          <w:p>
+            <w:pPr>
+              <w:jc w:val="center"/>
+              <w:rPr>
+                <w:rFonts w:hint="eastAsia"/>
+                <w:szCs w:val="21"/>
+              </w:rPr>
+            </w:pPr>
+            <w:r>
+              <w:rPr>
+                <w:rFonts w:hint="eastAsia"/>
+                <w:szCs w:val="21"/>
+              </w:rPr>
+              <w:t>26.104400</w:t>
+            </w:r>
+          </w:p>
+        </w:tc>
+      </w:tr>
+      <w:tr>
+        <w:tc>
+          <w:tcPr>
+            <w:tcW w:w="1310" w:type="dxa"/>
+          </w:tcPr>
+          <w:p>
+            <w:pPr>
+              <w:jc w:val="center"/>
+              <w:rPr>
+                <w:rFonts w:hint="eastAsia"/>
+                <w:szCs w:val="21"/>
+              </w:rPr>
+            </w:pPr>
+            <w:r>
+              <w:rPr>
+                <w:rFonts w:hint="eastAsia"/>
+                <w:szCs w:val="21"/>
+              </w:rPr>
+              <w:t>Voltage</w:t>
+            </w:r>
+          </w:p>
+        </w:tc>
+        <w:tc>
+          <w:tcPr>
+            <w:tcW w:w="899" w:type="dxa"/>
+          </w:tcPr>
+          <w:p>
+            <w:pPr>
+              <w:jc w:val="center"/>
+              <w:rPr>
+                <w:rFonts w:hint="eastAsia"/>
+                <w:szCs w:val="21"/>
+              </w:rPr>
+            </w:pPr>
+            <w:r>
+              <w:rPr>
+                <w:rFonts w:hint="eastAsia"/>
+                <w:szCs w:val="21"/>
+              </w:rPr>
+              <w:t>18160</w:t>
+            </w:r>
+          </w:p>
+        </w:tc>
+        <w:tc>
+          <w:tcPr>
+            <w:tcW w:w="920" w:type="dxa"/>
+          </w:tcPr>
+          <w:p>
+            <w:pPr>
+              <w:jc w:val="center"/>
+              <w:rPr>
+                <w:rFonts w:hint="eastAsia"/>
+                <w:szCs w:val="21"/>
+              </w:rPr>
+            </w:pPr>
+            <w:r>
+              <w:rPr>
+                <w:rFonts w:hint="eastAsia"/>
+                <w:szCs w:val="21"/>
+              </w:rPr>
+              <w:t>230.710674</w:t>
+            </w:r>
+          </w:p>
+        </w:tc>
+        <w:tc>
+          <w:tcPr>
+            <w:tcW w:w="906" w:type="dxa"/>
+          </w:tcPr>
+          <w:p>
+            <w:pPr>
+              <w:jc w:val="center"/>
+              <w:rPr>
+                <w:rFonts w:hint="eastAsia"/>
+                <w:szCs w:val="21"/>
+              </w:rPr>
+            </w:pPr>
+            <w:r>
+              <w:rPr>
+                <w:rFonts w:hint="eastAsia"/>
+                <w:szCs w:val="21"/>
+              </w:rPr>
+              <w:t>10.817408</w:t>
+            </w:r>
+          </w:p>
+        </w:tc>
+        <w:tc>
+          <w:tcPr>
+            <w:tcW w:w="905" w:type="dxa"/>
+          </w:tcPr>
+          <w:p>
+            <w:pPr>
+              <w:jc w:val="center"/>
+              <w:rPr>
+                <w:rFonts w:hint="eastAsia"/>
+                <w:szCs w:val="21"/>
+              </w:rPr>
+            </w:pPr>
+            <w:r>
+              <w:rPr>
+                <w:rFonts w:hint="eastAsia"/>
+                <w:szCs w:val="21"/>
+              </w:rPr>
+              <w:t>203.135000</w:t>
+            </w:r>
+          </w:p>
+        </w:tc>
+        <w:tc>
+          <w:tcPr>
+            <w:tcW w:w="891" w:type="dxa"/>
+          </w:tcPr>
+          <w:p>
+            <w:pPr>
+              <w:jc w:val="center"/>
+              <w:rPr>
+                <w:rFonts w:hint="eastAsia"/>
+                <w:szCs w:val="21"/>
+              </w:rPr>
+            </w:pPr>
+            <w:r>
+              <w:rPr>
+                <w:rFonts w:hint="eastAsia"/>
+                <w:szCs w:val="21"/>
+              </w:rPr>
+              <w:t>255.324000</w:t>
+            </w:r>
+          </w:p>
+        </w:tc>
+      </w:tr>
+      <w:tr>
+        <w:tc>
+          <w:tcPr>
+            <w:tcW w:w="1310" w:type="dxa"/>
+          </w:tcPr>
+          <w:p>
+            <w:pPr>
+              <w:jc w:val="center"/>
+              <w:rPr>
+                <w:rFonts w:hint="eastAsia"/>
+                <w:szCs w:val="21"/>
+              </w:rPr>
+            </w:pPr>
+            <w:r>
+              <w:rPr>
+                <w:rFonts w:hint="eastAsia"/>
+                <w:szCs w:val="21"/>
+              </w:rPr>
+              <w:t xml:space="preserve">Volume Flow </w:t>
+            </w:r>
+            <w:proofErr w:type="spellStart"/>
+            <w:r>
+              <w:rPr>
+                <w:rFonts w:hint="eastAsia"/>
+                <w:szCs w:val="21"/>
+              </w:rPr>
+              <w:t>RateRMS</w:t>
+            </w:r>
+            <w:proofErr w:type="spellEnd"/>
+          </w:p>
+        </w:tc>
+        <w:tc>
+          <w:tcPr>
+            <w:tcW w:w="899" w:type="dxa"/>
+          </w:tcPr>
+          <w:p>
+            <w:pPr>
+              <w:jc w:val="center"/>
+              <w:rPr>
+                <w:rFonts w:hint="eastAsia"/>
+                <w:szCs w:val="21"/>
+              </w:rPr>
+            </w:pPr>
+            <w:r>
+              <w:rPr>
+                <w:rFonts w:hint="eastAsia"/>
+                <w:szCs w:val="21"/>
+              </w:rPr>
+              <w:t>18160</w:t>
+            </w:r>
+          </w:p>
+        </w:tc>
+        <w:tc>
+          <w:tcPr>
+            <w:tcW w:w="920" w:type="dxa"/>
+          </w:tcPr>
+          <w:p>
+            <w:pPr>
+              <w:jc w:val="center"/>
+              <w:rPr>
+                <w:rFonts w:hint="eastAsia"/>
+                <w:szCs w:val="21"/>
+              </w:rPr>
+            </w:pPr>
+            <w:r>
+              <w:rPr>
+                <w:rFonts w:hint="eastAsia"/>
+                <w:szCs w:val="21"/>
+              </w:rPr>
+              <w:t>31.284849</w:t>
+            </w:r>
+          </w:p>
+        </w:tc>
+        <w:tc>
+          <w:tcPr>
+            <w:tcW w:w="906" w:type="dxa"/>
+          </w:tcPr>
+          <w:p>
+            <w:pPr>
+              <w:jc w:val="center"/>
+              <w:rPr>
+                <w:rFonts w:hint="eastAsia"/>
+                <w:szCs w:val="21"/>
+              </w:rPr>
+            </w:pPr>
+            <w:r>
+              <w:rPr>
+                <w:rFonts w:hint="eastAsia"/>
+                <w:szCs w:val="21"/>
+              </w:rPr>
+              <w:t>1.991965</w:t>
+            </w:r>
+          </w:p>
+        </w:tc>
+        <w:tc>
+          <w:tcPr>
+            <w:tcW w:w="905" w:type="dxa"/>
+          </w:tcPr>
+          <w:p>
+            <w:pPr>
+              <w:jc w:val="center"/>
+              <w:rPr>
+                <w:rFonts w:hint="eastAsia"/>
+                <w:szCs w:val="21"/>
+              </w:rPr>
+            </w:pPr>
+            <w:r>
+              <w:rPr>
+                <w:rFonts w:hint="eastAsia"/>
+                <w:szCs w:val="21"/>
+              </w:rPr>
+              <w:t>22.000000</w:t>
+            </w:r>
+          </w:p>
+        </w:tc>
+        <w:tc>
+          <w:tcPr>
+            <w:tcW w:w="891" w:type="dxa"/>
+          </w:tcPr>
+          <w:p>
+            <w:pPr>
+              <w:jc w:val="center"/>
+              <w:rPr>
+                <w:rFonts w:hint="eastAsia"/>
+                <w:szCs w:val="21"/>
+              </w:rPr>
+            </w:pPr>
+            <w:r>
+              <w:rPr>
+                <w:rFonts w:hint="eastAsia"/>
+                <w:szCs w:val="21"/>
+              </w:rPr>
+              <w:t>33.969400</w:t>
+            </w:r>
+          </w:p>
+        </w:tc>
+      </w:tr>
+      <w:tr>
+        <w:tc>
+          <w:tcPr>
+            <w:tcW w:w="1310" w:type="dxa"/>
+          </w:tcPr>
+          <w:p>
+            <w:pPr>
+              <w:jc w:val="center"/>
+              <w:rPr>
+                <w:rFonts w:hint="eastAsia"/>
+                <w:szCs w:val="21"/>
+              </w:rPr>
+            </w:pPr>
+            <w:r>
+              <w:rPr>
+                <w:rFonts w:hint="eastAsia"/>
+                <w:szCs w:val="21"/>
+              </w:rPr>
+              <w:t>anomaly</w:t>
+            </w:r>
+          </w:p>
+        </w:tc>
+        <w:tc>
+          <w:tcPr>
+            <w:tcW w:w="899" w:type="dxa"/>
+          </w:tcPr>
+          <w:p>
+            <w:pPr>
+              <w:jc w:val="center"/>
+              <w:rPr>
+                <w:rFonts w:hint="eastAsia"/>
+                <w:szCs w:val="21"/>
+              </w:rPr>
+            </w:pPr>
+            <w:r>
+              <w:rPr>
+                <w:rFonts w:hint="eastAsia"/>
+                <w:szCs w:val="21"/>
+              </w:rPr>
+              <w:t>18160</w:t>
+            </w:r>
+          </w:p>
+        </w:tc>
+        <w:tc>
+          <w:tcPr>
+            <w:tcW w:w="920" w:type="dxa"/>
+          </w:tcPr>
+          <w:p>
+            <w:pPr>
+              <w:jc w:val="center"/>
+              <w:rPr>
+                <w:rFonts w:hint="eastAsia"/>
+                <w:szCs w:val="21"/>
+              </w:rPr>
+            </w:pPr>
+            <w:r>
+              <w:rPr>
+                <w:rFonts w:hint="eastAsia"/>
+                <w:szCs w:val="21"/>
+              </w:rPr>
+              <w:t>0.347412</w:t>
+            </w:r>
+          </w:p>
+        </w:tc>
+        <w:tc>
+          <w:tcPr>
+            <w:tcW w:w="906" w:type="dxa"/>
+          </w:tcPr>
+          <w:p>
+            <w:pPr>
+              <w:jc w:val="center"/>
+              <w:rPr>
+                <w:rFonts w:hint="eastAsia"/>
+                <w:szCs w:val="21"/>
+              </w:rPr>
+            </w:pPr>
+            <w:r>
+              <w:rPr>
+                <w:rFonts w:hint="eastAsia"/>
+                <w:szCs w:val="21"/>
+              </w:rPr>
+              <w:t>0.476161</w:t>
+            </w:r>
+          </w:p>
+        </w:tc>
+        <w:tc>
+          <w:tcPr>
+            <w:tcW w:w="905" w:type="dxa"/>
+          </w:tcPr>
+          <w:p>
+            <w:pPr>
+              <w:jc w:val="center"/>
+              <w:rPr>
+                <w:szCs w:val="21"/>
+              </w:rPr>
+            </w:pPr>
+            <w:r>
+              <w:rPr>
+                <w:rFonts w:hint="eastAsia"/>
+                <w:szCs w:val="21"/>
+              </w:rPr>
+              <w:t>0.000000</w:t>
+            </w:r>
+          </w:p>
+        </w:tc>
+        <w:tc>
+          <w:tcPr>
+            <w:tcW w:w="891" w:type="dxa"/>
+          </w:tcPr>
+          <w:p>
+            <w:pPr>
+              <w:jc w:val="center"/>
+              <w:rPr>
+                <w:rFonts w:hint="eastAsia"/>
+                <w:szCs w:val="21"/>
+              </w:rPr>
+            </w:pPr>
+            <w:r>
+              <w:rPr>
+                <w:rFonts w:hint="eastAsia"/>
+                <w:szCs w:val="21"/>
+              </w:rPr>
+              <w:t>1.000000</w:t>
+            </w:r>
+          </w:p>
+        </w:tc>
+      </w:tr>
+    </w:tbl>
+    <w:p/>
+    <w:p>
+      <w:r>
+        <w:rPr>
+          <w:rFonts w:hint="eastAsia"/>
+        </w:rPr>
+        <w:t xml:space="preserve">　SVMのために</w:t>
+      </w:r>
+      <w:proofErr w:type="spellStart"/>
+      <w:r>
+        <w:rPr>
+          <w:rFonts w:hint="eastAsia"/>
+        </w:rPr>
+        <w:t>StandardScaler</w:t>
+      </w:r>
+      <w:proofErr w:type="spellEnd"/>
+      <w:r>
+        <w:rPr>
+          <w:rFonts w:hint="eastAsia"/>
+        </w:rPr>
+        <w:t>を用いてデータを標準化し、モデル構築を行った。また、学習データをテストデータの割合が7 : 3になるようにデータを分割した。</w:t>
+      </w:r>
+    </w:p>
+    <w:p/>
+    <w:p>
+      <w:pPr>
+        <w:pStyle w:val="a9"/>
+        <w:numPr>
+          <w:ilvl w:val="1"/>
+          <w:numId w:val="1"/>
+        </w:numPr>
+        <w:rPr>
+          <w:rFonts w:hint="eastAsia"/>
+          <w:b/>
+          <w:bCs/>
+          <w:sz w:val="24"/>
+        </w:rPr>
+      </w:pPr>
+      <w:r>
+        <w:rPr>
+          <w:rFonts w:hint="eastAsia"/>
+          <w:b/>
+          <w:bCs/>
+          <w:sz w:val="24"/>
+        </w:rPr>
+        <w:t>モデルの評価結果</w:t>
+      </w:r>
+    </w:p>
+    <w:p>
+      <w:r>
+        <w:rPr>
+          <w:rFonts w:hint="eastAsia"/>
+        </w:rPr>
+        <w:t xml:space="preserve">　以下の表3に</w:t>
+      </w:r>
+      <w:proofErr w:type="spellStart"/>
+      <w:r>
+        <w:rPr>
+          <w:rFonts w:hint="eastAsia"/>
+        </w:rPr>
+        <w:t>XGBoost</w:t>
+      </w:r>
+      <w:proofErr w:type="spellEnd"/>
+      <w:r>
+        <w:rPr>
+          <w:rFonts w:hint="eastAsia"/>
+        </w:rPr>
+        <w:t>、Random Forest、SVM(RBF)のそれぞれモデルを構築し、F1 Score(Macro average)で評価を行った。</w:t>
+      </w:r>
+    </w:p>
+    <w:p/>
+    <w:p>
+      <w:pPr>
+        <w:jc w:val="center"/>
+        <w:rPr>
+          <w:rFonts w:hint="eastAsia"/>
+          <w:b/>
+          <w:bCs/>
+        </w:rPr>
+      </w:pPr>
+      <w:r>
+        <w:rPr>
+          <w:rFonts w:hint="eastAsia"/>
+          <w:b/>
+          <w:bCs/>
+        </w:rPr>
+        <w:t>表3 モデルの評価結果</w:t>
+      </w:r>
+    </w:p>
+    <w:tbl>
+      <w:tblPr>
+        <w:tblStyle w:val="ac"/>
+        <w:tblW w:w="0" w:type="auto"/>
+        <w:tblBorders>
+          <w:left w:val="none" w:sz="0" w:space="0" w:color="auto"/>
+          <w:right w:val="none" w:sz="0" w:space="0" w:color="auto"/>
+          <w:insideH w:val="none" w:sz="0" w:space="0" w:color="auto"/>
+          <w:insideV w:val="none" w:sz="0" w:space="0" w:color="auto"/>
+        </w:tblBorders>
+        <w:tblLook w:val="04A0" w:firstRow="1" w:lastRow="0" w:firstColumn="1" w:lastColumn="0" w:noHBand="0" w:noVBand="1"/>
+      </w:tblPr>
+      <w:tblGrid>
+        <w:gridCol w:w="4247"/>
+        <w:gridCol w:w="4247"/>
+      </w:tblGrid>
+      <w:tr>
+        <w:tc>
+          <w:tcPr>
+            <w:tcW w:w="4247" w:type="dxa"/>
+            <w:tcBorders>
+              <w:top w:val="single" w:sz="4" w:space="0" w:color="auto"/>
+              <w:bottom w:val="single" w:sz="4" w:space="0" w:color="auto"/>
+            </w:tcBorders>
+          </w:tcPr>
+          <w:p>
+            <w:pPr>
+              <w:jc w:val="center"/>
+            </w:pPr>
+            <w:r>
+              <w:rPr>
+                <w:rFonts w:hint="eastAsia"/>
+              </w:rPr>
+              <w:t>モデル名</w:t>
+            </w:r>
+          </w:p>
+        </w:tc>
+        <w:tc>
+          <w:tcPr>
+            <w:tcW w:w="4247" w:type="dxa"/>
+            <w:tcBorders>
+              <w:top w:val="single" w:sz="4" w:space="0" w:color="auto"/>
+              <w:bottom w:val="single" w:sz="4" w:space="0" w:color="auto"/>
+            </w:tcBorders>
+          </w:tcPr>
+          <w:p>
+            <w:pPr>
+              <w:jc w:val="center"/>
+            </w:pPr>
+            <w:r>
+              <w:rPr>
+                <w:rFonts w:hint="eastAsia"/>
+              </w:rPr>
+              <w:t>F1 Score(Macro)</w:t>
+            </w:r>
+          </w:p>
+        </w:tc>
+      </w:tr>
+      <w:tr>
+        <w:tc>
+          <w:tcPr>
+            <w:tcW w:w="4247" w:type="dxa"/>
+            <w:tcBorders>
+              <w:top w:val="single" w:sz="4" w:space="0" w:color="auto"/>
+            </w:tcBorders>
+          </w:tcPr>
+          <w:p>
+            <w:pPr>
+              <w:jc w:val="center"/>
+            </w:pPr>
+            <w:proofErr w:type="spellStart"/>
+            <w:r>
+              <w:rPr>
+                <w:rFonts w:hint="eastAsia"/>
+              </w:rPr>
+              <w:t>XGBoost</w:t>
+            </w:r>
+            <w:proofErr w:type="spellEnd"/>
+          </w:p>
+        </w:tc>
+        <w:tc>
+          <w:tcPr>
+            <w:tcW w:w="4247" w:type="dxa"/>
+            <w:tcBorders>
+              <w:top w:val="single" w:sz="4" w:space="0" w:color="auto"/>
+            </w:tcBorders>
+          </w:tcPr>
+          <w:p>
+            <w:pPr>
+              <w:jc w:val="center"/>
+              <w:rPr>
+                <w:rFonts w:hint="eastAsia"/>
+              </w:rPr>
+            </w:pPr>
+            <w:r>
+              <w:rPr>
+                <w:rFonts w:hint="eastAsia"/>
+              </w:rPr>
+              <w:t>0.9521</w:t>
+            </w:r>
+          </w:p>
+        </w:tc>
+      </w:tr>
+      <w:tr>
+        <w:tc>
+          <w:tcPr>
+            <w:tcW w:w="4247" w:type="dxa"/>
+          </w:tcPr>
+          <w:p>
+            <w:pPr>
+              <w:jc w:val="center"/>
+              <w:rPr>
+                <w:rFonts w:hint="eastAsia"/>
+              </w:rPr>
+            </w:pPr>
+            <w:r>
+              <w:rPr>
+                <w:rFonts w:hint="eastAsia"/>
+              </w:rPr>
+              <w:t>Random Forest</w:t>
+            </w:r>
+          </w:p>
+        </w:tc>
+        <w:tc>
+          <w:tcPr>
+            <w:tcW w:w="4247" w:type="dxa"/>
+          </w:tcPr>
+          <w:p>
+            <w:pPr>
+              <w:jc w:val="center"/>
+              <w:rPr>
+                <w:rFonts w:hint="eastAsia"/>
+              </w:rPr>
+            </w:pPr>
+            <w:r>
+              <w:rPr>
+                <w:rFonts w:hint="eastAsia"/>
+              </w:rPr>
+              <w:t>0.9031</w:t>
+            </w:r>
+          </w:p>
+        </w:tc>
+      </w:tr>
+      <w:tr>
+        <w:tc>
+          <w:tcPr>
+            <w:tcW w:w="4247" w:type="dxa"/>
+          </w:tcPr>
+          <w:p>
+            <w:pPr>
+              <w:jc w:val="center"/>
+              <w:rPr>
+                <w:rFonts w:hint="eastAsia"/>
+              </w:rPr>
+            </w:pPr>
+            <w:r>
+              <w:rPr>
+                <w:rFonts w:hint="eastAsia"/>
+              </w:rPr>
+              <w:t>SVM(RBF)</w:t>
+            </w:r>
+          </w:p>
+        </w:tc>
+        <w:tc>
+          <w:tcPr>
+            <w:tcW w:w="4247" w:type="dxa"/>
+          </w:tcPr>
+          <w:p>
+            <w:pPr>
+              <w:jc w:val="center"/>
+              <w:rPr>
+                <w:rFonts w:hint="eastAsia"/>
+              </w:rPr>
+            </w:pPr>
+            <w:r>
+              <w:rPr>
+                <w:rFonts w:hint="eastAsia"/>
+              </w:rPr>
+              <w:t>0.8807</w:t>
+            </w:r>
+          </w:p>
+        </w:tc>
+      </w:tr>
+    </w:tbl>
+    <w:p/>
+    <w:p>
+      <w:r>
+        <w:rPr>
+          <w:rFonts w:hint="eastAsia"/>
+        </w:rPr>
+        <w:t xml:space="preserve">　</w:t>
+      </w:r>
+      <w:proofErr w:type="spellStart"/>
+      <w:r>
+        <w:rPr>
+          <w:rFonts w:hint="eastAsia"/>
+        </w:rPr>
+        <w:t>XGBoost</w:t>
+      </w:r>
+      <w:proofErr w:type="spellEnd"/>
+      <w:r>
+        <w:rPr>
+          <w:rFonts w:hint="eastAsia"/>
+        </w:rPr>
+        <w:t>が最も高いF1スコアを記録し、SKABのような時系列センサーデータの異常検知において勾配ブースティング木が高い性能を発揮することが確認できた。</w:t>
+      </w:r>
+    </w:p>
+    <w:p/>
+    <w:p/>
+    <w:p/>
+    <w:p/>
+    <w:p/>
+    <w:p>
+      <w:pPr>
+        <w:rPr>
+          <w:rFonts w:hint="eastAsia"/>
+        </w:rPr>
+      </w:pPr>
+    </w:p>
+    <w:p>
+      <w:pPr>
+        <w:pStyle w:val="a9"/>
+        <w:numPr>
+          <w:ilvl w:val="1"/>
+          <w:numId w:val="1"/>
+        </w:numPr>
+        <w:rPr>
+          <w:rFonts w:hint="eastAsia"/>
+          <w:b/>
+          <w:bCs/>
+          <w:sz w:val="24"/>
+        </w:rPr>
+      </w:pPr>
+      <w:r>
+        <w:rPr>
+          <w:rFonts w:hint="eastAsia"/>
+          <w:b/>
+          <w:bCs/>
+          <w:sz w:val="24"/>
+        </w:rPr>
+        <w:lastRenderedPageBreak/>
+        <w:t>変数重要度とSHAP値の比較</w:t>
+      </w:r>
+    </w:p>
+    <w:p>
+      <w:pPr>
+        <w:pStyle w:val="a9"/>
+        <w:numPr>
+          <w:ilvl w:val="2"/>
+          <w:numId w:val="1"/>
+        </w:numPr>
+        <w:rPr>
+          <w:rFonts w:hint="eastAsia"/>
+          <w:b/>
+          <w:bCs/>
+          <w:sz w:val="22"/>
+          <w:szCs w:val="22"/>
+        </w:rPr>
+      </w:pPr>
+      <w:r>
+        <w:rPr>
+          <w:rFonts w:hint="eastAsia"/>
+          <w:b/>
+          <w:bCs/>
+          <w:sz w:val="22"/>
+          <w:szCs w:val="22"/>
+        </w:rPr>
+        <w:t>変数重要度</w:t>
+      </w:r>
+    </w:p>
+    <w:p>
+      <w:r>
+        <w:rPr>
+          <w:rFonts w:hint="eastAsia"/>
+        </w:rPr>
+        <w:t xml:space="preserve">　変数重要度とは</w:t>
+      </w:r>
+      <w:proofErr w:type="spellStart"/>
+      <w:r>
+        <w:rPr>
+          <w:rFonts w:hint="eastAsia"/>
+        </w:rPr>
+        <w:t>XGBoost</w:t>
+      </w:r>
+      <w:proofErr w:type="spellEnd"/>
+      <w:r>
+        <w:rPr>
+          <w:rFonts w:hint="eastAsia"/>
+        </w:rPr>
+        <w:t>とRandom Forestのといった決定木ベースのモデルでは、各特徴量がデータを分割する際にどの程度不純度を減少させたか、</w:t>
+      </w:r>
+      <w:r>
+        <w:rPr>
+          <w:rFonts w:hint="eastAsia"/>
+        </w:rPr>
+        <w:t>あるい</w:t>
+      </w:r>
+      <w:r>
+        <w:rPr>
+          <w:rFonts w:hint="eastAsia"/>
+        </w:rPr>
+        <w:t>は精度向上に寄与したかを定量化したものを指し、モデル全体としてどの変数が学習に大きく貢献したかを示す指標であ</w:t>
+      </w:r>
+      <w:r>
+        <w:rPr>
+          <w:rFonts w:hint="eastAsia"/>
+        </w:rPr>
+        <w:t>る。</w:t>
+      </w:r>
+    </w:p>
+    <w:p>
+      <w:pPr>
+        <w:ind w:firstLineChars="100" w:firstLine="210"/>
+      </w:pPr>
+      <w:r>
+        <w:rPr>
+          <w:rFonts w:hint="eastAsia"/>
+        </w:rPr>
+        <w:t>また、</w:t>
+      </w:r>
+      <w:r>
+        <w:rPr>
+          <w:rFonts w:hint="eastAsia"/>
+        </w:rPr>
+        <w:t>線形SVMでは係数の大きさで重要度を測ることができ、非線形カーネルでは</w:t>
+      </w:r>
+      <w:r>
+        <w:rPr>
+          <w:rFonts w:hint="eastAsia"/>
+        </w:rPr>
+        <w:t>変数の直接的な寄与を見ることができないため、Permutation Importanceを用いた間接的な重要度の評価することができる。</w:t>
+      </w:r>
+    </w:p>
+    <w:p>
+      <w:r>
+        <w:rPr>
+          <w:rFonts w:hint="eastAsia"/>
+        </w:rPr>
+        <w:t xml:space="preserve">　以下の図1に各モデルにおける変数重要度</w:t>
+      </w:r>
+      <w:r>
+        <w:rPr>
+          <w:rFonts w:hint="eastAsia"/>
+        </w:rPr>
+        <w:t>を</w:t>
+      </w:r>
+      <w:r>
+        <w:rPr>
+          <w:rFonts w:hint="eastAsia"/>
+        </w:rPr>
+        <w:t>可視化したグラフを示す。本レポートではSVMの変数重要度はPermutation Importanceを用いた評価方法を採用した。</w:t>
+      </w:r>
+    </w:p>
+    <w:p/>
+    <w:p>
+      <w:r>
+        <w:drawing>
+          <wp:inline distT="0" distB="0" distL="0" distR="0" wp14:anchorId="3943AA80" wp14:editId="0E12C942">
+            <wp:extent cx="5400040" cy="1478280"/>
+            <wp:effectExtent l="0" t="0" r="0" b="7620"/>
+            <wp:docPr id="663140879" name="図 1"/>
+            <wp:cNvGraphicFramePr>
+              <a:graphicFrameLocks xmlns:a="http://schemas.openxmlformats.org/drawingml/2006/main" noChangeAspect="1"/>
+            </wp:cNvGraphicFramePr>
+            <a:graphic xmlns:a="http://schemas.openxmlformats.org/drawingml/2006/main">
+              <a:graphicData uri="http://schemas.openxmlformats.org/drawingml/2006/picture">
+                <pic:pic xmlns:pic="http://schemas.openxmlformats.org/drawingml/2006/picture">
+                  <pic:nvPicPr>
+                    <pic:cNvPr id="663140879" name=""/>
+                    <pic:cNvPicPr/>
+                  </pic:nvPicPr>
+                  <pic:blipFill>
+                    <a:blip r:embed="rId5"/>
+                    <a:stretch>
+                      <a:fillRect/>
+                    </a:stretch>
+                  </pic:blipFill>
+                  <pic:spPr>
+                    <a:xfrm>
+                      <a:off x="0" y="0"/>
+                      <a:ext cx="5400040" cy="1478280"/>
+                    </a:xfrm>
+                    <a:prstGeom prst="rect">
+                      <a:avLst/>
+                    </a:prstGeom>
+                  </pic:spPr>
+                </pic:pic>
+              </a:graphicData>
+            </a:graphic>
+          </wp:inline>
+        </w:drawing>
+      </w:r>
+    </w:p>
+    <w:p>
+      <w:pPr>
+        <w:jc w:val="center"/>
+        <w:rPr>
+          <w:b/>
+          <w:bCs/>
+        </w:rPr>
+      </w:pPr>
+      <w:r>
+        <w:rPr>
+          <w:rFonts w:hint="eastAsia"/>
+          <w:b/>
+          <w:bCs/>
+        </w:rPr>
+        <w:t>図1 各モデルにおける変数重要度の可視化</w:t>
+      </w:r>
+    </w:p>
+    <w:p>
+      <w:pPr>
+        <w:jc w:val="center"/>
+        <w:rPr>
+          <w:rFonts w:hint="eastAsia"/>
+          <w:b/>
+          <w:bCs/>
+        </w:rPr>
+      </w:pPr>
+      <w:r>
+        <w:rPr>
+          <w:rFonts w:hint="eastAsia"/>
+          <w:b/>
+          <w:bCs/>
+        </w:rPr>
+        <w:t>左：</w:t>
+      </w:r>
+      <w:proofErr w:type="spellStart"/>
+      <w:r>
+        <w:rPr>
+          <w:rFonts w:hint="eastAsia"/>
+          <w:b/>
+          <w:bCs/>
+        </w:rPr>
+        <w:t>XGBoost</w:t>
+      </w:r>
+      <w:proofErr w:type="spellEnd"/>
+      <w:r>
+        <w:rPr>
+          <w:rFonts w:hint="eastAsia"/>
+          <w:b/>
+          <w:bCs/>
+        </w:rPr>
+        <w:t>, 中央：Random Forest, 右：SVM</w:t>
+      </w:r>
+    </w:p>
+    <w:p/>
+    <w:p>
+      <w:r>
+        <w:rPr>
+          <w:rFonts w:hint="eastAsia"/>
+        </w:rPr>
+        <w:t xml:space="preserve">　</w:t>
+      </w:r>
+      <w:proofErr w:type="spellStart"/>
+      <w:r>
+        <w:rPr>
+          <w:rFonts w:hint="eastAsia"/>
+        </w:rPr>
+        <w:t>XGBoost</w:t>
+      </w:r>
+      <w:proofErr w:type="spellEnd"/>
+      <w:r>
+        <w:rPr>
+          <w:rFonts w:hint="eastAsia"/>
+        </w:rPr>
+        <w:t>とRandom Forest</w:t>
+      </w:r>
+      <w:r>
+        <w:rPr>
+          <w:rFonts w:hint="eastAsia"/>
+        </w:rPr>
+        <w:t>はともに決定木</w:t>
+      </w:r>
+      <w:r>
+        <w:rPr>
+          <w:rFonts w:hint="eastAsia"/>
+        </w:rPr>
+        <w:t>ベースのモデルであるため、重要視する変数の上位3つは同じものとなった。</w:t>
+      </w:r>
+    </w:p>
+    <w:p>
+      <w:pPr>
+        <w:ind w:firstLineChars="100" w:firstLine="210"/>
+      </w:pPr>
+      <w:proofErr w:type="spellStart"/>
+      <w:r>
+        <w:rPr>
+          <w:rFonts w:hint="eastAsia"/>
+        </w:rPr>
+        <w:t>XGBoost</w:t>
+      </w:r>
+      <w:proofErr w:type="spellEnd"/>
+      <w:r>
+        <w:rPr>
+          <w:rFonts w:hint="eastAsia"/>
+        </w:rPr>
+        <w:t xml:space="preserve">においてはVolume Flow </w:t>
+      </w:r>
+      <w:proofErr w:type="spellStart"/>
+      <w:r>
+        <w:rPr>
+          <w:rFonts w:hint="eastAsia"/>
+        </w:rPr>
+        <w:t>RateRMS</w:t>
+      </w:r>
+      <w:proofErr w:type="spellEnd"/>
+      <w:r>
+        <w:rPr>
+          <w:rFonts w:hint="eastAsia"/>
+        </w:rPr>
+        <w:t>の重要度が0.7を超え、他の変数は0.1を下回っていることから</w:t>
+      </w:r>
+      <w:proofErr w:type="spellStart"/>
+      <w:r>
+        <w:rPr>
+          <w:rFonts w:hint="eastAsia"/>
+        </w:rPr>
+        <w:t>XGBoost</w:t>
+      </w:r>
+      <w:proofErr w:type="spellEnd"/>
+      <w:r>
+        <w:rPr>
+          <w:rFonts w:hint="eastAsia"/>
+        </w:rPr>
+        <w:t xml:space="preserve">による異常検知ではほぼVolume Flow </w:t>
+      </w:r>
+      <w:proofErr w:type="spellStart"/>
+      <w:r>
+        <w:rPr>
+          <w:rFonts w:hint="eastAsia"/>
+        </w:rPr>
+        <w:t>RateRMS</w:t>
+      </w:r>
+      <w:proofErr w:type="spellEnd"/>
+      <w:r>
+        <w:rPr>
+          <w:rFonts w:hint="eastAsia"/>
+        </w:rPr>
+        <w:t>の値だけに依存していることが分かる。</w:t>
+      </w:r>
+    </w:p>
+    <w:p>
+      <w:pPr>
+        <w:ind w:firstLineChars="100" w:firstLine="210"/>
+      </w:pPr>
+      <w:r>
+        <w:rPr>
+          <w:rFonts w:hint="eastAsia"/>
+        </w:rPr>
+        <w:t xml:space="preserve">Random ForestはVolume Flow </w:t>
+      </w:r>
+      <w:proofErr w:type="spellStart"/>
+      <w:r>
+        <w:rPr>
+          <w:rFonts w:hint="eastAsia"/>
+        </w:rPr>
+        <w:t>RateRMS</w:t>
+      </w:r>
+      <w:proofErr w:type="spellEnd"/>
+      <w:r>
+        <w:rPr>
+          <w:rFonts w:hint="eastAsia"/>
+        </w:rPr>
+        <w:t>の重要度が0.8を超えているため、</w:t>
+      </w:r>
+      <w:proofErr w:type="spellStart"/>
+      <w:r>
+        <w:rPr>
+          <w:rFonts w:hint="eastAsia"/>
+        </w:rPr>
+        <w:t>XGBoost</w:t>
+      </w:r>
+      <w:proofErr w:type="spellEnd"/>
+      <w:r>
+        <w:rPr>
+          <w:rFonts w:hint="eastAsia"/>
+        </w:rPr>
+        <w:t xml:space="preserve">と同様にRandom Forestによる異常検知でもほぼVolume Flow </w:t>
+      </w:r>
+      <w:proofErr w:type="spellStart"/>
+      <w:r>
+        <w:rPr>
+          <w:rFonts w:hint="eastAsia"/>
+        </w:rPr>
+        <w:t>RateRMS</w:t>
+      </w:r>
+      <w:proofErr w:type="spellEnd"/>
+      <w:r>
+        <w:rPr>
+          <w:rFonts w:hint="eastAsia"/>
+        </w:rPr>
+        <w:t>の値だけに依存していることが分かる。</w:t>
+      </w:r>
+    </w:p>
+    <w:p>
+      <w:pPr>
+        <w:ind w:firstLineChars="100" w:firstLine="210"/>
+      </w:pPr>
+      <w:r>
+        <w:rPr>
+          <w:rFonts w:hint="eastAsia"/>
+        </w:rPr>
+        <w:t xml:space="preserve">SVMにおいては最も重要度が高い変数は他二つのモデルと同様にVolume Flow </w:t>
+      </w:r>
+      <w:proofErr w:type="spellStart"/>
+      <w:r>
+        <w:rPr>
+          <w:rFonts w:hint="eastAsia"/>
+        </w:rPr>
+        <w:t>RateRMS</w:t>
+      </w:r>
+      <w:proofErr w:type="spellEnd"/>
+      <w:r>
+        <w:rPr>
+          <w:rFonts w:hint="eastAsia"/>
+        </w:rPr>
+        <w:t>であるがその重要度は0.35程度である。つまり、SVMの場合は</w:t>
+      </w:r>
+      <w:proofErr w:type="spellStart"/>
+      <w:r>
+        <w:rPr>
+          <w:rFonts w:hint="eastAsia"/>
+        </w:rPr>
+        <w:t>Vokume</w:t>
+      </w:r>
+      <w:proofErr w:type="spellEnd"/>
+      <w:r>
+        <w:rPr>
+          <w:rFonts w:hint="eastAsia"/>
+        </w:rPr>
+        <w:t xml:space="preserve"> Flow </w:t>
+      </w:r>
+      <w:proofErr w:type="spellStart"/>
+      <w:r>
+        <w:rPr>
+          <w:rFonts w:hint="eastAsia"/>
+        </w:rPr>
+        <w:t>RateRMS</w:t>
+      </w:r>
+      <w:proofErr w:type="spellEnd"/>
+      <w:r>
+        <w:rPr>
+          <w:rFonts w:hint="eastAsia"/>
+        </w:rPr>
+        <w:t>をシャッフルしても精度低下は0.35程度で済み、他の変数の組み合わせや相互作用</w:t>
+      </w:r>
+      <w:r>
+        <w:rPr>
+          <w:rFonts w:hint="eastAsia"/>
+        </w:rPr>
+        <w:t>も判断に使っていることが示唆された。</w:t>
+      </w:r>
+    </w:p>
+    <w:p>
+      <w:pPr>
+        <w:pStyle w:val="a9"/>
+        <w:numPr>
+          <w:ilvl w:val="2"/>
+          <w:numId w:val="1"/>
+        </w:numPr>
+        <w:rPr>
+          <w:rFonts w:hint="eastAsia"/>
+          <w:b/>
+          <w:bCs/>
+          <w:sz w:val="22"/>
+          <w:szCs w:val="22"/>
+        </w:rPr>
+      </w:pPr>
+      <w:r>
+        <w:rPr>
+          <w:rFonts w:hint="eastAsia"/>
+          <w:b/>
+          <w:bCs/>
+          <w:sz w:val="22"/>
+          <w:szCs w:val="22"/>
+        </w:rPr>
+        <w:lastRenderedPageBreak/>
+        <w:t>SHAP値</w:t>
+      </w:r>
+    </w:p>
+    <w:p>
+      <w:pPr>
+        <w:ind w:firstLineChars="100" w:firstLine="210"/>
+      </w:pPr>
+      <w:r>
+        <w:rPr>
+          <w:rFonts w:hint="eastAsia"/>
+        </w:rPr>
+        <w:t>SHAP値とは協力ゲーム理論のシャープレイ値を機械学習に応用した手法であり、ある予測結果に対して、各特徴量がその予測値を平均的な予測値からどれだけ押し上げたかもしくは押し下げたかを算出するものである。</w:t>
+      </w:r>
+    </w:p>
+    <w:p>
+      <w:pPr>
+        <w:ind w:firstLineChars="100" w:firstLine="210"/>
+      </w:pPr>
+      <w:r>
+        <w:rPr>
+          <w:rFonts w:hint="eastAsia"/>
+        </w:rPr>
+        <w:t>変数重要度とは異なり、変数の値の大小と予測値の上昇・下降の関係や個々のデータポイントごとの寄与まで詳細に分解して解釈できる。</w:t>
+      </w:r>
+    </w:p>
+    <w:p>
+      <w:pPr>
+        <w:ind w:firstLineChars="100" w:firstLine="210"/>
+      </w:pPr>
+      <w:r>
+        <w:rPr>
+          <w:rFonts w:hint="eastAsia"/>
+        </w:rPr>
+        <w:t>以下の図2に</w:t>
+      </w:r>
+      <w:proofErr w:type="spellStart"/>
+      <w:r>
+        <w:rPr>
+          <w:rFonts w:hint="eastAsia"/>
+        </w:rPr>
+        <w:t>XGBoost</w:t>
+      </w:r>
+      <w:proofErr w:type="spellEnd"/>
+      <w:r>
+        <w:rPr>
+          <w:rFonts w:hint="eastAsia"/>
+        </w:rPr>
+        <w:t>のSHAP値を可視化したグラフ、図3にRandom ForestのSHAP値を可視化したグラフ、図4にSVMのSHAP値を可視化したグラフを示す。</w:t>
+      </w:r>
+    </w:p>
+    <w:p>
+      <w:pPr>
+        <w:ind w:firstLineChars="100" w:firstLine="210"/>
+      </w:pPr>
+    </w:p>
+    <w:p>
+      <w:pPr>
+        <w:ind w:firstLineChars="100" w:firstLine="210"/>
+      </w:pPr>
+      <w:r>
+        <w:drawing>
+          <wp:inline distT="0" distB="0" distL="0" distR="0" wp14:anchorId="5625451E" wp14:editId="6C804BC7">
+            <wp:extent cx="5400040" cy="3137535"/>
+            <wp:effectExtent l="0" t="0" r="0" b="5715"/>
+            <wp:docPr id="1866610265" name="図 1"/>
+            <wp:cNvGraphicFramePr>
+              <a:graphicFrameLocks xmlns:a="http://schemas.openxmlformats.org/drawingml/2006/main" noChangeAspect="1"/>
+            </wp:cNvGraphicFramePr>
+            <a:graphic xmlns:a="http://schemas.openxmlformats.org/drawingml/2006/main">
+              <a:graphicData uri="http://schemas.openxmlformats.org/drawingml/2006/picture">
+                <pic:pic xmlns:pic="http://schemas.openxmlformats.org/drawingml/2006/picture">
+                  <pic:nvPicPr>
+                    <pic:cNvPr id="1866610265" name=""/>
+                    <pic:cNvPicPr/>
+                  </pic:nvPicPr>
+                  <pic:blipFill>
+                    <a:blip r:embed="rId6"/>
+                    <a:stretch>
+                      <a:fillRect/>
+                    </a:stretch>
+                  </pic:blipFill>
+                  <pic:spPr>
+                    <a:xfrm>
+                      <a:off x="0" y="0"/>
+                      <a:ext cx="5400040" cy="3137535"/>
+                    </a:xfrm>
+                    <a:prstGeom prst="rect">
+                      <a:avLst/>
+                    </a:prstGeom>
+                  </pic:spPr>
+                </pic:pic>
+              </a:graphicData>
+            </a:graphic>
+          </wp:inline>
+        </w:drawing>
+      </w:r>
+    </w:p>
+    <w:p>
+      <w:pPr>
+        <w:ind w:firstLineChars="100" w:firstLine="210"/>
+        <w:jc w:val="center"/>
+        <w:rPr>
+          <w:rFonts w:hint="eastAsia"/>
+          <w:b/>
+          <w:bCs/>
+        </w:rPr>
+      </w:pPr>
+      <w:r>
+        <w:rPr>
+          <w:rFonts w:hint="eastAsia"/>
+          <w:b/>
+          <w:bCs/>
+        </w:rPr>
+        <w:t xml:space="preserve">図2 </w:t>
+      </w:r>
+      <w:proofErr w:type="spellStart"/>
+      <w:r>
+        <w:rPr>
+          <w:rFonts w:hint="eastAsia"/>
+          <w:b/>
+          <w:bCs/>
+        </w:rPr>
+        <w:t>XGBoost</w:t>
+      </w:r>
+      <w:proofErr w:type="spellEnd"/>
+      <w:r>
+        <w:rPr>
+          <w:rFonts w:hint="eastAsia"/>
+          <w:b/>
+          <w:bCs/>
+        </w:rPr>
+        <w:t>のSHAP値Summary</w:t>
+      </w:r>
+    </w:p>
+    <w:p>
+      <w:pPr>
+        <w:ind w:firstLineChars="100" w:firstLine="210"/>
+      </w:pPr>
+    </w:p>
+    <w:p>
+      <w:pPr>
+        <w:ind w:firstLineChars="100" w:firstLine="210"/>
+      </w:pPr>
+      <w:r>
+        <w:rPr>
+          <w:rFonts w:hint="eastAsia"/>
+        </w:rPr>
+        <w:t xml:space="preserve">　図2より、SHAP値を用いてもVolume Flow </w:t>
+      </w:r>
+      <w:proofErr w:type="spellStart"/>
+      <w:r>
+        <w:rPr>
+          <w:rFonts w:hint="eastAsia"/>
+        </w:rPr>
+        <w:t>RateRMS</w:t>
+      </w:r>
+      <w:proofErr w:type="spellEnd"/>
+      <w:r>
+        <w:rPr>
+          <w:rFonts w:hint="eastAsia"/>
+        </w:rPr>
+        <w:t>が他の変数に比べて極端に重要な変数であることが分かる。2番目と3番目にThermocoupleとTemperatureがきており、これらの変数も異常検知において無視できない重要な要素としてモデルが学習していることが分かる。</w:t>
+      </w:r>
+    </w:p>
+    <w:p>
+      <w:pPr>
+        <w:ind w:firstLineChars="100" w:firstLine="210"/>
+      </w:pPr>
+    </w:p>
+    <w:p>
+      <w:pPr>
+        <w:ind w:firstLineChars="100" w:firstLine="210"/>
+        <w:jc w:val="center"/>
+      </w:pPr>
+      <w:r>
+        <w:lastRenderedPageBreak/>
+        <w:drawing>
+          <wp:inline distT="0" distB="0" distL="0" distR="0" wp14:anchorId="4D18D501" wp14:editId="2DA9F5E5">
+            <wp:extent cx="4193569" cy="5784233"/>
+            <wp:effectExtent l="0" t="0" r="0" b="6985"/>
+            <wp:docPr id="2130789234" name="図 1"/>
+            <wp:cNvGraphicFramePr>
+              <a:graphicFrameLocks xmlns:a="http://schemas.openxmlformats.org/drawingml/2006/main" noChangeAspect="1"/>
+            </wp:cNvGraphicFramePr>
+            <a:graphic xmlns:a="http://schemas.openxmlformats.org/drawingml/2006/main">
+              <a:graphicData uri="http://schemas.openxmlformats.org/drawingml/2006/picture">
+                <pic:pic xmlns:pic="http://schemas.openxmlformats.org/drawingml/2006/picture">
+                  <pic:nvPicPr>
+                    <pic:cNvPr id="2130789234" name=""/>
+                    <pic:cNvPicPr/>
+                  </pic:nvPicPr>
+                  <pic:blipFill>
+                    <a:blip r:embed="rId7"/>
+                    <a:stretch>
+                      <a:fillRect/>
+                    </a:stretch>
+                  </pic:blipFill>
+                  <pic:spPr>
+                    <a:xfrm>
+                      <a:off x="0" y="0"/>
+                      <a:ext cx="4201541" cy="5795229"/>
+                    </a:xfrm>
+                    <a:prstGeom prst="rect">
+                      <a:avLst/>
+                    </a:prstGeom>
+                  </pic:spPr>
+                </pic:pic>
+              </a:graphicData>
+            </a:graphic>
+          </wp:inline>
+        </w:drawing>
+      </w:r>
+    </w:p>
+    <w:p>
+      <w:pPr>
+        <w:ind w:firstLineChars="100" w:firstLine="210"/>
+        <w:jc w:val="center"/>
+        <w:rPr>
+          <w:rFonts w:hint="eastAsia"/>
+          <w:b/>
+          <w:bCs/>
+        </w:rPr>
+      </w:pPr>
+      <w:r>
+        <w:rPr>
+          <w:rFonts w:hint="eastAsia"/>
+          <w:b/>
+          <w:bCs/>
+        </w:rPr>
+        <w:t>図3 Random ForestのSHAP値Summary</w:t>
+      </w:r>
+    </w:p>
+    <w:p>
+      <w:pPr>
+        <w:ind w:firstLineChars="100" w:firstLine="210"/>
+      </w:pPr>
+    </w:p>
+    <w:p>
+      <w:pPr>
+        <w:ind w:firstLineChars="100" w:firstLine="210"/>
+      </w:pPr>
+      <w:r>
+        <w:rPr>
+          <w:rFonts w:hint="eastAsia"/>
+        </w:rPr>
+        <w:t xml:space="preserve">　</w:t>
+      </w:r>
+      <w:r>
+        <w:rPr>
+          <w:rFonts w:hint="eastAsia"/>
+        </w:rPr>
+        <w:t>図3より</w:t>
+      </w:r>
+      <w:proofErr w:type="spellStart"/>
+      <w:r>
+        <w:rPr>
+          <w:rFonts w:hint="eastAsia"/>
+        </w:rPr>
+        <w:t>XGBoost</w:t>
+      </w:r>
+      <w:proofErr w:type="spellEnd"/>
+      <w:r>
+        <w:rPr>
+          <w:rFonts w:hint="eastAsia"/>
+        </w:rPr>
+        <w:t xml:space="preserve">と同様にRandom ForestでもVolume Flow </w:t>
+      </w:r>
+      <w:proofErr w:type="spellStart"/>
+      <w:r>
+        <w:rPr>
+          <w:rFonts w:hint="eastAsia"/>
+        </w:rPr>
+        <w:t>RateRMS</w:t>
+      </w:r>
+      <w:proofErr w:type="spellEnd"/>
+      <w:r>
+        <w:rPr>
+          <w:rFonts w:hint="eastAsia"/>
+        </w:rPr>
+        <w:t xml:space="preserve">が非常に重要であることがわかる。モデルを変更しても結果が変わらないということは、Volume Flow </w:t>
+      </w:r>
+      <w:proofErr w:type="spellStart"/>
+      <w:r>
+        <w:rPr>
+          <w:rFonts w:hint="eastAsia"/>
+        </w:rPr>
+        <w:t>RateRMS</w:t>
+      </w:r>
+      <w:proofErr w:type="spellEnd"/>
+      <w:r>
+        <w:rPr>
+          <w:rFonts w:hint="eastAsia"/>
+        </w:rPr>
+        <w:t>がモデルの形式にかかわらず、異常検知において絶対的に重要な指標であることが示唆された。</w:t>
+      </w:r>
+    </w:p>
+    <w:p>
+      <w:pPr>
+        <w:ind w:firstLineChars="100" w:firstLine="210"/>
+      </w:pPr>
+      <w:proofErr w:type="spellStart"/>
+      <w:r>
+        <w:rPr>
+          <w:rFonts w:hint="eastAsia"/>
+        </w:rPr>
+        <w:t>XGBoost</w:t>
+      </w:r>
+      <w:proofErr w:type="spellEnd"/>
+      <w:r>
+        <w:rPr>
+          <w:rFonts w:hint="eastAsia"/>
+        </w:rPr>
+        <w:t>ではThermocoupleが2位で、Temperatureが3位だったが、Random Forestではその順位が入れ替わっている。これはこの二つの変数が似た情報を持っている可能性が考えられる。</w:t>
+      </w:r>
+    </w:p>
+    <w:p/>
+    <w:p>
+      <w:r>
+        <w:lastRenderedPageBreak/>
+        <w:drawing>
+          <wp:inline distT="0" distB="0" distL="0" distR="0" wp14:anchorId="19F9EE2C" wp14:editId="092E9B1D">
+            <wp:extent cx="5400040" cy="3137535"/>
+            <wp:effectExtent l="0" t="0" r="0" b="5715"/>
+            <wp:docPr id="1248571217" name="図 1"/>
+            <wp:cNvGraphicFramePr>
+              <a:graphicFrameLocks xmlns:a="http://schemas.openxmlformats.org/drawingml/2006/main" noChangeAspect="1"/>
+            </wp:cNvGraphicFramePr>
+            <a:graphic xmlns:a="http://schemas.openxmlformats.org/drawingml/2006/main">
+              <a:graphicData uri="http://schemas.openxmlformats.org/drawingml/2006/picture">
+                <pic:pic xmlns:pic="http://schemas.openxmlformats.org/drawingml/2006/picture">
+                  <pic:nvPicPr>
+                    <pic:cNvPr id="1248571217" name=""/>
+                    <pic:cNvPicPr/>
+                  </pic:nvPicPr>
+                  <pic:blipFill>
+                    <a:blip r:embed="rId8"/>
+                    <a:stretch>
+                      <a:fillRect/>
+                    </a:stretch>
+                  </pic:blipFill>
+                  <pic:spPr>
+                    <a:xfrm>
+                      <a:off x="0" y="0"/>
+                      <a:ext cx="5400040" cy="3137535"/>
+                    </a:xfrm>
+                    <a:prstGeom prst="rect">
+                      <a:avLst/>
+                    </a:prstGeom>
+                  </pic:spPr>
+                </pic:pic>
+              </a:graphicData>
+            </a:graphic>
+          </wp:inline>
+        </w:drawing>
+      </w:r>
+    </w:p>
+    <w:p>
+      <w:pPr>
+        <w:jc w:val="center"/>
+        <w:rPr>
+          <w:rFonts w:hint="eastAsia"/>
+          <w:b/>
+          <w:bCs/>
+        </w:rPr>
+      </w:pPr>
+      <w:r>
+        <w:rPr>
+          <w:rFonts w:hint="eastAsia"/>
+          <w:b/>
+          <w:bCs/>
+        </w:rPr>
+        <w:t>図4 SVMのSHAP値Summary</w:t>
+      </w:r>
+    </w:p>
+    <w:p/>
+    <w:p>
+      <w:pPr>
+        <w:ind w:firstLineChars="100" w:firstLine="210"/>
+      </w:pPr>
+      <w:r>
+        <w:rPr>
+          <w:rFonts w:hint="eastAsia"/>
+        </w:rPr>
+        <w:t xml:space="preserve">図4より、SVMも他2つのモデルと同様にVolume Flow </w:t>
+      </w:r>
+      <w:proofErr w:type="spellStart"/>
+      <w:r>
+        <w:rPr>
+          <w:rFonts w:hint="eastAsia"/>
+        </w:rPr>
+        <w:t>RateRMS</w:t>
+      </w:r>
+      <w:proofErr w:type="spellEnd"/>
+      <w:r>
+        <w:rPr>
+          <w:rFonts w:hint="eastAsia"/>
+        </w:rPr>
+        <w:t>が最も重要な変数としていることがわかる。</w:t>
+      </w:r>
+      <w:r>
+        <w:rPr>
+          <w:rFonts w:hint="eastAsia"/>
+        </w:rPr>
+        <w:t xml:space="preserve">モデルを変更しても結果が変わらないということは、Volume Flow </w:t>
+      </w:r>
+      <w:proofErr w:type="spellStart"/>
+      <w:r>
+        <w:rPr>
+          <w:rFonts w:hint="eastAsia"/>
+        </w:rPr>
+        <w:t>RateRMS</w:t>
+      </w:r>
+      <w:proofErr w:type="spellEnd"/>
+      <w:r>
+        <w:rPr>
+          <w:rFonts w:hint="eastAsia"/>
+        </w:rPr>
+        <w:t>がモデルの形式にかかわらず、異常検知において絶対的に重要な指標であることが示唆された。</w:t>
+      </w:r>
+    </w:p>
+    <w:p>
+      <w:pPr>
+        <w:rPr>
+          <w:rFonts w:hint="eastAsia"/>
+        </w:rPr>
+      </w:pPr>
+      <w:r>
+        <w:rPr>
+          <w:rFonts w:hint="eastAsia"/>
+        </w:rPr>
+        <w:t xml:space="preserve">　SVMモデルであっても、このデータセットにおいては特定の変数に強く依存して異常を検知している傾向が読み取れる。</w:t>
+      </w:r>
+    </w:p>
+    <w:p>
+      <w:pPr>
+        <w:rPr>
+          <w:rFonts w:hint="eastAsia"/>
+        </w:rPr>
+      </w:pPr>
+    </w:p>
+    <w:p>
+      <w:pPr>
+        <w:pStyle w:val="a9"/>
+        <w:numPr>
+          <w:ilvl w:val="1"/>
+          <w:numId w:val="1"/>
+        </w:numPr>
+        <w:rPr>
+          <w:rFonts w:hint="eastAsia"/>
+          <w:b/>
+          <w:bCs/>
+          <w:sz w:val="24"/>
+        </w:rPr>
+      </w:pPr>
+      <w:r>
+        <w:rPr>
+          <w:rFonts w:hint="eastAsia"/>
+          <w:b/>
+          <w:bCs/>
+          <w:sz w:val="24"/>
+        </w:rPr>
+        <w:t>SKABデータにおける異常検知モデルの比較</w:t>
+      </w:r>
+      <w:r>
+        <w:rPr>
+          <w:rFonts w:hint="eastAsia"/>
+          <w:b/>
+          <w:bCs/>
+          <w:sz w:val="24"/>
+        </w:rPr>
+        <w:t>考察</w:t>
+      </w:r>
+    </w:p>
+    <w:p>
+      <w:pPr>
+        <w:ind w:firstLineChars="100" w:firstLine="210"/>
+      </w:pPr>
+      <w:r>
+        <w:t>SKABデータにおける異常検知では、</w:t>
+      </w:r>
+      <w:proofErr w:type="spellStart"/>
+      <w:r>
+        <w:t>XGBoost</w:t>
+      </w:r>
+      <w:proofErr w:type="spellEnd"/>
+      <w:r>
+        <w:t>が最も高いF1スコア（0.9521）を記録した。特筆すべきは、</w:t>
+      </w:r>
+      <w:proofErr w:type="spellStart"/>
+      <w:r>
+        <w:t>XGBoost</w:t>
+      </w:r>
+      <w:proofErr w:type="spellEnd"/>
+      <w:r>
+        <w:t xml:space="preserve">とRandom Forestにおいて Volume Flow </w:t>
+      </w:r>
+      <w:proofErr w:type="spellStart"/>
+      <w:r>
+        <w:t>RateRMS</w:t>
+      </w:r>
+      <w:proofErr w:type="spellEnd"/>
+      <w:r>
+        <w:t>の変数重要度が突出して高く、モデルがこの変数を異常検知の決定的な要因として捉えている。</w:t>
+      </w:r>
+      <w:r>
+        <w:rPr>
+          <w:rFonts w:hint="eastAsia"/>
+        </w:rPr>
+        <w:t xml:space="preserve">　　　　</w:t>
+      </w:r>
+    </w:p>
+    <w:p>
+      <w:pPr>
+        <w:ind w:firstLineChars="100" w:firstLine="210"/>
+      </w:pPr>
+      <w:r>
+        <w:t>SHAP値の可視化においても、この変数の寄与が圧倒的であることが確認された。</w:t>
+      </w:r>
+      <w:r>
+        <w:rPr>
+          <w:rFonts w:hint="eastAsia"/>
+        </w:rPr>
+        <w:t>しかし</w:t>
+      </w:r>
+      <w:r>
+        <w:t xml:space="preserve">、SVMでは Volume Flow </w:t>
+      </w:r>
+      <w:proofErr w:type="spellStart"/>
+      <w:r>
+        <w:t>RateRMS</w:t>
+      </w:r>
+      <w:proofErr w:type="spellEnd"/>
+      <w:r>
+        <w:t xml:space="preserve"> の重要度は相対的に低く、他の変数との組み合わせを考慮していることが示唆された。</w:t>
+      </w:r>
+    </w:p>
+    <w:p>
+      <w:pPr>
+        <w:ind w:firstLineChars="100" w:firstLine="210"/>
+      </w:pPr>
+      <w:r>
+        <w:t>これは、決定木ベースのモデル（特に</w:t>
+      </w:r>
+      <w:proofErr w:type="spellStart"/>
+      <w:r>
+        <w:t>XGBoost</w:t>
+      </w:r>
+      <w:proofErr w:type="spellEnd"/>
+      <w:r>
+        <w:t>）が予測に最も有効な少数の変数に依存しやすい特性を持つことを反映している</w:t>
+      </w:r>
+      <w:r>
+        <w:rPr>
+          <w:rFonts w:hint="eastAsia"/>
+        </w:rPr>
+        <w:t>と考える</w:t>
+      </w:r>
+      <w:r>
+        <w:t>。</w:t>
+      </w:r>
+      <w:r>
+        <w:rPr>
+          <w:rFonts w:hint="eastAsia"/>
+        </w:rPr>
+        <w:t>現実世界</w:t>
+      </w:r>
+      <w:r>
+        <w:t>においては、このような特定のセンサーへの過度な依存は、そのセンサーの故障時に誤検知を引き起こすリスクがあるため、意図的に変数を制限したモデル構築も検討すべきである。</w:t>
+      </w:r>
+    </w:p>
+    <w:p/>
+    <w:p>
+      <w:pPr>
+        <w:pStyle w:val="a9"/>
+        <w:numPr>
+          <w:ilvl w:val="0"/>
+          <w:numId w:val="1"/>
+        </w:numPr>
+        <w:rPr>
+          <w:rFonts w:hint="eastAsia"/>
+          <w:b/>
+          <w:bCs/>
+          <w:sz w:val="28"/>
+          <w:szCs w:val="28"/>
+          <w:u w:val="single"/>
+        </w:rPr>
+      </w:pPr>
+      <w:r>
+        <w:rPr>
+          <w:rFonts w:hint="eastAsia"/>
+          <w:b/>
+          <w:bCs/>
+          <w:sz w:val="28"/>
+          <w:szCs w:val="28"/>
+          <w:u w:val="single"/>
+        </w:rPr>
+        <w:lastRenderedPageBreak/>
+        <w:t xml:space="preserve">課題2 </w:t>
+      </w:r>
+      <w:r>
+        <w:rPr>
+          <w:rFonts w:hint="eastAsia"/>
+          <w:b/>
+          <w:bCs/>
+          <w:sz w:val="28"/>
+          <w:szCs w:val="28"/>
+          <w:u w:val="single"/>
+        </w:rPr>
+        <w:t>プロ野球データにおける勝利数予測(回帰分析)</w:t>
+      </w:r>
+    </w:p>
+    <w:p>
+      <w:pPr>
+        <w:pStyle w:val="a9"/>
+        <w:numPr>
+          <w:ilvl w:val="1"/>
+          <w:numId w:val="1"/>
+        </w:numPr>
+        <w:rPr>
+          <w:rFonts w:hint="eastAsia"/>
+          <w:b/>
+          <w:bCs/>
+          <w:sz w:val="24"/>
+        </w:rPr>
+      </w:pPr>
+      <w:r>
+        <w:rPr>
+          <w:rFonts w:hint="eastAsia"/>
+          <w:b/>
+          <w:bCs/>
+          <w:sz w:val="24"/>
+        </w:rPr>
+        <w:t>データの概要</w:t>
+      </w:r>
+    </w:p>
+    <w:p>
+      <w:pPr>
+        <w:ind w:firstLineChars="100" w:firstLine="210"/>
+        <w:rPr>
+          <w:rFonts w:hint="eastAsia"/>
+        </w:rPr>
+      </w:pPr>
+      <w:r>
+        <w:rPr>
+          <w:rFonts w:hint="eastAsia"/>
+        </w:rPr>
+        <w:t>以下の表</w:t>
+      </w:r>
+      <w:r>
+        <w:rPr>
+          <w:rFonts w:hint="eastAsia"/>
+        </w:rPr>
+        <w:t>4</w:t>
+      </w:r>
+      <w:r>
+        <w:rPr>
+          <w:rFonts w:hint="eastAsia"/>
+        </w:rPr>
+        <w:t>に本レポートで用いた</w:t>
+      </w:r>
+      <w:r>
+        <w:rPr>
+          <w:rFonts w:hint="eastAsia"/>
+        </w:rPr>
+        <w:t>プロ野球のチーム成績</w:t>
+      </w:r>
+      <w:r>
+        <w:rPr>
+          <w:rFonts w:hint="eastAsia"/>
+        </w:rPr>
+        <w:t>の変数を示す。</w:t>
+      </w:r>
+    </w:p>
+    <w:p>
+      <w:pPr>
+        <w:rPr>
+          <w:rFonts w:hint="eastAsia"/>
+        </w:rPr>
+      </w:pPr>
+    </w:p>
+    <w:p>
+      <w:pPr>
+        <w:jc w:val="center"/>
+        <w:rPr>
+          <w:rFonts w:hint="eastAsia"/>
+          <w:b/>
+          <w:bCs/>
+        </w:rPr>
+      </w:pPr>
+      <w:r>
+        <w:rPr>
+          <w:rFonts w:hint="eastAsia"/>
+          <w:b/>
+          <w:bCs/>
+        </w:rPr>
+        <w:t>表4 変数説明</w:t>
+      </w:r>
+      <w:r>
+        <w:rPr>
+          <w:rFonts w:hint="eastAsia"/>
+          <w:b/>
+          <w:bCs/>
+        </w:rPr>
+        <w:t>(課題2)</w:t>
+      </w:r>
+    </w:p>
+    <w:tbl>
+      <w:tblPr>
+        <w:tblW w:w="5000" w:type="pct"/>
+        <w:tblBorders>
+          <w:top w:val="single" w:sz="4" w:space="0" w:color="auto"/>
+          <w:bottom w:val="single" w:sz="4" w:space="0" w:color="auto"/>
+        </w:tblBorders>
+        <w:tblLook w:val="04A0" w:firstRow="1" w:lastRow="0" w:firstColumn="1" w:lastColumn="0" w:noHBand="0" w:noVBand="1"/>
+      </w:tblPr>
+      <w:tblGrid>
+        <w:gridCol w:w="4252"/>
+        <w:gridCol w:w="4252"/>
+      </w:tblGrid>
+      <w:tr>
+        <w:trPr>
+          <w:cantSplit/>
+          <w:trHeight w:hRule="exact" w:val="227"/>
+        </w:trPr>
+        <w:tc>
+          <w:tcPr>
+            <w:tcW w:w="2500" w:type="pct"/>
+            <w:tcBorders>
+              <w:bottom w:val="single" w:sz="4" w:space="0" w:color="auto"/>
+            </w:tcBorders>
+          </w:tcPr>
+          <w:p>
+            <w:pPr>
+              <w:spacing w:line="240" w:lineRule="exact"/>
+              <w:jc w:val="center"/>
+              <w:rPr>
+                <w:sz w:val="12"/>
+                <w:szCs w:val="12"/>
+              </w:rPr>
+            </w:pPr>
+            <w:r>
+              <w:rPr>
+                <w:rFonts w:hint="eastAsia"/>
+                <w:sz w:val="12"/>
+                <w:szCs w:val="12"/>
+              </w:rPr>
+              <w:t>変数名</w:t>
+            </w:r>
+          </w:p>
+        </w:tc>
+        <w:tc>
+          <w:tcPr>
+            <w:tcW w:w="2500" w:type="pct"/>
+            <w:tcBorders>
+              <w:bottom w:val="single" w:sz="4" w:space="0" w:color="auto"/>
+            </w:tcBorders>
+          </w:tcPr>
+          <w:p>
+            <w:pPr>
+              <w:jc w:val="center"/>
+              <w:rPr>
+                <w:sz w:val="12"/>
+                <w:szCs w:val="12"/>
+              </w:rPr>
+            </w:pPr>
+            <w:r>
+              <w:rPr>
+                <w:rFonts w:hint="eastAsia"/>
+                <w:sz w:val="12"/>
+                <w:szCs w:val="12"/>
+              </w:rPr>
+              <w:t>説明</w:t>
+            </w:r>
+          </w:p>
+        </w:tc>
+      </w:tr>
+      <w:tr>
+        <w:trPr>
+          <w:cantSplit/>
+          <w:trHeight w:hRule="exact" w:val="227"/>
+        </w:trPr>
+        <w:tc>
+          <w:tcPr>
+            <w:tcW w:w="2500" w:type="pct"/>
+            <w:tcBorders>
+              <w:top w:val="single" w:sz="4" w:space="0" w:color="auto"/>
+              <w:bottom w:val="nil"/>
+            </w:tcBorders>
+          </w:tcPr>
+          <w:p>
+            <w:pPr>
+              <w:jc w:val="center"/>
+              <w:rPr>
+                <w:rFonts w:hint="eastAsia"/>
+                <w:sz w:val="12"/>
+                <w:szCs w:val="12"/>
+              </w:rPr>
+            </w:pPr>
+            <w:r>
+              <w:rPr>
+                <w:rFonts w:hint="eastAsia"/>
+                <w:sz w:val="12"/>
+                <w:szCs w:val="12"/>
+              </w:rPr>
+              <w:t>Win</w:t>
+            </w:r>
+          </w:p>
+        </w:tc>
+        <w:tc>
+          <w:tcPr>
+            <w:tcW w:w="2500" w:type="pct"/>
+            <w:tcBorders>
+              <w:top w:val="single" w:sz="4" w:space="0" w:color="auto"/>
+              <w:bottom w:val="nil"/>
+            </w:tcBorders>
+          </w:tcPr>
+          <w:p>
+            <w:pPr>
+              <w:jc w:val="center"/>
+              <w:rPr>
+                <w:rFonts w:hint="eastAsia"/>
+                <w:sz w:val="12"/>
+                <w:szCs w:val="12"/>
+              </w:rPr>
+            </w:pPr>
+            <w:r>
+              <w:rPr>
+                <w:rFonts w:hint="eastAsia"/>
+                <w:sz w:val="12"/>
+                <w:szCs w:val="12"/>
+              </w:rPr>
+              <w:t>シーズン勝利数。目的変数。</w:t>
+            </w:r>
+          </w:p>
+        </w:tc>
+      </w:tr>
+      <w:tr>
+        <w:trPr>
+          <w:cantSplit/>
+          <w:trHeight w:hRule="exact" w:val="227"/>
+        </w:trPr>
+        <w:tc>
+          <w:tcPr>
+            <w:tcW w:w="2500" w:type="pct"/>
+            <w:tcBorders>
+              <w:top w:val="nil"/>
+            </w:tcBorders>
+          </w:tcPr>
+          <w:p>
+            <w:pPr>
+              <w:jc w:val="center"/>
+              <w:rPr>
+                <w:rFonts w:hint="eastAsia"/>
+                <w:sz w:val="12"/>
+                <w:szCs w:val="12"/>
+              </w:rPr>
+            </w:pPr>
+            <w:r>
+              <w:rPr>
+                <w:rFonts w:hint="eastAsia"/>
+                <w:sz w:val="12"/>
+                <w:szCs w:val="12"/>
+              </w:rPr>
+              <w:t>Lose</w:t>
+            </w:r>
+          </w:p>
+        </w:tc>
+        <w:tc>
+          <w:tcPr>
+            <w:tcW w:w="2500" w:type="pct"/>
+            <w:tcBorders>
+              <w:top w:val="nil"/>
+            </w:tcBorders>
+          </w:tcPr>
+          <w:p>
+            <w:pPr>
+              <w:jc w:val="center"/>
+              <w:rPr>
+                <w:rFonts w:hint="eastAsia"/>
+                <w:sz w:val="12"/>
+                <w:szCs w:val="12"/>
+              </w:rPr>
+            </w:pPr>
+            <w:r>
+              <w:rPr>
+                <w:rFonts w:hint="eastAsia"/>
+                <w:sz w:val="12"/>
+                <w:szCs w:val="12"/>
+              </w:rPr>
+              <w:t>シーズン敗戦数</w:t>
+            </w:r>
+          </w:p>
+        </w:tc>
+      </w:tr>
+      <w:tr>
+        <w:trPr>
+          <w:cantSplit/>
+          <w:trHeight w:hRule="exact" w:val="227"/>
+        </w:trPr>
+        <w:tc>
+          <w:tcPr>
+            <w:tcW w:w="2500" w:type="pct"/>
+          </w:tcPr>
+          <w:p>
+            <w:pPr>
+              <w:jc w:val="center"/>
+              <w:rPr>
+                <w:rFonts w:hint="eastAsia"/>
+                <w:sz w:val="12"/>
+                <w:szCs w:val="12"/>
+              </w:rPr>
+            </w:pPr>
+            <w:r>
+              <w:rPr>
+                <w:rFonts w:hint="eastAsia"/>
+                <w:sz w:val="12"/>
+                <w:szCs w:val="12"/>
+              </w:rPr>
+              <w:t>AVG</w:t>
+            </w:r>
+          </w:p>
+        </w:tc>
+        <w:tc>
+          <w:tcPr>
+            <w:tcW w:w="2500" w:type="pct"/>
+          </w:tcPr>
+          <w:p>
+            <w:pPr>
+              <w:jc w:val="center"/>
+              <w:rPr>
+                <w:sz w:val="12"/>
+                <w:szCs w:val="12"/>
+              </w:rPr>
+            </w:pPr>
+            <w:r>
+              <w:rPr>
+                <w:rFonts w:hint="eastAsia"/>
+                <w:sz w:val="12"/>
+                <w:szCs w:val="12"/>
+              </w:rPr>
+              <w:t>打率。安打数÷打数。</w:t>
+            </w:r>
+          </w:p>
+        </w:tc>
+      </w:tr>
+      <w:tr>
+        <w:trPr>
+          <w:cantSplit/>
+          <w:trHeight w:hRule="exact" w:val="227"/>
+        </w:trPr>
+        <w:tc>
+          <w:tcPr>
+            <w:tcW w:w="2500" w:type="pct"/>
+          </w:tcPr>
+          <w:p>
+            <w:pPr>
+              <w:jc w:val="center"/>
+              <w:rPr>
+                <w:rFonts w:hint="eastAsia"/>
+                <w:sz w:val="12"/>
+                <w:szCs w:val="12"/>
+              </w:rPr>
+            </w:pPr>
+            <w:r>
+              <w:rPr>
+                <w:rFonts w:hint="eastAsia"/>
+                <w:sz w:val="12"/>
+                <w:szCs w:val="12"/>
+              </w:rPr>
+              <w:t>Game</w:t>
+            </w:r>
+          </w:p>
+        </w:tc>
+        <w:tc>
+          <w:tcPr>
+            <w:tcW w:w="2500" w:type="pct"/>
+          </w:tcPr>
+          <w:p>
+            <w:pPr>
+              <w:jc w:val="center"/>
+              <w:rPr>
+                <w:sz w:val="12"/>
+                <w:szCs w:val="12"/>
+              </w:rPr>
+            </w:pPr>
+            <w:r>
+              <w:rPr>
+                <w:rFonts w:hint="eastAsia"/>
+                <w:sz w:val="12"/>
+                <w:szCs w:val="12"/>
+              </w:rPr>
+              <w:t>試合数。</w:t>
+            </w:r>
+          </w:p>
+        </w:tc>
+      </w:tr>
+      <w:tr>
+        <w:trPr>
+          <w:cantSplit/>
+          <w:trHeight w:hRule="exact" w:val="227"/>
+        </w:trPr>
+        <w:tc>
+          <w:tcPr>
+            <w:tcW w:w="2500" w:type="pct"/>
+          </w:tcPr>
+          <w:p>
+            <w:pPr>
+              <w:jc w:val="center"/>
+              <w:rPr>
+                <w:rFonts w:hint="eastAsia"/>
+                <w:sz w:val="12"/>
+                <w:szCs w:val="12"/>
+              </w:rPr>
+            </w:pPr>
+            <w:proofErr w:type="spellStart"/>
+            <w:r>
+              <w:rPr>
+                <w:rFonts w:hint="eastAsia"/>
+                <w:sz w:val="12"/>
+                <w:szCs w:val="12"/>
+              </w:rPr>
+              <w:t>turn_at_bat</w:t>
+            </w:r>
+            <w:proofErr w:type="spellEnd"/>
+          </w:p>
+        </w:tc>
+        <w:tc>
+          <w:tcPr>
+            <w:tcW w:w="2500" w:type="pct"/>
+          </w:tcPr>
+          <w:p>
+            <w:pPr>
+              <w:jc w:val="center"/>
+              <w:rPr>
+                <w:sz w:val="12"/>
+                <w:szCs w:val="12"/>
+              </w:rPr>
+            </w:pPr>
+            <w:r>
+              <w:rPr>
+                <w:rFonts w:hint="eastAsia"/>
+                <w:sz w:val="12"/>
+                <w:szCs w:val="12"/>
+              </w:rPr>
+              <w:t>打席数。打者が打席に立った回数。</w:t>
+            </w:r>
+          </w:p>
+        </w:tc>
+      </w:tr>
+      <w:tr>
+        <w:trPr>
+          <w:cantSplit/>
+          <w:trHeight w:hRule="exact" w:val="227"/>
+        </w:trPr>
+        <w:tc>
+          <w:tcPr>
+            <w:tcW w:w="2500" w:type="pct"/>
+          </w:tcPr>
+          <w:p>
+            <w:pPr>
+              <w:jc w:val="center"/>
+              <w:rPr>
+                <w:rFonts w:hint="eastAsia"/>
+                <w:sz w:val="12"/>
+                <w:szCs w:val="12"/>
+              </w:rPr>
+            </w:pPr>
+            <w:r>
+              <w:rPr>
+                <w:rFonts w:hint="eastAsia"/>
+                <w:sz w:val="12"/>
+                <w:szCs w:val="12"/>
+              </w:rPr>
+              <w:t>AB</w:t>
+            </w:r>
+          </w:p>
+        </w:tc>
+        <w:tc>
+          <w:tcPr>
+            <w:tcW w:w="2500" w:type="pct"/>
+          </w:tcPr>
+          <w:p>
+            <w:pPr>
+              <w:jc w:val="center"/>
+              <w:rPr>
+                <w:rFonts w:hint="eastAsia"/>
+                <w:sz w:val="12"/>
+                <w:szCs w:val="12"/>
+              </w:rPr>
+            </w:pPr>
+            <w:r>
+              <w:rPr>
+                <w:rFonts w:hint="eastAsia"/>
+                <w:sz w:val="12"/>
+                <w:szCs w:val="12"/>
+              </w:rPr>
+              <w:t>打数。打席数から四死球などを除いた数。</w:t>
+            </w:r>
+          </w:p>
+        </w:tc>
+      </w:tr>
+      <w:tr>
+        <w:trPr>
+          <w:cantSplit/>
+          <w:trHeight w:hRule="exact" w:val="227"/>
+        </w:trPr>
+        <w:tc>
+          <w:tcPr>
+            <w:tcW w:w="2500" w:type="pct"/>
+          </w:tcPr>
+          <w:p>
+            <w:pPr>
+              <w:jc w:val="center"/>
+              <w:rPr>
+                <w:rFonts w:hint="eastAsia"/>
+                <w:sz w:val="12"/>
+                <w:szCs w:val="12"/>
+              </w:rPr>
+            </w:pPr>
+            <w:r>
+              <w:rPr>
+                <w:rFonts w:hint="eastAsia"/>
+                <w:sz w:val="12"/>
+                <w:szCs w:val="12"/>
+              </w:rPr>
+              <w:t>R</w:t>
+            </w:r>
+          </w:p>
+        </w:tc>
+        <w:tc>
+          <w:tcPr>
+            <w:tcW w:w="2500" w:type="pct"/>
+          </w:tcPr>
+          <w:p>
+            <w:pPr>
+              <w:jc w:val="center"/>
+              <w:rPr>
+                <w:rFonts w:hint="eastAsia"/>
+                <w:sz w:val="12"/>
+                <w:szCs w:val="12"/>
+              </w:rPr>
+            </w:pPr>
+            <w:r>
+              <w:rPr>
+                <w:rFonts w:hint="eastAsia"/>
+                <w:sz w:val="12"/>
+                <w:szCs w:val="12"/>
+              </w:rPr>
+              <w:t>得点。チームが記録した総得点。</w:t>
+            </w:r>
+          </w:p>
+        </w:tc>
+      </w:tr>
+      <w:tr>
+        <w:trPr>
+          <w:cantSplit/>
+          <w:trHeight w:hRule="exact" w:val="227"/>
+        </w:trPr>
+        <w:tc>
+          <w:tcPr>
+            <w:tcW w:w="2500" w:type="pct"/>
+          </w:tcPr>
+          <w:p>
+            <w:pPr>
+              <w:jc w:val="center"/>
+              <w:rPr>
+                <w:rFonts w:hint="eastAsia"/>
+                <w:sz w:val="12"/>
+                <w:szCs w:val="12"/>
+              </w:rPr>
+            </w:pPr>
+            <w:r>
+              <w:rPr>
+                <w:rFonts w:hint="eastAsia"/>
+                <w:sz w:val="12"/>
+                <w:szCs w:val="12"/>
+              </w:rPr>
+              <w:t>Hit</w:t>
+            </w:r>
+          </w:p>
+        </w:tc>
+        <w:tc>
+          <w:tcPr>
+            <w:tcW w:w="2500" w:type="pct"/>
+          </w:tcPr>
+          <w:p>
+            <w:pPr>
+              <w:jc w:val="center"/>
+              <w:rPr>
+                <w:rFonts w:hint="eastAsia"/>
+                <w:sz w:val="12"/>
+                <w:szCs w:val="12"/>
+              </w:rPr>
+            </w:pPr>
+            <w:r>
+              <w:rPr>
+                <w:rFonts w:hint="eastAsia"/>
+                <w:sz w:val="12"/>
+                <w:szCs w:val="12"/>
+              </w:rPr>
+              <w:t>安打数。ヒットを打った総数。</w:t>
+            </w:r>
+          </w:p>
+        </w:tc>
+      </w:tr>
+      <w:tr>
+        <w:trPr>
+          <w:cantSplit/>
+          <w:trHeight w:hRule="exact" w:val="227"/>
+        </w:trPr>
+        <w:tc>
+          <w:tcPr>
+            <w:tcW w:w="2500" w:type="pct"/>
+          </w:tcPr>
+          <w:p>
+            <w:pPr>
+              <w:jc w:val="center"/>
+              <w:rPr>
+                <w:rFonts w:hint="eastAsia"/>
+                <w:sz w:val="12"/>
+                <w:szCs w:val="12"/>
+              </w:rPr>
+            </w:pPr>
+            <w:r>
+              <w:rPr>
+                <w:rFonts w:hint="eastAsia"/>
+                <w:sz w:val="12"/>
+                <w:szCs w:val="12"/>
+              </w:rPr>
+              <w:t>2B</w:t>
+            </w:r>
+          </w:p>
+        </w:tc>
+        <w:tc>
+          <w:tcPr>
+            <w:tcW w:w="2500" w:type="pct"/>
+          </w:tcPr>
+          <w:p>
+            <w:pPr>
+              <w:jc w:val="center"/>
+              <w:rPr>
+                <w:rFonts w:hint="eastAsia"/>
+                <w:sz w:val="12"/>
+                <w:szCs w:val="12"/>
+              </w:rPr>
+            </w:pPr>
+            <w:r>
+              <w:rPr>
+                <w:rFonts w:hint="eastAsia"/>
+                <w:sz w:val="12"/>
+                <w:szCs w:val="12"/>
+              </w:rPr>
+              <w:t>二塁打数</w:t>
+            </w:r>
+          </w:p>
+        </w:tc>
+      </w:tr>
+      <w:tr>
+        <w:trPr>
+          <w:cantSplit/>
+          <w:trHeight w:hRule="exact" w:val="227"/>
+        </w:trPr>
+        <w:tc>
+          <w:tcPr>
+            <w:tcW w:w="2500" w:type="pct"/>
+          </w:tcPr>
+          <w:p>
+            <w:pPr>
+              <w:jc w:val="center"/>
+              <w:rPr>
+                <w:rFonts w:hint="eastAsia"/>
+                <w:sz w:val="12"/>
+                <w:szCs w:val="12"/>
+              </w:rPr>
+            </w:pPr>
+            <w:r>
+              <w:rPr>
+                <w:rFonts w:hint="eastAsia"/>
+                <w:sz w:val="12"/>
+                <w:szCs w:val="12"/>
+              </w:rPr>
+              <w:t>3B</w:t>
+            </w:r>
+          </w:p>
+        </w:tc>
+        <w:tc>
+          <w:tcPr>
+            <w:tcW w:w="2500" w:type="pct"/>
+          </w:tcPr>
+          <w:p>
+            <w:pPr>
+              <w:jc w:val="center"/>
+              <w:rPr>
+                <w:rFonts w:hint="eastAsia"/>
+                <w:sz w:val="12"/>
+                <w:szCs w:val="12"/>
+              </w:rPr>
+            </w:pPr>
+            <w:r>
+              <w:rPr>
+                <w:rFonts w:hint="eastAsia"/>
+                <w:sz w:val="12"/>
+                <w:szCs w:val="12"/>
+              </w:rPr>
+              <w:t>三塁打数</w:t>
+            </w:r>
+          </w:p>
+        </w:tc>
+      </w:tr>
+      <w:tr>
+        <w:trPr>
+          <w:cantSplit/>
+          <w:trHeight w:hRule="exact" w:val="227"/>
+        </w:trPr>
+        <w:tc>
+          <w:tcPr>
+            <w:tcW w:w="2500" w:type="pct"/>
+          </w:tcPr>
+          <w:p>
+            <w:pPr>
+              <w:jc w:val="center"/>
+              <w:rPr>
+                <w:rFonts w:hint="eastAsia"/>
+                <w:sz w:val="12"/>
+                <w:szCs w:val="12"/>
+              </w:rPr>
+            </w:pPr>
+            <w:r>
+              <w:rPr>
+                <w:rFonts w:hint="eastAsia"/>
+                <w:sz w:val="12"/>
+                <w:szCs w:val="12"/>
+              </w:rPr>
+              <w:t>HR</w:t>
+            </w:r>
+          </w:p>
+        </w:tc>
+        <w:tc>
+          <w:tcPr>
+            <w:tcW w:w="2500" w:type="pct"/>
+          </w:tcPr>
+          <w:p>
+            <w:pPr>
+              <w:jc w:val="center"/>
+              <w:rPr>
+                <w:rFonts w:hint="eastAsia"/>
+                <w:sz w:val="12"/>
+                <w:szCs w:val="12"/>
+              </w:rPr>
+            </w:pPr>
+            <w:r>
+              <w:rPr>
+                <w:rFonts w:hint="eastAsia"/>
+                <w:sz w:val="12"/>
+                <w:szCs w:val="12"/>
+              </w:rPr>
+              <w:t>本塁打数。ホームランの総数。</w:t>
+            </w:r>
+          </w:p>
+        </w:tc>
+      </w:tr>
+      <w:tr>
+        <w:trPr>
+          <w:cantSplit/>
+          <w:trHeight w:hRule="exact" w:val="227"/>
+        </w:trPr>
+        <w:tc>
+          <w:tcPr>
+            <w:tcW w:w="2500" w:type="pct"/>
+          </w:tcPr>
+          <w:p>
+            <w:pPr>
+              <w:jc w:val="center"/>
+              <w:rPr>
+                <w:rFonts w:hint="eastAsia"/>
+                <w:sz w:val="12"/>
+                <w:szCs w:val="12"/>
+              </w:rPr>
+            </w:pPr>
+            <w:r>
+              <w:rPr>
+                <w:rFonts w:hint="eastAsia"/>
+                <w:sz w:val="12"/>
+                <w:szCs w:val="12"/>
+              </w:rPr>
+              <w:t>BH</w:t>
+            </w:r>
+          </w:p>
+        </w:tc>
+        <w:tc>
+          <w:tcPr>
+            <w:tcW w:w="2500" w:type="pct"/>
+          </w:tcPr>
+          <w:p>
+            <w:pPr>
+              <w:jc w:val="center"/>
+              <w:rPr>
+                <w:rFonts w:hint="eastAsia"/>
+                <w:sz w:val="12"/>
+                <w:szCs w:val="12"/>
+              </w:rPr>
+            </w:pPr>
+            <w:r>
+              <w:rPr>
+                <w:rFonts w:hint="eastAsia"/>
+                <w:sz w:val="12"/>
+                <w:szCs w:val="12"/>
+              </w:rPr>
+              <w:t>類打数。安打で進んだ塁の総数。</w:t>
+            </w:r>
+          </w:p>
+        </w:tc>
+      </w:tr>
+      <w:tr>
+        <w:trPr>
+          <w:cantSplit/>
+          <w:trHeight w:hRule="exact" w:val="227"/>
+        </w:trPr>
+        <w:tc>
+          <w:tcPr>
+            <w:tcW w:w="2500" w:type="pct"/>
+          </w:tcPr>
+          <w:p>
+            <w:pPr>
+              <w:jc w:val="center"/>
+              <w:rPr>
+                <w:rFonts w:hint="eastAsia"/>
+                <w:sz w:val="12"/>
+                <w:szCs w:val="12"/>
+              </w:rPr>
+            </w:pPr>
+            <w:r>
+              <w:rPr>
+                <w:rFonts w:hint="eastAsia"/>
+                <w:sz w:val="12"/>
+                <w:szCs w:val="12"/>
+              </w:rPr>
+              <w:t>RBI</w:t>
+            </w:r>
+          </w:p>
+        </w:tc>
+        <w:tc>
+          <w:tcPr>
+            <w:tcW w:w="2500" w:type="pct"/>
+          </w:tcPr>
+          <w:p>
+            <w:pPr>
+              <w:jc w:val="center"/>
+              <w:rPr>
+                <w:rFonts w:hint="eastAsia"/>
+                <w:sz w:val="12"/>
+                <w:szCs w:val="12"/>
+              </w:rPr>
+            </w:pPr>
+            <w:r>
+              <w:rPr>
+                <w:rFonts w:hint="eastAsia"/>
+                <w:sz w:val="12"/>
+                <w:szCs w:val="12"/>
+              </w:rPr>
+              <w:t>打点。打撃によって入った得点。</w:t>
+            </w:r>
+          </w:p>
+        </w:tc>
+      </w:tr>
+      <w:tr>
+        <w:trPr>
+          <w:cantSplit/>
+          <w:trHeight w:hRule="exact" w:val="227"/>
+        </w:trPr>
+        <w:tc>
+          <w:tcPr>
+            <w:tcW w:w="2500" w:type="pct"/>
+          </w:tcPr>
+          <w:p>
+            <w:pPr>
+              <w:jc w:val="center"/>
+              <w:rPr>
+                <w:rFonts w:hint="eastAsia"/>
+                <w:sz w:val="12"/>
+                <w:szCs w:val="12"/>
+              </w:rPr>
+            </w:pPr>
+            <w:r>
+              <w:rPr>
+                <w:rFonts w:hint="eastAsia"/>
+                <w:sz w:val="12"/>
+                <w:szCs w:val="12"/>
+              </w:rPr>
+              <w:t>SB</w:t>
+            </w:r>
+          </w:p>
+        </w:tc>
+        <w:tc>
+          <w:tcPr>
+            <w:tcW w:w="2500" w:type="pct"/>
+          </w:tcPr>
+          <w:p>
+            <w:pPr>
+              <w:jc w:val="center"/>
+              <w:rPr>
+                <w:rFonts w:hint="eastAsia"/>
+                <w:sz w:val="12"/>
+                <w:szCs w:val="12"/>
+              </w:rPr>
+            </w:pPr>
+            <w:r>
+              <w:rPr>
+                <w:rFonts w:hint="eastAsia"/>
+                <w:sz w:val="12"/>
+                <w:szCs w:val="12"/>
+              </w:rPr>
+              <w:t>盗塁数</w:t>
+            </w:r>
+          </w:p>
+        </w:tc>
+      </w:tr>
+      <w:tr>
+        <w:trPr>
+          <w:cantSplit/>
+          <w:trHeight w:hRule="exact" w:val="227"/>
+        </w:trPr>
+        <w:tc>
+          <w:tcPr>
+            <w:tcW w:w="2500" w:type="pct"/>
+          </w:tcPr>
+          <w:p>
+            <w:pPr>
+              <w:jc w:val="center"/>
+              <w:rPr>
+                <w:rFonts w:hint="eastAsia"/>
+                <w:sz w:val="12"/>
+                <w:szCs w:val="12"/>
+              </w:rPr>
+            </w:pPr>
+            <w:r>
+              <w:rPr>
+                <w:rFonts w:hint="eastAsia"/>
+                <w:sz w:val="12"/>
+                <w:szCs w:val="12"/>
+              </w:rPr>
+              <w:t>CS</w:t>
+            </w:r>
+          </w:p>
+        </w:tc>
+        <w:tc>
+          <w:tcPr>
+            <w:tcW w:w="2500" w:type="pct"/>
+          </w:tcPr>
+          <w:p>
+            <w:pPr>
+              <w:jc w:val="center"/>
+              <w:rPr>
+                <w:rFonts w:hint="eastAsia"/>
+                <w:sz w:val="12"/>
+                <w:szCs w:val="12"/>
+              </w:rPr>
+            </w:pPr>
+            <w:r>
+              <w:rPr>
+                <w:rFonts w:hint="eastAsia"/>
+                <w:sz w:val="12"/>
+                <w:szCs w:val="12"/>
+              </w:rPr>
+              <w:t>盗塁死数。盗塁に失敗した回数。</w:t>
+            </w:r>
+          </w:p>
+        </w:tc>
+      </w:tr>
+      <w:tr>
+        <w:trPr>
+          <w:cantSplit/>
+          <w:trHeight w:hRule="exact" w:val="227"/>
+        </w:trPr>
+        <w:tc>
+          <w:tcPr>
+            <w:tcW w:w="2500" w:type="pct"/>
+          </w:tcPr>
+          <w:p>
+            <w:pPr>
+              <w:jc w:val="center"/>
+              <w:rPr>
+                <w:rFonts w:hint="eastAsia"/>
+                <w:sz w:val="12"/>
+                <w:szCs w:val="12"/>
+              </w:rPr>
+            </w:pPr>
+            <w:r>
+              <w:rPr>
+                <w:rFonts w:hint="eastAsia"/>
+                <w:sz w:val="12"/>
+                <w:szCs w:val="12"/>
+              </w:rPr>
+              <w:t>SH</w:t>
+            </w:r>
+          </w:p>
+        </w:tc>
+        <w:tc>
+          <w:tcPr>
+            <w:tcW w:w="2500" w:type="pct"/>
+          </w:tcPr>
+          <w:p>
+            <w:pPr>
+              <w:jc w:val="center"/>
+              <w:rPr>
+                <w:rFonts w:hint="eastAsia"/>
+                <w:sz w:val="12"/>
+                <w:szCs w:val="12"/>
+              </w:rPr>
+            </w:pPr>
+            <w:r>
+              <w:rPr>
+                <w:rFonts w:hint="eastAsia"/>
+                <w:sz w:val="12"/>
+                <w:szCs w:val="12"/>
+              </w:rPr>
+              <w:t>犠打数。送りバントなどの回数。</w:t>
+            </w:r>
+          </w:p>
+        </w:tc>
+      </w:tr>
+      <w:tr>
+        <w:trPr>
+          <w:cantSplit/>
+          <w:trHeight w:hRule="exact" w:val="227"/>
+        </w:trPr>
+        <w:tc>
+          <w:tcPr>
+            <w:tcW w:w="2500" w:type="pct"/>
+          </w:tcPr>
+          <w:p>
+            <w:pPr>
+              <w:jc w:val="center"/>
+              <w:rPr>
+                <w:rFonts w:hint="eastAsia"/>
+                <w:sz w:val="12"/>
+                <w:szCs w:val="12"/>
+              </w:rPr>
+            </w:pPr>
+            <w:r>
+              <w:rPr>
+                <w:rFonts w:hint="eastAsia"/>
+                <w:sz w:val="12"/>
+                <w:szCs w:val="12"/>
+              </w:rPr>
+              <w:t>SF</w:t>
+            </w:r>
+          </w:p>
+        </w:tc>
+        <w:tc>
+          <w:tcPr>
+            <w:tcW w:w="2500" w:type="pct"/>
+          </w:tcPr>
+          <w:p>
+            <w:pPr>
+              <w:jc w:val="center"/>
+              <w:rPr>
+                <w:rFonts w:hint="eastAsia"/>
+                <w:sz w:val="12"/>
+                <w:szCs w:val="12"/>
+              </w:rPr>
+            </w:pPr>
+            <w:r>
+              <w:rPr>
+                <w:rFonts w:hint="eastAsia"/>
+                <w:sz w:val="12"/>
+                <w:szCs w:val="12"/>
+              </w:rPr>
+              <w:t>犠飛数。犠牲フライの数。</w:t>
+            </w:r>
+          </w:p>
+        </w:tc>
+      </w:tr>
+      <w:tr>
+        <w:trPr>
+          <w:cantSplit/>
+          <w:trHeight w:hRule="exact" w:val="227"/>
+        </w:trPr>
+        <w:tc>
+          <w:tcPr>
+            <w:tcW w:w="2500" w:type="pct"/>
+          </w:tcPr>
+          <w:p>
+            <w:pPr>
+              <w:jc w:val="center"/>
+              <w:rPr>
+                <w:rFonts w:hint="eastAsia"/>
+                <w:sz w:val="12"/>
+                <w:szCs w:val="12"/>
+              </w:rPr>
+            </w:pPr>
+            <w:r>
+              <w:rPr>
+                <w:rFonts w:hint="eastAsia"/>
+                <w:sz w:val="12"/>
+                <w:szCs w:val="12"/>
+              </w:rPr>
+              <w:t>BB</w:t>
+            </w:r>
+          </w:p>
+        </w:tc>
+        <w:tc>
+          <w:tcPr>
+            <w:tcW w:w="2500" w:type="pct"/>
+          </w:tcPr>
+          <w:p>
+            <w:pPr>
+              <w:jc w:val="center"/>
+              <w:rPr>
+                <w:rFonts w:hint="eastAsia"/>
+                <w:sz w:val="12"/>
+                <w:szCs w:val="12"/>
+              </w:rPr>
+            </w:pPr>
+            <w:r>
+              <w:rPr>
+                <w:rFonts w:hint="eastAsia"/>
+                <w:sz w:val="12"/>
+                <w:szCs w:val="12"/>
+              </w:rPr>
+              <w:t>四球数。フォアボールの数。</w:t>
+            </w:r>
+          </w:p>
+        </w:tc>
+      </w:tr>
+      <w:tr>
+        <w:trPr>
+          <w:cantSplit/>
+          <w:trHeight w:hRule="exact" w:val="227"/>
+        </w:trPr>
+        <w:tc>
+          <w:tcPr>
+            <w:tcW w:w="2500" w:type="pct"/>
+          </w:tcPr>
+          <w:p>
+            <w:pPr>
+              <w:jc w:val="center"/>
+              <w:rPr>
+                <w:rFonts w:hint="eastAsia"/>
+                <w:sz w:val="12"/>
+                <w:szCs w:val="12"/>
+              </w:rPr>
+            </w:pPr>
+            <w:r>
+              <w:rPr>
+                <w:rFonts w:hint="eastAsia"/>
+                <w:sz w:val="12"/>
+                <w:szCs w:val="12"/>
+              </w:rPr>
+              <w:t>IW</w:t>
+            </w:r>
+          </w:p>
+        </w:tc>
+        <w:tc>
+          <w:tcPr>
+            <w:tcW w:w="2500" w:type="pct"/>
+          </w:tcPr>
+          <w:p>
+            <w:pPr>
+              <w:jc w:val="center"/>
+              <w:rPr>
+                <w:rFonts w:hint="eastAsia"/>
+                <w:sz w:val="12"/>
+                <w:szCs w:val="12"/>
+              </w:rPr>
+            </w:pPr>
+            <w:r>
+              <w:rPr>
+                <w:rFonts w:hint="eastAsia"/>
+                <w:sz w:val="12"/>
+                <w:szCs w:val="12"/>
+              </w:rPr>
+              <w:t>敬遠の数。故意四球の数。</w:t>
+            </w:r>
+          </w:p>
+        </w:tc>
+      </w:tr>
+      <w:tr>
+        <w:trPr>
+          <w:cantSplit/>
+          <w:trHeight w:hRule="exact" w:val="227"/>
+        </w:trPr>
+        <w:tc>
+          <w:tcPr>
+            <w:tcW w:w="2500" w:type="pct"/>
+          </w:tcPr>
+          <w:p>
+            <w:pPr>
+              <w:jc w:val="center"/>
+              <w:rPr>
+                <w:rFonts w:hint="eastAsia"/>
+                <w:sz w:val="12"/>
+                <w:szCs w:val="12"/>
+              </w:rPr>
+            </w:pPr>
+            <w:r>
+              <w:rPr>
+                <w:rFonts w:hint="eastAsia"/>
+                <w:sz w:val="12"/>
+                <w:szCs w:val="12"/>
+              </w:rPr>
+              <w:t>HBP</w:t>
+            </w:r>
+          </w:p>
+        </w:tc>
+        <w:tc>
+          <w:tcPr>
+            <w:tcW w:w="2500" w:type="pct"/>
+          </w:tcPr>
+          <w:p>
+            <w:pPr>
+              <w:jc w:val="center"/>
+              <w:rPr>
+                <w:rFonts w:hint="eastAsia"/>
+                <w:sz w:val="12"/>
+                <w:szCs w:val="12"/>
+              </w:rPr>
+            </w:pPr>
+            <w:r>
+              <w:rPr>
+                <w:rFonts w:hint="eastAsia"/>
+                <w:sz w:val="12"/>
+                <w:szCs w:val="12"/>
+              </w:rPr>
+              <w:t>死球の数。デッドボールの数。</w:t>
+            </w:r>
+          </w:p>
+        </w:tc>
+      </w:tr>
+      <w:tr>
+        <w:trPr>
+          <w:cantSplit/>
+          <w:trHeight w:hRule="exact" w:val="227"/>
+        </w:trPr>
+        <w:tc>
+          <w:tcPr>
+            <w:tcW w:w="2500" w:type="pct"/>
+          </w:tcPr>
+          <w:p>
+            <w:pPr>
+              <w:jc w:val="center"/>
+              <w:rPr>
+                <w:rFonts w:hint="eastAsia"/>
+                <w:sz w:val="12"/>
+                <w:szCs w:val="12"/>
+              </w:rPr>
+            </w:pPr>
+            <w:r>
+              <w:rPr>
+                <w:rFonts w:hint="eastAsia"/>
+                <w:sz w:val="12"/>
+                <w:szCs w:val="12"/>
+              </w:rPr>
+              <w:t>SO</w:t>
+            </w:r>
+          </w:p>
+        </w:tc>
+        <w:tc>
+          <w:tcPr>
+            <w:tcW w:w="2500" w:type="pct"/>
+          </w:tcPr>
+          <w:p>
+            <w:pPr>
+              <w:jc w:val="center"/>
+              <w:rPr>
+                <w:rFonts w:hint="eastAsia"/>
+                <w:sz w:val="12"/>
+                <w:szCs w:val="12"/>
+              </w:rPr>
+            </w:pPr>
+            <w:r>
+              <w:rPr>
+                <w:rFonts w:hint="eastAsia"/>
+                <w:sz w:val="12"/>
+                <w:szCs w:val="12"/>
+              </w:rPr>
+              <w:t>チームの打者が三振した数</w:t>
+            </w:r>
+          </w:p>
+        </w:tc>
+      </w:tr>
+      <w:tr>
+        <w:trPr>
+          <w:cantSplit/>
+          <w:trHeight w:hRule="exact" w:val="227"/>
+        </w:trPr>
+        <w:tc>
+          <w:tcPr>
+            <w:tcW w:w="2500" w:type="pct"/>
+          </w:tcPr>
+          <w:p>
+            <w:pPr>
+              <w:jc w:val="center"/>
+              <w:rPr>
+                <w:rFonts w:hint="eastAsia"/>
+                <w:sz w:val="12"/>
+                <w:szCs w:val="12"/>
+              </w:rPr>
+            </w:pPr>
+            <w:r>
+              <w:rPr>
+                <w:rFonts w:hint="eastAsia"/>
+                <w:sz w:val="12"/>
+                <w:szCs w:val="12"/>
+              </w:rPr>
+              <w:t>DP</w:t>
+            </w:r>
+          </w:p>
+        </w:tc>
+        <w:tc>
+          <w:tcPr>
+            <w:tcW w:w="2500" w:type="pct"/>
+          </w:tcPr>
+          <w:p>
+            <w:pPr>
+              <w:jc w:val="center"/>
+              <w:rPr>
+                <w:rFonts w:hint="eastAsia"/>
+                <w:sz w:val="12"/>
+                <w:szCs w:val="12"/>
+              </w:rPr>
+            </w:pPr>
+            <w:r>
+              <w:rPr>
+                <w:rFonts w:hint="eastAsia"/>
+                <w:sz w:val="12"/>
+                <w:szCs w:val="12"/>
+              </w:rPr>
+              <w:t>併殺打数。ダブルプレーの数。</w:t>
+            </w:r>
+          </w:p>
+        </w:tc>
+      </w:tr>
+      <w:tr>
+        <w:trPr>
+          <w:cantSplit/>
+          <w:trHeight w:hRule="exact" w:val="227"/>
+        </w:trPr>
+        <w:tc>
+          <w:tcPr>
+            <w:tcW w:w="2500" w:type="pct"/>
+          </w:tcPr>
+          <w:p>
+            <w:pPr>
+              <w:jc w:val="center"/>
+              <w:rPr>
+                <w:rFonts w:hint="eastAsia"/>
+                <w:sz w:val="12"/>
+                <w:szCs w:val="12"/>
+              </w:rPr>
+            </w:pPr>
+            <w:r>
+              <w:rPr>
+                <w:rFonts w:hint="eastAsia"/>
+                <w:sz w:val="12"/>
+                <w:szCs w:val="12"/>
+              </w:rPr>
+              <w:t>SLG</w:t>
+            </w:r>
+          </w:p>
+        </w:tc>
+        <w:tc>
+          <w:tcPr>
+            <w:tcW w:w="2500" w:type="pct"/>
+          </w:tcPr>
+          <w:p>
+            <w:pPr>
+              <w:jc w:val="center"/>
+              <w:rPr>
+                <w:rFonts w:hint="eastAsia"/>
+                <w:sz w:val="12"/>
+                <w:szCs w:val="12"/>
+              </w:rPr>
+            </w:pPr>
+            <w:r>
+              <w:rPr>
+                <w:rFonts w:hint="eastAsia"/>
+                <w:sz w:val="12"/>
+                <w:szCs w:val="12"/>
+              </w:rPr>
+              <w:t>長打率。類打数÷打数</w:t>
+            </w:r>
+          </w:p>
+        </w:tc>
+      </w:tr>
+      <w:tr>
+        <w:trPr>
+          <w:cantSplit/>
+          <w:trHeight w:hRule="exact" w:val="227"/>
+        </w:trPr>
+        <w:tc>
+          <w:tcPr>
+            <w:tcW w:w="2500" w:type="pct"/>
+          </w:tcPr>
+          <w:p>
+            <w:pPr>
+              <w:jc w:val="center"/>
+              <w:rPr>
+                <w:rFonts w:hint="eastAsia"/>
+                <w:sz w:val="12"/>
+                <w:szCs w:val="12"/>
+              </w:rPr>
+            </w:pPr>
+            <w:r>
+              <w:rPr>
+                <w:rFonts w:hint="eastAsia"/>
+                <w:sz w:val="12"/>
+                <w:szCs w:val="12"/>
+              </w:rPr>
+              <w:t>OBP</w:t>
+            </w:r>
+          </w:p>
+        </w:tc>
+        <w:tc>
+          <w:tcPr>
+            <w:tcW w:w="2500" w:type="pct"/>
+          </w:tcPr>
+          <w:p>
+            <w:pPr>
+              <w:jc w:val="center"/>
+              <w:rPr>
+                <w:rFonts w:hint="eastAsia"/>
+                <w:sz w:val="12"/>
+                <w:szCs w:val="12"/>
+              </w:rPr>
+            </w:pPr>
+            <w:r>
+              <w:rPr>
+                <w:rFonts w:hint="eastAsia"/>
+                <w:sz w:val="12"/>
+                <w:szCs w:val="12"/>
+              </w:rPr>
+              <w:t>出塁率。</w:t>
+            </w:r>
+          </w:p>
+        </w:tc>
+      </w:tr>
+      <w:tr>
+        <w:trPr>
+          <w:cantSplit/>
+          <w:trHeight w:hRule="exact" w:val="227"/>
+        </w:trPr>
+        <w:tc>
+          <w:tcPr>
+            <w:tcW w:w="2500" w:type="pct"/>
+          </w:tcPr>
+          <w:p>
+            <w:pPr>
+              <w:jc w:val="center"/>
+              <w:rPr>
+                <w:rFonts w:hint="eastAsia"/>
+                <w:sz w:val="12"/>
+                <w:szCs w:val="12"/>
+              </w:rPr>
+            </w:pPr>
+            <w:r>
+              <w:rPr>
+                <w:rFonts w:hint="eastAsia"/>
+                <w:sz w:val="12"/>
+                <w:szCs w:val="12"/>
+              </w:rPr>
+              <w:t>OPS</w:t>
+            </w:r>
+          </w:p>
+        </w:tc>
+        <w:tc>
+          <w:tcPr>
+            <w:tcW w:w="2500" w:type="pct"/>
+          </w:tcPr>
+          <w:p>
+            <w:pPr>
+              <w:jc w:val="center"/>
+              <w:rPr>
+                <w:rFonts w:hint="eastAsia"/>
+                <w:sz w:val="12"/>
+                <w:szCs w:val="12"/>
+              </w:rPr>
+            </w:pPr>
+            <w:r>
+              <w:rPr>
+                <w:rFonts w:hint="eastAsia"/>
+                <w:sz w:val="12"/>
+                <w:szCs w:val="12"/>
+              </w:rPr>
+              <w:t>出塁率+長打率。打撃の総合指標。</w:t>
+            </w:r>
+          </w:p>
+        </w:tc>
+      </w:tr>
+      <w:tr>
+        <w:trPr>
+          <w:cantSplit/>
+          <w:trHeight w:hRule="exact" w:val="227"/>
+        </w:trPr>
+        <w:tc>
+          <w:tcPr>
+            <w:tcW w:w="2500" w:type="pct"/>
+          </w:tcPr>
+          <w:p>
+            <w:pPr>
+              <w:jc w:val="center"/>
+              <w:rPr>
+                <w:rFonts w:hint="eastAsia"/>
+                <w:sz w:val="12"/>
+                <w:szCs w:val="12"/>
+              </w:rPr>
+            </w:pPr>
+            <w:r>
+              <w:rPr>
+                <w:rFonts w:hint="eastAsia"/>
+                <w:sz w:val="12"/>
+                <w:szCs w:val="12"/>
+              </w:rPr>
+              <w:t>ERA</w:t>
+            </w:r>
+          </w:p>
+        </w:tc>
+        <w:tc>
+          <w:tcPr>
+            <w:tcW w:w="2500" w:type="pct"/>
+          </w:tcPr>
+          <w:p>
+            <w:pPr>
+              <w:jc w:val="center"/>
+              <w:rPr>
+                <w:rFonts w:hint="eastAsia"/>
+                <w:sz w:val="12"/>
+                <w:szCs w:val="12"/>
+              </w:rPr>
+            </w:pPr>
+            <w:r>
+              <w:rPr>
+                <w:rFonts w:hint="eastAsia"/>
+                <w:sz w:val="12"/>
+                <w:szCs w:val="12"/>
+              </w:rPr>
+              <w:t>防御率。自責点*9÷投球回</w:t>
+            </w:r>
+          </w:p>
+        </w:tc>
+      </w:tr>
+      <w:tr>
+        <w:trPr>
+          <w:cantSplit/>
+          <w:trHeight w:hRule="exact" w:val="227"/>
+        </w:trPr>
+        <w:tc>
+          <w:tcPr>
+            <w:tcW w:w="2500" w:type="pct"/>
+          </w:tcPr>
+          <w:p>
+            <w:pPr>
+              <w:jc w:val="center"/>
+              <w:rPr>
+                <w:rFonts w:hint="eastAsia"/>
+                <w:sz w:val="12"/>
+                <w:szCs w:val="12"/>
+              </w:rPr>
+            </w:pPr>
+            <w:r>
+              <w:rPr>
+                <w:rFonts w:hint="eastAsia"/>
+                <w:sz w:val="12"/>
+                <w:szCs w:val="12"/>
+              </w:rPr>
+              <w:t>S</w:t>
+            </w:r>
+          </w:p>
+        </w:tc>
+        <w:tc>
+          <w:tcPr>
+            <w:tcW w:w="2500" w:type="pct"/>
+          </w:tcPr>
+          <w:p>
+            <w:pPr>
+              <w:jc w:val="center"/>
+              <w:rPr>
+                <w:rFonts w:hint="eastAsia"/>
+                <w:sz w:val="12"/>
+                <w:szCs w:val="12"/>
+              </w:rPr>
+            </w:pPr>
+            <w:r>
+              <w:rPr>
+                <w:rFonts w:hint="eastAsia"/>
+                <w:sz w:val="12"/>
+                <w:szCs w:val="12"/>
+              </w:rPr>
+              <w:t>セーブ数。</w:t>
+            </w:r>
+          </w:p>
+        </w:tc>
+      </w:tr>
+      <w:tr>
+        <w:trPr>
+          <w:cantSplit/>
+          <w:trHeight w:hRule="exact" w:val="227"/>
+        </w:trPr>
+        <w:tc>
+          <w:tcPr>
+            <w:tcW w:w="2500" w:type="pct"/>
+          </w:tcPr>
+          <w:p>
+            <w:pPr>
+              <w:jc w:val="center"/>
+              <w:rPr>
+                <w:rFonts w:hint="eastAsia"/>
+                <w:sz w:val="12"/>
+                <w:szCs w:val="12"/>
+              </w:rPr>
+            </w:pPr>
+            <w:r>
+              <w:rPr>
+                <w:rFonts w:hint="eastAsia"/>
+                <w:sz w:val="12"/>
+                <w:szCs w:val="12"/>
+              </w:rPr>
+              <w:t>H</w:t>
+            </w:r>
+          </w:p>
+        </w:tc>
+        <w:tc>
+          <w:tcPr>
+            <w:tcW w:w="2500" w:type="pct"/>
+          </w:tcPr>
+          <w:p>
+            <w:pPr>
+              <w:jc w:val="center"/>
+              <w:rPr>
+                <w:rFonts w:hint="eastAsia"/>
+                <w:sz w:val="12"/>
+                <w:szCs w:val="12"/>
+              </w:rPr>
+            </w:pPr>
+            <w:r>
+              <w:rPr>
+                <w:rFonts w:hint="eastAsia"/>
+                <w:sz w:val="12"/>
+                <w:szCs w:val="12"/>
+              </w:rPr>
+              <w:t>ホールド数。</w:t>
+            </w:r>
+          </w:p>
+        </w:tc>
+      </w:tr>
+      <w:tr>
+        <w:trPr>
+          <w:cantSplit/>
+          <w:trHeight w:hRule="exact" w:val="227"/>
+        </w:trPr>
+        <w:tc>
+          <w:tcPr>
+            <w:tcW w:w="2500" w:type="pct"/>
+          </w:tcPr>
+          <w:p>
+            <w:pPr>
+              <w:jc w:val="center"/>
+              <w:rPr>
+                <w:rFonts w:hint="eastAsia"/>
+                <w:sz w:val="12"/>
+                <w:szCs w:val="12"/>
+              </w:rPr>
+            </w:pPr>
+            <w:r>
+              <w:rPr>
+                <w:rFonts w:hint="eastAsia"/>
+                <w:sz w:val="12"/>
+                <w:szCs w:val="12"/>
+              </w:rPr>
+              <w:t>HP</w:t>
+            </w:r>
+          </w:p>
+        </w:tc>
+        <w:tc>
+          <w:tcPr>
+            <w:tcW w:w="2500" w:type="pct"/>
+          </w:tcPr>
+          <w:p>
+            <w:pPr>
+              <w:jc w:val="center"/>
+              <w:rPr>
+                <w:rFonts w:hint="eastAsia"/>
+                <w:sz w:val="12"/>
+                <w:szCs w:val="12"/>
+              </w:rPr>
+            </w:pPr>
+            <w:r>
+              <w:rPr>
+                <w:rFonts w:hint="eastAsia"/>
+                <w:sz w:val="12"/>
+                <w:szCs w:val="12"/>
+              </w:rPr>
+              <w:t>ホールドポイント。ホールド数+救援勝利数</w:t>
+            </w:r>
+          </w:p>
+        </w:tc>
+      </w:tr>
+      <w:tr>
+        <w:trPr>
+          <w:cantSplit/>
+          <w:trHeight w:hRule="exact" w:val="227"/>
+        </w:trPr>
+        <w:tc>
+          <w:tcPr>
+            <w:tcW w:w="2500" w:type="pct"/>
+          </w:tcPr>
+          <w:p>
+            <w:pPr>
+              <w:jc w:val="center"/>
+              <w:rPr>
+                <w:rFonts w:hint="eastAsia"/>
+                <w:sz w:val="12"/>
+                <w:szCs w:val="12"/>
+              </w:rPr>
+            </w:pPr>
+            <w:r>
+              <w:rPr>
+                <w:rFonts w:hint="eastAsia"/>
+                <w:sz w:val="12"/>
+                <w:szCs w:val="12"/>
+              </w:rPr>
+              <w:t>CP</w:t>
+            </w:r>
+          </w:p>
+        </w:tc>
+        <w:tc>
+          <w:tcPr>
+            <w:tcW w:w="2500" w:type="pct"/>
+          </w:tcPr>
+          <w:p>
+            <w:pPr>
+              <w:jc w:val="center"/>
+              <w:rPr>
+                <w:rFonts w:hint="eastAsia"/>
+                <w:sz w:val="12"/>
+                <w:szCs w:val="12"/>
+              </w:rPr>
+            </w:pPr>
+            <w:r>
+              <w:rPr>
+                <w:rFonts w:hint="eastAsia"/>
+                <w:sz w:val="12"/>
+                <w:szCs w:val="12"/>
+              </w:rPr>
+              <w:t>完投数。投手一人が投げ切った数。</w:t>
+            </w:r>
+          </w:p>
+        </w:tc>
+      </w:tr>
+      <w:tr>
+        <w:trPr>
+          <w:cantSplit/>
+          <w:trHeight w:hRule="exact" w:val="227"/>
+        </w:trPr>
+        <w:tc>
+          <w:tcPr>
+            <w:tcW w:w="2500" w:type="pct"/>
+          </w:tcPr>
+          <w:p>
+            <w:pPr>
+              <w:jc w:val="center"/>
+              <w:rPr>
+                <w:rFonts w:hint="eastAsia"/>
+                <w:sz w:val="12"/>
+                <w:szCs w:val="12"/>
+              </w:rPr>
+            </w:pPr>
+            <w:r>
+              <w:rPr>
+                <w:rFonts w:hint="eastAsia"/>
+                <w:sz w:val="12"/>
+                <w:szCs w:val="12"/>
+              </w:rPr>
+              <w:t>BF</w:t>
+            </w:r>
+          </w:p>
+        </w:tc>
+        <w:tc>
+          <w:tcPr>
+            <w:tcW w:w="2500" w:type="pct"/>
+          </w:tcPr>
+          <w:p>
+            <w:pPr>
+              <w:jc w:val="center"/>
+              <w:rPr>
+                <w:rFonts w:hint="eastAsia"/>
+                <w:sz w:val="12"/>
+                <w:szCs w:val="12"/>
+              </w:rPr>
+            </w:pPr>
+            <w:r>
+              <w:rPr>
+                <w:rFonts w:hint="eastAsia"/>
+                <w:sz w:val="12"/>
+                <w:szCs w:val="12"/>
+              </w:rPr>
+              <w:t>対戦打者の数。</w:t>
+            </w:r>
+          </w:p>
+        </w:tc>
+      </w:tr>
+      <w:tr>
+        <w:trPr>
+          <w:cantSplit/>
+          <w:trHeight w:hRule="exact" w:val="227"/>
+        </w:trPr>
+        <w:tc>
+          <w:tcPr>
+            <w:tcW w:w="2500" w:type="pct"/>
+          </w:tcPr>
+          <w:p>
+            <w:pPr>
+              <w:jc w:val="center"/>
+              <w:rPr>
+                <w:rFonts w:hint="eastAsia"/>
+                <w:sz w:val="12"/>
+                <w:szCs w:val="12"/>
+              </w:rPr>
+            </w:pPr>
+            <w:r>
+              <w:rPr>
+                <w:rFonts w:hint="eastAsia"/>
+                <w:sz w:val="12"/>
+                <w:szCs w:val="12"/>
+              </w:rPr>
+              <w:t>IP</w:t>
+            </w:r>
+          </w:p>
+        </w:tc>
+        <w:tc>
+          <w:tcPr>
+            <w:tcW w:w="2500" w:type="pct"/>
+          </w:tcPr>
+          <w:p>
+            <w:pPr>
+              <w:jc w:val="center"/>
+              <w:rPr>
+                <w:rFonts w:hint="eastAsia"/>
+                <w:sz w:val="12"/>
+                <w:szCs w:val="12"/>
+              </w:rPr>
+            </w:pPr>
+            <w:r>
+              <w:rPr>
+                <w:rFonts w:hint="eastAsia"/>
+                <w:sz w:val="12"/>
+                <w:szCs w:val="12"/>
+              </w:rPr>
+              <w:t>投球回</w:t>
+            </w:r>
+          </w:p>
+        </w:tc>
+      </w:tr>
+      <w:tr>
+        <w:trPr>
+          <w:cantSplit/>
+          <w:trHeight w:hRule="exact" w:val="227"/>
+        </w:trPr>
+        <w:tc>
+          <w:tcPr>
+            <w:tcW w:w="2500" w:type="pct"/>
+          </w:tcPr>
+          <w:p>
+            <w:pPr>
+              <w:jc w:val="center"/>
+              <w:rPr>
+                <w:rFonts w:hint="eastAsia"/>
+                <w:sz w:val="12"/>
+                <w:szCs w:val="12"/>
+              </w:rPr>
+            </w:pPr>
+            <w:r>
+              <w:rPr>
+                <w:rFonts w:hint="eastAsia"/>
+                <w:sz w:val="12"/>
+                <w:szCs w:val="12"/>
+              </w:rPr>
+              <w:t>H_P</w:t>
+            </w:r>
+          </w:p>
+        </w:tc>
+        <w:tc>
+          <w:tcPr>
+            <w:tcW w:w="2500" w:type="pct"/>
+          </w:tcPr>
+          <w:p>
+            <w:pPr>
+              <w:jc w:val="center"/>
+              <w:rPr>
+                <w:rFonts w:hint="eastAsia"/>
+                <w:sz w:val="12"/>
+                <w:szCs w:val="12"/>
+              </w:rPr>
+            </w:pPr>
+            <w:r>
+              <w:rPr>
+                <w:rFonts w:hint="eastAsia"/>
+                <w:sz w:val="12"/>
+                <w:szCs w:val="12"/>
+              </w:rPr>
+              <w:t>被安打数。投手が打たれた安打数。</w:t>
+            </w:r>
+          </w:p>
+        </w:tc>
+      </w:tr>
+      <w:tr>
+        <w:trPr>
+          <w:cantSplit/>
+          <w:trHeight w:hRule="exact" w:val="227"/>
+        </w:trPr>
+        <w:tc>
+          <w:tcPr>
+            <w:tcW w:w="2500" w:type="pct"/>
+          </w:tcPr>
+          <w:p>
+            <w:pPr>
+              <w:jc w:val="center"/>
+              <w:rPr>
+                <w:rFonts w:hint="eastAsia"/>
+                <w:sz w:val="12"/>
+                <w:szCs w:val="12"/>
+              </w:rPr>
+            </w:pPr>
+            <w:r>
+              <w:rPr>
+                <w:rFonts w:hint="eastAsia"/>
+                <w:sz w:val="12"/>
+                <w:szCs w:val="12"/>
+              </w:rPr>
+              <w:t>HR_P</w:t>
+            </w:r>
+          </w:p>
+        </w:tc>
+        <w:tc>
+          <w:tcPr>
+            <w:tcW w:w="2500" w:type="pct"/>
+          </w:tcPr>
+          <w:p>
+            <w:pPr>
+              <w:jc w:val="center"/>
+              <w:rPr>
+                <w:rFonts w:hint="eastAsia"/>
+                <w:sz w:val="12"/>
+                <w:szCs w:val="12"/>
+              </w:rPr>
+            </w:pPr>
+            <w:r>
+              <w:rPr>
+                <w:rFonts w:hint="eastAsia"/>
+                <w:sz w:val="12"/>
+                <w:szCs w:val="12"/>
+              </w:rPr>
+              <w:t>被本塁打数。投手が打たれた本塁打数。</w:t>
+            </w:r>
+          </w:p>
+        </w:tc>
+      </w:tr>
+      <w:tr>
+        <w:trPr>
+          <w:cantSplit/>
+          <w:trHeight w:hRule="exact" w:val="227"/>
+        </w:trPr>
+        <w:tc>
+          <w:tcPr>
+            <w:tcW w:w="2500" w:type="pct"/>
+          </w:tcPr>
+          <w:p>
+            <w:pPr>
+              <w:jc w:val="center"/>
+              <w:rPr>
+                <w:rFonts w:hint="eastAsia"/>
+                <w:sz w:val="12"/>
+                <w:szCs w:val="12"/>
+              </w:rPr>
+            </w:pPr>
+            <w:r>
+              <w:rPr>
+                <w:rFonts w:hint="eastAsia"/>
+                <w:sz w:val="12"/>
+                <w:szCs w:val="12"/>
+              </w:rPr>
+              <w:t>BB_P</w:t>
+            </w:r>
+          </w:p>
+        </w:tc>
+        <w:tc>
+          <w:tcPr>
+            <w:tcW w:w="2500" w:type="pct"/>
+          </w:tcPr>
+          <w:p>
+            <w:pPr>
+              <w:jc w:val="center"/>
+              <w:rPr>
+                <w:rFonts w:hint="eastAsia"/>
+                <w:sz w:val="12"/>
+                <w:szCs w:val="12"/>
+              </w:rPr>
+            </w:pPr>
+            <w:r>
+              <w:rPr>
+                <w:rFonts w:hint="eastAsia"/>
+                <w:sz w:val="12"/>
+                <w:szCs w:val="12"/>
+              </w:rPr>
+              <w:t>与四球数</w:t>
+            </w:r>
+          </w:p>
+        </w:tc>
+      </w:tr>
+      <w:tr>
+        <w:trPr>
+          <w:cantSplit/>
+          <w:trHeight w:hRule="exact" w:val="227"/>
+        </w:trPr>
+        <w:tc>
+          <w:tcPr>
+            <w:tcW w:w="2500" w:type="pct"/>
+          </w:tcPr>
+          <w:p>
+            <w:pPr>
+              <w:jc w:val="center"/>
+              <w:rPr>
+                <w:rFonts w:hint="eastAsia"/>
+                <w:sz w:val="12"/>
+                <w:szCs w:val="12"/>
+              </w:rPr>
+            </w:pPr>
+            <w:r>
+              <w:rPr>
+                <w:rFonts w:hint="eastAsia"/>
+                <w:sz w:val="12"/>
+                <w:szCs w:val="12"/>
+              </w:rPr>
+              <w:t>IW_P</w:t>
+            </w:r>
+          </w:p>
+        </w:tc>
+        <w:tc>
+          <w:tcPr>
+            <w:tcW w:w="2500" w:type="pct"/>
+          </w:tcPr>
+          <w:p>
+            <w:pPr>
+              <w:jc w:val="center"/>
+              <w:rPr>
+                <w:rFonts w:hint="eastAsia"/>
+                <w:sz w:val="12"/>
+                <w:szCs w:val="12"/>
+              </w:rPr>
+            </w:pPr>
+            <w:r>
+              <w:rPr>
+                <w:rFonts w:hint="eastAsia"/>
+                <w:sz w:val="12"/>
+                <w:szCs w:val="12"/>
+              </w:rPr>
+              <w:t>与故意四球数</w:t>
+            </w:r>
+          </w:p>
+        </w:tc>
+      </w:tr>
+      <w:tr>
+        <w:trPr>
+          <w:cantSplit/>
+          <w:trHeight w:hRule="exact" w:val="227"/>
+        </w:trPr>
+        <w:tc>
+          <w:tcPr>
+            <w:tcW w:w="2500" w:type="pct"/>
+          </w:tcPr>
+          <w:p>
+            <w:pPr>
+              <w:jc w:val="center"/>
+              <w:rPr>
+                <w:rFonts w:hint="eastAsia"/>
+                <w:sz w:val="12"/>
+                <w:szCs w:val="12"/>
+              </w:rPr>
+            </w:pPr>
+            <w:r>
+              <w:rPr>
+                <w:rFonts w:hint="eastAsia"/>
+                <w:sz w:val="12"/>
+                <w:szCs w:val="12"/>
+              </w:rPr>
+              <w:t>HBP_P</w:t>
+            </w:r>
+          </w:p>
+        </w:tc>
+        <w:tc>
+          <w:tcPr>
+            <w:tcW w:w="2500" w:type="pct"/>
+          </w:tcPr>
+          <w:p>
+            <w:pPr>
+              <w:jc w:val="center"/>
+              <w:rPr>
+                <w:rFonts w:hint="eastAsia"/>
+                <w:sz w:val="12"/>
+                <w:szCs w:val="12"/>
+              </w:rPr>
+            </w:pPr>
+            <w:r>
+              <w:rPr>
+                <w:rFonts w:hint="eastAsia"/>
+                <w:sz w:val="12"/>
+                <w:szCs w:val="12"/>
+              </w:rPr>
+              <w:t>与死球数</w:t>
+            </w:r>
+          </w:p>
+        </w:tc>
+      </w:tr>
+      <w:tr>
+        <w:trPr>
+          <w:cantSplit/>
+          <w:trHeight w:hRule="exact" w:val="227"/>
+        </w:trPr>
+        <w:tc>
+          <w:tcPr>
+            <w:tcW w:w="2500" w:type="pct"/>
+          </w:tcPr>
+          <w:p>
+            <w:pPr>
+              <w:jc w:val="center"/>
+              <w:rPr>
+                <w:rFonts w:hint="eastAsia"/>
+                <w:sz w:val="12"/>
+                <w:szCs w:val="12"/>
+              </w:rPr>
+            </w:pPr>
+            <w:r>
+              <w:rPr>
+                <w:rFonts w:hint="eastAsia"/>
+                <w:sz w:val="12"/>
+                <w:szCs w:val="12"/>
+              </w:rPr>
+              <w:t>K</w:t>
+            </w:r>
+          </w:p>
+        </w:tc>
+        <w:tc>
+          <w:tcPr>
+            <w:tcW w:w="2500" w:type="pct"/>
+          </w:tcPr>
+          <w:p>
+            <w:pPr>
+              <w:jc w:val="center"/>
+              <w:rPr>
+                <w:rFonts w:hint="eastAsia"/>
+                <w:sz w:val="12"/>
+                <w:szCs w:val="12"/>
+              </w:rPr>
+            </w:pPr>
+            <w:r>
+              <w:rPr>
+                <w:rFonts w:hint="eastAsia"/>
+                <w:sz w:val="12"/>
+                <w:szCs w:val="12"/>
+              </w:rPr>
+              <w:t>奪三振数</w:t>
+            </w:r>
+          </w:p>
+        </w:tc>
+      </w:tr>
+      <w:tr>
+        <w:trPr>
+          <w:cantSplit/>
+          <w:trHeight w:hRule="exact" w:val="227"/>
+        </w:trPr>
+        <w:tc>
+          <w:tcPr>
+            <w:tcW w:w="2500" w:type="pct"/>
+          </w:tcPr>
+          <w:p>
+            <w:pPr>
+              <w:jc w:val="center"/>
+              <w:rPr>
+                <w:rFonts w:hint="eastAsia"/>
+                <w:sz w:val="12"/>
+                <w:szCs w:val="12"/>
+              </w:rPr>
+            </w:pPr>
+            <w:r>
+              <w:rPr>
+                <w:rFonts w:hint="eastAsia"/>
+                <w:sz w:val="12"/>
+                <w:szCs w:val="12"/>
+              </w:rPr>
+              <w:t>WP</w:t>
+            </w:r>
+          </w:p>
+        </w:tc>
+        <w:tc>
+          <w:tcPr>
+            <w:tcW w:w="2500" w:type="pct"/>
+          </w:tcPr>
+          <w:p>
+            <w:pPr>
+              <w:jc w:val="center"/>
+              <w:rPr>
+                <w:rFonts w:hint="eastAsia"/>
+                <w:sz w:val="12"/>
+                <w:szCs w:val="12"/>
+              </w:rPr>
+            </w:pPr>
+            <w:r>
+              <w:rPr>
+                <w:rFonts w:hint="eastAsia"/>
+                <w:sz w:val="12"/>
+                <w:szCs w:val="12"/>
+              </w:rPr>
+              <w:t>暴投数。ワイルドピッチ数。</w:t>
+            </w:r>
+          </w:p>
+        </w:tc>
+      </w:tr>
+      <w:tr>
+        <w:trPr>
+          <w:cantSplit/>
+          <w:trHeight w:hRule="exact" w:val="227"/>
+        </w:trPr>
+        <w:tc>
+          <w:tcPr>
+            <w:tcW w:w="2500" w:type="pct"/>
+          </w:tcPr>
+          <w:p>
+            <w:pPr>
+              <w:jc w:val="center"/>
+              <w:rPr>
+                <w:rFonts w:hint="eastAsia"/>
+                <w:sz w:val="12"/>
+                <w:szCs w:val="12"/>
+              </w:rPr>
+            </w:pPr>
+            <w:r>
+              <w:rPr>
+                <w:rFonts w:hint="eastAsia"/>
+                <w:sz w:val="12"/>
+                <w:szCs w:val="12"/>
+              </w:rPr>
+              <w:t>Balk</w:t>
+            </w:r>
+          </w:p>
+        </w:tc>
+        <w:tc>
+          <w:tcPr>
+            <w:tcW w:w="2500" w:type="pct"/>
+          </w:tcPr>
+          <w:p>
+            <w:pPr>
+              <w:jc w:val="center"/>
+              <w:rPr>
+                <w:rFonts w:hint="eastAsia"/>
+                <w:sz w:val="12"/>
+                <w:szCs w:val="12"/>
+              </w:rPr>
+            </w:pPr>
+            <w:r>
+              <w:rPr>
+                <w:rFonts w:hint="eastAsia"/>
+                <w:sz w:val="12"/>
+                <w:szCs w:val="12"/>
+              </w:rPr>
+              <w:t>ボーク数</w:t>
+            </w:r>
+          </w:p>
+        </w:tc>
+      </w:tr>
+      <w:tr>
+        <w:trPr>
+          <w:cantSplit/>
+          <w:trHeight w:hRule="exact" w:val="227"/>
+        </w:trPr>
+        <w:tc>
+          <w:tcPr>
+            <w:tcW w:w="2500" w:type="pct"/>
+          </w:tcPr>
+          <w:p>
+            <w:pPr>
+              <w:jc w:val="center"/>
+              <w:rPr>
+                <w:rFonts w:hint="eastAsia"/>
+                <w:sz w:val="12"/>
+                <w:szCs w:val="12"/>
+              </w:rPr>
+            </w:pPr>
+            <w:r>
+              <w:rPr>
+                <w:rFonts w:hint="eastAsia"/>
+                <w:sz w:val="12"/>
+                <w:szCs w:val="12"/>
+              </w:rPr>
+              <w:t>R_P</w:t>
+            </w:r>
+          </w:p>
+        </w:tc>
+        <w:tc>
+          <w:tcPr>
+            <w:tcW w:w="2500" w:type="pct"/>
+          </w:tcPr>
+          <w:p>
+            <w:pPr>
+              <w:jc w:val="center"/>
+              <w:rPr>
+                <w:rFonts w:hint="eastAsia"/>
+                <w:sz w:val="12"/>
+                <w:szCs w:val="12"/>
+              </w:rPr>
+            </w:pPr>
+            <w:r>
+              <w:rPr>
+                <w:rFonts w:hint="eastAsia"/>
+                <w:sz w:val="12"/>
+                <w:szCs w:val="12"/>
+              </w:rPr>
+              <w:t>失点数</w:t>
+            </w:r>
+          </w:p>
+        </w:tc>
+      </w:tr>
+      <w:tr>
+        <w:trPr>
+          <w:cantSplit/>
+          <w:trHeight w:hRule="exact" w:val="227"/>
+        </w:trPr>
+        <w:tc>
+          <w:tcPr>
+            <w:tcW w:w="2500" w:type="pct"/>
+          </w:tcPr>
+          <w:p>
+            <w:pPr>
+              <w:jc w:val="center"/>
+              <w:rPr>
+                <w:rFonts w:hint="eastAsia"/>
+                <w:sz w:val="12"/>
+                <w:szCs w:val="12"/>
+              </w:rPr>
+            </w:pPr>
+            <w:r>
+              <w:rPr>
+                <w:rFonts w:hint="eastAsia"/>
+                <w:sz w:val="12"/>
+                <w:szCs w:val="12"/>
+              </w:rPr>
+              <w:t>ER</w:t>
+            </w:r>
+          </w:p>
+        </w:tc>
+        <w:tc>
+          <w:tcPr>
+            <w:tcW w:w="2500" w:type="pct"/>
+          </w:tcPr>
+          <w:p>
+            <w:pPr>
+              <w:jc w:val="center"/>
+              <w:rPr>
+                <w:rFonts w:hint="eastAsia"/>
+                <w:sz w:val="12"/>
+                <w:szCs w:val="12"/>
+              </w:rPr>
+            </w:pPr>
+            <w:r>
+              <w:rPr>
+                <w:rFonts w:hint="eastAsia"/>
+                <w:sz w:val="12"/>
+                <w:szCs w:val="12"/>
+              </w:rPr>
+              <w:t>自責点</w:t>
+            </w:r>
+          </w:p>
+        </w:tc>
+      </w:tr>
+    </w:tbl>
+    <w:p/>
+    <w:p>
+      <w:pPr>
+        <w:rPr>
+          <w:rFonts w:hint="eastAsia"/>
+        </w:rPr>
+      </w:pPr>
+    </w:p>
+    <w:p>
+      <w:pPr>
+        <w:ind w:firstLineChars="100" w:firstLine="210"/>
+        <w:rPr>
+          <w:rFonts w:hint="eastAsia"/>
+        </w:rPr>
+      </w:pPr>
+      <w:r>
+        <w:rPr>
+          <w:rFonts w:hint="eastAsia"/>
+        </w:rPr>
+        <w:lastRenderedPageBreak/>
+        <w:t>本レポートで用いるデータはNPB公式ホームページを参考にしたもので、選手の個人成績を合算したものである。2014~2025年までの12年分、12球団のデータを収集したデータである。</w:t>
+      </w:r>
     </w:p>
     <w:sectPr>
       <w:pgSz w:w="11906" w:h="16838"/>
@@ -161,6 +6200,135 @@
     </w:sectPr>
   </w:body>
 </w:document>
+</file>
+
+<file path=word/numbering.xml><?xml version="1.0" encoding="utf-8"?>
+<w:numbering xmlns:wpc="http://schemas.microsoft.com/office/word/2010/wordprocessingCanvas" xmlns:cx="http://schemas.microsoft.com/office/drawing/2014/chartex" xmlns:cx1="http://schemas.microsoft.com/office/drawing/2015/9/8/chartex" xmlns:cx2="http://schemas.microsoft.com/office/drawing/2015/10/21/chartex" xmlns:cx3="http://schemas.microsoft.com/office/drawing/2016/5/9/chartex" xmlns:cx4="http://schemas.microsoft.com/office/drawing/2016/5/10/chartex" xmlns:cx5="http://schemas.microsoft.com/office/drawing/2016/5/11/chartex" xmlns:cx6="http://schemas.microsoft.com/office/drawing/2016/5/12/chartex" xmlns:cx7="http://schemas.microsoft.com/office/drawing/2016/5/13/chartex" xmlns:cx8="http://schemas.microsoft.com/office/drawing/2016/5/14/chartex" xmlns:mc="http://schemas.openxmlformats.org/markup-compatibility/2006" xmlns:aink="http://schemas.microsoft.com/office/drawing/2016/ink" xmlns:am3d="http://schemas.microsoft.com/office/drawing/2017/model3d" xmlns:o="urn:schemas-microsoft-com:office:office" xmlns:oel="http://schemas.microsoft.com/office/2019/extlst" xmlns:r="http://schemas.openxmlformats.org/officeDocument/2006/relationships" xmlns:m="http://schemas.openxmlformats.org/officeDocument/2006/math" xmlns:v="urn:schemas-microsoft-com:vml" xmlns:wp14="http://schemas.microsoft.com/office/word/2010/wordprocessingDrawing" xmlns:wp="http://schemas.openxmlformats.org/drawingml/2006/wordprocessingDrawing" xmlns:w10="urn:schemas-microsoft-com:office:word" xmlns:w="http://schemas.openxmlformats.org/wordprocessingml/2006/main" xmlns:w14="http://schemas.microsoft.com/office/word/2010/wordml" xmlns:w15="http://schemas.microsoft.com/office/word/2012/wordml" xmlns:w16cex="http://schemas.microsoft.com/office/word/2018/wordml/cex" xmlns:w16cid="http://schemas.microsoft.com/office/word/2016/wordml/cid" xmlns:w16="http://schemas.microsoft.com/office/word/2018/wordml" xmlns:w16du="http://schemas.microsoft.com/office/word/2023/wordml/word16du" xmlns:w16sdtdh="http://schemas.microsoft.com/office/word/2020/wordml/sdtdatahash" xmlns:w16sdtfl="http://schemas.microsoft.com/office/word/2024/wordml/sdtformatlock" xmlns:w16se="http://schemas.microsoft.com/office/word/2015/wordml/symex" xmlns:wpg="http://schemas.microsoft.com/office/word/2010/wordprocessingGroup" xmlns:wpi="http://schemas.microsoft.com/office/word/2010/wordprocessingInk" xmlns:wne="http://schemas.microsoft.com/office/word/2006/wordml" xmlns:wps="http://schemas.microsoft.com/office/word/2010/wordprocessingShape" mc:Ignorable="w14 w15 w16se w16cid w16 w16cex w16sdtdh w16sdtfl w16du wp14">
+  <w:abstractNum w:abstractNumId="0" w15:restartNumberingAfterBreak="0">
+    <w:nsid w:val="5E37302D"/>
+    <w:multiLevelType w:val="multilevel"/>
+    <w:tmpl w:val="AD169E98"/>
+    <w:lvl w:ilvl="0">
+      <w:start w:val="1"/>
+      <w:numFmt w:val="decimal"/>
+      <w:lvlText w:val="%1."/>
+      <w:lvlJc w:val="left"/>
+      <w:pPr>
+        <w:ind w:left="360" w:hanging="360"/>
+      </w:pPr>
+      <w:rPr>
+        <w:rFonts w:hint="default"/>
+      </w:rPr>
+    </w:lvl>
+    <w:lvl w:ilvl="1">
+      <w:start w:val="1"/>
+      <w:numFmt w:val="decimal"/>
+      <w:isLgl/>
+      <w:lvlText w:val="%1.%2."/>
+      <w:lvlJc w:val="left"/>
+      <w:pPr>
+        <w:ind w:left="720" w:hanging="720"/>
+      </w:pPr>
+      <w:rPr>
+        <w:rFonts w:hint="default"/>
+      </w:rPr>
+    </w:lvl>
+    <w:lvl w:ilvl="2">
+      <w:start w:val="1"/>
+      <w:numFmt w:val="decimal"/>
+      <w:isLgl/>
+      <w:lvlText w:val="%1.%2.%3."/>
+      <w:lvlJc w:val="left"/>
+      <w:pPr>
+        <w:ind w:left="720" w:hanging="720"/>
+      </w:pPr>
+      <w:rPr>
+        <w:rFonts w:hint="default"/>
+      </w:rPr>
+    </w:lvl>
+    <w:lvl w:ilvl="3">
+      <w:start w:val="1"/>
+      <w:numFmt w:val="decimal"/>
+      <w:isLgl/>
+      <w:lvlText w:val="%1.%2.%3.%4."/>
+      <w:lvlJc w:val="left"/>
+      <w:pPr>
+        <w:ind w:left="1080" w:hanging="1080"/>
+      </w:pPr>
+      <w:rPr>
+        <w:rFonts w:hint="default"/>
+      </w:rPr>
+    </w:lvl>
+    <w:lvl w:ilvl="4">
+      <w:start w:val="1"/>
+      <w:numFmt w:val="decimal"/>
+      <w:isLgl/>
+      <w:lvlText w:val="%1.%2.%3.%4.%5."/>
+      <w:lvlJc w:val="left"/>
+      <w:pPr>
+        <w:ind w:left="1080" w:hanging="1080"/>
+      </w:pPr>
+      <w:rPr>
+        <w:rFonts w:hint="default"/>
+      </w:rPr>
+    </w:lvl>
+    <w:lvl w:ilvl="5">
+      <w:start w:val="1"/>
+      <w:numFmt w:val="decimal"/>
+      <w:isLgl/>
+      <w:lvlText w:val="%1.%2.%3.%4.%5.%6."/>
+      <w:lvlJc w:val="left"/>
+      <w:pPr>
+        <w:ind w:left="1440" w:hanging="1440"/>
+      </w:pPr>
+      <w:rPr>
+        <w:rFonts w:hint="default"/>
+      </w:rPr>
+    </w:lvl>
+    <w:lvl w:ilvl="6">
+      <w:start w:val="1"/>
+      <w:numFmt w:val="decimal"/>
+      <w:isLgl/>
+      <w:lvlText w:val="%1.%2.%3.%4.%5.%6.%7."/>
+      <w:lvlJc w:val="left"/>
+      <w:pPr>
+        <w:ind w:left="1440" w:hanging="1440"/>
+      </w:pPr>
+      <w:rPr>
+        <w:rFonts w:hint="default"/>
+      </w:rPr>
+    </w:lvl>
+    <w:lvl w:ilvl="7">
+      <w:start w:val="1"/>
+      <w:numFmt w:val="decimal"/>
+      <w:isLgl/>
+      <w:lvlText w:val="%1.%2.%3.%4.%5.%6.%7.%8."/>
+      <w:lvlJc w:val="left"/>
+      <w:pPr>
+        <w:ind w:left="1800" w:hanging="1800"/>
+      </w:pPr>
+      <w:rPr>
+        <w:rFonts w:hint="default"/>
+      </w:rPr>
+    </w:lvl>
+    <w:lvl w:ilvl="8">
+      <w:start w:val="1"/>
+      <w:numFmt w:val="decimal"/>
+      <w:isLgl/>
+      <w:lvlText w:val="%1.%2.%3.%4.%5.%6.%7.%8.%9."/>
+      <w:lvlJc w:val="left"/>
+      <w:pPr>
+        <w:ind w:left="1800" w:hanging="1800"/>
+      </w:pPr>
+      <w:rPr>
+        <w:rFonts w:hint="default"/>
+      </w:rPr>
+    </w:lvl>
+  </w:abstractNum>
+  <w:num w:numId="1" w16cid:durableId="1757629986">
+    <w:abstractNumId w:val="0"/>
+  </w:num>
+</w:numbering>
 </file>
 
 <file path=word/styles.xml><?xml version="1.0" encoding="utf-8"?>
@@ -763,13 +6931,11 @@
   <w:style w:type="character" w:default="1" w:styleId="a0">
     <w:name w:val="Default Paragraph Font"/>
     <w:uiPriority w:val="1"/>
-    <w:semiHidden/>
     <w:unhideWhenUsed/>
   </w:style>
   <w:style w:type="table" w:default="1" w:styleId="a1">
     <w:name w:val="Normal Table"/>
     <w:uiPriority w:val="99"/>
-    <w:semiHidden/>
     <w:unhideWhenUsed/>
     <w:tblPr>
       <w:tblInd w:w="0" w:type="dxa"/>
@@ -1091,6 +7257,87 @@
     <w:semiHidden/>
     <w:rsid w:val="00AE7A1E"/>
   </w:style>
+  <w:style w:type="table" w:styleId="ac">
+    <w:name w:val="Table Grid"/>
+    <w:basedOn w:val="a1"/>
+    <w:uiPriority w:val="39"/>
+    <w:rsid w:val="009A67F9"/>
+    <w:tblPr>
+      <w:tblBorders>
+        <w:top w:val="single" w:sz="4" w:space="0" w:color="auto"/>
+        <w:left w:val="single" w:sz="4" w:space="0" w:color="auto"/>
+        <w:bottom w:val="single" w:sz="4" w:space="0" w:color="auto"/>
+        <w:right w:val="single" w:sz="4" w:space="0" w:color="auto"/>
+        <w:insideH w:val="single" w:sz="4" w:space="0" w:color="auto"/>
+        <w:insideV w:val="single" w:sz="4" w:space="0" w:color="auto"/>
+      </w:tblBorders>
+    </w:tblPr>
+  </w:style>
+  <w:style w:type="table" w:styleId="61">
+    <w:name w:val="List Table 6 Colorful"/>
+    <w:basedOn w:val="a1"/>
+    <w:uiPriority w:val="51"/>
+    <w:rsid w:val="00185D6E"/>
+    <w:rPr>
+      <w:color w:val="000000" w:themeColor="text1"/>
+    </w:rPr>
+    <w:tblPr>
+      <w:tblStyleRowBandSize w:val="1"/>
+      <w:tblStyleColBandSize w:val="1"/>
+      <w:tblBorders>
+        <w:top w:val="single" w:sz="4" w:space="0" w:color="000000" w:themeColor="text1"/>
+        <w:bottom w:val="single" w:sz="4" w:space="0" w:color="000000" w:themeColor="text1"/>
+      </w:tblBorders>
+    </w:tblPr>
+    <w:tblStylePr w:type="firstRow">
+      <w:rPr>
+        <w:b/>
+        <w:bCs/>
+      </w:rPr>
+      <w:tblPr/>
+      <w:tcPr>
+        <w:tcBorders>
+          <w:bottom w:val="single" w:sz="4" w:space="0" w:color="000000" w:themeColor="text1"/>
+        </w:tcBorders>
+      </w:tcPr>
+    </w:tblStylePr>
+    <w:tblStylePr w:type="lastRow">
+      <w:rPr>
+        <w:b/>
+        <w:bCs/>
+      </w:rPr>
+      <w:tblPr/>
+      <w:tcPr>
+        <w:tcBorders>
+          <w:top w:val="double" w:sz="4" w:space="0" w:color="000000" w:themeColor="text1"/>
+        </w:tcBorders>
+      </w:tcPr>
+    </w:tblStylePr>
+    <w:tblStylePr w:type="firstCol">
+      <w:rPr>
+        <w:b/>
+        <w:bCs/>
+      </w:rPr>
+    </w:tblStylePr>
+    <w:tblStylePr w:type="lastCol">
+      <w:rPr>
+        <w:b/>
+        <w:bCs/>
+      </w:rPr>
+    </w:tblStylePr>
+    <w:tblStylePr w:type="band1Vert">
+      <w:tblPr/>
+      <w:tcPr>
+        <w:shd w:val="clear" w:color="auto" w:fill="CCCCCC" w:themeFill="text1" w:themeFillTint="33"/>
+      </w:tcPr>
+    </w:tblStylePr>
+    <w:tblStylePr w:type="band1Horz">
+      <w:tblPr/>
+      <w:tcPr>
+        <w:shd w:val="clear" w:color="auto" w:fill="CCCCCC" w:themeFill="text1" w:themeFillTint="33"/>
+      </w:tcPr>
+    </w:tblStylePr>
+  </w:style>
 </w:styles>
 </file>
 

--- a/docx/生産管理_中間課題.docx
+++ b/docx/生産管理_中間課題.docx
@@ -100,7 +100,6 @@
       <w:pPr>
         <w:jc w:val="right"/>
         <w:rPr>
-          <w:rFonts w:hint="eastAsia"/>
           <w:szCs w:val="21"/>
         </w:rPr>
       </w:pPr>
@@ -109,7 +108,6 @@
       <w:pPr>
         <w:jc w:val="center"/>
         <w:rPr>
-          <w:rFonts w:hint="eastAsia"/>
           <w:b/>
           <w:bCs/>
           <w:sz w:val="32"/>
@@ -131,7 +129,6 @@
       <w:pPr>
         <w:jc w:val="center"/>
         <w:rPr>
-          <w:rFonts w:hint="eastAsia"/>
           <w:sz w:val="22"/>
           <w:szCs w:val="22"/>
         </w:rPr>
@@ -189,9 +186,6 @@
     <w:p>
       <w:pPr>
         <w:ind w:leftChars="1200" w:left="2520"/>
-        <w:rPr>
-          <w:rFonts w:hint="eastAsia"/>
-        </w:rPr>
       </w:pPr>
       <w:r>
         <w:rPr>
@@ -229,7 +223,6 @@
           <w:numId w:val="1"/>
         </w:numPr>
         <w:rPr>
-          <w:rFonts w:hint="eastAsia"/>
           <w:sz w:val="28"/>
           <w:szCs w:val="28"/>
         </w:rPr>
@@ -264,55 +257,13 @@
         <w:rPr>
           <w:rFonts w:hint="eastAsia"/>
         </w:rPr>
-        <w:t xml:space="preserve">apley Additive </w:t>
-      </w:r>
-      <w:proofErr w:type="spellStart"/>
-      <w:r>
-        <w:rPr>
-          <w:rFonts w:hint="eastAsia"/>
-        </w:rPr>
-        <w:t>exPlanations</w:t>
-      </w:r>
-      <w:proofErr w:type="spellEnd"/>
-      <w:r>
-        <w:rPr>
-          <w:rFonts w:hint="eastAsia"/>
-        </w:rPr>
-        <w:t>)</w:t>
+        <w:t>apley Additive exPlanations)</w:t>
       </w:r>
       <w:r>
         <w:rPr>
           <w:rFonts w:hint="eastAsia"/>
         </w:rPr>
-        <w:t>値の比較検証を行う。本レポートではSKAB(</w:t>
-      </w:r>
-      <w:proofErr w:type="spellStart"/>
-      <w:r>
-        <w:rPr>
-          <w:rFonts w:hint="eastAsia"/>
-        </w:rPr>
-        <w:t>Skoltech</w:t>
-      </w:r>
-      <w:proofErr w:type="spellEnd"/>
-      <w:r>
-        <w:rPr>
-          <w:rFonts w:hint="eastAsia"/>
-        </w:rPr>
-        <w:t xml:space="preserve"> Anomaly Benchmark)データセットを用いた異常検知モデルを構築および</w:t>
-      </w:r>
-      <w:proofErr w:type="spellStart"/>
-      <w:r>
-        <w:rPr>
-          <w:rFonts w:hint="eastAsia"/>
-        </w:rPr>
-        <w:t>XGBoost</w:t>
-      </w:r>
-      <w:proofErr w:type="spellEnd"/>
-      <w:r>
-        <w:rPr>
-          <w:rFonts w:hint="eastAsia"/>
-        </w:rPr>
-        <w:t>、Random Forest、SVMの3つのモデル間での予測寄与変数の違いの分析とNPB所属12球団のチーム成績を用いた「勝利数」の回帰予測を行い、勝利に寄与する要因をデータから考察した。</w:t>
+        <w:t>値の比較検証を行う。本レポートではSKAB(Skoltech Anomaly Benchmark)データセットを用いた異常検知モデルを構築およびXGBoost、Random Forest、SVMの3つのモデル間での予測寄与変数の違いの分析とNPB所属12球団のチーム成績を用いた「勝利数」の回帰予測を行い、勝利に寄与する要因をデータから考察した。</w:t>
       </w:r>
     </w:p>
     <w:p/>
@@ -324,7 +275,6 @@
           <w:numId w:val="1"/>
         </w:numPr>
         <w:rPr>
-          <w:rFonts w:hint="eastAsia"/>
           <w:b/>
           <w:bCs/>
           <w:sz w:val="28"/>
@@ -374,12 +324,20 @@
           <w:numId w:val="1"/>
         </w:numPr>
         <w:rPr>
+          <w:b/>
+          <w:bCs/>
+          <w:sz w:val="24"/>
+        </w:rPr>
+      </w:pPr>
+      <w:r>
+        <w:rPr>
           <w:rFonts w:hint="eastAsia"/>
           <w:b/>
           <w:bCs/>
           <w:sz w:val="24"/>
         </w:rPr>
-      </w:pPr>
+        <w:t>SKAB</w:t>
+      </w:r>
       <w:r>
         <w:rPr>
           <w:rFonts w:hint="eastAsia"/>
@@ -391,11 +349,6 @@
       </w:r>
     </w:p>
     <w:p>
-      <w:pPr>
-        <w:rPr>
-          <w:rFonts w:hint="eastAsia"/>
-        </w:rPr>
-      </w:pPr>
       <w:r>
         <w:rPr>
           <w:rFonts w:hint="eastAsia"/>
@@ -414,7 +367,6 @@
       <w:pPr>
         <w:jc w:val="center"/>
         <w:rPr>
-          <w:rFonts w:hint="eastAsia"/>
           <w:b/>
           <w:bCs/>
         </w:rPr>
@@ -502,7 +454,6 @@
             <w:pPr>
               <w:jc w:val="center"/>
               <w:rPr>
-                <w:rFonts w:hint="eastAsia"/>
                 <w:sz w:val="18"/>
                 <w:szCs w:val="18"/>
               </w:rPr>
@@ -529,7 +480,6 @@
             <w:pPr>
               <w:jc w:val="center"/>
               <w:rPr>
-                <w:rFonts w:hint="eastAsia"/>
                 <w:sz w:val="18"/>
                 <w:szCs w:val="18"/>
               </w:rPr>
@@ -557,7 +507,6 @@
             <w:pPr>
               <w:jc w:val="center"/>
               <w:rPr>
-                <w:rFonts w:hint="eastAsia"/>
                 <w:sz w:val="18"/>
                 <w:szCs w:val="18"/>
               </w:rPr>
@@ -583,7 +532,6 @@
             <w:pPr>
               <w:jc w:val="center"/>
               <w:rPr>
-                <w:rFonts w:hint="eastAsia"/>
                 <w:sz w:val="18"/>
                 <w:szCs w:val="18"/>
               </w:rPr>
@@ -608,7 +556,6 @@
             <w:pPr>
               <w:jc w:val="center"/>
               <w:rPr>
-                <w:rFonts w:hint="eastAsia"/>
                 <w:sz w:val="18"/>
                 <w:szCs w:val="18"/>
               </w:rPr>
@@ -663,7 +610,6 @@
             <w:pPr>
               <w:jc w:val="center"/>
               <w:rPr>
-                <w:rFonts w:hint="eastAsia"/>
                 <w:sz w:val="18"/>
                 <w:szCs w:val="18"/>
               </w:rPr>
@@ -718,7 +664,6 @@
             <w:pPr>
               <w:jc w:val="center"/>
               <w:rPr>
-                <w:rFonts w:hint="eastAsia"/>
                 <w:sz w:val="18"/>
                 <w:szCs w:val="18"/>
               </w:rPr>
@@ -765,7 +710,6 @@
             <w:pPr>
               <w:jc w:val="center"/>
               <w:rPr>
-                <w:rFonts w:hint="eastAsia"/>
                 <w:sz w:val="18"/>
                 <w:szCs w:val="18"/>
               </w:rPr>
@@ -788,7 +732,6 @@
             <w:pPr>
               <w:jc w:val="center"/>
               <w:rPr>
-                <w:rFonts w:hint="eastAsia"/>
                 <w:sz w:val="18"/>
                 <w:szCs w:val="18"/>
               </w:rPr>
@@ -813,7 +756,6 @@
             <w:pPr>
               <w:jc w:val="center"/>
               <w:rPr>
-                <w:rFonts w:hint="eastAsia"/>
                 <w:sz w:val="18"/>
                 <w:szCs w:val="18"/>
               </w:rPr>
@@ -836,7 +778,6 @@
             <w:pPr>
               <w:jc w:val="center"/>
               <w:rPr>
-                <w:rFonts w:hint="eastAsia"/>
                 <w:sz w:val="18"/>
                 <w:szCs w:val="18"/>
               </w:rPr>
@@ -861,7 +802,6 @@
             <w:pPr>
               <w:jc w:val="center"/>
               <w:rPr>
-                <w:rFonts w:hint="eastAsia"/>
                 <w:sz w:val="18"/>
                 <w:szCs w:val="18"/>
               </w:rPr>
@@ -872,40 +812,83 @@
                 <w:sz w:val="18"/>
                 <w:szCs w:val="18"/>
               </w:rPr>
-              <w:t xml:space="preserve">Volume Flow </w:t>
-            </w:r>
-            <w:proofErr w:type="spellStart"/>
-            <w:r>
-              <w:rPr>
-                <w:rFonts w:hint="eastAsia"/>
+              <w:t>Volume Flow RateRMS</w:t>
+            </w:r>
+          </w:p>
+        </w:tc>
+        <w:tc>
+          <w:tcPr>
+            <w:tcW w:w="4247" w:type="dxa"/>
+          </w:tcPr>
+          <w:p>
+            <w:pPr>
+              <w:jc w:val="center"/>
+              <w:rPr>
                 <w:sz w:val="18"/>
                 <w:szCs w:val="18"/>
               </w:rPr>
-              <w:t>RateRMS</w:t>
-            </w:r>
-            <w:proofErr w:type="spellEnd"/>
-          </w:p>
-        </w:tc>
-        <w:tc>
-          <w:tcPr>
-            <w:tcW w:w="4247" w:type="dxa"/>
-          </w:tcPr>
-          <w:p>
-            <w:pPr>
-              <w:jc w:val="center"/>
+            </w:pPr>
+            <w:r>
               <w:rPr>
                 <w:rFonts w:hint="eastAsia"/>
                 <w:sz w:val="18"/>
                 <w:szCs w:val="18"/>
               </w:rPr>
-            </w:pPr>
-            <w:r>
-              <w:rPr>
-                <w:rFonts w:hint="eastAsia"/>
+              <w:t>流量のRMS値。流体の流れの振動。</w:t>
+            </w:r>
+          </w:p>
+        </w:tc>
+      </w:tr>
+      <w:tr>
+        <w:tc>
+          <w:tcPr>
+            <w:tcW w:w="4247" w:type="dxa"/>
+          </w:tcPr>
+          <w:p>
+            <w:pPr>
+              <w:jc w:val="center"/>
+              <w:rPr>
                 <w:sz w:val="18"/>
                 <w:szCs w:val="18"/>
               </w:rPr>
-              <w:t>流量のRMS値。流体の流れの振動。</w:t>
+            </w:pPr>
+            <w:r>
+              <w:rPr>
+                <w:rFonts w:hint="eastAsia"/>
+                <w:sz w:val="18"/>
+                <w:szCs w:val="18"/>
+              </w:rPr>
+              <w:t>anomaly</w:t>
+            </w:r>
+          </w:p>
+        </w:tc>
+        <w:tc>
+          <w:tcPr>
+            <w:tcW w:w="4247" w:type="dxa"/>
+          </w:tcPr>
+          <w:p>
+            <w:pPr>
+              <w:jc w:val="center"/>
+              <w:rPr>
+                <w:sz w:val="18"/>
+                <w:szCs w:val="18"/>
+              </w:rPr>
+            </w:pPr>
+            <w:r>
+              <w:rPr>
+                <w:rFonts w:hint="eastAsia"/>
+                <w:sz w:val="18"/>
+                <w:szCs w:val="18"/>
+              </w:rPr>
+              <w:t>異常</w:t>
+            </w:r>
+            <w:r>
+              <w:rPr>
+                <w:rFonts w:hint="eastAsia"/>
+                <w:sz w:val="18"/>
+                <w:szCs w:val="18"/>
+              </w:rPr>
+              <w:t>フラグ(0:正常、1:異常)。目的変数。</w:t>
             </w:r>
           </w:p>
         </w:tc>
@@ -919,7 +902,6 @@
             <w:pPr>
               <w:jc w:val="center"/>
               <w:rPr>
-                <w:rFonts w:hint="eastAsia"/>
                 <w:sz w:val="18"/>
                 <w:szCs w:val="18"/>
               </w:rPr>
@@ -930,7 +912,7 @@
                 <w:sz w:val="18"/>
                 <w:szCs w:val="18"/>
               </w:rPr>
-              <w:t>anomaly</w:t>
+              <w:t>datetime</w:t>
             </w:r>
           </w:p>
         </w:tc>
@@ -942,7 +924,6 @@
             <w:pPr>
               <w:jc w:val="center"/>
               <w:rPr>
-                <w:rFonts w:hint="eastAsia"/>
                 <w:sz w:val="18"/>
                 <w:szCs w:val="18"/>
               </w:rPr>
@@ -953,40 +934,31 @@
                 <w:sz w:val="18"/>
                 <w:szCs w:val="18"/>
               </w:rPr>
-              <w:t>異常</w:t>
-            </w:r>
-            <w:r>
-              <w:rPr>
-                <w:rFonts w:hint="eastAsia"/>
+              <w:t>日時データ</w:t>
+            </w:r>
+          </w:p>
+        </w:tc>
+      </w:tr>
+      <w:tr>
+        <w:tc>
+          <w:tcPr>
+            <w:tcW w:w="4247" w:type="dxa"/>
+          </w:tcPr>
+          <w:p>
+            <w:pPr>
+              <w:jc w:val="center"/>
+              <w:rPr>
                 <w:sz w:val="18"/>
                 <w:szCs w:val="18"/>
               </w:rPr>
-              <w:t>フラグ(0:正常、1:異常)。目的変数。</w:t>
-            </w:r>
-          </w:p>
-        </w:tc>
-      </w:tr>
-      <w:tr>
-        <w:tc>
-          <w:tcPr>
-            <w:tcW w:w="4247" w:type="dxa"/>
-          </w:tcPr>
-          <w:p>
-            <w:pPr>
-              <w:jc w:val="center"/>
+            </w:pPr>
+            <w:r>
               <w:rPr>
                 <w:rFonts w:hint="eastAsia"/>
                 <w:sz w:val="18"/>
                 <w:szCs w:val="18"/>
               </w:rPr>
-            </w:pPr>
-            <w:r>
-              <w:rPr>
-                <w:rFonts w:hint="eastAsia"/>
-                <w:sz w:val="18"/>
-                <w:szCs w:val="18"/>
-              </w:rPr>
-              <w:t>datetime</w:t>
+              <w:t>changepoint</w:t>
             </w:r>
           </w:p>
         </w:tc>
@@ -998,55 +970,6 @@
             <w:pPr>
               <w:jc w:val="center"/>
               <w:rPr>
-                <w:rFonts w:hint="eastAsia"/>
-                <w:sz w:val="18"/>
-                <w:szCs w:val="18"/>
-              </w:rPr>
-            </w:pPr>
-            <w:r>
-              <w:rPr>
-                <w:rFonts w:hint="eastAsia"/>
-                <w:sz w:val="18"/>
-                <w:szCs w:val="18"/>
-              </w:rPr>
-              <w:t>日時データ</w:t>
-            </w:r>
-          </w:p>
-        </w:tc>
-      </w:tr>
-      <w:tr>
-        <w:tc>
-          <w:tcPr>
-            <w:tcW w:w="4247" w:type="dxa"/>
-          </w:tcPr>
-          <w:p>
-            <w:pPr>
-              <w:jc w:val="center"/>
-              <w:rPr>
-                <w:rFonts w:hint="eastAsia"/>
-                <w:sz w:val="18"/>
-                <w:szCs w:val="18"/>
-              </w:rPr>
-            </w:pPr>
-            <w:r>
-              <w:rPr>
-                <w:rFonts w:hint="eastAsia"/>
-                <w:sz w:val="18"/>
-                <w:szCs w:val="18"/>
-              </w:rPr>
-              <w:t>changepoint</w:t>
-            </w:r>
-          </w:p>
-        </w:tc>
-        <w:tc>
-          <w:tcPr>
-            <w:tcW w:w="4247" w:type="dxa"/>
-          </w:tcPr>
-          <w:p>
-            <w:pPr>
-              <w:jc w:val="center"/>
-              <w:rPr>
-                <w:rFonts w:hint="eastAsia"/>
                 <w:sz w:val="18"/>
                 <w:szCs w:val="18"/>
               </w:rPr>
@@ -1069,13 +992,7 @@
         <w:rPr>
           <w:rFonts w:hint="eastAsia"/>
         </w:rPr>
-        <w:t xml:space="preserve">　以下の表2にデータの概要を示す。</w:t>
-      </w:r>
-      <w:r>
-        <w:rPr>
-          <w:rFonts w:hint="eastAsia"/>
-        </w:rPr>
-        <w:t>前処理としてモデルが学習すべきセンサーデータのパターンではないdatetime(日時データ)と正解に近いメタデータと考えられるchangepoint(変化点フラグ)を削除した。</w:t>
+        <w:t xml:space="preserve">　以下の表2にデータの概要を示す。前処理としてモデルが学習すべきセンサーデータのパターンではないdatetime(日時データ)と正解に近いメタデータと考えられるchangepoint(変化点フラグ)を削除した。</w:t>
       </w:r>
     </w:p>
     <w:p/>
@@ -1084,7 +1001,6 @@
       <w:pPr>
         <w:jc w:val="center"/>
         <w:rPr>
-          <w:rFonts w:hint="eastAsia"/>
           <w:b/>
           <w:bCs/>
         </w:rPr>
@@ -1148,9 +1064,6 @@
           <w:p>
             <w:pPr>
               <w:jc w:val="center"/>
-              <w:rPr>
-                <w:rFonts w:hint="eastAsia"/>
-              </w:rPr>
             </w:pPr>
             <w:r>
               <w:rPr>
@@ -1171,9 +1084,6 @@
           <w:p>
             <w:pPr>
               <w:jc w:val="center"/>
-              <w:rPr>
-                <w:rFonts w:hint="eastAsia"/>
-              </w:rPr>
             </w:pPr>
             <w:r>
               <w:rPr>
@@ -1194,9 +1104,6 @@
           <w:p>
             <w:pPr>
               <w:jc w:val="center"/>
-              <w:rPr>
-                <w:rFonts w:hint="eastAsia"/>
-              </w:rPr>
             </w:pPr>
             <w:r>
               <w:rPr>
@@ -1217,9 +1124,6 @@
           <w:p>
             <w:pPr>
               <w:jc w:val="center"/>
-              <w:rPr>
-                <w:rFonts w:hint="eastAsia"/>
-              </w:rPr>
             </w:pPr>
             <w:r>
               <w:rPr>
@@ -1240,9 +1144,6 @@
           <w:p>
             <w:pPr>
               <w:jc w:val="center"/>
-              <w:rPr>
-                <w:rFonts w:hint="eastAsia"/>
-              </w:rPr>
             </w:pPr>
             <w:r>
               <w:rPr>
@@ -1265,7 +1166,6 @@
             <w:pPr>
               <w:jc w:val="center"/>
               <w:rPr>
-                <w:rFonts w:hint="eastAsia"/>
                 <w:szCs w:val="21"/>
               </w:rPr>
             </w:pPr>
@@ -1289,7 +1189,6 @@
             <w:pPr>
               <w:jc w:val="center"/>
               <w:rPr>
-                <w:rFonts w:hint="eastAsia"/>
                 <w:szCs w:val="21"/>
               </w:rPr>
             </w:pPr>
@@ -1313,7 +1212,6 @@
             <w:pPr>
               <w:jc w:val="center"/>
               <w:rPr>
-                <w:rFonts w:hint="eastAsia"/>
                 <w:szCs w:val="21"/>
               </w:rPr>
             </w:pPr>
@@ -1337,7 +1235,6 @@
             <w:pPr>
               <w:jc w:val="center"/>
               <w:rPr>
-                <w:rFonts w:hint="eastAsia"/>
                 <w:szCs w:val="21"/>
               </w:rPr>
             </w:pPr>
@@ -1361,7 +1258,6 @@
             <w:pPr>
               <w:jc w:val="center"/>
               <w:rPr>
-                <w:rFonts w:hint="eastAsia"/>
                 <w:szCs w:val="21"/>
               </w:rPr>
             </w:pPr>
@@ -1385,7 +1281,6 @@
             <w:pPr>
               <w:jc w:val="center"/>
               <w:rPr>
-                <w:rFonts w:hint="eastAsia"/>
                 <w:szCs w:val="21"/>
               </w:rPr>
             </w:pPr>
@@ -1408,7 +1303,6 @@
             <w:pPr>
               <w:jc w:val="center"/>
               <w:rPr>
-                <w:rFonts w:hint="eastAsia"/>
                 <w:szCs w:val="21"/>
               </w:rPr>
             </w:pPr>
@@ -1449,7 +1343,6 @@
             <w:pPr>
               <w:jc w:val="center"/>
               <w:rPr>
-                <w:rFonts w:hint="eastAsia"/>
                 <w:szCs w:val="21"/>
               </w:rPr>
             </w:pPr>
@@ -1470,7 +1363,6 @@
             <w:pPr>
               <w:jc w:val="center"/>
               <w:rPr>
-                <w:rFonts w:hint="eastAsia"/>
                 <w:szCs w:val="21"/>
               </w:rPr>
             </w:pPr>
@@ -1491,7 +1383,6 @@
             <w:pPr>
               <w:jc w:val="center"/>
               <w:rPr>
-                <w:rFonts w:hint="eastAsia"/>
                 <w:szCs w:val="21"/>
               </w:rPr>
             </w:pPr>
@@ -1512,7 +1403,6 @@
             <w:pPr>
               <w:jc w:val="center"/>
               <w:rPr>
-                <w:rFonts w:hint="eastAsia"/>
                 <w:szCs w:val="21"/>
               </w:rPr>
             </w:pPr>
@@ -1535,7 +1425,6 @@
             <w:pPr>
               <w:jc w:val="center"/>
               <w:rPr>
-                <w:rFonts w:hint="eastAsia"/>
                 <w:szCs w:val="21"/>
               </w:rPr>
             </w:pPr>
@@ -1576,7 +1465,6 @@
             <w:pPr>
               <w:jc w:val="center"/>
               <w:rPr>
-                <w:rFonts w:hint="eastAsia"/>
                 <w:szCs w:val="21"/>
               </w:rPr>
             </w:pPr>
@@ -1597,7 +1485,6 @@
             <w:pPr>
               <w:jc w:val="center"/>
               <w:rPr>
-                <w:rFonts w:hint="eastAsia"/>
                 <w:szCs w:val="21"/>
               </w:rPr>
             </w:pPr>
@@ -1618,7 +1505,6 @@
             <w:pPr>
               <w:jc w:val="center"/>
               <w:rPr>
-                <w:rFonts w:hint="eastAsia"/>
                 <w:szCs w:val="21"/>
               </w:rPr>
             </w:pPr>
@@ -1639,7 +1525,6 @@
             <w:pPr>
               <w:jc w:val="center"/>
               <w:rPr>
-                <w:rFonts w:hint="eastAsia"/>
                 <w:szCs w:val="21"/>
               </w:rPr>
             </w:pPr>
@@ -1662,7 +1547,6 @@
             <w:pPr>
               <w:jc w:val="center"/>
               <w:rPr>
-                <w:rFonts w:hint="eastAsia"/>
                 <w:szCs w:val="21"/>
               </w:rPr>
             </w:pPr>
@@ -1703,7 +1587,6 @@
             <w:pPr>
               <w:jc w:val="center"/>
               <w:rPr>
-                <w:rFonts w:hint="eastAsia"/>
                 <w:szCs w:val="21"/>
               </w:rPr>
             </w:pPr>
@@ -1724,7 +1607,6 @@
             <w:pPr>
               <w:jc w:val="center"/>
               <w:rPr>
-                <w:rFonts w:hint="eastAsia"/>
                 <w:szCs w:val="21"/>
               </w:rPr>
             </w:pPr>
@@ -1745,7 +1627,6 @@
             <w:pPr>
               <w:jc w:val="center"/>
               <w:rPr>
-                <w:rFonts w:hint="eastAsia"/>
                 <w:szCs w:val="21"/>
               </w:rPr>
             </w:pPr>
@@ -1766,7 +1647,6 @@
             <w:pPr>
               <w:jc w:val="center"/>
               <w:rPr>
-                <w:rFonts w:hint="eastAsia"/>
                 <w:szCs w:val="21"/>
               </w:rPr>
             </w:pPr>
@@ -1789,7 +1669,6 @@
             <w:pPr>
               <w:jc w:val="center"/>
               <w:rPr>
-                <w:rFonts w:hint="eastAsia"/>
                 <w:szCs w:val="21"/>
               </w:rPr>
             </w:pPr>
@@ -1830,7 +1709,6 @@
             <w:pPr>
               <w:jc w:val="center"/>
               <w:rPr>
-                <w:rFonts w:hint="eastAsia"/>
                 <w:szCs w:val="21"/>
               </w:rPr>
             </w:pPr>
@@ -1851,7 +1729,6 @@
             <w:pPr>
               <w:jc w:val="center"/>
               <w:rPr>
-                <w:rFonts w:hint="eastAsia"/>
                 <w:szCs w:val="21"/>
               </w:rPr>
             </w:pPr>
@@ -1872,7 +1749,6 @@
             <w:pPr>
               <w:jc w:val="center"/>
               <w:rPr>
-                <w:rFonts w:hint="eastAsia"/>
                 <w:szCs w:val="21"/>
               </w:rPr>
             </w:pPr>
@@ -1893,7 +1769,6 @@
             <w:pPr>
               <w:jc w:val="center"/>
               <w:rPr>
-                <w:rFonts w:hint="eastAsia"/>
                 <w:szCs w:val="21"/>
               </w:rPr>
             </w:pPr>
@@ -1916,7 +1791,6 @@
             <w:pPr>
               <w:jc w:val="center"/>
               <w:rPr>
-                <w:rFonts w:hint="eastAsia"/>
                 <w:szCs w:val="21"/>
               </w:rPr>
             </w:pPr>
@@ -1937,7 +1811,6 @@
             <w:pPr>
               <w:jc w:val="center"/>
               <w:rPr>
-                <w:rFonts w:hint="eastAsia"/>
                 <w:szCs w:val="21"/>
               </w:rPr>
             </w:pPr>
@@ -1958,7 +1831,6 @@
             <w:pPr>
               <w:jc w:val="center"/>
               <w:rPr>
-                <w:rFonts w:hint="eastAsia"/>
                 <w:szCs w:val="21"/>
               </w:rPr>
             </w:pPr>
@@ -1979,7 +1851,6 @@
             <w:pPr>
               <w:jc w:val="center"/>
               <w:rPr>
-                <w:rFonts w:hint="eastAsia"/>
                 <w:szCs w:val="21"/>
               </w:rPr>
             </w:pPr>
@@ -2000,7 +1871,6 @@
             <w:pPr>
               <w:jc w:val="center"/>
               <w:rPr>
-                <w:rFonts w:hint="eastAsia"/>
                 <w:szCs w:val="21"/>
               </w:rPr>
             </w:pPr>
@@ -2021,7 +1891,6 @@
             <w:pPr>
               <w:jc w:val="center"/>
               <w:rPr>
-                <w:rFonts w:hint="eastAsia"/>
                 <w:szCs w:val="21"/>
               </w:rPr>
             </w:pPr>
@@ -2044,7 +1913,6 @@
             <w:pPr>
               <w:jc w:val="center"/>
               <w:rPr>
-                <w:rFonts w:hint="eastAsia"/>
                 <w:szCs w:val="21"/>
               </w:rPr>
             </w:pPr>
@@ -2065,7 +1933,6 @@
             <w:pPr>
               <w:jc w:val="center"/>
               <w:rPr>
-                <w:rFonts w:hint="eastAsia"/>
                 <w:szCs w:val="21"/>
               </w:rPr>
             </w:pPr>
@@ -2086,7 +1953,6 @@
             <w:pPr>
               <w:jc w:val="center"/>
               <w:rPr>
-                <w:rFonts w:hint="eastAsia"/>
                 <w:szCs w:val="21"/>
               </w:rPr>
             </w:pPr>
@@ -2107,7 +1973,6 @@
             <w:pPr>
               <w:jc w:val="center"/>
               <w:rPr>
-                <w:rFonts w:hint="eastAsia"/>
                 <w:szCs w:val="21"/>
               </w:rPr>
             </w:pPr>
@@ -2128,7 +1993,6 @@
             <w:pPr>
               <w:jc w:val="center"/>
               <w:rPr>
-                <w:rFonts w:hint="eastAsia"/>
                 <w:szCs w:val="21"/>
               </w:rPr>
             </w:pPr>
@@ -2149,7 +2013,6 @@
             <w:pPr>
               <w:jc w:val="center"/>
               <w:rPr>
-                <w:rFonts w:hint="eastAsia"/>
                 <w:szCs w:val="21"/>
               </w:rPr>
             </w:pPr>
@@ -2172,7 +2035,6 @@
             <w:pPr>
               <w:jc w:val="center"/>
               <w:rPr>
-                <w:rFonts w:hint="eastAsia"/>
                 <w:szCs w:val="21"/>
               </w:rPr>
             </w:pPr>
@@ -2181,99 +2043,86 @@
                 <w:rFonts w:hint="eastAsia"/>
                 <w:szCs w:val="21"/>
               </w:rPr>
-              <w:t xml:space="preserve">Volume Flow </w:t>
-            </w:r>
-            <w:proofErr w:type="spellStart"/>
-            <w:r>
-              <w:rPr>
-                <w:rFonts w:hint="eastAsia"/>
+              <w:t>Volume Flow RateRMS</w:t>
+            </w:r>
+          </w:p>
+        </w:tc>
+        <w:tc>
+          <w:tcPr>
+            <w:tcW w:w="899" w:type="dxa"/>
+          </w:tcPr>
+          <w:p>
+            <w:pPr>
+              <w:jc w:val="center"/>
+              <w:rPr>
                 <w:szCs w:val="21"/>
               </w:rPr>
-              <w:t>RateRMS</w:t>
-            </w:r>
-            <w:proofErr w:type="spellEnd"/>
-          </w:p>
-        </w:tc>
-        <w:tc>
-          <w:tcPr>
-            <w:tcW w:w="899" w:type="dxa"/>
-          </w:tcPr>
-          <w:p>
-            <w:pPr>
-              <w:jc w:val="center"/>
+            </w:pPr>
+            <w:r>
               <w:rPr>
                 <w:rFonts w:hint="eastAsia"/>
                 <w:szCs w:val="21"/>
               </w:rPr>
-            </w:pPr>
-            <w:r>
-              <w:rPr>
-                <w:rFonts w:hint="eastAsia"/>
+              <w:t>18160</w:t>
+            </w:r>
+          </w:p>
+        </w:tc>
+        <w:tc>
+          <w:tcPr>
+            <w:tcW w:w="920" w:type="dxa"/>
+          </w:tcPr>
+          <w:p>
+            <w:pPr>
+              <w:jc w:val="center"/>
+              <w:rPr>
                 <w:szCs w:val="21"/>
               </w:rPr>
-              <w:t>18160</w:t>
-            </w:r>
-          </w:p>
-        </w:tc>
-        <w:tc>
-          <w:tcPr>
-            <w:tcW w:w="920" w:type="dxa"/>
-          </w:tcPr>
-          <w:p>
-            <w:pPr>
-              <w:jc w:val="center"/>
+            </w:pPr>
+            <w:r>
               <w:rPr>
                 <w:rFonts w:hint="eastAsia"/>
                 <w:szCs w:val="21"/>
               </w:rPr>
-            </w:pPr>
-            <w:r>
-              <w:rPr>
-                <w:rFonts w:hint="eastAsia"/>
+              <w:t>31.284849</w:t>
+            </w:r>
+          </w:p>
+        </w:tc>
+        <w:tc>
+          <w:tcPr>
+            <w:tcW w:w="906" w:type="dxa"/>
+          </w:tcPr>
+          <w:p>
+            <w:pPr>
+              <w:jc w:val="center"/>
+              <w:rPr>
                 <w:szCs w:val="21"/>
               </w:rPr>
-              <w:t>31.284849</w:t>
-            </w:r>
-          </w:p>
-        </w:tc>
-        <w:tc>
-          <w:tcPr>
-            <w:tcW w:w="906" w:type="dxa"/>
-          </w:tcPr>
-          <w:p>
-            <w:pPr>
-              <w:jc w:val="center"/>
+            </w:pPr>
+            <w:r>
               <w:rPr>
                 <w:rFonts w:hint="eastAsia"/>
                 <w:szCs w:val="21"/>
               </w:rPr>
-            </w:pPr>
-            <w:r>
-              <w:rPr>
-                <w:rFonts w:hint="eastAsia"/>
+              <w:t>1.991965</w:t>
+            </w:r>
+          </w:p>
+        </w:tc>
+        <w:tc>
+          <w:tcPr>
+            <w:tcW w:w="905" w:type="dxa"/>
+          </w:tcPr>
+          <w:p>
+            <w:pPr>
+              <w:jc w:val="center"/>
+              <w:rPr>
                 <w:szCs w:val="21"/>
               </w:rPr>
-              <w:t>1.991965</w:t>
-            </w:r>
-          </w:p>
-        </w:tc>
-        <w:tc>
-          <w:tcPr>
-            <w:tcW w:w="905" w:type="dxa"/>
-          </w:tcPr>
-          <w:p>
-            <w:pPr>
-              <w:jc w:val="center"/>
+            </w:pPr>
+            <w:r>
               <w:rPr>
                 <w:rFonts w:hint="eastAsia"/>
                 <w:szCs w:val="21"/>
               </w:rPr>
-            </w:pPr>
-            <w:r>
-              <w:rPr>
-                <w:rFonts w:hint="eastAsia"/>
-                <w:szCs w:val="21"/>
-              </w:rPr>
               <w:t>22.000000</w:t>
             </w:r>
           </w:p>
@@ -2286,7 +2135,6 @@
             <w:pPr>
               <w:jc w:val="center"/>
               <w:rPr>
-                <w:rFonts w:hint="eastAsia"/>
                 <w:szCs w:val="21"/>
               </w:rPr>
             </w:pPr>
@@ -2309,7 +2157,6 @@
             <w:pPr>
               <w:jc w:val="center"/>
               <w:rPr>
-                <w:rFonts w:hint="eastAsia"/>
                 <w:szCs w:val="21"/>
               </w:rPr>
             </w:pPr>
@@ -2330,7 +2177,6 @@
             <w:pPr>
               <w:jc w:val="center"/>
               <w:rPr>
-                <w:rFonts w:hint="eastAsia"/>
                 <w:szCs w:val="21"/>
               </w:rPr>
             </w:pPr>
@@ -2351,7 +2197,6 @@
             <w:pPr>
               <w:jc w:val="center"/>
               <w:rPr>
-                <w:rFonts w:hint="eastAsia"/>
                 <w:szCs w:val="21"/>
               </w:rPr>
             </w:pPr>
@@ -2372,7 +2217,6 @@
             <w:pPr>
               <w:jc w:val="center"/>
               <w:rPr>
-                <w:rFonts w:hint="eastAsia"/>
                 <w:szCs w:val="21"/>
               </w:rPr>
             </w:pPr>
@@ -2413,7 +2257,6 @@
             <w:pPr>
               <w:jc w:val="center"/>
               <w:rPr>
-                <w:rFonts w:hint="eastAsia"/>
                 <w:szCs w:val="21"/>
               </w:rPr>
             </w:pPr>
@@ -2434,21 +2277,7 @@
         <w:rPr>
           <w:rFonts w:hint="eastAsia"/>
         </w:rPr>
-        <w:t xml:space="preserve">　SVMのために</w:t>
-      </w:r>
-      <w:proofErr w:type="spellStart"/>
-      <w:r>
-        <w:rPr>
-          <w:rFonts w:hint="eastAsia"/>
-        </w:rPr>
-        <w:t>StandardScaler</w:t>
-      </w:r>
-      <w:proofErr w:type="spellEnd"/>
-      <w:r>
-        <w:rPr>
-          <w:rFonts w:hint="eastAsia"/>
-        </w:rPr>
-        <w:t>を用いてデータを標準化し、モデル構築を行った。また、学習データをテストデータの割合が7 : 3になるようにデータを分割した。</w:t>
+        <w:t xml:space="preserve">　SVMのためにStandardScalerを用いてデータを標準化し、モデル構築を行った。また、学習データをテストデータの割合が7 : 3になるようにデータを分割した。</w:t>
       </w:r>
     </w:p>
     <w:p/>
@@ -2460,12 +2289,20 @@
           <w:numId w:val="1"/>
         </w:numPr>
         <w:rPr>
+          <w:b/>
+          <w:bCs/>
+          <w:sz w:val="24"/>
+        </w:rPr>
+      </w:pPr>
+      <w:r>
+        <w:rPr>
           <w:rFonts w:hint="eastAsia"/>
           <w:b/>
           <w:bCs/>
           <w:sz w:val="24"/>
         </w:rPr>
-      </w:pPr>
+        <w:t>SKABデータに対する</w:t>
+      </w:r>
       <w:r>
         <w:rPr>
           <w:rFonts w:hint="eastAsia"/>
@@ -2481,21 +2318,7 @@
         <w:rPr>
           <w:rFonts w:hint="eastAsia"/>
         </w:rPr>
-        <w:t xml:space="preserve">　以下の表3に</w:t>
-      </w:r>
-      <w:proofErr w:type="spellStart"/>
-      <w:r>
-        <w:rPr>
-          <w:rFonts w:hint="eastAsia"/>
-        </w:rPr>
-        <w:t>XGBoost</w:t>
-      </w:r>
-      <w:proofErr w:type="spellEnd"/>
-      <w:r>
-        <w:rPr>
-          <w:rFonts w:hint="eastAsia"/>
-        </w:rPr>
-        <w:t>、Random Forest、SVM(RBF)のそれぞれモデルを構築し、F1 Score(Macro average)で評価を行った。</w:t>
+        <w:t xml:space="preserve">　以下の表3にXGBoost、Random Forest、SVM(RBF)のそれぞれモデルを構築し、F1 Score(Macro average)で評価を行った。</w:t>
       </w:r>
     </w:p>
     <w:p/>
@@ -2503,7 +2326,6 @@
       <w:pPr>
         <w:jc w:val="center"/>
         <w:rPr>
-          <w:rFonts w:hint="eastAsia"/>
           <w:b/>
           <w:bCs/>
         </w:rPr>
@@ -2587,14 +2409,12 @@
             <w:pPr>
               <w:jc w:val="center"/>
             </w:pPr>
-            <w:proofErr w:type="spellStart"/>
             <w:r>
               <w:rPr>
                 <w:rFonts w:hint="eastAsia"/>
               </w:rPr>
               <w:t>XGBoost</w:t>
             </w:r>
-            <w:proofErr w:type="spellEnd"/>
           </w:p>
         </w:tc>
         <w:tc>
@@ -2607,9 +2427,6 @@
           <w:p>
             <w:pPr>
               <w:jc w:val="center"/>
-              <w:rPr>
-                <w:rFonts w:hint="eastAsia"/>
-              </w:rPr>
             </w:pPr>
             <w:r>
               <w:rPr>
@@ -2628,9 +2445,6 @@
           <w:p>
             <w:pPr>
               <w:jc w:val="center"/>
-              <w:rPr>
-                <w:rFonts w:hint="eastAsia"/>
-              </w:rPr>
             </w:pPr>
             <w:r>
               <w:rPr>
@@ -2647,9 +2461,6 @@
           <w:p>
             <w:pPr>
               <w:jc w:val="center"/>
-              <w:rPr>
-                <w:rFonts w:hint="eastAsia"/>
-              </w:rPr>
             </w:pPr>
             <w:r>
               <w:rPr>
@@ -2668,9 +2479,6 @@
           <w:p>
             <w:pPr>
               <w:jc w:val="center"/>
-              <w:rPr>
-                <w:rFonts w:hint="eastAsia"/>
-              </w:rPr>
             </w:pPr>
             <w:r>
               <w:rPr>
@@ -2687,9 +2495,6 @@
           <w:p>
             <w:pPr>
               <w:jc w:val="center"/>
-              <w:rPr>
-                <w:rFonts w:hint="eastAsia"/>
-              </w:rPr>
             </w:pPr>
             <w:r>
               <w:rPr>
@@ -2707,21 +2512,7 @@
         <w:rPr>
           <w:rFonts w:hint="eastAsia"/>
         </w:rPr>
-        <w:t xml:space="preserve">　</w:t>
-      </w:r>
-      <w:proofErr w:type="spellStart"/>
-      <w:r>
-        <w:rPr>
-          <w:rFonts w:hint="eastAsia"/>
-        </w:rPr>
-        <w:t>XGBoost</w:t>
-      </w:r>
-      <w:proofErr w:type="spellEnd"/>
-      <w:r>
-        <w:rPr>
-          <w:rFonts w:hint="eastAsia"/>
-        </w:rPr>
-        <w:t>が最も高いF1スコアを記録し、SKABのような時系列センサーデータの異常検知において勾配ブースティング木が高い性能を発揮することが確認できた。</w:t>
+        <w:t xml:space="preserve">　XGBoostが最も高いF1スコアを記録し、SKABのような時系列センサーデータの異常検知において勾配ブースティング木が高い性能を発揮することが確認できた。</w:t>
       </w:r>
     </w:p>
     <w:p/>
@@ -2729,13 +2520,7 @@
     <w:p/>
     <w:p/>
     <w:p/>
-    <w:p>
-      <w:pPr>
-        <w:rPr>
-          <w:rFonts w:hint="eastAsia"/>
-        </w:rPr>
-      </w:pPr>
-    </w:p>
+    <w:p/>
     <w:p>
       <w:pPr>
         <w:pStyle w:val="a9"/>
@@ -2744,12 +2529,21 @@
           <w:numId w:val="1"/>
         </w:numPr>
         <w:rPr>
+          <w:b/>
+          <w:bCs/>
+          <w:sz w:val="24"/>
+        </w:rPr>
+      </w:pPr>
+      <w:r>
+        <w:rPr>
           <w:rFonts w:hint="eastAsia"/>
           <w:b/>
           <w:bCs/>
           <w:sz w:val="24"/>
         </w:rPr>
-      </w:pPr>
+        <w:lastRenderedPageBreak/>
+        <w:t>SKABデータの</w:t>
+      </w:r>
       <w:r>
         <w:rPr>
           <w:rFonts w:hint="eastAsia"/>
@@ -2757,7 +2551,6 @@
           <w:bCs/>
           <w:sz w:val="24"/>
         </w:rPr>
-        <w:lastRenderedPageBreak/>
         <w:t>変数重要度とSHAP値の比較</w:t>
       </w:r>
     </w:p>
@@ -2769,13 +2562,22 @@
           <w:numId w:val="1"/>
         </w:numPr>
         <w:rPr>
+          <w:b/>
+          <w:bCs/>
+          <w:sz w:val="22"/>
+          <w:szCs w:val="22"/>
+        </w:rPr>
+      </w:pPr>
+      <w:r>
+        <w:rPr>
           <w:rFonts w:hint="eastAsia"/>
           <w:b/>
           <w:bCs/>
           <w:sz w:val="22"/>
           <w:szCs w:val="22"/>
         </w:rPr>
-      </w:pPr>
+        <w:t>SKABデータを用いた</w:t>
+      </w:r>
       <w:r>
         <w:rPr>
           <w:rFonts w:hint="eastAsia"/>
@@ -2792,21 +2594,7 @@
         <w:rPr>
           <w:rFonts w:hint="eastAsia"/>
         </w:rPr>
-        <w:t xml:space="preserve">　変数重要度とは</w:t>
-      </w:r>
-      <w:proofErr w:type="spellStart"/>
-      <w:r>
-        <w:rPr>
-          <w:rFonts w:hint="eastAsia"/>
-        </w:rPr>
-        <w:t>XGBoost</w:t>
-      </w:r>
-      <w:proofErr w:type="spellEnd"/>
-      <w:r>
-        <w:rPr>
-          <w:rFonts w:hint="eastAsia"/>
-        </w:rPr>
-        <w:t>とRandom Forestのといった決定木ベースのモデルでは、各特徴量がデータを分割する際にどの程度不純度を減少させたか、</w:t>
+        <w:t xml:space="preserve">　変数重要度とはXGBoostとRandom Forestのといった決定木ベースのモデルでは、各特徴量がデータを分割する際にどの程度不純度を減少させたか、</w:t>
       </w:r>
       <w:r>
         <w:rPr>
@@ -2873,6 +2661,9 @@
     <w:p/>
     <w:p>
       <w:r>
+        <w:rPr>
+          <w:noProof/>
+        </w:rPr>
         <w:drawing>
           <wp:inline distT="0" distB="0" distL="0" distR="0" wp14:anchorId="3943AA80" wp14:editId="0E12C942">
             <wp:extent cx="5400040" cy="1478280"/>
@@ -2931,36 +2722,17 @@
       <w:pPr>
         <w:jc w:val="center"/>
         <w:rPr>
+          <w:b/>
+          <w:bCs/>
+        </w:rPr>
+      </w:pPr>
+      <w:r>
+        <w:rPr>
           <w:rFonts w:hint="eastAsia"/>
           <w:b/>
           <w:bCs/>
         </w:rPr>
-      </w:pPr>
-      <w:r>
-        <w:rPr>
-          <w:rFonts w:hint="eastAsia"/>
-          <w:b/>
-          <w:bCs/>
-        </w:rPr>
-        <w:t>左：</w:t>
-      </w:r>
-      <w:proofErr w:type="spellStart"/>
-      <w:r>
-        <w:rPr>
-          <w:rFonts w:hint="eastAsia"/>
-          <w:b/>
-          <w:bCs/>
-        </w:rPr>
-        <w:t>XGBoost</w:t>
-      </w:r>
-      <w:proofErr w:type="spellEnd"/>
-      <w:r>
-        <w:rPr>
-          <w:rFonts w:hint="eastAsia"/>
-          <w:b/>
-          <w:bCs/>
-        </w:rPr>
-        <w:t>, 中央：Random Forest, 右：SVM</w:t>
+        <w:t>左：XGBoost, 中央：Random Forest, 右：SVM</w:t>
       </w:r>
     </w:p>
     <w:p/>
@@ -2969,21 +2741,7 @@
         <w:rPr>
           <w:rFonts w:hint="eastAsia"/>
         </w:rPr>
-        <w:t xml:space="preserve">　</w:t>
-      </w:r>
-      <w:proofErr w:type="spellStart"/>
-      <w:r>
-        <w:rPr>
-          <w:rFonts w:hint="eastAsia"/>
-        </w:rPr>
-        <w:t>XGBoost</w:t>
-      </w:r>
-      <w:proofErr w:type="spellEnd"/>
-      <w:r>
-        <w:rPr>
-          <w:rFonts w:hint="eastAsia"/>
-        </w:rPr>
-        <w:t>とRandom Forest</w:t>
+        <w:t xml:space="preserve">　XGBoostとRandom Forest</w:t>
       </w:r>
       <w:r>
         <w:rPr>
@@ -3002,61 +2760,11 @@
       <w:pPr>
         <w:ind w:firstLineChars="100" w:firstLine="210"/>
       </w:pPr>
-      <w:proofErr w:type="spellStart"/>
       <w:r>
         <w:rPr>
           <w:rFonts w:hint="eastAsia"/>
         </w:rPr>
-        <w:t>XGBoost</w:t>
-      </w:r>
-      <w:proofErr w:type="spellEnd"/>
-      <w:r>
-        <w:rPr>
-          <w:rFonts w:hint="eastAsia"/>
-        </w:rPr>
-        <w:t xml:space="preserve">においてはVolume Flow </w:t>
-      </w:r>
-      <w:proofErr w:type="spellStart"/>
-      <w:r>
-        <w:rPr>
-          <w:rFonts w:hint="eastAsia"/>
-        </w:rPr>
-        <w:t>RateRMS</w:t>
-      </w:r>
-      <w:proofErr w:type="spellEnd"/>
-      <w:r>
-        <w:rPr>
-          <w:rFonts w:hint="eastAsia"/>
-        </w:rPr>
-        <w:t>の重要度が0.7を超え、他の変数は0.1を下回っていることから</w:t>
-      </w:r>
-      <w:proofErr w:type="spellStart"/>
-      <w:r>
-        <w:rPr>
-          <w:rFonts w:hint="eastAsia"/>
-        </w:rPr>
-        <w:t>XGBoost</w:t>
-      </w:r>
-      <w:proofErr w:type="spellEnd"/>
-      <w:r>
-        <w:rPr>
-          <w:rFonts w:hint="eastAsia"/>
-        </w:rPr>
-        <w:t xml:space="preserve">による異常検知ではほぼVolume Flow </w:t>
-      </w:r>
-      <w:proofErr w:type="spellStart"/>
-      <w:r>
-        <w:rPr>
-          <w:rFonts w:hint="eastAsia"/>
-        </w:rPr>
-        <w:t>RateRMS</w:t>
-      </w:r>
-      <w:proofErr w:type="spellEnd"/>
-      <w:r>
-        <w:rPr>
-          <w:rFonts w:hint="eastAsia"/>
-        </w:rPr>
-        <w:t>の値だけに依存していることが分かる。</w:t>
+        <w:t>XGBoostにおいてはVolume Flow RateRMSの重要度が0.7を超え、他の変数は0.1を下回っていることからXGBoostによる異常検知ではほぼVolume Flow RateRMSの値だけに依存していることが分かる。</w:t>
       </w:r>
     </w:p>
     <w:p>
@@ -3067,49 +2775,7 @@
         <w:rPr>
           <w:rFonts w:hint="eastAsia"/>
         </w:rPr>
-        <w:t xml:space="preserve">Random ForestはVolume Flow </w:t>
-      </w:r>
-      <w:proofErr w:type="spellStart"/>
-      <w:r>
-        <w:rPr>
-          <w:rFonts w:hint="eastAsia"/>
-        </w:rPr>
-        <w:t>RateRMS</w:t>
-      </w:r>
-      <w:proofErr w:type="spellEnd"/>
-      <w:r>
-        <w:rPr>
-          <w:rFonts w:hint="eastAsia"/>
-        </w:rPr>
-        <w:t>の重要度が0.8を超えているため、</w:t>
-      </w:r>
-      <w:proofErr w:type="spellStart"/>
-      <w:r>
-        <w:rPr>
-          <w:rFonts w:hint="eastAsia"/>
-        </w:rPr>
-        <w:t>XGBoost</w:t>
-      </w:r>
-      <w:proofErr w:type="spellEnd"/>
-      <w:r>
-        <w:rPr>
-          <w:rFonts w:hint="eastAsia"/>
-        </w:rPr>
-        <w:t xml:space="preserve">と同様にRandom Forestによる異常検知でもほぼVolume Flow </w:t>
-      </w:r>
-      <w:proofErr w:type="spellStart"/>
-      <w:r>
-        <w:rPr>
-          <w:rFonts w:hint="eastAsia"/>
-        </w:rPr>
-        <w:t>RateRMS</w:t>
-      </w:r>
-      <w:proofErr w:type="spellEnd"/>
-      <w:r>
-        <w:rPr>
-          <w:rFonts w:hint="eastAsia"/>
-        </w:rPr>
-        <w:t>の値だけに依存していることが分かる。</w:t>
+        <w:t>Random ForestはVolume Flow RateRMSの重要度が0.8を超えているため、XGBoostと同様にRandom Forestによる異常検知でもほぼVolume Flow RateRMSの値だけに依存していることが分かる。</w:t>
       </w:r>
     </w:p>
     <w:p>
@@ -3120,49 +2786,7 @@
         <w:rPr>
           <w:rFonts w:hint="eastAsia"/>
         </w:rPr>
-        <w:t xml:space="preserve">SVMにおいては最も重要度が高い変数は他二つのモデルと同様にVolume Flow </w:t>
-      </w:r>
-      <w:proofErr w:type="spellStart"/>
-      <w:r>
-        <w:rPr>
-          <w:rFonts w:hint="eastAsia"/>
-        </w:rPr>
-        <w:t>RateRMS</w:t>
-      </w:r>
-      <w:proofErr w:type="spellEnd"/>
-      <w:r>
-        <w:rPr>
-          <w:rFonts w:hint="eastAsia"/>
-        </w:rPr>
-        <w:t>であるがその重要度は0.35程度である。つまり、SVMの場合は</w:t>
-      </w:r>
-      <w:proofErr w:type="spellStart"/>
-      <w:r>
-        <w:rPr>
-          <w:rFonts w:hint="eastAsia"/>
-        </w:rPr>
-        <w:t>Vokume</w:t>
-      </w:r>
-      <w:proofErr w:type="spellEnd"/>
-      <w:r>
-        <w:rPr>
-          <w:rFonts w:hint="eastAsia"/>
-        </w:rPr>
-        <w:t xml:space="preserve"> Flow </w:t>
-      </w:r>
-      <w:proofErr w:type="spellStart"/>
-      <w:r>
-        <w:rPr>
-          <w:rFonts w:hint="eastAsia"/>
-        </w:rPr>
-        <w:t>RateRMS</w:t>
-      </w:r>
-      <w:proofErr w:type="spellEnd"/>
-      <w:r>
-        <w:rPr>
-          <w:rFonts w:hint="eastAsia"/>
-        </w:rPr>
-        <w:t>をシャッフルしても精度低下は0.35程度で済み、他の変数の組み合わせや相互作用</w:t>
+        <w:t>SVMにおいては最も重要度が高い変数は他二つのモデルと同様にVolume Flow RateRMSであるがその重要度は0.35程度である。つまり、SVMの場合はVokume Flow RateRMSをシャッフルしても精度低下は0.35程度で済み、他の変数の組み合わせや相互作用</w:t>
       </w:r>
       <w:r>
         <w:rPr>
@@ -3179,13 +2803,23 @@
           <w:numId w:val="1"/>
         </w:numPr>
         <w:rPr>
+          <w:b/>
+          <w:bCs/>
+          <w:sz w:val="22"/>
+          <w:szCs w:val="22"/>
+        </w:rPr>
+      </w:pPr>
+      <w:r>
+        <w:rPr>
           <w:rFonts w:hint="eastAsia"/>
           <w:b/>
           <w:bCs/>
           <w:sz w:val="22"/>
           <w:szCs w:val="22"/>
         </w:rPr>
-      </w:pPr>
+        <w:lastRenderedPageBreak/>
+        <w:t>SKABデータを用いた</w:t>
+      </w:r>
       <w:r>
         <w:rPr>
           <w:rFonts w:hint="eastAsia"/>
@@ -3194,7 +2828,6 @@
           <w:sz w:val="22"/>
           <w:szCs w:val="22"/>
         </w:rPr>
-        <w:lastRenderedPageBreak/>
         <w:t>SHAP値</w:t>
       </w:r>
     </w:p>
@@ -3228,21 +2861,7 @@
         <w:rPr>
           <w:rFonts w:hint="eastAsia"/>
         </w:rPr>
-        <w:t>以下の図2に</w:t>
-      </w:r>
-      <w:proofErr w:type="spellStart"/>
-      <w:r>
-        <w:rPr>
-          <w:rFonts w:hint="eastAsia"/>
-        </w:rPr>
-        <w:t>XGBoost</w:t>
-      </w:r>
-      <w:proofErr w:type="spellEnd"/>
-      <w:r>
-        <w:rPr>
-          <w:rFonts w:hint="eastAsia"/>
-        </w:rPr>
-        <w:t>のSHAP値を可視化したグラフ、図3にRandom ForestのSHAP値を可視化したグラフ、図4にSVMのSHAP値を可視化したグラフを示す。</w:t>
+        <w:t>以下の図2にXGBoostのSHAP値を可視化したグラフ、図3にRandom ForestのSHAP値を可視化したグラフ、図4にSVMのSHAP値を可視化したグラフを示す。</w:t>
       </w:r>
     </w:p>
     <w:p>
@@ -3255,6 +2874,9 @@
         <w:ind w:firstLineChars="100" w:firstLine="210"/>
       </w:pPr>
       <w:r>
+        <w:rPr>
+          <w:noProof/>
+        </w:rPr>
         <w:drawing>
           <wp:inline distT="0" distB="0" distL="0" distR="0" wp14:anchorId="5625451E" wp14:editId="6C804BC7">
             <wp:extent cx="5400040" cy="3137535"/>
@@ -3297,36 +2919,17 @@
         <w:ind w:firstLineChars="100" w:firstLine="210"/>
         <w:jc w:val="center"/>
         <w:rPr>
+          <w:b/>
+          <w:bCs/>
+        </w:rPr>
+      </w:pPr>
+      <w:r>
+        <w:rPr>
           <w:rFonts w:hint="eastAsia"/>
           <w:b/>
           <w:bCs/>
         </w:rPr>
-      </w:pPr>
-      <w:r>
-        <w:rPr>
-          <w:rFonts w:hint="eastAsia"/>
-          <w:b/>
-          <w:bCs/>
-        </w:rPr>
-        <w:t xml:space="preserve">図2 </w:t>
-      </w:r>
-      <w:proofErr w:type="spellStart"/>
-      <w:r>
-        <w:rPr>
-          <w:rFonts w:hint="eastAsia"/>
-          <w:b/>
-          <w:bCs/>
-        </w:rPr>
-        <w:t>XGBoost</w:t>
-      </w:r>
-      <w:proofErr w:type="spellEnd"/>
-      <w:r>
-        <w:rPr>
-          <w:rFonts w:hint="eastAsia"/>
-          <w:b/>
-          <w:bCs/>
-        </w:rPr>
-        <w:t>のSHAP値Summary</w:t>
+        <w:t>図2 XGBoostのSHAP値Summary</w:t>
       </w:r>
     </w:p>
     <w:p>
@@ -3342,21 +2945,7 @@
         <w:rPr>
           <w:rFonts w:hint="eastAsia"/>
         </w:rPr>
-        <w:t xml:space="preserve">　図2より、SHAP値を用いてもVolume Flow </w:t>
-      </w:r>
-      <w:proofErr w:type="spellStart"/>
-      <w:r>
-        <w:rPr>
-          <w:rFonts w:hint="eastAsia"/>
-        </w:rPr>
-        <w:t>RateRMS</w:t>
-      </w:r>
-      <w:proofErr w:type="spellEnd"/>
-      <w:r>
-        <w:rPr>
-          <w:rFonts w:hint="eastAsia"/>
-        </w:rPr>
-        <w:t>が他の変数に比べて極端に重要な変数であることが分かる。2番目と3番目にThermocoupleとTemperatureがきており、これらの変数も異常検知において無視できない重要な要素としてモデルが学習していることが分かる。</w:t>
+        <w:t xml:space="preserve">　図2より、SHAP値を用いてもVolume Flow RateRMSが他の変数に比べて極端に重要な変数であることが分かる。2番目と3番目にThermocoupleとTemperatureがきており、これらの変数も異常検知において無視できない重要な要素としてモデルが学習していることが分かる。</w:t>
       </w:r>
     </w:p>
     <w:p>
@@ -3370,6 +2959,9 @@
         <w:jc w:val="center"/>
       </w:pPr>
       <w:r>
+        <w:rPr>
+          <w:noProof/>
+        </w:rPr>
         <w:lastRenderedPageBreak/>
         <w:drawing>
           <wp:inline distT="0" distB="0" distL="0" distR="0" wp14:anchorId="4D18D501" wp14:editId="2DA9F5E5">
@@ -3413,7 +3005,6 @@
         <w:ind w:firstLineChars="100" w:firstLine="210"/>
         <w:jc w:val="center"/>
         <w:rPr>
-          <w:rFonts w:hint="eastAsia"/>
           <w:b/>
           <w:bCs/>
         </w:rPr>
@@ -3448,71 +3039,30 @@
         </w:rPr>
         <w:t>図3より</w:t>
       </w:r>
-      <w:proofErr w:type="spellStart"/>
       <w:r>
         <w:rPr>
           <w:rFonts w:hint="eastAsia"/>
         </w:rPr>
-        <w:t>XGBoost</w:t>
-      </w:r>
-      <w:proofErr w:type="spellEnd"/>
-      <w:r>
-        <w:rPr>
-          <w:rFonts w:hint="eastAsia"/>
-        </w:rPr>
-        <w:t xml:space="preserve">と同様にRandom ForestでもVolume Flow </w:t>
-      </w:r>
-      <w:proofErr w:type="spellStart"/>
-      <w:r>
-        <w:rPr>
-          <w:rFonts w:hint="eastAsia"/>
-        </w:rPr>
-        <w:t>RateRMS</w:t>
-      </w:r>
-      <w:proofErr w:type="spellEnd"/>
-      <w:r>
-        <w:rPr>
-          <w:rFonts w:hint="eastAsia"/>
-        </w:rPr>
-        <w:t xml:space="preserve">が非常に重要であることがわかる。モデルを変更しても結果が変わらないということは、Volume Flow </w:t>
-      </w:r>
-      <w:proofErr w:type="spellStart"/>
-      <w:r>
-        <w:rPr>
-          <w:rFonts w:hint="eastAsia"/>
-        </w:rPr>
-        <w:t>RateRMS</w:t>
-      </w:r>
-      <w:proofErr w:type="spellEnd"/>
-      <w:r>
-        <w:rPr>
-          <w:rFonts w:hint="eastAsia"/>
-        </w:rPr>
-        <w:t>がモデルの形式にかかわらず、異常検知において絶対的に重要な指標であることが示唆された。</w:t>
+        <w:t>XGBoostと同様にRandom ForestでもVolume Flow RateRMSが非常に重要であることがわかる。モデルを変更しても結果が変わらないということは、Volume Flow RateRMSがモデルの形式にかかわらず、異常検知において絶対的に重要な指標であることが示唆された。</w:t>
       </w:r>
     </w:p>
     <w:p>
       <w:pPr>
         <w:ind w:firstLineChars="100" w:firstLine="210"/>
       </w:pPr>
-      <w:proofErr w:type="spellStart"/>
       <w:r>
         <w:rPr>
           <w:rFonts w:hint="eastAsia"/>
         </w:rPr>
-        <w:t>XGBoost</w:t>
-      </w:r>
-      <w:proofErr w:type="spellEnd"/>
-      <w:r>
-        <w:rPr>
-          <w:rFonts w:hint="eastAsia"/>
-        </w:rPr>
-        <w:t>ではThermocoupleが2位で、Temperatureが3位だったが、Random Forestではその順位が入れ替わっている。これはこの二つの変数が似た情報を持っている可能性が考えられる。</w:t>
+        <w:t>XGBoostではThermocoupleが2位で、Temperatureが3位だったが、Random Forestではその順位が入れ替わっている。これはこの二つの変数が似た情報を持っている可能性が考えられる。</w:t>
       </w:r>
     </w:p>
     <w:p/>
     <w:p>
       <w:r>
+        <w:rPr>
+          <w:noProof/>
+        </w:rPr>
         <w:lastRenderedPageBreak/>
         <w:drawing>
           <wp:inline distT="0" distB="0" distL="0" distR="0" wp14:anchorId="19F9EE2C" wp14:editId="092E9B1D">
@@ -3555,7 +3105,6 @@
       <w:pPr>
         <w:jc w:val="center"/>
         <w:rPr>
-          <w:rFonts w:hint="eastAsia"/>
           <w:b/>
           <w:bCs/>
         </w:rPr>
@@ -3578,49 +3127,16 @@
         <w:rPr>
           <w:rFonts w:hint="eastAsia"/>
         </w:rPr>
-        <w:t xml:space="preserve">図4より、SVMも他2つのモデルと同様にVolume Flow </w:t>
-      </w:r>
-      <w:proofErr w:type="spellStart"/>
-      <w:r>
-        <w:rPr>
-          <w:rFonts w:hint="eastAsia"/>
-        </w:rPr>
-        <w:t>RateRMS</w:t>
-      </w:r>
-      <w:proofErr w:type="spellEnd"/>
-      <w:r>
-        <w:rPr>
-          <w:rFonts w:hint="eastAsia"/>
-        </w:rPr>
-        <w:t>が最も重要な変数としていることがわかる。</w:t>
+        <w:t>図4より、SVMも他2つのモデルと同様にVolume Flow RateRMSが最も重要な変数としていることがわかる。</w:t>
       </w:r>
       <w:r>
         <w:rPr>
           <w:rFonts w:hint="eastAsia"/>
         </w:rPr>
-        <w:t xml:space="preserve">モデルを変更しても結果が変わらないということは、Volume Flow </w:t>
-      </w:r>
-      <w:proofErr w:type="spellStart"/>
-      <w:r>
-        <w:rPr>
-          <w:rFonts w:hint="eastAsia"/>
-        </w:rPr>
-        <w:t>RateRMS</w:t>
-      </w:r>
-      <w:proofErr w:type="spellEnd"/>
-      <w:r>
-        <w:rPr>
-          <w:rFonts w:hint="eastAsia"/>
-        </w:rPr>
-        <w:t>がモデルの形式にかかわらず、異常検知において絶対的に重要な指標であることが示唆された。</w:t>
+        <w:t>モデルを変更しても結果が変わらないということは、Volume Flow RateRMSがモデルの形式にかかわらず、異常検知において絶対的に重要な指標であることが示唆された。</w:t>
       </w:r>
     </w:p>
     <w:p>
-      <w:pPr>
-        <w:rPr>
-          <w:rFonts w:hint="eastAsia"/>
-        </w:rPr>
-      </w:pPr>
       <w:r>
         <w:rPr>
           <w:rFonts w:hint="eastAsia"/>
@@ -3628,13 +3144,7 @@
         <w:t xml:space="preserve">　SVMモデルであっても、このデータセットにおいては特定の変数に強く依存して異常を検知している傾向が読み取れる。</w:t>
       </w:r>
     </w:p>
-    <w:p>
-      <w:pPr>
-        <w:rPr>
-          <w:rFonts w:hint="eastAsia"/>
-        </w:rPr>
-      </w:pPr>
-    </w:p>
+    <w:p/>
     <w:p>
       <w:pPr>
         <w:pStyle w:val="a9"/>
@@ -3643,7 +3153,6 @@
           <w:numId w:val="1"/>
         </w:numPr>
         <w:rPr>
-          <w:rFonts w:hint="eastAsia"/>
           <w:b/>
           <w:bCs/>
           <w:sz w:val="24"/>
@@ -3673,31 +3182,7 @@
         <w:ind w:firstLineChars="100" w:firstLine="210"/>
       </w:pPr>
       <w:r>
-        <w:t>SKABデータにおける異常検知では、</w:t>
-      </w:r>
-      <w:proofErr w:type="spellStart"/>
-      <w:r>
-        <w:t>XGBoost</w:t>
-      </w:r>
-      <w:proofErr w:type="spellEnd"/>
-      <w:r>
-        <w:t>が最も高いF1スコア（0.9521）を記録した。特筆すべきは、</w:t>
-      </w:r>
-      <w:proofErr w:type="spellStart"/>
-      <w:r>
-        <w:t>XGBoost</w:t>
-      </w:r>
-      <w:proofErr w:type="spellEnd"/>
-      <w:r>
-        <w:t xml:space="preserve">とRandom Forestにおいて Volume Flow </w:t>
-      </w:r>
-      <w:proofErr w:type="spellStart"/>
-      <w:r>
-        <w:t>RateRMS</w:t>
-      </w:r>
-      <w:proofErr w:type="spellEnd"/>
-      <w:r>
-        <w:t>の変数重要度が突出して高く、モデルがこの変数を異常検知の決定的な要因として捉えている。</w:t>
+        <w:t>SKABデータにおける異常検知では、XGBoostが最も高いF1スコア（0.9521）を記録した。特筆すべきは、XGBoostとRandom Forestにおいて Volume Flow RateRMSの変数重要度が突出して高く、モデルがこの変数を異常検知の決定的な要因として捉えている。</w:t>
       </w:r>
       <w:r>
         <w:rPr>
@@ -3720,15 +3205,7 @@
         <w:t>しかし</w:t>
       </w:r>
       <w:r>
-        <w:t xml:space="preserve">、SVMでは Volume Flow </w:t>
-      </w:r>
-      <w:proofErr w:type="spellStart"/>
-      <w:r>
-        <w:t>RateRMS</w:t>
-      </w:r>
-      <w:proofErr w:type="spellEnd"/>
-      <w:r>
-        <w:t xml:space="preserve"> の重要度は相対的に低く、他の変数との組み合わせを考慮していることが示唆された。</w:t>
+        <w:t>、SVMでは Volume Flow RateRMS の重要度は相対的に低く、他の変数との組み合わせを考慮していることが示唆された。</w:t>
       </w:r>
     </w:p>
     <w:p>
@@ -3736,15 +3213,7 @@
         <w:ind w:firstLineChars="100" w:firstLine="210"/>
       </w:pPr>
       <w:r>
-        <w:t>これは、決定木ベースのモデル（特に</w:t>
-      </w:r>
-      <w:proofErr w:type="spellStart"/>
-      <w:r>
-        <w:t>XGBoost</w:t>
-      </w:r>
-      <w:proofErr w:type="spellEnd"/>
-      <w:r>
-        <w:t>）が予測に最も有効な少数の変数に依存しやすい特性を持つことを反映している</w:t>
+        <w:t>これは、決定木ベースのモデル（特にXGBoost）が予測に最も有効な少数の変数に依存しやすい特性を持つことを反映している</w:t>
       </w:r>
       <w:r>
         <w:rPr>
@@ -3774,7 +3243,6 @@
           <w:numId w:val="1"/>
         </w:numPr>
         <w:rPr>
-          <w:rFonts w:hint="eastAsia"/>
           <w:b/>
           <w:bCs/>
           <w:sz w:val="28"/>
@@ -3814,12 +3282,20 @@
           <w:numId w:val="1"/>
         </w:numPr>
         <w:rPr>
+          <w:b/>
+          <w:bCs/>
+          <w:sz w:val="24"/>
+        </w:rPr>
+      </w:pPr>
+      <w:r>
+        <w:rPr>
           <w:rFonts w:hint="eastAsia"/>
           <w:b/>
           <w:bCs/>
           <w:sz w:val="24"/>
         </w:rPr>
-      </w:pPr>
+        <w:t>プロ野球</w:t>
+      </w:r>
       <w:r>
         <w:rPr>
           <w:rFonts w:hint="eastAsia"/>
@@ -3833,53 +3309,19 @@
     <w:p>
       <w:pPr>
         <w:ind w:firstLineChars="100" w:firstLine="210"/>
-        <w:rPr>
-          <w:rFonts w:hint="eastAsia"/>
-        </w:rPr>
       </w:pPr>
       <w:r>
         <w:rPr>
           <w:rFonts w:hint="eastAsia"/>
         </w:rPr>
-        <w:t>以下の表</w:t>
-      </w:r>
-      <w:r>
-        <w:rPr>
-          <w:rFonts w:hint="eastAsia"/>
-        </w:rPr>
-        <w:t>4</w:t>
-      </w:r>
-      <w:r>
-        <w:rPr>
-          <w:rFonts w:hint="eastAsia"/>
-        </w:rPr>
-        <w:t>に本レポートで用いた</w:t>
-      </w:r>
-      <w:r>
-        <w:rPr>
-          <w:rFonts w:hint="eastAsia"/>
-        </w:rPr>
-        <w:t>プロ野球のチーム成績</w:t>
-      </w:r>
-      <w:r>
-        <w:rPr>
-          <w:rFonts w:hint="eastAsia"/>
-        </w:rPr>
-        <w:t>の変数を示す。</w:t>
+        <w:t>以下の表4に本レポートで用いたプロ野球のチーム成績の変数を示す。</w:t>
       </w:r>
     </w:p>
-    <w:p>
-      <w:pPr>
-        <w:rPr>
-          <w:rFonts w:hint="eastAsia"/>
-        </w:rPr>
-      </w:pPr>
-    </w:p>
+    <w:p/>
     <w:p>
       <w:pPr>
         <w:jc w:val="center"/>
         <w:rPr>
-          <w:rFonts w:hint="eastAsia"/>
           <w:b/>
           <w:bCs/>
         </w:rPr>
@@ -3988,7 +3430,6 @@
             <w:pPr>
               <w:jc w:val="center"/>
               <w:rPr>
-                <w:rFonts w:hint="eastAsia"/>
                 <w:sz w:val="12"/>
                 <w:szCs w:val="12"/>
               </w:rPr>
@@ -4015,7 +3456,6 @@
             <w:pPr>
               <w:jc w:val="center"/>
               <w:rPr>
-                <w:rFonts w:hint="eastAsia"/>
                 <w:sz w:val="12"/>
                 <w:szCs w:val="12"/>
               </w:rPr>
@@ -4047,7 +3487,6 @@
             <w:pPr>
               <w:jc w:val="center"/>
               <w:rPr>
-                <w:rFonts w:hint="eastAsia"/>
                 <w:sz w:val="12"/>
                 <w:szCs w:val="12"/>
               </w:rPr>
@@ -4073,7 +3512,6 @@
             <w:pPr>
               <w:jc w:val="center"/>
               <w:rPr>
-                <w:rFonts w:hint="eastAsia"/>
                 <w:sz w:val="12"/>
                 <w:szCs w:val="12"/>
               </w:rPr>
@@ -4102,7 +3540,6 @@
             <w:pPr>
               <w:jc w:val="center"/>
               <w:rPr>
-                <w:rFonts w:hint="eastAsia"/>
                 <w:sz w:val="12"/>
                 <w:szCs w:val="12"/>
               </w:rPr>
@@ -4153,7 +3590,6 @@
             <w:pPr>
               <w:jc w:val="center"/>
               <w:rPr>
-                <w:rFonts w:hint="eastAsia"/>
                 <w:sz w:val="12"/>
                 <w:szCs w:val="12"/>
               </w:rPr>
@@ -4204,12 +3640,10 @@
             <w:pPr>
               <w:jc w:val="center"/>
               <w:rPr>
-                <w:rFonts w:hint="eastAsia"/>
-                <w:sz w:val="12"/>
-                <w:szCs w:val="12"/>
-              </w:rPr>
-            </w:pPr>
-            <w:proofErr w:type="spellStart"/>
+                <w:sz w:val="12"/>
+                <w:szCs w:val="12"/>
+              </w:rPr>
+            </w:pPr>
             <w:r>
               <w:rPr>
                 <w:rFonts w:hint="eastAsia"/>
@@ -4218,7 +3652,6 @@
               </w:rPr>
               <w:t>turn_at_bat</w:t>
             </w:r>
-            <w:proofErr w:type="spellEnd"/>
           </w:p>
         </w:tc>
         <w:tc>
@@ -4257,7 +3690,6 @@
             <w:pPr>
               <w:jc w:val="center"/>
               <w:rPr>
-                <w:rFonts w:hint="eastAsia"/>
                 <w:sz w:val="12"/>
                 <w:szCs w:val="12"/>
               </w:rPr>
@@ -4280,7 +3712,6 @@
             <w:pPr>
               <w:jc w:val="center"/>
               <w:rPr>
-                <w:rFonts w:hint="eastAsia"/>
                 <w:sz w:val="12"/>
                 <w:szCs w:val="12"/>
               </w:rPr>
@@ -4309,7 +3740,6 @@
             <w:pPr>
               <w:jc w:val="center"/>
               <w:rPr>
-                <w:rFonts w:hint="eastAsia"/>
                 <w:sz w:val="12"/>
                 <w:szCs w:val="12"/>
               </w:rPr>
@@ -4332,7 +3762,6 @@
             <w:pPr>
               <w:jc w:val="center"/>
               <w:rPr>
-                <w:rFonts w:hint="eastAsia"/>
                 <w:sz w:val="12"/>
                 <w:szCs w:val="12"/>
               </w:rPr>
@@ -4361,7 +3790,6 @@
             <w:pPr>
               <w:jc w:val="center"/>
               <w:rPr>
-                <w:rFonts w:hint="eastAsia"/>
                 <w:sz w:val="12"/>
                 <w:szCs w:val="12"/>
               </w:rPr>
@@ -4384,7 +3812,6 @@
             <w:pPr>
               <w:jc w:val="center"/>
               <w:rPr>
-                <w:rFonts w:hint="eastAsia"/>
                 <w:sz w:val="12"/>
                 <w:szCs w:val="12"/>
               </w:rPr>
@@ -4413,7 +3840,6 @@
             <w:pPr>
               <w:jc w:val="center"/>
               <w:rPr>
-                <w:rFonts w:hint="eastAsia"/>
                 <w:sz w:val="12"/>
                 <w:szCs w:val="12"/>
               </w:rPr>
@@ -4436,7 +3862,6 @@
             <w:pPr>
               <w:jc w:val="center"/>
               <w:rPr>
-                <w:rFonts w:hint="eastAsia"/>
                 <w:sz w:val="12"/>
                 <w:szCs w:val="12"/>
               </w:rPr>
@@ -4465,7 +3890,6 @@
             <w:pPr>
               <w:jc w:val="center"/>
               <w:rPr>
-                <w:rFonts w:hint="eastAsia"/>
                 <w:sz w:val="12"/>
                 <w:szCs w:val="12"/>
               </w:rPr>
@@ -4488,7 +3912,6 @@
             <w:pPr>
               <w:jc w:val="center"/>
               <w:rPr>
-                <w:rFonts w:hint="eastAsia"/>
                 <w:sz w:val="12"/>
                 <w:szCs w:val="12"/>
               </w:rPr>
@@ -4517,7 +3940,6 @@
             <w:pPr>
               <w:jc w:val="center"/>
               <w:rPr>
-                <w:rFonts w:hint="eastAsia"/>
                 <w:sz w:val="12"/>
                 <w:szCs w:val="12"/>
               </w:rPr>
@@ -4540,7 +3962,6 @@
             <w:pPr>
               <w:jc w:val="center"/>
               <w:rPr>
-                <w:rFonts w:hint="eastAsia"/>
                 <w:sz w:val="12"/>
                 <w:szCs w:val="12"/>
               </w:rPr>
@@ -4569,7 +3990,6 @@
             <w:pPr>
               <w:jc w:val="center"/>
               <w:rPr>
-                <w:rFonts w:hint="eastAsia"/>
                 <w:sz w:val="12"/>
                 <w:szCs w:val="12"/>
               </w:rPr>
@@ -4592,7 +4012,6 @@
             <w:pPr>
               <w:jc w:val="center"/>
               <w:rPr>
-                <w:rFonts w:hint="eastAsia"/>
                 <w:sz w:val="12"/>
                 <w:szCs w:val="12"/>
               </w:rPr>
@@ -4621,7 +4040,6 @@
             <w:pPr>
               <w:jc w:val="center"/>
               <w:rPr>
-                <w:rFonts w:hint="eastAsia"/>
                 <w:sz w:val="12"/>
                 <w:szCs w:val="12"/>
               </w:rPr>
@@ -4644,7 +4062,6 @@
             <w:pPr>
               <w:jc w:val="center"/>
               <w:rPr>
-                <w:rFonts w:hint="eastAsia"/>
                 <w:sz w:val="12"/>
                 <w:szCs w:val="12"/>
               </w:rPr>
@@ -4673,7 +4090,6 @@
             <w:pPr>
               <w:jc w:val="center"/>
               <w:rPr>
-                <w:rFonts w:hint="eastAsia"/>
                 <w:sz w:val="12"/>
                 <w:szCs w:val="12"/>
               </w:rPr>
@@ -4696,7 +4112,6 @@
             <w:pPr>
               <w:jc w:val="center"/>
               <w:rPr>
-                <w:rFonts w:hint="eastAsia"/>
                 <w:sz w:val="12"/>
                 <w:szCs w:val="12"/>
               </w:rPr>
@@ -4725,7 +4140,6 @@
             <w:pPr>
               <w:jc w:val="center"/>
               <w:rPr>
-                <w:rFonts w:hint="eastAsia"/>
                 <w:sz w:val="12"/>
                 <w:szCs w:val="12"/>
               </w:rPr>
@@ -4748,7 +4162,6 @@
             <w:pPr>
               <w:jc w:val="center"/>
               <w:rPr>
-                <w:rFonts w:hint="eastAsia"/>
                 <w:sz w:val="12"/>
                 <w:szCs w:val="12"/>
               </w:rPr>
@@ -4777,7 +4190,6 @@
             <w:pPr>
               <w:jc w:val="center"/>
               <w:rPr>
-                <w:rFonts w:hint="eastAsia"/>
                 <w:sz w:val="12"/>
                 <w:szCs w:val="12"/>
               </w:rPr>
@@ -4800,7 +4212,6 @@
             <w:pPr>
               <w:jc w:val="center"/>
               <w:rPr>
-                <w:rFonts w:hint="eastAsia"/>
                 <w:sz w:val="12"/>
                 <w:szCs w:val="12"/>
               </w:rPr>
@@ -4829,7 +4240,6 @@
             <w:pPr>
               <w:jc w:val="center"/>
               <w:rPr>
-                <w:rFonts w:hint="eastAsia"/>
                 <w:sz w:val="12"/>
                 <w:szCs w:val="12"/>
               </w:rPr>
@@ -4852,7 +4262,6 @@
             <w:pPr>
               <w:jc w:val="center"/>
               <w:rPr>
-                <w:rFonts w:hint="eastAsia"/>
                 <w:sz w:val="12"/>
                 <w:szCs w:val="12"/>
               </w:rPr>
@@ -4881,7 +4290,6 @@
             <w:pPr>
               <w:jc w:val="center"/>
               <w:rPr>
-                <w:rFonts w:hint="eastAsia"/>
                 <w:sz w:val="12"/>
                 <w:szCs w:val="12"/>
               </w:rPr>
@@ -4904,7 +4312,6 @@
             <w:pPr>
               <w:jc w:val="center"/>
               <w:rPr>
-                <w:rFonts w:hint="eastAsia"/>
                 <w:sz w:val="12"/>
                 <w:szCs w:val="12"/>
               </w:rPr>
@@ -4933,7 +4340,6 @@
             <w:pPr>
               <w:jc w:val="center"/>
               <w:rPr>
-                <w:rFonts w:hint="eastAsia"/>
                 <w:sz w:val="12"/>
                 <w:szCs w:val="12"/>
               </w:rPr>
@@ -4956,7 +4362,6 @@
             <w:pPr>
               <w:jc w:val="center"/>
               <w:rPr>
-                <w:rFonts w:hint="eastAsia"/>
                 <w:sz w:val="12"/>
                 <w:szCs w:val="12"/>
               </w:rPr>
@@ -4985,7 +4390,6 @@
             <w:pPr>
               <w:jc w:val="center"/>
               <w:rPr>
-                <w:rFonts w:hint="eastAsia"/>
                 <w:sz w:val="12"/>
                 <w:szCs w:val="12"/>
               </w:rPr>
@@ -5008,7 +4412,6 @@
             <w:pPr>
               <w:jc w:val="center"/>
               <w:rPr>
-                <w:rFonts w:hint="eastAsia"/>
                 <w:sz w:val="12"/>
                 <w:szCs w:val="12"/>
               </w:rPr>
@@ -5037,7 +4440,6 @@
             <w:pPr>
               <w:jc w:val="center"/>
               <w:rPr>
-                <w:rFonts w:hint="eastAsia"/>
                 <w:sz w:val="12"/>
                 <w:szCs w:val="12"/>
               </w:rPr>
@@ -5060,7 +4462,6 @@
             <w:pPr>
               <w:jc w:val="center"/>
               <w:rPr>
-                <w:rFonts w:hint="eastAsia"/>
                 <w:sz w:val="12"/>
                 <w:szCs w:val="12"/>
               </w:rPr>
@@ -5089,7 +4490,6 @@
             <w:pPr>
               <w:jc w:val="center"/>
               <w:rPr>
-                <w:rFonts w:hint="eastAsia"/>
                 <w:sz w:val="12"/>
                 <w:szCs w:val="12"/>
               </w:rPr>
@@ -5112,7 +4512,6 @@
             <w:pPr>
               <w:jc w:val="center"/>
               <w:rPr>
-                <w:rFonts w:hint="eastAsia"/>
                 <w:sz w:val="12"/>
                 <w:szCs w:val="12"/>
               </w:rPr>
@@ -5141,7 +4540,6 @@
             <w:pPr>
               <w:jc w:val="center"/>
               <w:rPr>
-                <w:rFonts w:hint="eastAsia"/>
                 <w:sz w:val="12"/>
                 <w:szCs w:val="12"/>
               </w:rPr>
@@ -5164,7 +4562,6 @@
             <w:pPr>
               <w:jc w:val="center"/>
               <w:rPr>
-                <w:rFonts w:hint="eastAsia"/>
                 <w:sz w:val="12"/>
                 <w:szCs w:val="12"/>
               </w:rPr>
@@ -5193,7 +4590,6 @@
             <w:pPr>
               <w:jc w:val="center"/>
               <w:rPr>
-                <w:rFonts w:hint="eastAsia"/>
                 <w:sz w:val="12"/>
                 <w:szCs w:val="12"/>
               </w:rPr>
@@ -5216,7 +4612,6 @@
             <w:pPr>
               <w:jc w:val="center"/>
               <w:rPr>
-                <w:rFonts w:hint="eastAsia"/>
                 <w:sz w:val="12"/>
                 <w:szCs w:val="12"/>
               </w:rPr>
@@ -5245,7 +4640,6 @@
             <w:pPr>
               <w:jc w:val="center"/>
               <w:rPr>
-                <w:rFonts w:hint="eastAsia"/>
                 <w:sz w:val="12"/>
                 <w:szCs w:val="12"/>
               </w:rPr>
@@ -5268,7 +4662,6 @@
             <w:pPr>
               <w:jc w:val="center"/>
               <w:rPr>
-                <w:rFonts w:hint="eastAsia"/>
                 <w:sz w:val="12"/>
                 <w:szCs w:val="12"/>
               </w:rPr>
@@ -5297,7 +4690,6 @@
             <w:pPr>
               <w:jc w:val="center"/>
               <w:rPr>
-                <w:rFonts w:hint="eastAsia"/>
                 <w:sz w:val="12"/>
                 <w:szCs w:val="12"/>
               </w:rPr>
@@ -5320,7 +4712,6 @@
             <w:pPr>
               <w:jc w:val="center"/>
               <w:rPr>
-                <w:rFonts w:hint="eastAsia"/>
                 <w:sz w:val="12"/>
                 <w:szCs w:val="12"/>
               </w:rPr>
@@ -5349,7 +4740,6 @@
             <w:pPr>
               <w:jc w:val="center"/>
               <w:rPr>
-                <w:rFonts w:hint="eastAsia"/>
                 <w:sz w:val="12"/>
                 <w:szCs w:val="12"/>
               </w:rPr>
@@ -5372,7 +4762,6 @@
             <w:pPr>
               <w:jc w:val="center"/>
               <w:rPr>
-                <w:rFonts w:hint="eastAsia"/>
                 <w:sz w:val="12"/>
                 <w:szCs w:val="12"/>
               </w:rPr>
@@ -5401,7 +4790,6 @@
             <w:pPr>
               <w:jc w:val="center"/>
               <w:rPr>
-                <w:rFonts w:hint="eastAsia"/>
                 <w:sz w:val="12"/>
                 <w:szCs w:val="12"/>
               </w:rPr>
@@ -5424,7 +4812,6 @@
             <w:pPr>
               <w:jc w:val="center"/>
               <w:rPr>
-                <w:rFonts w:hint="eastAsia"/>
                 <w:sz w:val="12"/>
                 <w:szCs w:val="12"/>
               </w:rPr>
@@ -5453,7 +4840,6 @@
             <w:pPr>
               <w:jc w:val="center"/>
               <w:rPr>
-                <w:rFonts w:hint="eastAsia"/>
                 <w:sz w:val="12"/>
                 <w:szCs w:val="12"/>
               </w:rPr>
@@ -5476,7 +4862,6 @@
             <w:pPr>
               <w:jc w:val="center"/>
               <w:rPr>
-                <w:rFonts w:hint="eastAsia"/>
                 <w:sz w:val="12"/>
                 <w:szCs w:val="12"/>
               </w:rPr>
@@ -5505,7 +4890,6 @@
             <w:pPr>
               <w:jc w:val="center"/>
               <w:rPr>
-                <w:rFonts w:hint="eastAsia"/>
                 <w:sz w:val="12"/>
                 <w:szCs w:val="12"/>
               </w:rPr>
@@ -5528,7 +4912,6 @@
             <w:pPr>
               <w:jc w:val="center"/>
               <w:rPr>
-                <w:rFonts w:hint="eastAsia"/>
                 <w:sz w:val="12"/>
                 <w:szCs w:val="12"/>
               </w:rPr>
@@ -5557,7 +4940,6 @@
             <w:pPr>
               <w:jc w:val="center"/>
               <w:rPr>
-                <w:rFonts w:hint="eastAsia"/>
                 <w:sz w:val="12"/>
                 <w:szCs w:val="12"/>
               </w:rPr>
@@ -5580,7 +4962,6 @@
             <w:pPr>
               <w:jc w:val="center"/>
               <w:rPr>
-                <w:rFonts w:hint="eastAsia"/>
                 <w:sz w:val="12"/>
                 <w:szCs w:val="12"/>
               </w:rPr>
@@ -5609,7 +4990,6 @@
             <w:pPr>
               <w:jc w:val="center"/>
               <w:rPr>
-                <w:rFonts w:hint="eastAsia"/>
                 <w:sz w:val="12"/>
                 <w:szCs w:val="12"/>
               </w:rPr>
@@ -5632,7 +5012,6 @@
             <w:pPr>
               <w:jc w:val="center"/>
               <w:rPr>
-                <w:rFonts w:hint="eastAsia"/>
                 <w:sz w:val="12"/>
                 <w:szCs w:val="12"/>
               </w:rPr>
@@ -5661,7 +5040,6 @@
             <w:pPr>
               <w:jc w:val="center"/>
               <w:rPr>
-                <w:rFonts w:hint="eastAsia"/>
                 <w:sz w:val="12"/>
                 <w:szCs w:val="12"/>
               </w:rPr>
@@ -5684,7 +5062,6 @@
             <w:pPr>
               <w:jc w:val="center"/>
               <w:rPr>
-                <w:rFonts w:hint="eastAsia"/>
                 <w:sz w:val="12"/>
                 <w:szCs w:val="12"/>
               </w:rPr>
@@ -5713,7 +5090,6 @@
             <w:pPr>
               <w:jc w:val="center"/>
               <w:rPr>
-                <w:rFonts w:hint="eastAsia"/>
                 <w:sz w:val="12"/>
                 <w:szCs w:val="12"/>
               </w:rPr>
@@ -5736,7 +5112,6 @@
             <w:pPr>
               <w:jc w:val="center"/>
               <w:rPr>
-                <w:rFonts w:hint="eastAsia"/>
                 <w:sz w:val="12"/>
                 <w:szCs w:val="12"/>
               </w:rPr>
@@ -5765,7 +5140,6 @@
             <w:pPr>
               <w:jc w:val="center"/>
               <w:rPr>
-                <w:rFonts w:hint="eastAsia"/>
                 <w:sz w:val="12"/>
                 <w:szCs w:val="12"/>
               </w:rPr>
@@ -5788,7 +5162,6 @@
             <w:pPr>
               <w:jc w:val="center"/>
               <w:rPr>
-                <w:rFonts w:hint="eastAsia"/>
                 <w:sz w:val="12"/>
                 <w:szCs w:val="12"/>
               </w:rPr>
@@ -5817,7 +5190,6 @@
             <w:pPr>
               <w:jc w:val="center"/>
               <w:rPr>
-                <w:rFonts w:hint="eastAsia"/>
                 <w:sz w:val="12"/>
                 <w:szCs w:val="12"/>
               </w:rPr>
@@ -5840,7 +5212,6 @@
             <w:pPr>
               <w:jc w:val="center"/>
               <w:rPr>
-                <w:rFonts w:hint="eastAsia"/>
                 <w:sz w:val="12"/>
                 <w:szCs w:val="12"/>
               </w:rPr>
@@ -5869,7 +5240,6 @@
             <w:pPr>
               <w:jc w:val="center"/>
               <w:rPr>
-                <w:rFonts w:hint="eastAsia"/>
                 <w:sz w:val="12"/>
                 <w:szCs w:val="12"/>
               </w:rPr>
@@ -5892,7 +5262,6 @@
             <w:pPr>
               <w:jc w:val="center"/>
               <w:rPr>
-                <w:rFonts w:hint="eastAsia"/>
                 <w:sz w:val="12"/>
                 <w:szCs w:val="12"/>
               </w:rPr>
@@ -5921,7 +5290,6 @@
             <w:pPr>
               <w:jc w:val="center"/>
               <w:rPr>
-                <w:rFonts w:hint="eastAsia"/>
                 <w:sz w:val="12"/>
                 <w:szCs w:val="12"/>
               </w:rPr>
@@ -5944,7 +5312,6 @@
             <w:pPr>
               <w:jc w:val="center"/>
               <w:rPr>
-                <w:rFonts w:hint="eastAsia"/>
                 <w:sz w:val="12"/>
                 <w:szCs w:val="12"/>
               </w:rPr>
@@ -5973,7 +5340,6 @@
             <w:pPr>
               <w:jc w:val="center"/>
               <w:rPr>
-                <w:rFonts w:hint="eastAsia"/>
                 <w:sz w:val="12"/>
                 <w:szCs w:val="12"/>
               </w:rPr>
@@ -5996,7 +5362,6 @@
             <w:pPr>
               <w:jc w:val="center"/>
               <w:rPr>
-                <w:rFonts w:hint="eastAsia"/>
                 <w:sz w:val="12"/>
                 <w:szCs w:val="12"/>
               </w:rPr>
@@ -6025,7 +5390,6 @@
             <w:pPr>
               <w:jc w:val="center"/>
               <w:rPr>
-                <w:rFonts w:hint="eastAsia"/>
                 <w:sz w:val="12"/>
                 <w:szCs w:val="12"/>
               </w:rPr>
@@ -6048,7 +5412,6 @@
             <w:pPr>
               <w:jc w:val="center"/>
               <w:rPr>
-                <w:rFonts w:hint="eastAsia"/>
                 <w:sz w:val="12"/>
                 <w:szCs w:val="12"/>
               </w:rPr>
@@ -6077,7 +5440,6 @@
             <w:pPr>
               <w:jc w:val="center"/>
               <w:rPr>
-                <w:rFonts w:hint="eastAsia"/>
                 <w:sz w:val="12"/>
                 <w:szCs w:val="12"/>
               </w:rPr>
@@ -6100,7 +5462,6 @@
             <w:pPr>
               <w:jc w:val="center"/>
               <w:rPr>
-                <w:rFonts w:hint="eastAsia"/>
                 <w:sz w:val="12"/>
                 <w:szCs w:val="12"/>
               </w:rPr>
@@ -6129,7 +5490,6 @@
             <w:pPr>
               <w:jc w:val="center"/>
               <w:rPr>
-                <w:rFonts w:hint="eastAsia"/>
                 <w:sz w:val="12"/>
                 <w:szCs w:val="12"/>
               </w:rPr>
@@ -6152,7 +5512,6 @@
             <w:pPr>
               <w:jc w:val="center"/>
               <w:rPr>
-                <w:rFonts w:hint="eastAsia"/>
                 <w:sz w:val="12"/>
                 <w:szCs w:val="12"/>
               </w:rPr>
@@ -6170,27 +5529,5440 @@
       </w:tr>
     </w:tbl>
     <w:p/>
+    <w:p/>
     <w:p>
       <w:pPr>
+        <w:ind w:firstLineChars="100" w:firstLine="210"/>
+      </w:pPr>
+      <w:r>
         <w:rPr>
           <w:rFonts w:hint="eastAsia"/>
         </w:rPr>
+        <w:lastRenderedPageBreak/>
+        <w:t>本レポートで用いるデータはNPB公式ホームページを参考にしたもので、選手の個人成績を合算したものである。2014~2025年までの12年分、12球団のデータを収集したデータである。</w:t>
+      </w:r>
+    </w:p>
+    <w:p>
+      <w:pPr>
+        <w:ind w:firstLineChars="100" w:firstLine="210"/>
+      </w:pPr>
+      <w:r>
+        <w:rPr>
+          <w:rFonts w:hint="eastAsia"/>
+        </w:rPr>
+        <w:t>以下の表</w:t>
+      </w:r>
+      <w:r>
+        <w:rPr>
+          <w:rFonts w:hint="eastAsia"/>
+        </w:rPr>
+        <w:t>5</w:t>
+      </w:r>
+      <w:r>
+        <w:rPr>
+          <w:rFonts w:hint="eastAsia"/>
+        </w:rPr>
+        <w:t>にデータの概要を示す。前処理として</w:t>
+      </w:r>
+      <w:r>
+        <w:rPr>
+          <w:rFonts w:hint="eastAsia"/>
+        </w:rPr>
+        <w:t>数値データとしての意味を持たないカテゴリ変数である</w:t>
+      </w:r>
+      <w:r>
+        <w:rPr>
+          <w:rFonts w:hint="eastAsia"/>
+        </w:rPr>
+        <w:t>Year、League、Team、</w:t>
+      </w:r>
+      <w:r>
+        <w:rPr>
+          <w:rFonts w:hint="eastAsia"/>
+        </w:rPr>
+        <w:t>答えそのものでもある</w:t>
+      </w:r>
+      <w:r>
+        <w:rPr>
+          <w:rFonts w:hint="eastAsia"/>
+        </w:rPr>
+        <w:t>Lose、</w:t>
+      </w:r>
+      <w:r>
+        <w:rPr>
+          <w:rFonts w:hint="eastAsia"/>
+        </w:rPr>
+        <w:t>毎年ほぼ固定試合数をこなすためGame、Rと非常に強い相関のあるRBI、OPSを構成する変数のSLG、OBP、Hと強い相関のあるHP、ERAと強い相関あるIP、ER、R_Pは削除した。</w:t>
+      </w:r>
+    </w:p>
+    <w:p>
+      <w:pPr>
+        <w:ind w:firstLineChars="100" w:firstLine="210"/>
       </w:pPr>
     </w:p>
     <w:p>
       <w:pPr>
         <w:ind w:firstLineChars="100" w:firstLine="210"/>
+        <w:jc w:val="center"/>
         <w:rPr>
           <w:rFonts w:hint="eastAsia"/>
+          <w:b/>
+          <w:bCs/>
         </w:rPr>
       </w:pPr>
       <w:r>
         <w:rPr>
           <w:rFonts w:hint="eastAsia"/>
+          <w:b/>
+          <w:bCs/>
+        </w:rPr>
+        <w:t>表5 チーム成績データの概要</w:t>
+      </w:r>
+    </w:p>
+    <w:tbl>
+      <w:tblPr>
+        <w:tblStyle w:val="ac"/>
+        <w:tblW w:w="0" w:type="auto"/>
+        <w:tblBorders>
+          <w:left w:val="none" w:sz="0" w:space="0" w:color="auto"/>
+          <w:right w:val="none" w:sz="0" w:space="0" w:color="auto"/>
+          <w:insideH w:val="none" w:sz="0" w:space="0" w:color="auto"/>
+          <w:insideV w:val="none" w:sz="0" w:space="0" w:color="auto"/>
+        </w:tblBorders>
+        <w:tblLook w:val="04A0" w:firstRow="1" w:lastRow="0" w:firstColumn="1" w:lastColumn="0" w:noHBand="0" w:noVBand="1"/>
+      </w:tblPr>
+      <w:tblGrid>
+        <w:gridCol w:w="1415"/>
+        <w:gridCol w:w="1415"/>
+        <w:gridCol w:w="1416"/>
+        <w:gridCol w:w="1416"/>
+        <w:gridCol w:w="1416"/>
+        <w:gridCol w:w="1416"/>
+      </w:tblGrid>
+      <w:tr>
+        <w:trPr>
+          <w:cantSplit/>
+          <w:trHeight w:hRule="exact" w:val="284"/>
+        </w:trPr>
+        <w:tc>
+          <w:tcPr>
+            <w:tcW w:w="1415" w:type="dxa"/>
+            <w:tcBorders>
+              <w:top w:val="single" w:sz="4" w:space="0" w:color="auto"/>
+              <w:bottom w:val="single" w:sz="4" w:space="0" w:color="auto"/>
+            </w:tcBorders>
+          </w:tcPr>
+          <w:p>
+            <w:pPr>
+              <w:jc w:val="center"/>
+              <w:rPr>
+                <w:sz w:val="16"/>
+                <w:szCs w:val="20"/>
+              </w:rPr>
+            </w:pPr>
+            <w:r>
+              <w:rPr>
+                <w:rFonts w:hint="eastAsia"/>
+                <w:sz w:val="16"/>
+                <w:szCs w:val="20"/>
+              </w:rPr>
+              <w:t>変数名</w:t>
+            </w:r>
+          </w:p>
+        </w:tc>
+        <w:tc>
+          <w:tcPr>
+            <w:tcW w:w="1415" w:type="dxa"/>
+            <w:tcBorders>
+              <w:top w:val="single" w:sz="4" w:space="0" w:color="auto"/>
+              <w:bottom w:val="single" w:sz="4" w:space="0" w:color="auto"/>
+            </w:tcBorders>
+          </w:tcPr>
+          <w:p>
+            <w:pPr>
+              <w:jc w:val="center"/>
+              <w:rPr>
+                <w:rFonts w:hint="eastAsia"/>
+                <w:sz w:val="16"/>
+                <w:szCs w:val="20"/>
+              </w:rPr>
+            </w:pPr>
+            <w:r>
+              <w:rPr>
+                <w:rFonts w:hint="eastAsia"/>
+                <w:sz w:val="16"/>
+                <w:szCs w:val="20"/>
+              </w:rPr>
+              <w:t>count</w:t>
+            </w:r>
+          </w:p>
+        </w:tc>
+        <w:tc>
+          <w:tcPr>
+            <w:tcW w:w="1416" w:type="dxa"/>
+            <w:tcBorders>
+              <w:top w:val="single" w:sz="4" w:space="0" w:color="auto"/>
+              <w:bottom w:val="single" w:sz="4" w:space="0" w:color="auto"/>
+            </w:tcBorders>
+          </w:tcPr>
+          <w:p>
+            <w:pPr>
+              <w:jc w:val="center"/>
+              <w:rPr>
+                <w:rFonts w:hint="eastAsia"/>
+                <w:sz w:val="16"/>
+                <w:szCs w:val="20"/>
+              </w:rPr>
+            </w:pPr>
+            <w:r>
+              <w:rPr>
+                <w:rFonts w:hint="eastAsia"/>
+                <w:sz w:val="16"/>
+                <w:szCs w:val="20"/>
+              </w:rPr>
+              <w:t>mean</w:t>
+            </w:r>
+          </w:p>
+        </w:tc>
+        <w:tc>
+          <w:tcPr>
+            <w:tcW w:w="1416" w:type="dxa"/>
+            <w:tcBorders>
+              <w:top w:val="single" w:sz="4" w:space="0" w:color="auto"/>
+              <w:bottom w:val="single" w:sz="4" w:space="0" w:color="auto"/>
+            </w:tcBorders>
+          </w:tcPr>
+          <w:p>
+            <w:pPr>
+              <w:jc w:val="center"/>
+              <w:rPr>
+                <w:rFonts w:hint="eastAsia"/>
+                <w:sz w:val="16"/>
+                <w:szCs w:val="20"/>
+              </w:rPr>
+            </w:pPr>
+            <w:r>
+              <w:rPr>
+                <w:rFonts w:hint="eastAsia"/>
+                <w:sz w:val="16"/>
+                <w:szCs w:val="20"/>
+              </w:rPr>
+              <w:t>std</w:t>
+            </w:r>
+          </w:p>
+        </w:tc>
+        <w:tc>
+          <w:tcPr>
+            <w:tcW w:w="1416" w:type="dxa"/>
+            <w:tcBorders>
+              <w:top w:val="single" w:sz="4" w:space="0" w:color="auto"/>
+              <w:bottom w:val="single" w:sz="4" w:space="0" w:color="auto"/>
+            </w:tcBorders>
+          </w:tcPr>
+          <w:p>
+            <w:pPr>
+              <w:jc w:val="center"/>
+              <w:rPr>
+                <w:rFonts w:hint="eastAsia"/>
+                <w:sz w:val="16"/>
+                <w:szCs w:val="20"/>
+              </w:rPr>
+            </w:pPr>
+            <w:r>
+              <w:rPr>
+                <w:rFonts w:hint="eastAsia"/>
+                <w:sz w:val="16"/>
+                <w:szCs w:val="20"/>
+              </w:rPr>
+              <w:t>min</w:t>
+            </w:r>
+          </w:p>
+        </w:tc>
+        <w:tc>
+          <w:tcPr>
+            <w:tcW w:w="1416" w:type="dxa"/>
+            <w:tcBorders>
+              <w:top w:val="single" w:sz="4" w:space="0" w:color="auto"/>
+              <w:bottom w:val="single" w:sz="4" w:space="0" w:color="auto"/>
+            </w:tcBorders>
+          </w:tcPr>
+          <w:p>
+            <w:pPr>
+              <w:jc w:val="center"/>
+              <w:rPr>
+                <w:rFonts w:hint="eastAsia"/>
+                <w:sz w:val="16"/>
+                <w:szCs w:val="20"/>
+              </w:rPr>
+            </w:pPr>
+            <w:r>
+              <w:rPr>
+                <w:rFonts w:hint="eastAsia"/>
+                <w:sz w:val="16"/>
+                <w:szCs w:val="20"/>
+              </w:rPr>
+              <w:t>max</w:t>
+            </w:r>
+          </w:p>
+        </w:tc>
+      </w:tr>
+      <w:tr>
+        <w:trPr>
+          <w:cantSplit/>
+          <w:trHeight w:hRule="exact" w:val="284"/>
+        </w:trPr>
+        <w:tc>
+          <w:tcPr>
+            <w:tcW w:w="1415" w:type="dxa"/>
+            <w:tcBorders>
+              <w:top w:val="single" w:sz="4" w:space="0" w:color="auto"/>
+            </w:tcBorders>
+          </w:tcPr>
+          <w:p>
+            <w:pPr>
+              <w:jc w:val="center"/>
+              <w:rPr>
+                <w:rFonts w:hint="eastAsia"/>
+                <w:sz w:val="16"/>
+                <w:szCs w:val="20"/>
+              </w:rPr>
+            </w:pPr>
+            <w:r>
+              <w:rPr>
+                <w:rFonts w:hint="eastAsia"/>
+                <w:sz w:val="16"/>
+                <w:szCs w:val="20"/>
+              </w:rPr>
+              <w:t>Win</w:t>
+            </w:r>
+          </w:p>
+        </w:tc>
+        <w:tc>
+          <w:tcPr>
+            <w:tcW w:w="1415" w:type="dxa"/>
+            <w:tcBorders>
+              <w:top w:val="single" w:sz="4" w:space="0" w:color="auto"/>
+            </w:tcBorders>
+          </w:tcPr>
+          <w:p>
+            <w:pPr>
+              <w:jc w:val="center"/>
+              <w:rPr>
+                <w:rFonts w:hint="eastAsia"/>
+                <w:sz w:val="16"/>
+                <w:szCs w:val="20"/>
+              </w:rPr>
+            </w:pPr>
+            <w:r>
+              <w:rPr>
+                <w:rFonts w:hint="eastAsia"/>
+                <w:sz w:val="16"/>
+                <w:szCs w:val="20"/>
+              </w:rPr>
+              <w:t>144</w:t>
+            </w:r>
+          </w:p>
+        </w:tc>
+        <w:tc>
+          <w:tcPr>
+            <w:tcW w:w="1416" w:type="dxa"/>
+            <w:tcBorders>
+              <w:top w:val="single" w:sz="4" w:space="0" w:color="auto"/>
+            </w:tcBorders>
+          </w:tcPr>
+          <w:p>
+            <w:pPr>
+              <w:jc w:val="center"/>
+              <w:rPr>
+                <w:rFonts w:hint="eastAsia"/>
+                <w:sz w:val="16"/>
+                <w:szCs w:val="20"/>
+              </w:rPr>
+            </w:pPr>
+            <w:r>
+              <w:rPr>
+                <w:rFonts w:hint="eastAsia"/>
+                <w:sz w:val="16"/>
+                <w:szCs w:val="20"/>
+              </w:rPr>
+              <w:t>68.277778</w:t>
+            </w:r>
+          </w:p>
+        </w:tc>
+        <w:tc>
+          <w:tcPr>
+            <w:tcW w:w="1416" w:type="dxa"/>
+            <w:tcBorders>
+              <w:top w:val="single" w:sz="4" w:space="0" w:color="auto"/>
+            </w:tcBorders>
+          </w:tcPr>
+          <w:p>
+            <w:pPr>
+              <w:jc w:val="center"/>
+              <w:rPr>
+                <w:sz w:val="16"/>
+                <w:szCs w:val="20"/>
+              </w:rPr>
+            </w:pPr>
+            <w:r>
+              <w:rPr>
+                <w:sz w:val="16"/>
+                <w:szCs w:val="20"/>
+              </w:rPr>
+              <w:t>9.963180</w:t>
+            </w:r>
+          </w:p>
+        </w:tc>
+        <w:tc>
+          <w:tcPr>
+            <w:tcW w:w="1416" w:type="dxa"/>
+            <w:tcBorders>
+              <w:top w:val="single" w:sz="4" w:space="0" w:color="auto"/>
+            </w:tcBorders>
+          </w:tcPr>
+          <w:p>
+            <w:pPr>
+              <w:jc w:val="center"/>
+              <w:rPr>
+                <w:rFonts w:hint="eastAsia"/>
+                <w:sz w:val="16"/>
+                <w:szCs w:val="20"/>
+              </w:rPr>
+            </w:pPr>
+            <w:r>
+              <w:rPr>
+                <w:rFonts w:hint="eastAsia"/>
+                <w:sz w:val="16"/>
+                <w:szCs w:val="20"/>
+              </w:rPr>
+              <w:t>41</w:t>
+            </w:r>
+          </w:p>
+        </w:tc>
+        <w:tc>
+          <w:tcPr>
+            <w:tcW w:w="1416" w:type="dxa"/>
+            <w:tcBorders>
+              <w:top w:val="single" w:sz="4" w:space="0" w:color="auto"/>
+            </w:tcBorders>
+          </w:tcPr>
+          <w:p>
+            <w:pPr>
+              <w:jc w:val="center"/>
+              <w:rPr>
+                <w:rFonts w:hint="eastAsia"/>
+                <w:sz w:val="16"/>
+                <w:szCs w:val="20"/>
+              </w:rPr>
+            </w:pPr>
+            <w:r>
+              <w:rPr>
+                <w:rFonts w:hint="eastAsia"/>
+                <w:sz w:val="16"/>
+                <w:szCs w:val="20"/>
+              </w:rPr>
+              <w:t>94</w:t>
+            </w:r>
+          </w:p>
+        </w:tc>
+      </w:tr>
+      <w:tr>
+        <w:trPr>
+          <w:cantSplit/>
+          <w:trHeight w:hRule="exact" w:val="284"/>
+        </w:trPr>
+        <w:tc>
+          <w:tcPr>
+            <w:tcW w:w="1415" w:type="dxa"/>
+          </w:tcPr>
+          <w:p>
+            <w:pPr>
+              <w:jc w:val="center"/>
+              <w:rPr>
+                <w:rFonts w:hint="eastAsia"/>
+                <w:sz w:val="16"/>
+                <w:szCs w:val="20"/>
+              </w:rPr>
+            </w:pPr>
+            <w:r>
+              <w:rPr>
+                <w:rFonts w:hint="eastAsia"/>
+                <w:sz w:val="16"/>
+                <w:szCs w:val="20"/>
+              </w:rPr>
+              <w:t>AVG</w:t>
+            </w:r>
+          </w:p>
+        </w:tc>
+        <w:tc>
+          <w:tcPr>
+            <w:tcW w:w="1415" w:type="dxa"/>
+          </w:tcPr>
+          <w:p>
+            <w:pPr>
+              <w:jc w:val="center"/>
+              <w:rPr>
+                <w:sz w:val="16"/>
+                <w:szCs w:val="20"/>
+              </w:rPr>
+            </w:pPr>
+            <w:r>
+              <w:rPr>
+                <w:rFonts w:hint="eastAsia"/>
+                <w:sz w:val="16"/>
+                <w:szCs w:val="20"/>
+              </w:rPr>
+              <w:t>144</w:t>
+            </w:r>
+          </w:p>
+        </w:tc>
+        <w:tc>
+          <w:tcPr>
+            <w:tcW w:w="1416" w:type="dxa"/>
+          </w:tcPr>
+          <w:p>
+            <w:pPr>
+              <w:jc w:val="center"/>
+              <w:rPr>
+                <w:rFonts w:hint="eastAsia"/>
+                <w:sz w:val="16"/>
+                <w:szCs w:val="20"/>
+              </w:rPr>
+            </w:pPr>
+            <w:r>
+              <w:rPr>
+                <w:rFonts w:hint="eastAsia"/>
+                <w:sz w:val="16"/>
+                <w:szCs w:val="20"/>
+              </w:rPr>
+              <w:t>0.249764</w:t>
+            </w:r>
+          </w:p>
+        </w:tc>
+        <w:tc>
+          <w:tcPr>
+            <w:tcW w:w="1416" w:type="dxa"/>
+          </w:tcPr>
+          <w:p>
+            <w:pPr>
+              <w:jc w:val="center"/>
+              <w:rPr>
+                <w:sz w:val="16"/>
+                <w:szCs w:val="20"/>
+              </w:rPr>
+            </w:pPr>
+            <w:r>
+              <w:rPr>
+                <w:sz w:val="16"/>
+                <w:szCs w:val="20"/>
+              </w:rPr>
+              <w:t>0.010652</w:t>
+            </w:r>
+          </w:p>
+        </w:tc>
+        <w:tc>
+          <w:tcPr>
+            <w:tcW w:w="1416" w:type="dxa"/>
+          </w:tcPr>
+          <w:p>
+            <w:pPr>
+              <w:jc w:val="center"/>
+              <w:rPr>
+                <w:rFonts w:hint="eastAsia"/>
+                <w:sz w:val="16"/>
+                <w:szCs w:val="20"/>
+              </w:rPr>
+            </w:pPr>
+            <w:r>
+              <w:rPr>
+                <w:rFonts w:hint="eastAsia"/>
+                <w:sz w:val="16"/>
+                <w:szCs w:val="20"/>
+              </w:rPr>
+              <w:t>0.212</w:t>
+            </w:r>
+          </w:p>
+        </w:tc>
+        <w:tc>
+          <w:tcPr>
+            <w:tcW w:w="1416" w:type="dxa"/>
+          </w:tcPr>
+          <w:p>
+            <w:pPr>
+              <w:jc w:val="center"/>
+              <w:rPr>
+                <w:rFonts w:hint="eastAsia"/>
+                <w:sz w:val="16"/>
+                <w:szCs w:val="20"/>
+              </w:rPr>
+            </w:pPr>
+            <w:r>
+              <w:rPr>
+                <w:rFonts w:hint="eastAsia"/>
+                <w:sz w:val="16"/>
+                <w:szCs w:val="20"/>
+              </w:rPr>
+              <w:t>0.280</w:t>
+            </w:r>
+          </w:p>
+        </w:tc>
+      </w:tr>
+      <w:tr>
+        <w:trPr>
+          <w:cantSplit/>
+          <w:trHeight w:hRule="exact" w:val="284"/>
+        </w:trPr>
+        <w:tc>
+          <w:tcPr>
+            <w:tcW w:w="1415" w:type="dxa"/>
+          </w:tcPr>
+          <w:p>
+            <w:pPr>
+              <w:jc w:val="center"/>
+              <w:rPr>
+                <w:rFonts w:hint="eastAsia"/>
+                <w:sz w:val="16"/>
+                <w:szCs w:val="20"/>
+              </w:rPr>
+            </w:pPr>
+            <w:r>
+              <w:rPr>
+                <w:rFonts w:hint="eastAsia"/>
+                <w:sz w:val="16"/>
+                <w:szCs w:val="20"/>
+              </w:rPr>
+              <w:t>turn_at_bat</w:t>
+            </w:r>
+          </w:p>
+        </w:tc>
+        <w:tc>
+          <w:tcPr>
+            <w:tcW w:w="1415" w:type="dxa"/>
+          </w:tcPr>
+          <w:p>
+            <w:pPr>
+              <w:jc w:val="center"/>
+              <w:rPr>
+                <w:sz w:val="16"/>
+                <w:szCs w:val="20"/>
+              </w:rPr>
+            </w:pPr>
+            <w:r>
+              <w:rPr>
+                <w:rFonts w:hint="eastAsia"/>
+                <w:sz w:val="16"/>
+                <w:szCs w:val="20"/>
+              </w:rPr>
+              <w:t>144</w:t>
+            </w:r>
+          </w:p>
+        </w:tc>
+        <w:tc>
+          <w:tcPr>
+            <w:tcW w:w="1416" w:type="dxa"/>
+          </w:tcPr>
+          <w:p>
+            <w:pPr>
+              <w:jc w:val="center"/>
+              <w:rPr>
+                <w:rFonts w:hint="eastAsia"/>
+                <w:sz w:val="16"/>
+                <w:szCs w:val="20"/>
+              </w:rPr>
+            </w:pPr>
+            <w:r>
+              <w:rPr>
+                <w:sz w:val="16"/>
+                <w:szCs w:val="20"/>
+              </w:rPr>
+              <w:t>5322.555556</w:t>
+            </w:r>
+          </w:p>
+        </w:tc>
+        <w:tc>
+          <w:tcPr>
+            <w:tcW w:w="1416" w:type="dxa"/>
+          </w:tcPr>
+          <w:p>
+            <w:pPr>
+              <w:jc w:val="center"/>
+              <w:rPr>
+                <w:sz w:val="16"/>
+                <w:szCs w:val="20"/>
+              </w:rPr>
+            </w:pPr>
+            <w:r>
+              <w:rPr>
+                <w:rFonts w:hint="eastAsia"/>
+                <w:sz w:val="16"/>
+                <w:szCs w:val="20"/>
+              </w:rPr>
+              <w:t>266.664892</w:t>
+            </w:r>
+          </w:p>
+        </w:tc>
+        <w:tc>
+          <w:tcPr>
+            <w:tcW w:w="1416" w:type="dxa"/>
+          </w:tcPr>
+          <w:p>
+            <w:pPr>
+              <w:jc w:val="center"/>
+              <w:rPr>
+                <w:rFonts w:hint="eastAsia"/>
+                <w:sz w:val="16"/>
+                <w:szCs w:val="20"/>
+              </w:rPr>
+            </w:pPr>
+            <w:r>
+              <w:rPr>
+                <w:rFonts w:hint="eastAsia"/>
+                <w:sz w:val="16"/>
+                <w:szCs w:val="20"/>
+              </w:rPr>
+              <w:t>4437</w:t>
+            </w:r>
+          </w:p>
+        </w:tc>
+        <w:tc>
+          <w:tcPr>
+            <w:tcW w:w="1416" w:type="dxa"/>
+          </w:tcPr>
+          <w:p>
+            <w:pPr>
+              <w:jc w:val="center"/>
+              <w:rPr>
+                <w:rFonts w:hint="eastAsia"/>
+                <w:sz w:val="16"/>
+                <w:szCs w:val="20"/>
+              </w:rPr>
+            </w:pPr>
+            <w:r>
+              <w:rPr>
+                <w:rFonts w:hint="eastAsia"/>
+                <w:sz w:val="16"/>
+                <w:szCs w:val="20"/>
+              </w:rPr>
+              <w:t>5663</w:t>
+            </w:r>
+          </w:p>
+        </w:tc>
+      </w:tr>
+      <w:tr>
+        <w:trPr>
+          <w:cantSplit/>
+          <w:trHeight w:hRule="exact" w:val="284"/>
+        </w:trPr>
+        <w:tc>
+          <w:tcPr>
+            <w:tcW w:w="1415" w:type="dxa"/>
+          </w:tcPr>
+          <w:p>
+            <w:pPr>
+              <w:jc w:val="center"/>
+              <w:rPr>
+                <w:rFonts w:hint="eastAsia"/>
+                <w:sz w:val="16"/>
+                <w:szCs w:val="20"/>
+              </w:rPr>
+            </w:pPr>
+            <w:r>
+              <w:rPr>
+                <w:rFonts w:hint="eastAsia"/>
+                <w:sz w:val="16"/>
+                <w:szCs w:val="20"/>
+              </w:rPr>
+              <w:t>AB</w:t>
+            </w:r>
+          </w:p>
+        </w:tc>
+        <w:tc>
+          <w:tcPr>
+            <w:tcW w:w="1415" w:type="dxa"/>
+          </w:tcPr>
+          <w:p>
+            <w:pPr>
+              <w:jc w:val="center"/>
+              <w:rPr>
+                <w:sz w:val="16"/>
+                <w:szCs w:val="20"/>
+              </w:rPr>
+            </w:pPr>
+            <w:r>
+              <w:rPr>
+                <w:rFonts w:hint="eastAsia"/>
+                <w:sz w:val="16"/>
+                <w:szCs w:val="20"/>
+              </w:rPr>
+              <w:t>144</w:t>
+            </w:r>
+          </w:p>
+        </w:tc>
+        <w:tc>
+          <w:tcPr>
+            <w:tcW w:w="1416" w:type="dxa"/>
+          </w:tcPr>
+          <w:p>
+            <w:pPr>
+              <w:jc w:val="center"/>
+              <w:rPr>
+                <w:rFonts w:hint="eastAsia"/>
+                <w:sz w:val="16"/>
+                <w:szCs w:val="20"/>
+              </w:rPr>
+            </w:pPr>
+            <w:r>
+              <w:rPr>
+                <w:sz w:val="16"/>
+                <w:szCs w:val="20"/>
+              </w:rPr>
+              <w:t>4709.645833</w:t>
+            </w:r>
+          </w:p>
+        </w:tc>
+        <w:tc>
+          <w:tcPr>
+            <w:tcW w:w="1416" w:type="dxa"/>
+          </w:tcPr>
+          <w:p>
+            <w:pPr>
+              <w:jc w:val="center"/>
+              <w:rPr>
+                <w:sz w:val="16"/>
+                <w:szCs w:val="20"/>
+              </w:rPr>
+            </w:pPr>
+            <w:r>
+              <w:rPr>
+                <w:rFonts w:hint="eastAsia"/>
+                <w:sz w:val="16"/>
+                <w:szCs w:val="20"/>
+              </w:rPr>
+              <w:t>237.408134</w:t>
+            </w:r>
+          </w:p>
+        </w:tc>
+        <w:tc>
+          <w:tcPr>
+            <w:tcW w:w="1416" w:type="dxa"/>
+          </w:tcPr>
+          <w:p>
+            <w:pPr>
+              <w:jc w:val="center"/>
+              <w:rPr>
+                <w:rFonts w:hint="eastAsia"/>
+                <w:sz w:val="16"/>
+                <w:szCs w:val="20"/>
+              </w:rPr>
+            </w:pPr>
+            <w:r>
+              <w:rPr>
+                <w:rFonts w:hint="eastAsia"/>
+                <w:sz w:val="16"/>
+                <w:szCs w:val="20"/>
+              </w:rPr>
+              <w:t>3840</w:t>
+            </w:r>
+          </w:p>
+        </w:tc>
+        <w:tc>
+          <w:tcPr>
+            <w:tcW w:w="1416" w:type="dxa"/>
+          </w:tcPr>
+          <w:p>
+            <w:pPr>
+              <w:jc w:val="center"/>
+              <w:rPr>
+                <w:rFonts w:hint="eastAsia"/>
+                <w:sz w:val="16"/>
+                <w:szCs w:val="20"/>
+              </w:rPr>
+            </w:pPr>
+            <w:r>
+              <w:rPr>
+                <w:rFonts w:hint="eastAsia"/>
+                <w:sz w:val="16"/>
+                <w:szCs w:val="20"/>
+              </w:rPr>
+              <w:t>5023</w:t>
+            </w:r>
+          </w:p>
+        </w:tc>
+      </w:tr>
+      <w:tr>
+        <w:trPr>
+          <w:cantSplit/>
+          <w:trHeight w:hRule="exact" w:val="284"/>
+        </w:trPr>
+        <w:tc>
+          <w:tcPr>
+            <w:tcW w:w="1415" w:type="dxa"/>
+          </w:tcPr>
+          <w:p>
+            <w:pPr>
+              <w:jc w:val="center"/>
+              <w:rPr>
+                <w:sz w:val="16"/>
+                <w:szCs w:val="20"/>
+              </w:rPr>
+            </w:pPr>
+            <w:r>
+              <w:rPr>
+                <w:rFonts w:hint="eastAsia"/>
+                <w:sz w:val="16"/>
+                <w:szCs w:val="20"/>
+              </w:rPr>
+              <w:t>R</w:t>
+            </w:r>
+          </w:p>
+        </w:tc>
+        <w:tc>
+          <w:tcPr>
+            <w:tcW w:w="1415" w:type="dxa"/>
+          </w:tcPr>
+          <w:p>
+            <w:pPr>
+              <w:jc w:val="center"/>
+              <w:rPr>
+                <w:sz w:val="16"/>
+                <w:szCs w:val="20"/>
+              </w:rPr>
+            </w:pPr>
+            <w:r>
+              <w:rPr>
+                <w:rFonts w:hint="eastAsia"/>
+                <w:sz w:val="16"/>
+                <w:szCs w:val="20"/>
+              </w:rPr>
+              <w:t>144</w:t>
+            </w:r>
+          </w:p>
+        </w:tc>
+        <w:tc>
+          <w:tcPr>
+            <w:tcW w:w="1416" w:type="dxa"/>
+          </w:tcPr>
+          <w:p>
+            <w:pPr>
+              <w:jc w:val="center"/>
+              <w:rPr>
+                <w:rFonts w:hint="eastAsia"/>
+                <w:sz w:val="16"/>
+                <w:szCs w:val="20"/>
+              </w:rPr>
+            </w:pPr>
+            <w:r>
+              <w:rPr>
+                <w:sz w:val="16"/>
+                <w:szCs w:val="20"/>
+              </w:rPr>
+              <w:t>540.131944</w:t>
+            </w:r>
+          </w:p>
+        </w:tc>
+        <w:tc>
+          <w:tcPr>
+            <w:tcW w:w="1416" w:type="dxa"/>
+          </w:tcPr>
+          <w:p>
+            <w:pPr>
+              <w:jc w:val="center"/>
+              <w:rPr>
+                <w:sz w:val="16"/>
+                <w:szCs w:val="20"/>
+              </w:rPr>
+            </w:pPr>
+            <w:r>
+              <w:rPr>
+                <w:rFonts w:hint="eastAsia"/>
+                <w:sz w:val="16"/>
+                <w:szCs w:val="20"/>
+              </w:rPr>
+              <w:t>77.372973</w:t>
+            </w:r>
+          </w:p>
+        </w:tc>
+        <w:tc>
+          <w:tcPr>
+            <w:tcW w:w="1416" w:type="dxa"/>
+          </w:tcPr>
+          <w:p>
+            <w:pPr>
+              <w:jc w:val="center"/>
+              <w:rPr>
+                <w:rFonts w:hint="eastAsia"/>
+                <w:sz w:val="16"/>
+                <w:szCs w:val="20"/>
+              </w:rPr>
+            </w:pPr>
+            <w:r>
+              <w:rPr>
+                <w:rFonts w:hint="eastAsia"/>
+                <w:sz w:val="16"/>
+                <w:szCs w:val="20"/>
+              </w:rPr>
+              <w:t>350</w:t>
+            </w:r>
+          </w:p>
+        </w:tc>
+        <w:tc>
+          <w:tcPr>
+            <w:tcW w:w="1416" w:type="dxa"/>
+          </w:tcPr>
+          <w:p>
+            <w:pPr>
+              <w:jc w:val="center"/>
+              <w:rPr>
+                <w:rFonts w:hint="eastAsia"/>
+                <w:sz w:val="16"/>
+                <w:szCs w:val="20"/>
+              </w:rPr>
+            </w:pPr>
+            <w:r>
+              <w:rPr>
+                <w:rFonts w:hint="eastAsia"/>
+                <w:sz w:val="16"/>
+                <w:szCs w:val="20"/>
+              </w:rPr>
+              <w:t>792</w:t>
+            </w:r>
+          </w:p>
+        </w:tc>
+      </w:tr>
+      <w:tr>
+        <w:trPr>
+          <w:cantSplit/>
+          <w:trHeight w:hRule="exact" w:val="284"/>
+        </w:trPr>
+        <w:tc>
+          <w:tcPr>
+            <w:tcW w:w="1415" w:type="dxa"/>
+          </w:tcPr>
+          <w:p>
+            <w:pPr>
+              <w:jc w:val="center"/>
+              <w:rPr>
+                <w:rFonts w:hint="eastAsia"/>
+                <w:sz w:val="16"/>
+                <w:szCs w:val="20"/>
+              </w:rPr>
+            </w:pPr>
+            <w:r>
+              <w:rPr>
+                <w:rFonts w:hint="eastAsia"/>
+                <w:sz w:val="16"/>
+                <w:szCs w:val="20"/>
+              </w:rPr>
+              <w:t>Hit</w:t>
+            </w:r>
+          </w:p>
+        </w:tc>
+        <w:tc>
+          <w:tcPr>
+            <w:tcW w:w="1415" w:type="dxa"/>
+          </w:tcPr>
+          <w:p>
+            <w:pPr>
+              <w:jc w:val="center"/>
+              <w:rPr>
+                <w:sz w:val="16"/>
+                <w:szCs w:val="20"/>
+              </w:rPr>
+            </w:pPr>
+            <w:r>
+              <w:rPr>
+                <w:rFonts w:hint="eastAsia"/>
+                <w:sz w:val="16"/>
+                <w:szCs w:val="20"/>
+              </w:rPr>
+              <w:t>144</w:t>
+            </w:r>
+          </w:p>
+        </w:tc>
+        <w:tc>
+          <w:tcPr>
+            <w:tcW w:w="1416" w:type="dxa"/>
+          </w:tcPr>
+          <w:p>
+            <w:pPr>
+              <w:jc w:val="center"/>
+              <w:rPr>
+                <w:sz w:val="16"/>
+                <w:szCs w:val="20"/>
+              </w:rPr>
+            </w:pPr>
+            <w:r>
+              <w:rPr>
+                <w:sz w:val="16"/>
+                <w:szCs w:val="20"/>
+              </w:rPr>
+              <w:t>1176.854167</w:t>
+            </w:r>
+          </w:p>
+        </w:tc>
+        <w:tc>
+          <w:tcPr>
+            <w:tcW w:w="1416" w:type="dxa"/>
+          </w:tcPr>
+          <w:p>
+            <w:pPr>
+              <w:jc w:val="center"/>
+              <w:rPr>
+                <w:sz w:val="16"/>
+                <w:szCs w:val="20"/>
+              </w:rPr>
+            </w:pPr>
+            <w:r>
+              <w:rPr>
+                <w:sz w:val="16"/>
+                <w:szCs w:val="20"/>
+              </w:rPr>
+              <w:t>86.079892</w:t>
+            </w:r>
+          </w:p>
+        </w:tc>
+        <w:tc>
+          <w:tcPr>
+            <w:tcW w:w="1416" w:type="dxa"/>
+          </w:tcPr>
+          <w:p>
+            <w:pPr>
+              <w:jc w:val="center"/>
+              <w:rPr>
+                <w:rFonts w:hint="eastAsia"/>
+                <w:sz w:val="16"/>
+                <w:szCs w:val="20"/>
+              </w:rPr>
+            </w:pPr>
+            <w:r>
+              <w:rPr>
+                <w:rFonts w:hint="eastAsia"/>
+                <w:sz w:val="16"/>
+                <w:szCs w:val="20"/>
+              </w:rPr>
+              <w:t>902</w:t>
+            </w:r>
+          </w:p>
+        </w:tc>
+        <w:tc>
+          <w:tcPr>
+            <w:tcW w:w="1416" w:type="dxa"/>
+          </w:tcPr>
+          <w:p>
+            <w:pPr>
+              <w:jc w:val="center"/>
+              <w:rPr>
+                <w:rFonts w:hint="eastAsia"/>
+                <w:sz w:val="16"/>
+                <w:szCs w:val="20"/>
+              </w:rPr>
+            </w:pPr>
+            <w:r>
+              <w:rPr>
+                <w:rFonts w:hint="eastAsia"/>
+                <w:sz w:val="16"/>
+                <w:szCs w:val="20"/>
+              </w:rPr>
+              <w:t>1401</w:t>
+            </w:r>
+          </w:p>
+        </w:tc>
+      </w:tr>
+      <w:tr>
+        <w:trPr>
+          <w:cantSplit/>
+          <w:trHeight w:hRule="exact" w:val="284"/>
+        </w:trPr>
+        <w:tc>
+          <w:tcPr>
+            <w:tcW w:w="1415" w:type="dxa"/>
+          </w:tcPr>
+          <w:p>
+            <w:pPr>
+              <w:jc w:val="center"/>
+              <w:rPr>
+                <w:rFonts w:hint="eastAsia"/>
+                <w:sz w:val="16"/>
+                <w:szCs w:val="20"/>
+              </w:rPr>
+            </w:pPr>
+            <w:r>
+              <w:rPr>
+                <w:rFonts w:hint="eastAsia"/>
+                <w:sz w:val="16"/>
+                <w:szCs w:val="20"/>
+              </w:rPr>
+              <w:t>2B</w:t>
+            </w:r>
+          </w:p>
+        </w:tc>
+        <w:tc>
+          <w:tcPr>
+            <w:tcW w:w="1415" w:type="dxa"/>
+          </w:tcPr>
+          <w:p>
+            <w:pPr>
+              <w:jc w:val="center"/>
+              <w:rPr>
+                <w:sz w:val="16"/>
+                <w:szCs w:val="20"/>
+              </w:rPr>
+            </w:pPr>
+            <w:r>
+              <w:rPr>
+                <w:rFonts w:hint="eastAsia"/>
+                <w:sz w:val="16"/>
+                <w:szCs w:val="20"/>
+              </w:rPr>
+              <w:t>144</w:t>
+            </w:r>
+          </w:p>
+        </w:tc>
+        <w:tc>
+          <w:tcPr>
+            <w:tcW w:w="1416" w:type="dxa"/>
+          </w:tcPr>
+          <w:p>
+            <w:pPr>
+              <w:jc w:val="center"/>
+              <w:rPr>
+                <w:sz w:val="16"/>
+                <w:szCs w:val="20"/>
+              </w:rPr>
+            </w:pPr>
+            <w:r>
+              <w:rPr>
+                <w:sz w:val="16"/>
+                <w:szCs w:val="20"/>
+              </w:rPr>
+              <w:t>201.555556</w:t>
+            </w:r>
+          </w:p>
+        </w:tc>
+        <w:tc>
+          <w:tcPr>
+            <w:tcW w:w="1416" w:type="dxa"/>
+          </w:tcPr>
+          <w:p>
+            <w:pPr>
+              <w:jc w:val="center"/>
+              <w:rPr>
+                <w:sz w:val="16"/>
+                <w:szCs w:val="20"/>
+              </w:rPr>
+            </w:pPr>
+            <w:r>
+              <w:rPr>
+                <w:sz w:val="16"/>
+                <w:szCs w:val="20"/>
+              </w:rPr>
+              <w:t>22.384053</w:t>
+            </w:r>
+          </w:p>
+        </w:tc>
+        <w:tc>
+          <w:tcPr>
+            <w:tcW w:w="1416" w:type="dxa"/>
+          </w:tcPr>
+          <w:p>
+            <w:pPr>
+              <w:jc w:val="center"/>
+              <w:rPr>
+                <w:rFonts w:hint="eastAsia"/>
+                <w:sz w:val="16"/>
+                <w:szCs w:val="20"/>
+              </w:rPr>
+            </w:pPr>
+            <w:r>
+              <w:rPr>
+                <w:rFonts w:hint="eastAsia"/>
+                <w:sz w:val="16"/>
+                <w:szCs w:val="20"/>
+              </w:rPr>
+              <w:t>146</w:t>
+            </w:r>
+          </w:p>
+        </w:tc>
+        <w:tc>
+          <w:tcPr>
+            <w:tcW w:w="1416" w:type="dxa"/>
+          </w:tcPr>
+          <w:p>
+            <w:pPr>
+              <w:jc w:val="center"/>
+              <w:rPr>
+                <w:rFonts w:hint="eastAsia"/>
+                <w:sz w:val="16"/>
+                <w:szCs w:val="20"/>
+              </w:rPr>
+            </w:pPr>
+            <w:r>
+              <w:rPr>
+                <w:rFonts w:hint="eastAsia"/>
+                <w:sz w:val="16"/>
+                <w:szCs w:val="20"/>
+              </w:rPr>
+              <w:t>260</w:t>
+            </w:r>
+          </w:p>
+        </w:tc>
+      </w:tr>
+      <w:tr>
+        <w:trPr>
+          <w:cantSplit/>
+          <w:trHeight w:hRule="exact" w:val="284"/>
+        </w:trPr>
+        <w:tc>
+          <w:tcPr>
+            <w:tcW w:w="1415" w:type="dxa"/>
+          </w:tcPr>
+          <w:p>
+            <w:pPr>
+              <w:jc w:val="center"/>
+              <w:rPr>
+                <w:rFonts w:hint="eastAsia"/>
+                <w:sz w:val="16"/>
+                <w:szCs w:val="20"/>
+              </w:rPr>
+            </w:pPr>
+            <w:r>
+              <w:rPr>
+                <w:rFonts w:hint="eastAsia"/>
+                <w:sz w:val="16"/>
+                <w:szCs w:val="20"/>
+              </w:rPr>
+              <w:t>3B</w:t>
+            </w:r>
+          </w:p>
+        </w:tc>
+        <w:tc>
+          <w:tcPr>
+            <w:tcW w:w="1415" w:type="dxa"/>
+          </w:tcPr>
+          <w:p>
+            <w:pPr>
+              <w:jc w:val="center"/>
+              <w:rPr>
+                <w:sz w:val="16"/>
+                <w:szCs w:val="20"/>
+              </w:rPr>
+            </w:pPr>
+            <w:r>
+              <w:rPr>
+                <w:rFonts w:hint="eastAsia"/>
+                <w:sz w:val="16"/>
+                <w:szCs w:val="20"/>
+              </w:rPr>
+              <w:t>144</w:t>
+            </w:r>
+          </w:p>
+        </w:tc>
+        <w:tc>
+          <w:tcPr>
+            <w:tcW w:w="1416" w:type="dxa"/>
+          </w:tcPr>
+          <w:p>
+            <w:pPr>
+              <w:jc w:val="center"/>
+              <w:rPr>
+                <w:sz w:val="16"/>
+                <w:szCs w:val="20"/>
+              </w:rPr>
+            </w:pPr>
+            <w:r>
+              <w:rPr>
+                <w:sz w:val="16"/>
+                <w:szCs w:val="20"/>
+              </w:rPr>
+              <w:t>21.326389</w:t>
+            </w:r>
+          </w:p>
+        </w:tc>
+        <w:tc>
+          <w:tcPr>
+            <w:tcW w:w="1416" w:type="dxa"/>
+          </w:tcPr>
+          <w:p>
+            <w:pPr>
+              <w:jc w:val="center"/>
+              <w:rPr>
+                <w:sz w:val="16"/>
+                <w:szCs w:val="20"/>
+              </w:rPr>
+            </w:pPr>
+            <w:r>
+              <w:rPr>
+                <w:sz w:val="16"/>
+                <w:szCs w:val="20"/>
+              </w:rPr>
+              <w:t>6.586519</w:t>
+            </w:r>
+          </w:p>
+        </w:tc>
+        <w:tc>
+          <w:tcPr>
+            <w:tcW w:w="1416" w:type="dxa"/>
+          </w:tcPr>
+          <w:p>
+            <w:pPr>
+              <w:jc w:val="center"/>
+              <w:rPr>
+                <w:sz w:val="16"/>
+                <w:szCs w:val="20"/>
+              </w:rPr>
+            </w:pPr>
+            <w:r>
+              <w:rPr>
+                <w:rFonts w:hint="eastAsia"/>
+                <w:sz w:val="16"/>
+                <w:szCs w:val="20"/>
+              </w:rPr>
+              <w:t>7</w:t>
+            </w:r>
+          </w:p>
+        </w:tc>
+        <w:tc>
+          <w:tcPr>
+            <w:tcW w:w="1416" w:type="dxa"/>
+          </w:tcPr>
+          <w:p>
+            <w:pPr>
+              <w:jc w:val="center"/>
+              <w:rPr>
+                <w:rFonts w:hint="eastAsia"/>
+                <w:sz w:val="16"/>
+                <w:szCs w:val="20"/>
+              </w:rPr>
+            </w:pPr>
+            <w:r>
+              <w:rPr>
+                <w:rFonts w:hint="eastAsia"/>
+                <w:sz w:val="16"/>
+                <w:szCs w:val="20"/>
+              </w:rPr>
+              <w:t>40</w:t>
+            </w:r>
+          </w:p>
+        </w:tc>
+      </w:tr>
+      <w:tr>
+        <w:trPr>
+          <w:cantSplit/>
+          <w:trHeight w:hRule="exact" w:val="284"/>
+        </w:trPr>
+        <w:tc>
+          <w:tcPr>
+            <w:tcW w:w="1415" w:type="dxa"/>
+          </w:tcPr>
+          <w:p>
+            <w:pPr>
+              <w:jc w:val="center"/>
+              <w:rPr>
+                <w:rFonts w:hint="eastAsia"/>
+                <w:sz w:val="16"/>
+                <w:szCs w:val="20"/>
+              </w:rPr>
+            </w:pPr>
+            <w:r>
+              <w:rPr>
+                <w:rFonts w:hint="eastAsia"/>
+                <w:sz w:val="16"/>
+                <w:szCs w:val="20"/>
+              </w:rPr>
+              <w:t>HR</w:t>
+            </w:r>
+          </w:p>
+        </w:tc>
+        <w:tc>
+          <w:tcPr>
+            <w:tcW w:w="1415" w:type="dxa"/>
+          </w:tcPr>
+          <w:p>
+            <w:pPr>
+              <w:jc w:val="center"/>
+              <w:rPr>
+                <w:sz w:val="16"/>
+                <w:szCs w:val="20"/>
+              </w:rPr>
+            </w:pPr>
+            <w:r>
+              <w:rPr>
+                <w:rFonts w:hint="eastAsia"/>
+                <w:sz w:val="16"/>
+                <w:szCs w:val="20"/>
+              </w:rPr>
+              <w:t>144</w:t>
+            </w:r>
+          </w:p>
+        </w:tc>
+        <w:tc>
+          <w:tcPr>
+            <w:tcW w:w="1416" w:type="dxa"/>
+          </w:tcPr>
+          <w:p>
+            <w:pPr>
+              <w:jc w:val="center"/>
+              <w:rPr>
+                <w:sz w:val="16"/>
+                <w:szCs w:val="20"/>
+              </w:rPr>
+            </w:pPr>
+            <w:r>
+              <w:rPr>
+                <w:sz w:val="16"/>
+                <w:szCs w:val="20"/>
+              </w:rPr>
+              <w:t>112.159722</w:t>
+            </w:r>
+          </w:p>
+        </w:tc>
+        <w:tc>
+          <w:tcPr>
+            <w:tcW w:w="1416" w:type="dxa"/>
+          </w:tcPr>
+          <w:p>
+            <w:pPr>
+              <w:jc w:val="center"/>
+              <w:rPr>
+                <w:sz w:val="16"/>
+                <w:szCs w:val="20"/>
+              </w:rPr>
+            </w:pPr>
+            <w:r>
+              <w:rPr>
+                <w:sz w:val="16"/>
+                <w:szCs w:val="20"/>
+              </w:rPr>
+              <w:t>30.875039</w:t>
+            </w:r>
+          </w:p>
+        </w:tc>
+        <w:tc>
+          <w:tcPr>
+            <w:tcW w:w="1416" w:type="dxa"/>
+          </w:tcPr>
+          <w:p>
+            <w:pPr>
+              <w:jc w:val="center"/>
+              <w:rPr>
+                <w:rFonts w:hint="eastAsia"/>
+                <w:sz w:val="16"/>
+                <w:szCs w:val="20"/>
+              </w:rPr>
+            </w:pPr>
+            <w:r>
+              <w:rPr>
+                <w:rFonts w:hint="eastAsia"/>
+                <w:sz w:val="16"/>
+                <w:szCs w:val="20"/>
+              </w:rPr>
+              <w:t>52</w:t>
+            </w:r>
+          </w:p>
+        </w:tc>
+        <w:tc>
+          <w:tcPr>
+            <w:tcW w:w="1416" w:type="dxa"/>
+          </w:tcPr>
+          <w:p>
+            <w:pPr>
+              <w:jc w:val="center"/>
+              <w:rPr>
+                <w:rFonts w:hint="eastAsia"/>
+                <w:sz w:val="16"/>
+                <w:szCs w:val="20"/>
+              </w:rPr>
+            </w:pPr>
+            <w:r>
+              <w:rPr>
+                <w:rFonts w:hint="eastAsia"/>
+                <w:sz w:val="16"/>
+                <w:szCs w:val="20"/>
+              </w:rPr>
+              <w:t>202</w:t>
+            </w:r>
+          </w:p>
+        </w:tc>
+      </w:tr>
+      <w:tr>
+        <w:trPr>
+          <w:cantSplit/>
+          <w:trHeight w:hRule="exact" w:val="284"/>
+        </w:trPr>
+        <w:tc>
+          <w:tcPr>
+            <w:tcW w:w="1415" w:type="dxa"/>
+          </w:tcPr>
+          <w:p>
+            <w:pPr>
+              <w:jc w:val="center"/>
+              <w:rPr>
+                <w:rFonts w:hint="eastAsia"/>
+                <w:sz w:val="16"/>
+                <w:szCs w:val="20"/>
+              </w:rPr>
+            </w:pPr>
+            <w:r>
+              <w:rPr>
+                <w:rFonts w:hint="eastAsia"/>
+                <w:sz w:val="16"/>
+                <w:szCs w:val="20"/>
+              </w:rPr>
+              <w:t>BH</w:t>
+            </w:r>
+          </w:p>
+        </w:tc>
+        <w:tc>
+          <w:tcPr>
+            <w:tcW w:w="1415" w:type="dxa"/>
+          </w:tcPr>
+          <w:p>
+            <w:pPr>
+              <w:jc w:val="center"/>
+              <w:rPr>
+                <w:sz w:val="16"/>
+                <w:szCs w:val="20"/>
+              </w:rPr>
+            </w:pPr>
+            <w:r>
+              <w:rPr>
+                <w:rFonts w:hint="eastAsia"/>
+                <w:sz w:val="16"/>
+                <w:szCs w:val="20"/>
+              </w:rPr>
+              <w:t>144</w:t>
+            </w:r>
+          </w:p>
+        </w:tc>
+        <w:tc>
+          <w:tcPr>
+            <w:tcW w:w="1416" w:type="dxa"/>
+          </w:tcPr>
+          <w:p>
+            <w:pPr>
+              <w:jc w:val="center"/>
+              <w:rPr>
+                <w:sz w:val="16"/>
+                <w:szCs w:val="20"/>
+              </w:rPr>
+            </w:pPr>
+            <w:r>
+              <w:rPr>
+                <w:sz w:val="16"/>
+                <w:szCs w:val="20"/>
+              </w:rPr>
+              <w:t>1757.541667</w:t>
+            </w:r>
+          </w:p>
+        </w:tc>
+        <w:tc>
+          <w:tcPr>
+            <w:tcW w:w="1416" w:type="dxa"/>
+          </w:tcPr>
+          <w:p>
+            <w:pPr>
+              <w:jc w:val="center"/>
+              <w:rPr>
+                <w:sz w:val="16"/>
+                <w:szCs w:val="20"/>
+              </w:rPr>
+            </w:pPr>
+            <w:r>
+              <w:rPr>
+                <w:sz w:val="16"/>
+                <w:szCs w:val="20"/>
+              </w:rPr>
+              <w:t>163.496536</w:t>
+            </w:r>
+          </w:p>
+        </w:tc>
+        <w:tc>
+          <w:tcPr>
+            <w:tcW w:w="1416" w:type="dxa"/>
+          </w:tcPr>
+          <w:p>
+            <w:pPr>
+              <w:jc w:val="center"/>
+              <w:rPr>
+                <w:rFonts w:hint="eastAsia"/>
+                <w:sz w:val="16"/>
+                <w:szCs w:val="20"/>
+              </w:rPr>
+            </w:pPr>
+            <w:r>
+              <w:rPr>
+                <w:rFonts w:hint="eastAsia"/>
+                <w:sz w:val="16"/>
+                <w:szCs w:val="20"/>
+              </w:rPr>
+              <w:t>1365</w:t>
+            </w:r>
+          </w:p>
+        </w:tc>
+        <w:tc>
+          <w:tcPr>
+            <w:tcW w:w="1416" w:type="dxa"/>
+          </w:tcPr>
+          <w:p>
+            <w:pPr>
+              <w:jc w:val="center"/>
+              <w:rPr>
+                <w:rFonts w:hint="eastAsia"/>
+                <w:sz w:val="16"/>
+                <w:szCs w:val="20"/>
+              </w:rPr>
+            </w:pPr>
+            <w:r>
+              <w:rPr>
+                <w:rFonts w:hint="eastAsia"/>
+                <w:sz w:val="16"/>
+                <w:szCs w:val="20"/>
+              </w:rPr>
+              <w:t>2241</w:t>
+            </w:r>
+          </w:p>
+        </w:tc>
+      </w:tr>
+      <w:tr>
+        <w:trPr>
+          <w:cantSplit/>
+          <w:trHeight w:hRule="exact" w:val="284"/>
+        </w:trPr>
+        <w:tc>
+          <w:tcPr>
+            <w:tcW w:w="1415" w:type="dxa"/>
+          </w:tcPr>
+          <w:p>
+            <w:pPr>
+              <w:jc w:val="center"/>
+              <w:rPr>
+                <w:rFonts w:hint="eastAsia"/>
+                <w:sz w:val="16"/>
+                <w:szCs w:val="20"/>
+              </w:rPr>
+            </w:pPr>
+            <w:r>
+              <w:rPr>
+                <w:rFonts w:hint="eastAsia"/>
+                <w:sz w:val="16"/>
+                <w:szCs w:val="20"/>
+              </w:rPr>
+              <w:t>SB</w:t>
+            </w:r>
+          </w:p>
+        </w:tc>
+        <w:tc>
+          <w:tcPr>
+            <w:tcW w:w="1415" w:type="dxa"/>
+          </w:tcPr>
+          <w:p>
+            <w:pPr>
+              <w:jc w:val="center"/>
+              <w:rPr>
+                <w:sz w:val="16"/>
+                <w:szCs w:val="20"/>
+              </w:rPr>
+            </w:pPr>
+            <w:r>
+              <w:rPr>
+                <w:rFonts w:hint="eastAsia"/>
+                <w:sz w:val="16"/>
+                <w:szCs w:val="20"/>
+              </w:rPr>
+              <w:t>144</w:t>
+            </w:r>
+          </w:p>
+        </w:tc>
+        <w:tc>
+          <w:tcPr>
+            <w:tcW w:w="1416" w:type="dxa"/>
+          </w:tcPr>
+          <w:p>
+            <w:pPr>
+              <w:jc w:val="center"/>
+              <w:rPr>
+                <w:sz w:val="16"/>
+                <w:szCs w:val="20"/>
+              </w:rPr>
+            </w:pPr>
+            <w:r>
+              <w:rPr>
+                <w:sz w:val="16"/>
+                <w:szCs w:val="20"/>
+              </w:rPr>
+              <w:t>77.305556</w:t>
+            </w:r>
+          </w:p>
+        </w:tc>
+        <w:tc>
+          <w:tcPr>
+            <w:tcW w:w="1416" w:type="dxa"/>
+          </w:tcPr>
+          <w:p>
+            <w:pPr>
+              <w:jc w:val="center"/>
+              <w:rPr>
+                <w:sz w:val="16"/>
+                <w:szCs w:val="20"/>
+              </w:rPr>
+            </w:pPr>
+            <w:r>
+              <w:rPr>
+                <w:sz w:val="16"/>
+                <w:szCs w:val="20"/>
+              </w:rPr>
+              <w:t>24.914477</w:t>
+            </w:r>
+          </w:p>
+        </w:tc>
+        <w:tc>
+          <w:tcPr>
+            <w:tcW w:w="1416" w:type="dxa"/>
+          </w:tcPr>
+          <w:p>
+            <w:pPr>
+              <w:jc w:val="center"/>
+              <w:rPr>
+                <w:rFonts w:hint="eastAsia"/>
+                <w:sz w:val="16"/>
+                <w:szCs w:val="20"/>
+              </w:rPr>
+            </w:pPr>
+            <w:r>
+              <w:rPr>
+                <w:rFonts w:hint="eastAsia"/>
+                <w:sz w:val="16"/>
+                <w:szCs w:val="20"/>
+              </w:rPr>
+              <w:t>26</w:t>
+            </w:r>
+          </w:p>
+        </w:tc>
+        <w:tc>
+          <w:tcPr>
+            <w:tcW w:w="1416" w:type="dxa"/>
+          </w:tcPr>
+          <w:p>
+            <w:pPr>
+              <w:jc w:val="center"/>
+              <w:rPr>
+                <w:rFonts w:hint="eastAsia"/>
+                <w:sz w:val="16"/>
+                <w:szCs w:val="20"/>
+              </w:rPr>
+            </w:pPr>
+            <w:r>
+              <w:rPr>
+                <w:rFonts w:hint="eastAsia"/>
+                <w:sz w:val="16"/>
+                <w:szCs w:val="20"/>
+              </w:rPr>
+              <w:t>134</w:t>
+            </w:r>
+          </w:p>
+        </w:tc>
+      </w:tr>
+      <w:tr>
+        <w:trPr>
+          <w:cantSplit/>
+          <w:trHeight w:hRule="exact" w:val="284"/>
+        </w:trPr>
+        <w:tc>
+          <w:tcPr>
+            <w:tcW w:w="1415" w:type="dxa"/>
+          </w:tcPr>
+          <w:p>
+            <w:pPr>
+              <w:jc w:val="center"/>
+              <w:rPr>
+                <w:rFonts w:hint="eastAsia"/>
+                <w:sz w:val="16"/>
+                <w:szCs w:val="20"/>
+              </w:rPr>
+            </w:pPr>
+            <w:r>
+              <w:rPr>
+                <w:rFonts w:hint="eastAsia"/>
+                <w:sz w:val="16"/>
+                <w:szCs w:val="20"/>
+              </w:rPr>
+              <w:t>CS</w:t>
+            </w:r>
+          </w:p>
+        </w:tc>
+        <w:tc>
+          <w:tcPr>
+            <w:tcW w:w="1415" w:type="dxa"/>
+          </w:tcPr>
+          <w:p>
+            <w:pPr>
+              <w:jc w:val="center"/>
+              <w:rPr>
+                <w:sz w:val="16"/>
+                <w:szCs w:val="20"/>
+              </w:rPr>
+            </w:pPr>
+            <w:r>
+              <w:rPr>
+                <w:rFonts w:hint="eastAsia"/>
+                <w:sz w:val="16"/>
+                <w:szCs w:val="20"/>
+              </w:rPr>
+              <w:t>144</w:t>
+            </w:r>
+          </w:p>
+        </w:tc>
+        <w:tc>
+          <w:tcPr>
+            <w:tcW w:w="1416" w:type="dxa"/>
+          </w:tcPr>
+          <w:p>
+            <w:pPr>
+              <w:jc w:val="center"/>
+              <w:rPr>
+                <w:sz w:val="16"/>
+                <w:szCs w:val="20"/>
+              </w:rPr>
+            </w:pPr>
+            <w:r>
+              <w:rPr>
+                <w:sz w:val="16"/>
+                <w:szCs w:val="20"/>
+              </w:rPr>
+              <w:t>34.750000</w:t>
+            </w:r>
+          </w:p>
+        </w:tc>
+        <w:tc>
+          <w:tcPr>
+            <w:tcW w:w="1416" w:type="dxa"/>
+          </w:tcPr>
+          <w:p>
+            <w:pPr>
+              <w:jc w:val="center"/>
+              <w:rPr>
+                <w:sz w:val="16"/>
+                <w:szCs w:val="20"/>
+              </w:rPr>
+            </w:pPr>
+            <w:r>
+              <w:rPr>
+                <w:sz w:val="16"/>
+                <w:szCs w:val="20"/>
+              </w:rPr>
+              <w:t>10.116455</w:t>
+            </w:r>
+          </w:p>
+        </w:tc>
+        <w:tc>
+          <w:tcPr>
+            <w:tcW w:w="1416" w:type="dxa"/>
+          </w:tcPr>
+          <w:p>
+            <w:pPr>
+              <w:jc w:val="center"/>
+              <w:rPr>
+                <w:rFonts w:hint="eastAsia"/>
+                <w:sz w:val="16"/>
+                <w:szCs w:val="20"/>
+              </w:rPr>
+            </w:pPr>
+            <w:r>
+              <w:rPr>
+                <w:rFonts w:hint="eastAsia"/>
+                <w:sz w:val="16"/>
+                <w:szCs w:val="20"/>
+              </w:rPr>
+              <w:t>14</w:t>
+            </w:r>
+          </w:p>
+        </w:tc>
+        <w:tc>
+          <w:tcPr>
+            <w:tcW w:w="1416" w:type="dxa"/>
+          </w:tcPr>
+          <w:p>
+            <w:pPr>
+              <w:jc w:val="center"/>
+              <w:rPr>
+                <w:rFonts w:hint="eastAsia"/>
+                <w:sz w:val="16"/>
+                <w:szCs w:val="20"/>
+              </w:rPr>
+            </w:pPr>
+            <w:r>
+              <w:rPr>
+                <w:rFonts w:hint="eastAsia"/>
+                <w:sz w:val="16"/>
+                <w:szCs w:val="20"/>
+              </w:rPr>
+              <w:t>65</w:t>
+            </w:r>
+          </w:p>
+        </w:tc>
+      </w:tr>
+      <w:tr>
+        <w:trPr>
+          <w:cantSplit/>
+          <w:trHeight w:hRule="exact" w:val="284"/>
+        </w:trPr>
+        <w:tc>
+          <w:tcPr>
+            <w:tcW w:w="1415" w:type="dxa"/>
+          </w:tcPr>
+          <w:p>
+            <w:pPr>
+              <w:jc w:val="center"/>
+              <w:rPr>
+                <w:rFonts w:hint="eastAsia"/>
+                <w:sz w:val="16"/>
+                <w:szCs w:val="20"/>
+              </w:rPr>
+            </w:pPr>
+            <w:r>
+              <w:rPr>
+                <w:rFonts w:hint="eastAsia"/>
+                <w:sz w:val="16"/>
+                <w:szCs w:val="20"/>
+              </w:rPr>
+              <w:t>SH</w:t>
+            </w:r>
+          </w:p>
+        </w:tc>
+        <w:tc>
+          <w:tcPr>
+            <w:tcW w:w="1415" w:type="dxa"/>
+          </w:tcPr>
+          <w:p>
+            <w:pPr>
+              <w:jc w:val="center"/>
+              <w:rPr>
+                <w:sz w:val="16"/>
+                <w:szCs w:val="20"/>
+              </w:rPr>
+            </w:pPr>
+            <w:r>
+              <w:rPr>
+                <w:rFonts w:hint="eastAsia"/>
+                <w:sz w:val="16"/>
+                <w:szCs w:val="20"/>
+              </w:rPr>
+              <w:t>144</w:t>
+            </w:r>
+          </w:p>
+        </w:tc>
+        <w:tc>
+          <w:tcPr>
+            <w:tcW w:w="1416" w:type="dxa"/>
+          </w:tcPr>
+          <w:p>
+            <w:pPr>
+              <w:jc w:val="center"/>
+              <w:rPr>
+                <w:sz w:val="16"/>
+                <w:szCs w:val="20"/>
+              </w:rPr>
+            </w:pPr>
+            <w:r>
+              <w:rPr>
+                <w:sz w:val="16"/>
+                <w:szCs w:val="20"/>
+              </w:rPr>
+              <w:t>102.479167</w:t>
+            </w:r>
+          </w:p>
+        </w:tc>
+        <w:tc>
+          <w:tcPr>
+            <w:tcW w:w="1416" w:type="dxa"/>
+          </w:tcPr>
+          <w:p>
+            <w:pPr>
+              <w:jc w:val="center"/>
+              <w:rPr>
+                <w:sz w:val="16"/>
+                <w:szCs w:val="20"/>
+              </w:rPr>
+            </w:pPr>
+            <w:r>
+              <w:rPr>
+                <w:sz w:val="16"/>
+                <w:szCs w:val="20"/>
+              </w:rPr>
+              <w:t>24.219558</w:t>
+            </w:r>
+          </w:p>
+        </w:tc>
+        <w:tc>
+          <w:tcPr>
+            <w:tcW w:w="1416" w:type="dxa"/>
+          </w:tcPr>
+          <w:p>
+            <w:pPr>
+              <w:jc w:val="center"/>
+              <w:rPr>
+                <w:rFonts w:hint="eastAsia"/>
+                <w:sz w:val="16"/>
+                <w:szCs w:val="20"/>
+              </w:rPr>
+            </w:pPr>
+            <w:r>
+              <w:rPr>
+                <w:rFonts w:hint="eastAsia"/>
+                <w:sz w:val="16"/>
+                <w:szCs w:val="20"/>
+              </w:rPr>
+              <w:t>48</w:t>
+            </w:r>
+          </w:p>
+        </w:tc>
+        <w:tc>
+          <w:tcPr>
+            <w:tcW w:w="1416" w:type="dxa"/>
+          </w:tcPr>
+          <w:p>
+            <w:pPr>
+              <w:jc w:val="center"/>
+              <w:rPr>
+                <w:rFonts w:hint="eastAsia"/>
+                <w:sz w:val="16"/>
+                <w:szCs w:val="20"/>
+              </w:rPr>
+            </w:pPr>
+            <w:r>
+              <w:rPr>
+                <w:rFonts w:hint="eastAsia"/>
+                <w:sz w:val="16"/>
+                <w:szCs w:val="20"/>
+              </w:rPr>
+              <w:t>178</w:t>
+            </w:r>
+          </w:p>
+        </w:tc>
+      </w:tr>
+      <w:tr>
+        <w:trPr>
+          <w:cantSplit/>
+          <w:trHeight w:hRule="exact" w:val="284"/>
+        </w:trPr>
+        <w:tc>
+          <w:tcPr>
+            <w:tcW w:w="1415" w:type="dxa"/>
+          </w:tcPr>
+          <w:p>
+            <w:pPr>
+              <w:jc w:val="center"/>
+              <w:rPr>
+                <w:rFonts w:hint="eastAsia"/>
+                <w:sz w:val="16"/>
+                <w:szCs w:val="20"/>
+              </w:rPr>
+            </w:pPr>
+            <w:r>
+              <w:rPr>
+                <w:rFonts w:hint="eastAsia"/>
+                <w:sz w:val="16"/>
+                <w:szCs w:val="20"/>
+              </w:rPr>
+              <w:t>SF</w:t>
+            </w:r>
+          </w:p>
+        </w:tc>
+        <w:tc>
+          <w:tcPr>
+            <w:tcW w:w="1415" w:type="dxa"/>
+          </w:tcPr>
+          <w:p>
+            <w:pPr>
+              <w:jc w:val="center"/>
+              <w:rPr>
+                <w:sz w:val="16"/>
+                <w:szCs w:val="20"/>
+              </w:rPr>
+            </w:pPr>
+            <w:r>
+              <w:rPr>
+                <w:rFonts w:hint="eastAsia"/>
+                <w:sz w:val="16"/>
+                <w:szCs w:val="20"/>
+              </w:rPr>
+              <w:t>144</w:t>
+            </w:r>
+          </w:p>
+        </w:tc>
+        <w:tc>
+          <w:tcPr>
+            <w:tcW w:w="1416" w:type="dxa"/>
+          </w:tcPr>
+          <w:p>
+            <w:pPr>
+              <w:jc w:val="center"/>
+              <w:rPr>
+                <w:sz w:val="16"/>
+                <w:szCs w:val="20"/>
+              </w:rPr>
+            </w:pPr>
+            <w:r>
+              <w:rPr>
+                <w:sz w:val="16"/>
+                <w:szCs w:val="20"/>
+              </w:rPr>
+              <w:t>30.416667</w:t>
+            </w:r>
+          </w:p>
+        </w:tc>
+        <w:tc>
+          <w:tcPr>
+            <w:tcW w:w="1416" w:type="dxa"/>
+          </w:tcPr>
+          <w:p>
+            <w:pPr>
+              <w:jc w:val="center"/>
+              <w:rPr>
+                <w:sz w:val="16"/>
+                <w:szCs w:val="20"/>
+              </w:rPr>
+            </w:pPr>
+            <w:r>
+              <w:rPr>
+                <w:sz w:val="16"/>
+                <w:szCs w:val="20"/>
+              </w:rPr>
+              <w:t>6.698815</w:t>
+            </w:r>
+          </w:p>
+        </w:tc>
+        <w:tc>
+          <w:tcPr>
+            <w:tcW w:w="1416" w:type="dxa"/>
+          </w:tcPr>
+          <w:p>
+            <w:pPr>
+              <w:jc w:val="center"/>
+              <w:rPr>
+                <w:rFonts w:hint="eastAsia"/>
+                <w:sz w:val="16"/>
+                <w:szCs w:val="20"/>
+              </w:rPr>
+            </w:pPr>
+            <w:r>
+              <w:rPr>
+                <w:rFonts w:hint="eastAsia"/>
+                <w:sz w:val="16"/>
+                <w:szCs w:val="20"/>
+              </w:rPr>
+              <w:t>15</w:t>
+            </w:r>
+          </w:p>
+        </w:tc>
+        <w:tc>
+          <w:tcPr>
+            <w:tcW w:w="1416" w:type="dxa"/>
+          </w:tcPr>
+          <w:p>
+            <w:pPr>
+              <w:jc w:val="center"/>
+              <w:rPr>
+                <w:rFonts w:hint="eastAsia"/>
+                <w:sz w:val="16"/>
+                <w:szCs w:val="20"/>
+              </w:rPr>
+            </w:pPr>
+            <w:r>
+              <w:rPr>
+                <w:rFonts w:hint="eastAsia"/>
+                <w:sz w:val="16"/>
+                <w:szCs w:val="20"/>
+              </w:rPr>
+              <w:t>47</w:t>
+            </w:r>
+          </w:p>
+        </w:tc>
+      </w:tr>
+      <w:tr>
+        <w:trPr>
+          <w:cantSplit/>
+          <w:trHeight w:hRule="exact" w:val="284"/>
+        </w:trPr>
+        <w:tc>
+          <w:tcPr>
+            <w:tcW w:w="1415" w:type="dxa"/>
+          </w:tcPr>
+          <w:p>
+            <w:pPr>
+              <w:jc w:val="center"/>
+              <w:rPr>
+                <w:rFonts w:hint="eastAsia"/>
+                <w:sz w:val="16"/>
+                <w:szCs w:val="20"/>
+              </w:rPr>
+            </w:pPr>
+            <w:r>
+              <w:rPr>
+                <w:rFonts w:hint="eastAsia"/>
+                <w:sz w:val="16"/>
+                <w:szCs w:val="20"/>
+              </w:rPr>
+              <w:t>BB</w:t>
+            </w:r>
+          </w:p>
+        </w:tc>
+        <w:tc>
+          <w:tcPr>
+            <w:tcW w:w="1415" w:type="dxa"/>
+          </w:tcPr>
+          <w:p>
+            <w:pPr>
+              <w:jc w:val="center"/>
+              <w:rPr>
+                <w:sz w:val="16"/>
+                <w:szCs w:val="20"/>
+              </w:rPr>
+            </w:pPr>
+            <w:r>
+              <w:rPr>
+                <w:rFonts w:hint="eastAsia"/>
+                <w:sz w:val="16"/>
+                <w:szCs w:val="20"/>
+              </w:rPr>
+              <w:t>144</w:t>
+            </w:r>
+          </w:p>
+        </w:tc>
+        <w:tc>
+          <w:tcPr>
+            <w:tcW w:w="1416" w:type="dxa"/>
+          </w:tcPr>
+          <w:p>
+            <w:pPr>
+              <w:jc w:val="center"/>
+              <w:rPr>
+                <w:sz w:val="16"/>
+                <w:szCs w:val="20"/>
+              </w:rPr>
+            </w:pPr>
+            <w:r>
+              <w:rPr>
+                <w:sz w:val="16"/>
+                <w:szCs w:val="20"/>
+              </w:rPr>
+              <w:t>430.743056</w:t>
+            </w:r>
+          </w:p>
+        </w:tc>
+        <w:tc>
+          <w:tcPr>
+            <w:tcW w:w="1416" w:type="dxa"/>
+          </w:tcPr>
+          <w:p>
+            <w:pPr>
+              <w:jc w:val="center"/>
+              <w:rPr>
+                <w:sz w:val="16"/>
+                <w:szCs w:val="20"/>
+              </w:rPr>
+            </w:pPr>
+            <w:r>
+              <w:rPr>
+                <w:sz w:val="16"/>
+                <w:szCs w:val="20"/>
+              </w:rPr>
+              <w:t>63.684400</w:t>
+            </w:r>
+          </w:p>
+        </w:tc>
+        <w:tc>
+          <w:tcPr>
+            <w:tcW w:w="1416" w:type="dxa"/>
+          </w:tcPr>
+          <w:p>
+            <w:pPr>
+              <w:jc w:val="center"/>
+              <w:rPr>
+                <w:rFonts w:hint="eastAsia"/>
+                <w:sz w:val="16"/>
+                <w:szCs w:val="20"/>
+              </w:rPr>
+            </w:pPr>
+            <w:r>
+              <w:rPr>
+                <w:rFonts w:hint="eastAsia"/>
+                <w:sz w:val="16"/>
+                <w:szCs w:val="20"/>
+              </w:rPr>
+              <w:t>282</w:t>
+            </w:r>
+          </w:p>
+        </w:tc>
+        <w:tc>
+          <w:tcPr>
+            <w:tcW w:w="1416" w:type="dxa"/>
+          </w:tcPr>
+          <w:p>
+            <w:pPr>
+              <w:jc w:val="center"/>
+              <w:rPr>
+                <w:rFonts w:hint="eastAsia"/>
+                <w:sz w:val="16"/>
+                <w:szCs w:val="20"/>
+              </w:rPr>
+            </w:pPr>
+            <w:r>
+              <w:rPr>
+                <w:rFonts w:hint="eastAsia"/>
+                <w:sz w:val="16"/>
+                <w:szCs w:val="20"/>
+              </w:rPr>
+              <w:t>599</w:t>
+            </w:r>
+          </w:p>
+        </w:tc>
+      </w:tr>
+      <w:tr>
+        <w:trPr>
+          <w:cantSplit/>
+          <w:trHeight w:hRule="exact" w:val="284"/>
+        </w:trPr>
+        <w:tc>
+          <w:tcPr>
+            <w:tcW w:w="1415" w:type="dxa"/>
+          </w:tcPr>
+          <w:p>
+            <w:pPr>
+              <w:jc w:val="center"/>
+              <w:rPr>
+                <w:rFonts w:hint="eastAsia"/>
+                <w:sz w:val="16"/>
+                <w:szCs w:val="20"/>
+              </w:rPr>
+            </w:pPr>
+            <w:r>
+              <w:rPr>
+                <w:rFonts w:hint="eastAsia"/>
+                <w:sz w:val="16"/>
+                <w:szCs w:val="20"/>
+              </w:rPr>
+              <w:t>IW</w:t>
+            </w:r>
+          </w:p>
+        </w:tc>
+        <w:tc>
+          <w:tcPr>
+            <w:tcW w:w="1415" w:type="dxa"/>
+          </w:tcPr>
+          <w:p>
+            <w:pPr>
+              <w:jc w:val="center"/>
+              <w:rPr>
+                <w:sz w:val="16"/>
+                <w:szCs w:val="20"/>
+              </w:rPr>
+            </w:pPr>
+            <w:r>
+              <w:rPr>
+                <w:rFonts w:hint="eastAsia"/>
+                <w:sz w:val="16"/>
+                <w:szCs w:val="20"/>
+              </w:rPr>
+              <w:t>144</w:t>
+            </w:r>
+          </w:p>
+        </w:tc>
+        <w:tc>
+          <w:tcPr>
+            <w:tcW w:w="1416" w:type="dxa"/>
+          </w:tcPr>
+          <w:p>
+            <w:pPr>
+              <w:jc w:val="center"/>
+              <w:rPr>
+                <w:sz w:val="16"/>
+                <w:szCs w:val="20"/>
+              </w:rPr>
+            </w:pPr>
+            <w:r>
+              <w:rPr>
+                <w:sz w:val="16"/>
+                <w:szCs w:val="20"/>
+              </w:rPr>
+              <w:t>17.916667</w:t>
+            </w:r>
+          </w:p>
+        </w:tc>
+        <w:tc>
+          <w:tcPr>
+            <w:tcW w:w="1416" w:type="dxa"/>
+          </w:tcPr>
+          <w:p>
+            <w:pPr>
+              <w:jc w:val="center"/>
+              <w:rPr>
+                <w:sz w:val="16"/>
+                <w:szCs w:val="20"/>
+              </w:rPr>
+            </w:pPr>
+            <w:r>
+              <w:rPr>
+                <w:sz w:val="16"/>
+                <w:szCs w:val="20"/>
+              </w:rPr>
+              <w:t>9.160954</w:t>
+            </w:r>
+          </w:p>
+        </w:tc>
+        <w:tc>
+          <w:tcPr>
+            <w:tcW w:w="1416" w:type="dxa"/>
+          </w:tcPr>
+          <w:p>
+            <w:pPr>
+              <w:jc w:val="center"/>
+              <w:rPr>
+                <w:sz w:val="16"/>
+                <w:szCs w:val="20"/>
+              </w:rPr>
+            </w:pPr>
+            <w:r>
+              <w:rPr>
+                <w:rFonts w:hint="eastAsia"/>
+                <w:sz w:val="16"/>
+                <w:szCs w:val="20"/>
+              </w:rPr>
+              <w:t>2</w:t>
+            </w:r>
+          </w:p>
+        </w:tc>
+        <w:tc>
+          <w:tcPr>
+            <w:tcW w:w="1416" w:type="dxa"/>
+          </w:tcPr>
+          <w:p>
+            <w:pPr>
+              <w:jc w:val="center"/>
+              <w:rPr>
+                <w:rFonts w:hint="eastAsia"/>
+                <w:sz w:val="16"/>
+                <w:szCs w:val="20"/>
+              </w:rPr>
+            </w:pPr>
+            <w:r>
+              <w:rPr>
+                <w:rFonts w:hint="eastAsia"/>
+                <w:sz w:val="16"/>
+                <w:szCs w:val="20"/>
+              </w:rPr>
+              <w:t>43</w:t>
+            </w:r>
+          </w:p>
+        </w:tc>
+      </w:tr>
+      <w:tr>
+        <w:trPr>
+          <w:cantSplit/>
+          <w:trHeight w:hRule="exact" w:val="284"/>
+        </w:trPr>
+        <w:tc>
+          <w:tcPr>
+            <w:tcW w:w="1415" w:type="dxa"/>
+          </w:tcPr>
+          <w:p>
+            <w:pPr>
+              <w:jc w:val="center"/>
+              <w:rPr>
+                <w:rFonts w:hint="eastAsia"/>
+                <w:sz w:val="16"/>
+                <w:szCs w:val="20"/>
+              </w:rPr>
+            </w:pPr>
+            <w:r>
+              <w:rPr>
+                <w:rFonts w:hint="eastAsia"/>
+                <w:sz w:val="16"/>
+                <w:szCs w:val="20"/>
+              </w:rPr>
+              <w:t>HBP</w:t>
+            </w:r>
+          </w:p>
+        </w:tc>
+        <w:tc>
+          <w:tcPr>
+            <w:tcW w:w="1415" w:type="dxa"/>
+          </w:tcPr>
+          <w:p>
+            <w:pPr>
+              <w:jc w:val="center"/>
+              <w:rPr>
+                <w:sz w:val="16"/>
+                <w:szCs w:val="20"/>
+              </w:rPr>
+            </w:pPr>
+            <w:r>
+              <w:rPr>
+                <w:rFonts w:hint="eastAsia"/>
+                <w:sz w:val="16"/>
+                <w:szCs w:val="20"/>
+              </w:rPr>
+              <w:t>144</w:t>
+            </w:r>
+          </w:p>
+        </w:tc>
+        <w:tc>
+          <w:tcPr>
+            <w:tcW w:w="1416" w:type="dxa"/>
+          </w:tcPr>
+          <w:p>
+            <w:pPr>
+              <w:jc w:val="center"/>
+              <w:rPr>
+                <w:sz w:val="16"/>
+                <w:szCs w:val="20"/>
+              </w:rPr>
+            </w:pPr>
+            <w:r>
+              <w:rPr>
+                <w:sz w:val="16"/>
+                <w:szCs w:val="20"/>
+              </w:rPr>
+              <w:t>49.118056</w:t>
+            </w:r>
+          </w:p>
+        </w:tc>
+        <w:tc>
+          <w:tcPr>
+            <w:tcW w:w="1416" w:type="dxa"/>
+          </w:tcPr>
+          <w:p>
+            <w:pPr>
+              <w:jc w:val="center"/>
+              <w:rPr>
+                <w:sz w:val="16"/>
+                <w:szCs w:val="20"/>
+              </w:rPr>
+            </w:pPr>
+            <w:r>
+              <w:rPr>
+                <w:sz w:val="16"/>
+                <w:szCs w:val="20"/>
+              </w:rPr>
+              <w:t>11.366431</w:t>
+            </w:r>
+          </w:p>
+        </w:tc>
+        <w:tc>
+          <w:tcPr>
+            <w:tcW w:w="1416" w:type="dxa"/>
+          </w:tcPr>
+          <w:p>
+            <w:pPr>
+              <w:jc w:val="center"/>
+              <w:rPr>
+                <w:rFonts w:hint="eastAsia"/>
+                <w:sz w:val="16"/>
+                <w:szCs w:val="20"/>
+              </w:rPr>
+            </w:pPr>
+            <w:r>
+              <w:rPr>
+                <w:rFonts w:hint="eastAsia"/>
+                <w:sz w:val="16"/>
+                <w:szCs w:val="20"/>
+              </w:rPr>
+              <w:t>22</w:t>
+            </w:r>
+          </w:p>
+        </w:tc>
+        <w:tc>
+          <w:tcPr>
+            <w:tcW w:w="1416" w:type="dxa"/>
+          </w:tcPr>
+          <w:p>
+            <w:pPr>
+              <w:jc w:val="center"/>
+              <w:rPr>
+                <w:rFonts w:hint="eastAsia"/>
+                <w:sz w:val="16"/>
+                <w:szCs w:val="20"/>
+              </w:rPr>
+            </w:pPr>
+            <w:r>
+              <w:rPr>
+                <w:rFonts w:hint="eastAsia"/>
+                <w:sz w:val="16"/>
+                <w:szCs w:val="20"/>
+              </w:rPr>
+              <w:t>87</w:t>
+            </w:r>
+          </w:p>
+        </w:tc>
+      </w:tr>
+      <w:tr>
+        <w:trPr>
+          <w:cantSplit/>
+          <w:trHeight w:hRule="exact" w:val="284"/>
+        </w:trPr>
+        <w:tc>
+          <w:tcPr>
+            <w:tcW w:w="1415" w:type="dxa"/>
+          </w:tcPr>
+          <w:p>
+            <w:pPr>
+              <w:jc w:val="center"/>
+              <w:rPr>
+                <w:rFonts w:hint="eastAsia"/>
+                <w:sz w:val="16"/>
+                <w:szCs w:val="20"/>
+              </w:rPr>
+            </w:pPr>
+            <w:r>
+              <w:rPr>
+                <w:rFonts w:hint="eastAsia"/>
+                <w:sz w:val="16"/>
+                <w:szCs w:val="20"/>
+              </w:rPr>
+              <w:t>SO</w:t>
+            </w:r>
+          </w:p>
+        </w:tc>
+        <w:tc>
+          <w:tcPr>
+            <w:tcW w:w="1415" w:type="dxa"/>
+          </w:tcPr>
+          <w:p>
+            <w:pPr>
+              <w:jc w:val="center"/>
+              <w:rPr>
+                <w:sz w:val="16"/>
+                <w:szCs w:val="20"/>
+              </w:rPr>
+            </w:pPr>
+            <w:r>
+              <w:rPr>
+                <w:rFonts w:hint="eastAsia"/>
+                <w:sz w:val="16"/>
+                <w:szCs w:val="20"/>
+              </w:rPr>
+              <w:t>144</w:t>
+            </w:r>
+          </w:p>
+        </w:tc>
+        <w:tc>
+          <w:tcPr>
+            <w:tcW w:w="1416" w:type="dxa"/>
+          </w:tcPr>
+          <w:p>
+            <w:pPr>
+              <w:jc w:val="center"/>
+              <w:rPr>
+                <w:sz w:val="16"/>
+                <w:szCs w:val="20"/>
+              </w:rPr>
+            </w:pPr>
+            <w:r>
+              <w:rPr>
+                <w:sz w:val="16"/>
+                <w:szCs w:val="20"/>
+              </w:rPr>
+              <w:t>1019.812500</w:t>
+            </w:r>
+          </w:p>
+        </w:tc>
+        <w:tc>
+          <w:tcPr>
+            <w:tcW w:w="1416" w:type="dxa"/>
+          </w:tcPr>
+          <w:p>
+            <w:pPr>
+              <w:jc w:val="center"/>
+              <w:rPr>
+                <w:sz w:val="16"/>
+                <w:szCs w:val="20"/>
+              </w:rPr>
+            </w:pPr>
+            <w:r>
+              <w:rPr>
+                <w:sz w:val="16"/>
+                <w:szCs w:val="20"/>
+              </w:rPr>
+              <w:t>86.445340</w:t>
+            </w:r>
+          </w:p>
+        </w:tc>
+        <w:tc>
+          <w:tcPr>
+            <w:tcW w:w="1416" w:type="dxa"/>
+          </w:tcPr>
+          <w:p>
+            <w:pPr>
+              <w:jc w:val="center"/>
+              <w:rPr>
+                <w:rFonts w:hint="eastAsia"/>
+                <w:sz w:val="16"/>
+                <w:szCs w:val="20"/>
+              </w:rPr>
+            </w:pPr>
+            <w:r>
+              <w:rPr>
+                <w:rFonts w:hint="eastAsia"/>
+                <w:sz w:val="16"/>
+                <w:szCs w:val="20"/>
+              </w:rPr>
+              <w:t>811</w:t>
+            </w:r>
+          </w:p>
+        </w:tc>
+        <w:tc>
+          <w:tcPr>
+            <w:tcW w:w="1416" w:type="dxa"/>
+          </w:tcPr>
+          <w:p>
+            <w:pPr>
+              <w:jc w:val="center"/>
+              <w:rPr>
+                <w:rFonts w:hint="eastAsia"/>
+                <w:sz w:val="16"/>
+                <w:szCs w:val="20"/>
+              </w:rPr>
+            </w:pPr>
+            <w:r>
+              <w:rPr>
+                <w:rFonts w:hint="eastAsia"/>
+                <w:sz w:val="16"/>
+                <w:szCs w:val="20"/>
+              </w:rPr>
+              <w:t>1234</w:t>
+            </w:r>
+          </w:p>
+        </w:tc>
+      </w:tr>
+      <w:tr>
+        <w:trPr>
+          <w:cantSplit/>
+          <w:trHeight w:hRule="exact" w:val="284"/>
+        </w:trPr>
+        <w:tc>
+          <w:tcPr>
+            <w:tcW w:w="1415" w:type="dxa"/>
+          </w:tcPr>
+          <w:p>
+            <w:pPr>
+              <w:jc w:val="center"/>
+              <w:rPr>
+                <w:rFonts w:hint="eastAsia"/>
+                <w:sz w:val="16"/>
+                <w:szCs w:val="20"/>
+              </w:rPr>
+            </w:pPr>
+            <w:r>
+              <w:rPr>
+                <w:rFonts w:hint="eastAsia"/>
+                <w:sz w:val="16"/>
+                <w:szCs w:val="20"/>
+              </w:rPr>
+              <w:t>DP</w:t>
+            </w:r>
+          </w:p>
+        </w:tc>
+        <w:tc>
+          <w:tcPr>
+            <w:tcW w:w="1415" w:type="dxa"/>
+          </w:tcPr>
+          <w:p>
+            <w:pPr>
+              <w:jc w:val="center"/>
+              <w:rPr>
+                <w:sz w:val="16"/>
+                <w:szCs w:val="20"/>
+              </w:rPr>
+            </w:pPr>
+            <w:r>
+              <w:rPr>
+                <w:rFonts w:hint="eastAsia"/>
+                <w:sz w:val="16"/>
+                <w:szCs w:val="20"/>
+              </w:rPr>
+              <w:t>144</w:t>
+            </w:r>
+          </w:p>
+        </w:tc>
+        <w:tc>
+          <w:tcPr>
+            <w:tcW w:w="1416" w:type="dxa"/>
+          </w:tcPr>
+          <w:p>
+            <w:pPr>
+              <w:jc w:val="center"/>
+              <w:rPr>
+                <w:sz w:val="16"/>
+                <w:szCs w:val="20"/>
+              </w:rPr>
+            </w:pPr>
+            <w:r>
+              <w:rPr>
+                <w:sz w:val="16"/>
+                <w:szCs w:val="20"/>
+              </w:rPr>
+              <w:t>95.458333</w:t>
+            </w:r>
+          </w:p>
+        </w:tc>
+        <w:tc>
+          <w:tcPr>
+            <w:tcW w:w="1416" w:type="dxa"/>
+          </w:tcPr>
+          <w:p>
+            <w:pPr>
+              <w:jc w:val="center"/>
+              <w:rPr>
+                <w:sz w:val="16"/>
+                <w:szCs w:val="20"/>
+              </w:rPr>
+            </w:pPr>
+            <w:r>
+              <w:rPr>
+                <w:sz w:val="16"/>
+                <w:szCs w:val="20"/>
+              </w:rPr>
+              <w:t>12.483206</w:t>
+            </w:r>
+          </w:p>
+        </w:tc>
+        <w:tc>
+          <w:tcPr>
+            <w:tcW w:w="1416" w:type="dxa"/>
+          </w:tcPr>
+          <w:p>
+            <w:pPr>
+              <w:jc w:val="center"/>
+              <w:rPr>
+                <w:rFonts w:hint="eastAsia"/>
+                <w:sz w:val="16"/>
+                <w:szCs w:val="20"/>
+              </w:rPr>
+            </w:pPr>
+            <w:r>
+              <w:rPr>
+                <w:rFonts w:hint="eastAsia"/>
+                <w:sz w:val="16"/>
+                <w:szCs w:val="20"/>
+              </w:rPr>
+              <w:t>50</w:t>
+            </w:r>
+          </w:p>
+        </w:tc>
+        <w:tc>
+          <w:tcPr>
+            <w:tcW w:w="1416" w:type="dxa"/>
+          </w:tcPr>
+          <w:p>
+            <w:pPr>
+              <w:jc w:val="center"/>
+              <w:rPr>
+                <w:rFonts w:hint="eastAsia"/>
+                <w:sz w:val="16"/>
+                <w:szCs w:val="20"/>
+              </w:rPr>
+            </w:pPr>
+            <w:r>
+              <w:rPr>
+                <w:rFonts w:hint="eastAsia"/>
+                <w:sz w:val="16"/>
+                <w:szCs w:val="20"/>
+              </w:rPr>
+              <w:t>129</w:t>
+            </w:r>
+          </w:p>
+        </w:tc>
+      </w:tr>
+      <w:tr>
+        <w:trPr>
+          <w:cantSplit/>
+          <w:trHeight w:hRule="exact" w:val="284"/>
+        </w:trPr>
+        <w:tc>
+          <w:tcPr>
+            <w:tcW w:w="1415" w:type="dxa"/>
+          </w:tcPr>
+          <w:p>
+            <w:pPr>
+              <w:jc w:val="center"/>
+              <w:rPr>
+                <w:rFonts w:hint="eastAsia"/>
+                <w:sz w:val="16"/>
+                <w:szCs w:val="20"/>
+              </w:rPr>
+            </w:pPr>
+            <w:r>
+              <w:rPr>
+                <w:rFonts w:hint="eastAsia"/>
+                <w:sz w:val="16"/>
+                <w:szCs w:val="20"/>
+              </w:rPr>
+              <w:t>OPS</w:t>
+            </w:r>
+          </w:p>
+        </w:tc>
+        <w:tc>
+          <w:tcPr>
+            <w:tcW w:w="1415" w:type="dxa"/>
+          </w:tcPr>
+          <w:p>
+            <w:pPr>
+              <w:jc w:val="center"/>
+              <w:rPr>
+                <w:sz w:val="16"/>
+                <w:szCs w:val="20"/>
+              </w:rPr>
+            </w:pPr>
+            <w:r>
+              <w:rPr>
+                <w:rFonts w:hint="eastAsia"/>
+                <w:sz w:val="16"/>
+                <w:szCs w:val="20"/>
+              </w:rPr>
+              <w:t>144</w:t>
+            </w:r>
+          </w:p>
+        </w:tc>
+        <w:tc>
+          <w:tcPr>
+            <w:tcW w:w="1416" w:type="dxa"/>
+          </w:tcPr>
+          <w:p>
+            <w:pPr>
+              <w:jc w:val="center"/>
+              <w:rPr>
+                <w:sz w:val="16"/>
+                <w:szCs w:val="20"/>
+              </w:rPr>
+            </w:pPr>
+            <w:r>
+              <w:rPr>
+                <w:sz w:val="16"/>
+                <w:szCs w:val="20"/>
+              </w:rPr>
+              <w:t>0.690306</w:t>
+            </w:r>
+          </w:p>
+        </w:tc>
+        <w:tc>
+          <w:tcPr>
+            <w:tcW w:w="1416" w:type="dxa"/>
+          </w:tcPr>
+          <w:p>
+            <w:pPr>
+              <w:jc w:val="center"/>
+              <w:rPr>
+                <w:sz w:val="16"/>
+                <w:szCs w:val="20"/>
+              </w:rPr>
+            </w:pPr>
+            <w:r>
+              <w:rPr>
+                <w:sz w:val="16"/>
+                <w:szCs w:val="20"/>
+              </w:rPr>
+              <w:t>0.039243</w:t>
+            </w:r>
+          </w:p>
+        </w:tc>
+        <w:tc>
+          <w:tcPr>
+            <w:tcW w:w="1416" w:type="dxa"/>
+          </w:tcPr>
+          <w:p>
+            <w:pPr>
+              <w:jc w:val="center"/>
+              <w:rPr>
+                <w:rFonts w:hint="eastAsia"/>
+                <w:sz w:val="16"/>
+                <w:szCs w:val="20"/>
+              </w:rPr>
+            </w:pPr>
+            <w:r>
+              <w:rPr>
+                <w:rFonts w:hint="eastAsia"/>
+                <w:sz w:val="16"/>
+                <w:szCs w:val="20"/>
+              </w:rPr>
+              <w:t>0.575</w:t>
+            </w:r>
+          </w:p>
+        </w:tc>
+        <w:tc>
+          <w:tcPr>
+            <w:tcW w:w="1416" w:type="dxa"/>
+          </w:tcPr>
+          <w:p>
+            <w:pPr>
+              <w:jc w:val="center"/>
+              <w:rPr>
+                <w:rFonts w:hint="eastAsia"/>
+                <w:sz w:val="16"/>
+                <w:szCs w:val="20"/>
+              </w:rPr>
+            </w:pPr>
+            <w:r>
+              <w:rPr>
+                <w:rFonts w:hint="eastAsia"/>
+                <w:sz w:val="16"/>
+                <w:szCs w:val="20"/>
+              </w:rPr>
+              <w:t>0.806</w:t>
+            </w:r>
+          </w:p>
+        </w:tc>
+      </w:tr>
+      <w:tr>
+        <w:trPr>
+          <w:cantSplit/>
+          <w:trHeight w:hRule="exact" w:val="284"/>
+        </w:trPr>
+        <w:tc>
+          <w:tcPr>
+            <w:tcW w:w="1415" w:type="dxa"/>
+          </w:tcPr>
+          <w:p>
+            <w:pPr>
+              <w:jc w:val="center"/>
+              <w:rPr>
+                <w:rFonts w:hint="eastAsia"/>
+                <w:sz w:val="16"/>
+                <w:szCs w:val="20"/>
+              </w:rPr>
+            </w:pPr>
+            <w:r>
+              <w:rPr>
+                <w:rFonts w:hint="eastAsia"/>
+                <w:sz w:val="16"/>
+                <w:szCs w:val="20"/>
+              </w:rPr>
+              <w:t>ERA</w:t>
+            </w:r>
+          </w:p>
+        </w:tc>
+        <w:tc>
+          <w:tcPr>
+            <w:tcW w:w="1415" w:type="dxa"/>
+          </w:tcPr>
+          <w:p>
+            <w:pPr>
+              <w:jc w:val="center"/>
+              <w:rPr>
+                <w:sz w:val="16"/>
+                <w:szCs w:val="20"/>
+              </w:rPr>
+            </w:pPr>
+            <w:r>
+              <w:rPr>
+                <w:rFonts w:hint="eastAsia"/>
+                <w:sz w:val="16"/>
+                <w:szCs w:val="20"/>
+              </w:rPr>
+              <w:t>144</w:t>
+            </w:r>
+          </w:p>
+        </w:tc>
+        <w:tc>
+          <w:tcPr>
+            <w:tcW w:w="1416" w:type="dxa"/>
+          </w:tcPr>
+          <w:p>
+            <w:pPr>
+              <w:jc w:val="center"/>
+              <w:rPr>
+                <w:sz w:val="16"/>
+                <w:szCs w:val="20"/>
+              </w:rPr>
+            </w:pPr>
+            <w:r>
+              <w:rPr>
+                <w:sz w:val="16"/>
+                <w:szCs w:val="20"/>
+              </w:rPr>
+              <w:t>3.516806</w:t>
+            </w:r>
+          </w:p>
+        </w:tc>
+        <w:tc>
+          <w:tcPr>
+            <w:tcW w:w="1416" w:type="dxa"/>
+          </w:tcPr>
+          <w:p>
+            <w:pPr>
+              <w:jc w:val="center"/>
+              <w:rPr>
+                <w:sz w:val="16"/>
+                <w:szCs w:val="20"/>
+              </w:rPr>
+            </w:pPr>
+            <w:r>
+              <w:rPr>
+                <w:sz w:val="16"/>
+                <w:szCs w:val="20"/>
+              </w:rPr>
+              <w:t>0.497436</w:t>
+            </w:r>
+          </w:p>
+        </w:tc>
+        <w:tc>
+          <w:tcPr>
+            <w:tcW w:w="1416" w:type="dxa"/>
+          </w:tcPr>
+          <w:p>
+            <w:pPr>
+              <w:jc w:val="center"/>
+              <w:rPr>
+                <w:rFonts w:hint="eastAsia"/>
+                <w:sz w:val="16"/>
+                <w:szCs w:val="20"/>
+              </w:rPr>
+            </w:pPr>
+            <w:r>
+              <w:rPr>
+                <w:rFonts w:hint="eastAsia"/>
+                <w:sz w:val="16"/>
+                <w:szCs w:val="20"/>
+              </w:rPr>
+              <w:t>2.21</w:t>
+            </w:r>
+          </w:p>
+        </w:tc>
+        <w:tc>
+          <w:tcPr>
+            <w:tcW w:w="1416" w:type="dxa"/>
+          </w:tcPr>
+          <w:p>
+            <w:pPr>
+              <w:jc w:val="center"/>
+              <w:rPr>
+                <w:rFonts w:hint="eastAsia"/>
+                <w:sz w:val="16"/>
+                <w:szCs w:val="20"/>
+              </w:rPr>
+            </w:pPr>
+            <w:r>
+              <w:rPr>
+                <w:rFonts w:hint="eastAsia"/>
+                <w:sz w:val="16"/>
+                <w:szCs w:val="20"/>
+              </w:rPr>
+              <w:t>4.78</w:t>
+            </w:r>
+          </w:p>
+        </w:tc>
+      </w:tr>
+      <w:tr>
+        <w:trPr>
+          <w:cantSplit/>
+          <w:trHeight w:hRule="exact" w:val="284"/>
+        </w:trPr>
+        <w:tc>
+          <w:tcPr>
+            <w:tcW w:w="1415" w:type="dxa"/>
+          </w:tcPr>
+          <w:p>
+            <w:pPr>
+              <w:jc w:val="center"/>
+              <w:rPr>
+                <w:rFonts w:hint="eastAsia"/>
+                <w:sz w:val="16"/>
+                <w:szCs w:val="20"/>
+              </w:rPr>
+            </w:pPr>
+            <w:r>
+              <w:rPr>
+                <w:rFonts w:hint="eastAsia"/>
+                <w:sz w:val="16"/>
+                <w:szCs w:val="20"/>
+              </w:rPr>
+              <w:t>S</w:t>
+            </w:r>
+          </w:p>
+        </w:tc>
+        <w:tc>
+          <w:tcPr>
+            <w:tcW w:w="1415" w:type="dxa"/>
+          </w:tcPr>
+          <w:p>
+            <w:pPr>
+              <w:jc w:val="center"/>
+              <w:rPr>
+                <w:sz w:val="16"/>
+                <w:szCs w:val="20"/>
+              </w:rPr>
+            </w:pPr>
+            <w:r>
+              <w:rPr>
+                <w:rFonts w:hint="eastAsia"/>
+                <w:sz w:val="16"/>
+                <w:szCs w:val="20"/>
+              </w:rPr>
+              <w:t>144</w:t>
+            </w:r>
+          </w:p>
+        </w:tc>
+        <w:tc>
+          <w:tcPr>
+            <w:tcW w:w="1416" w:type="dxa"/>
+          </w:tcPr>
+          <w:p>
+            <w:pPr>
+              <w:jc w:val="center"/>
+              <w:rPr>
+                <w:sz w:val="16"/>
+                <w:szCs w:val="20"/>
+              </w:rPr>
+            </w:pPr>
+            <w:r>
+              <w:rPr>
+                <w:sz w:val="16"/>
+                <w:szCs w:val="20"/>
+              </w:rPr>
+              <w:t>35.458333</w:t>
+            </w:r>
+          </w:p>
+        </w:tc>
+        <w:tc>
+          <w:tcPr>
+            <w:tcW w:w="1416" w:type="dxa"/>
+          </w:tcPr>
+          <w:p>
+            <w:pPr>
+              <w:jc w:val="center"/>
+              <w:rPr>
+                <w:sz w:val="16"/>
+                <w:szCs w:val="20"/>
+              </w:rPr>
+            </w:pPr>
+            <w:r>
+              <w:rPr>
+                <w:sz w:val="16"/>
+                <w:szCs w:val="20"/>
+              </w:rPr>
+              <w:t>6.682484</w:t>
+            </w:r>
+          </w:p>
+        </w:tc>
+        <w:tc>
+          <w:tcPr>
+            <w:tcW w:w="1416" w:type="dxa"/>
+          </w:tcPr>
+          <w:p>
+            <w:pPr>
+              <w:jc w:val="center"/>
+              <w:rPr>
+                <w:rFonts w:hint="eastAsia"/>
+                <w:sz w:val="16"/>
+                <w:szCs w:val="20"/>
+              </w:rPr>
+            </w:pPr>
+            <w:r>
+              <w:rPr>
+                <w:rFonts w:hint="eastAsia"/>
+                <w:sz w:val="16"/>
+                <w:szCs w:val="20"/>
+              </w:rPr>
+              <w:t>18</w:t>
+            </w:r>
+          </w:p>
+        </w:tc>
+        <w:tc>
+          <w:tcPr>
+            <w:tcW w:w="1416" w:type="dxa"/>
+          </w:tcPr>
+          <w:p>
+            <w:pPr>
+              <w:jc w:val="center"/>
+              <w:rPr>
+                <w:rFonts w:hint="eastAsia"/>
+                <w:sz w:val="16"/>
+                <w:szCs w:val="20"/>
+              </w:rPr>
+            </w:pPr>
+            <w:r>
+              <w:rPr>
+                <w:rFonts w:hint="eastAsia"/>
+                <w:sz w:val="16"/>
+                <w:szCs w:val="20"/>
+              </w:rPr>
+              <w:t>58</w:t>
+            </w:r>
+          </w:p>
+        </w:tc>
+      </w:tr>
+      <w:tr>
+        <w:trPr>
+          <w:cantSplit/>
+          <w:trHeight w:hRule="exact" w:val="284"/>
+        </w:trPr>
+        <w:tc>
+          <w:tcPr>
+            <w:tcW w:w="1415" w:type="dxa"/>
+          </w:tcPr>
+          <w:p>
+            <w:pPr>
+              <w:jc w:val="center"/>
+              <w:rPr>
+                <w:rFonts w:hint="eastAsia"/>
+                <w:sz w:val="16"/>
+                <w:szCs w:val="20"/>
+              </w:rPr>
+            </w:pPr>
+            <w:r>
+              <w:rPr>
+                <w:rFonts w:hint="eastAsia"/>
+                <w:sz w:val="16"/>
+                <w:szCs w:val="20"/>
+              </w:rPr>
+              <w:t>H</w:t>
+            </w:r>
+          </w:p>
+        </w:tc>
+        <w:tc>
+          <w:tcPr>
+            <w:tcW w:w="1415" w:type="dxa"/>
+          </w:tcPr>
+          <w:p>
+            <w:pPr>
+              <w:jc w:val="center"/>
+              <w:rPr>
+                <w:sz w:val="16"/>
+                <w:szCs w:val="20"/>
+              </w:rPr>
+            </w:pPr>
+            <w:r>
+              <w:rPr>
+                <w:rFonts w:hint="eastAsia"/>
+                <w:sz w:val="16"/>
+                <w:szCs w:val="20"/>
+              </w:rPr>
+              <w:t>144</w:t>
+            </w:r>
+          </w:p>
+        </w:tc>
+        <w:tc>
+          <w:tcPr>
+            <w:tcW w:w="1416" w:type="dxa"/>
+          </w:tcPr>
+          <w:p>
+            <w:pPr>
+              <w:jc w:val="center"/>
+              <w:rPr>
+                <w:sz w:val="16"/>
+                <w:szCs w:val="20"/>
+              </w:rPr>
+            </w:pPr>
+            <w:r>
+              <w:rPr>
+                <w:sz w:val="16"/>
+                <w:szCs w:val="20"/>
+              </w:rPr>
+              <w:t>106.409722</w:t>
+            </w:r>
+          </w:p>
+        </w:tc>
+        <w:tc>
+          <w:tcPr>
+            <w:tcW w:w="1416" w:type="dxa"/>
+          </w:tcPr>
+          <w:p>
+            <w:pPr>
+              <w:jc w:val="center"/>
+              <w:rPr>
+                <w:sz w:val="16"/>
+                <w:szCs w:val="20"/>
+              </w:rPr>
+            </w:pPr>
+            <w:r>
+              <w:rPr>
+                <w:sz w:val="16"/>
+                <w:szCs w:val="20"/>
+              </w:rPr>
+              <w:t>21.526829</w:t>
+            </w:r>
+          </w:p>
+        </w:tc>
+        <w:tc>
+          <w:tcPr>
+            <w:tcW w:w="1416" w:type="dxa"/>
+          </w:tcPr>
+          <w:p>
+            <w:pPr>
+              <w:jc w:val="center"/>
+              <w:rPr>
+                <w:rFonts w:hint="eastAsia"/>
+                <w:sz w:val="16"/>
+                <w:szCs w:val="20"/>
+              </w:rPr>
+            </w:pPr>
+            <w:r>
+              <w:rPr>
+                <w:rFonts w:hint="eastAsia"/>
+                <w:sz w:val="16"/>
+                <w:szCs w:val="20"/>
+              </w:rPr>
+              <w:t>53</w:t>
+            </w:r>
+          </w:p>
+        </w:tc>
+        <w:tc>
+          <w:tcPr>
+            <w:tcW w:w="1416" w:type="dxa"/>
+          </w:tcPr>
+          <w:p>
+            <w:pPr>
+              <w:jc w:val="center"/>
+              <w:rPr>
+                <w:rFonts w:hint="eastAsia"/>
+                <w:sz w:val="16"/>
+                <w:szCs w:val="20"/>
+              </w:rPr>
+            </w:pPr>
+            <w:r>
+              <w:rPr>
+                <w:rFonts w:hint="eastAsia"/>
+                <w:sz w:val="16"/>
+                <w:szCs w:val="20"/>
+              </w:rPr>
+              <w:t>163</w:t>
+            </w:r>
+          </w:p>
+        </w:tc>
+      </w:tr>
+      <w:tr>
+        <w:trPr>
+          <w:cantSplit/>
+          <w:trHeight w:hRule="exact" w:val="284"/>
+        </w:trPr>
+        <w:tc>
+          <w:tcPr>
+            <w:tcW w:w="1415" w:type="dxa"/>
+          </w:tcPr>
+          <w:p>
+            <w:pPr>
+              <w:jc w:val="center"/>
+              <w:rPr>
+                <w:rFonts w:hint="eastAsia"/>
+                <w:sz w:val="16"/>
+                <w:szCs w:val="20"/>
+              </w:rPr>
+            </w:pPr>
+            <w:r>
+              <w:rPr>
+                <w:rFonts w:hint="eastAsia"/>
+                <w:sz w:val="16"/>
+                <w:szCs w:val="20"/>
+              </w:rPr>
+              <w:t>CP</w:t>
+            </w:r>
+          </w:p>
+        </w:tc>
+        <w:tc>
+          <w:tcPr>
+            <w:tcW w:w="1415" w:type="dxa"/>
+          </w:tcPr>
+          <w:p>
+            <w:pPr>
+              <w:jc w:val="center"/>
+              <w:rPr>
+                <w:sz w:val="16"/>
+                <w:szCs w:val="20"/>
+              </w:rPr>
+            </w:pPr>
+            <w:r>
+              <w:rPr>
+                <w:rFonts w:hint="eastAsia"/>
+                <w:sz w:val="16"/>
+                <w:szCs w:val="20"/>
+              </w:rPr>
+              <w:t>144</w:t>
+            </w:r>
+          </w:p>
+        </w:tc>
+        <w:tc>
+          <w:tcPr>
+            <w:tcW w:w="1416" w:type="dxa"/>
+          </w:tcPr>
+          <w:p>
+            <w:pPr>
+              <w:jc w:val="center"/>
+              <w:rPr>
+                <w:sz w:val="16"/>
+                <w:szCs w:val="20"/>
+              </w:rPr>
+            </w:pPr>
+            <w:r>
+              <w:rPr>
+                <w:sz w:val="16"/>
+                <w:szCs w:val="20"/>
+              </w:rPr>
+              <w:t>6.513889</w:t>
+            </w:r>
+          </w:p>
+        </w:tc>
+        <w:tc>
+          <w:tcPr>
+            <w:tcW w:w="1416" w:type="dxa"/>
+          </w:tcPr>
+          <w:p>
+            <w:pPr>
+              <w:jc w:val="center"/>
+              <w:rPr>
+                <w:sz w:val="16"/>
+                <w:szCs w:val="20"/>
+              </w:rPr>
+            </w:pPr>
+            <w:r>
+              <w:rPr>
+                <w:sz w:val="16"/>
+                <w:szCs w:val="20"/>
+              </w:rPr>
+              <w:t>3.553755</w:t>
+            </w:r>
+          </w:p>
+        </w:tc>
+        <w:tc>
+          <w:tcPr>
+            <w:tcW w:w="1416" w:type="dxa"/>
+          </w:tcPr>
+          <w:p>
+            <w:pPr>
+              <w:jc w:val="center"/>
+              <w:rPr>
+                <w:sz w:val="16"/>
+                <w:szCs w:val="20"/>
+              </w:rPr>
+            </w:pPr>
+            <w:r>
+              <w:rPr>
+                <w:rFonts w:hint="eastAsia"/>
+                <w:sz w:val="16"/>
+                <w:szCs w:val="20"/>
+              </w:rPr>
+              <w:t>1</w:t>
+            </w:r>
+          </w:p>
+        </w:tc>
+        <w:tc>
+          <w:tcPr>
+            <w:tcW w:w="1416" w:type="dxa"/>
+          </w:tcPr>
+          <w:p>
+            <w:pPr>
+              <w:jc w:val="center"/>
+              <w:rPr>
+                <w:rFonts w:hint="eastAsia"/>
+                <w:sz w:val="16"/>
+                <w:szCs w:val="20"/>
+              </w:rPr>
+            </w:pPr>
+            <w:r>
+              <w:rPr>
+                <w:rFonts w:hint="eastAsia"/>
+                <w:sz w:val="16"/>
+                <w:szCs w:val="20"/>
+              </w:rPr>
+              <w:t>23</w:t>
+            </w:r>
+          </w:p>
+        </w:tc>
+      </w:tr>
+      <w:tr>
+        <w:trPr>
+          <w:cantSplit/>
+          <w:trHeight w:hRule="exact" w:val="284"/>
+        </w:trPr>
+        <w:tc>
+          <w:tcPr>
+            <w:tcW w:w="1415" w:type="dxa"/>
+          </w:tcPr>
+          <w:p>
+            <w:pPr>
+              <w:jc w:val="center"/>
+              <w:rPr>
+                <w:rFonts w:hint="eastAsia"/>
+                <w:sz w:val="16"/>
+                <w:szCs w:val="20"/>
+              </w:rPr>
+            </w:pPr>
+            <w:r>
+              <w:rPr>
+                <w:rFonts w:hint="eastAsia"/>
+                <w:sz w:val="16"/>
+                <w:szCs w:val="20"/>
+              </w:rPr>
+              <w:t>BF</w:t>
+            </w:r>
+          </w:p>
+        </w:tc>
+        <w:tc>
+          <w:tcPr>
+            <w:tcW w:w="1415" w:type="dxa"/>
+          </w:tcPr>
+          <w:p>
+            <w:pPr>
+              <w:jc w:val="center"/>
+              <w:rPr>
+                <w:sz w:val="16"/>
+                <w:szCs w:val="20"/>
+              </w:rPr>
+            </w:pPr>
+            <w:r>
+              <w:rPr>
+                <w:rFonts w:hint="eastAsia"/>
+                <w:sz w:val="16"/>
+                <w:szCs w:val="20"/>
+              </w:rPr>
+              <w:t>144</w:t>
+            </w:r>
+          </w:p>
+        </w:tc>
+        <w:tc>
+          <w:tcPr>
+            <w:tcW w:w="1416" w:type="dxa"/>
+          </w:tcPr>
+          <w:p>
+            <w:pPr>
+              <w:jc w:val="center"/>
+              <w:rPr>
+                <w:sz w:val="16"/>
+                <w:szCs w:val="20"/>
+              </w:rPr>
+            </w:pPr>
+            <w:r>
+              <w:rPr>
+                <w:sz w:val="16"/>
+                <w:szCs w:val="20"/>
+              </w:rPr>
+              <w:t>5322.555556</w:t>
+            </w:r>
+          </w:p>
+        </w:tc>
+        <w:tc>
+          <w:tcPr>
+            <w:tcW w:w="1416" w:type="dxa"/>
+          </w:tcPr>
+          <w:p>
+            <w:pPr>
+              <w:jc w:val="center"/>
+              <w:rPr>
+                <w:sz w:val="16"/>
+                <w:szCs w:val="20"/>
+              </w:rPr>
+            </w:pPr>
+            <w:r>
+              <w:rPr>
+                <w:sz w:val="16"/>
+                <w:szCs w:val="20"/>
+              </w:rPr>
+              <w:t>266.235628</w:t>
+            </w:r>
+          </w:p>
+        </w:tc>
+        <w:tc>
+          <w:tcPr>
+            <w:tcW w:w="1416" w:type="dxa"/>
+          </w:tcPr>
+          <w:p>
+            <w:pPr>
+              <w:jc w:val="center"/>
+              <w:rPr>
+                <w:rFonts w:hint="eastAsia"/>
+                <w:sz w:val="16"/>
+                <w:szCs w:val="20"/>
+              </w:rPr>
+            </w:pPr>
+            <w:r>
+              <w:rPr>
+                <w:rFonts w:hint="eastAsia"/>
+                <w:sz w:val="16"/>
+                <w:szCs w:val="20"/>
+              </w:rPr>
+              <w:t>4429</w:t>
+            </w:r>
+          </w:p>
+        </w:tc>
+        <w:tc>
+          <w:tcPr>
+            <w:tcW w:w="1416" w:type="dxa"/>
+          </w:tcPr>
+          <w:p>
+            <w:pPr>
+              <w:jc w:val="center"/>
+              <w:rPr>
+                <w:rFonts w:hint="eastAsia"/>
+                <w:sz w:val="16"/>
+                <w:szCs w:val="20"/>
+              </w:rPr>
+            </w:pPr>
+            <w:r>
+              <w:rPr>
+                <w:rFonts w:hint="eastAsia"/>
+                <w:sz w:val="16"/>
+                <w:szCs w:val="20"/>
+              </w:rPr>
+              <w:t>5645</w:t>
+            </w:r>
+          </w:p>
+        </w:tc>
+      </w:tr>
+      <w:tr>
+        <w:trPr>
+          <w:cantSplit/>
+          <w:trHeight w:hRule="exact" w:val="284"/>
+        </w:trPr>
+        <w:tc>
+          <w:tcPr>
+            <w:tcW w:w="1415" w:type="dxa"/>
+          </w:tcPr>
+          <w:p>
+            <w:pPr>
+              <w:jc w:val="center"/>
+              <w:rPr>
+                <w:rFonts w:hint="eastAsia"/>
+                <w:sz w:val="16"/>
+                <w:szCs w:val="20"/>
+              </w:rPr>
+            </w:pPr>
+            <w:r>
+              <w:rPr>
+                <w:rFonts w:hint="eastAsia"/>
+                <w:sz w:val="16"/>
+                <w:szCs w:val="20"/>
+              </w:rPr>
+              <w:t>H_P</w:t>
+            </w:r>
+          </w:p>
+        </w:tc>
+        <w:tc>
+          <w:tcPr>
+            <w:tcW w:w="1415" w:type="dxa"/>
+          </w:tcPr>
+          <w:p>
+            <w:pPr>
+              <w:jc w:val="center"/>
+              <w:rPr>
+                <w:sz w:val="16"/>
+                <w:szCs w:val="20"/>
+              </w:rPr>
+            </w:pPr>
+            <w:r>
+              <w:rPr>
+                <w:rFonts w:hint="eastAsia"/>
+                <w:sz w:val="16"/>
+                <w:szCs w:val="20"/>
+              </w:rPr>
+              <w:t>144</w:t>
+            </w:r>
+          </w:p>
+        </w:tc>
+        <w:tc>
+          <w:tcPr>
+            <w:tcW w:w="1416" w:type="dxa"/>
+          </w:tcPr>
+          <w:p>
+            <w:pPr>
+              <w:jc w:val="center"/>
+              <w:rPr>
+                <w:sz w:val="16"/>
+                <w:szCs w:val="20"/>
+              </w:rPr>
+            </w:pPr>
+            <w:r>
+              <w:rPr>
+                <w:sz w:val="16"/>
+                <w:szCs w:val="20"/>
+              </w:rPr>
+              <w:t>1176.854167</w:t>
+            </w:r>
+          </w:p>
+        </w:tc>
+        <w:tc>
+          <w:tcPr>
+            <w:tcW w:w="1416" w:type="dxa"/>
+          </w:tcPr>
+          <w:p>
+            <w:pPr>
+              <w:jc w:val="center"/>
+              <w:rPr>
+                <w:sz w:val="16"/>
+                <w:szCs w:val="20"/>
+              </w:rPr>
+            </w:pPr>
+            <w:r>
+              <w:rPr>
+                <w:sz w:val="16"/>
+                <w:szCs w:val="20"/>
+              </w:rPr>
+              <w:t>94.978170</w:t>
+            </w:r>
+          </w:p>
+        </w:tc>
+        <w:tc>
+          <w:tcPr>
+            <w:tcW w:w="1416" w:type="dxa"/>
+          </w:tcPr>
+          <w:p>
+            <w:pPr>
+              <w:jc w:val="center"/>
+              <w:rPr>
+                <w:rFonts w:hint="eastAsia"/>
+                <w:sz w:val="16"/>
+                <w:szCs w:val="20"/>
+              </w:rPr>
+            </w:pPr>
+            <w:r>
+              <w:rPr>
+                <w:rFonts w:hint="eastAsia"/>
+                <w:sz w:val="16"/>
+                <w:szCs w:val="20"/>
+              </w:rPr>
+              <w:t>843</w:t>
+            </w:r>
+          </w:p>
+        </w:tc>
+        <w:tc>
+          <w:tcPr>
+            <w:tcW w:w="1416" w:type="dxa"/>
+          </w:tcPr>
+          <w:p>
+            <w:pPr>
+              <w:jc w:val="center"/>
+              <w:rPr>
+                <w:rFonts w:hint="eastAsia"/>
+                <w:sz w:val="16"/>
+                <w:szCs w:val="20"/>
+              </w:rPr>
+            </w:pPr>
+            <w:r>
+              <w:rPr>
+                <w:rFonts w:hint="eastAsia"/>
+                <w:sz w:val="16"/>
+                <w:szCs w:val="20"/>
+              </w:rPr>
+              <w:t>1386</w:t>
+            </w:r>
+          </w:p>
+        </w:tc>
+      </w:tr>
+      <w:tr>
+        <w:trPr>
+          <w:cantSplit/>
+          <w:trHeight w:hRule="exact" w:val="284"/>
+        </w:trPr>
+        <w:tc>
+          <w:tcPr>
+            <w:tcW w:w="1415" w:type="dxa"/>
+          </w:tcPr>
+          <w:p>
+            <w:pPr>
+              <w:jc w:val="center"/>
+              <w:rPr>
+                <w:rFonts w:hint="eastAsia"/>
+                <w:sz w:val="16"/>
+                <w:szCs w:val="20"/>
+              </w:rPr>
+            </w:pPr>
+            <w:r>
+              <w:rPr>
+                <w:rFonts w:hint="eastAsia"/>
+                <w:sz w:val="16"/>
+                <w:szCs w:val="20"/>
+              </w:rPr>
+              <w:t>HR_P</w:t>
+            </w:r>
+          </w:p>
+        </w:tc>
+        <w:tc>
+          <w:tcPr>
+            <w:tcW w:w="1415" w:type="dxa"/>
+          </w:tcPr>
+          <w:p>
+            <w:pPr>
+              <w:jc w:val="center"/>
+              <w:rPr>
+                <w:sz w:val="16"/>
+                <w:szCs w:val="20"/>
+              </w:rPr>
+            </w:pPr>
+            <w:r>
+              <w:rPr>
+                <w:rFonts w:hint="eastAsia"/>
+                <w:sz w:val="16"/>
+                <w:szCs w:val="20"/>
+              </w:rPr>
+              <w:t>144</w:t>
+            </w:r>
+          </w:p>
+        </w:tc>
+        <w:tc>
+          <w:tcPr>
+            <w:tcW w:w="1416" w:type="dxa"/>
+          </w:tcPr>
+          <w:p>
+            <w:pPr>
+              <w:jc w:val="center"/>
+              <w:rPr>
+                <w:sz w:val="16"/>
+                <w:szCs w:val="20"/>
+              </w:rPr>
+            </w:pPr>
+            <w:r>
+              <w:rPr>
+                <w:sz w:val="16"/>
+                <w:szCs w:val="20"/>
+              </w:rPr>
+              <w:t>112.159722</w:t>
+            </w:r>
+          </w:p>
+        </w:tc>
+        <w:tc>
+          <w:tcPr>
+            <w:tcW w:w="1416" w:type="dxa"/>
+          </w:tcPr>
+          <w:p>
+            <w:pPr>
+              <w:jc w:val="center"/>
+              <w:rPr>
+                <w:sz w:val="16"/>
+                <w:szCs w:val="20"/>
+              </w:rPr>
+            </w:pPr>
+            <w:r>
+              <w:rPr>
+                <w:sz w:val="16"/>
+                <w:szCs w:val="20"/>
+              </w:rPr>
+              <w:t>23.731795</w:t>
+            </w:r>
+          </w:p>
+        </w:tc>
+        <w:tc>
+          <w:tcPr>
+            <w:tcW w:w="1416" w:type="dxa"/>
+          </w:tcPr>
+          <w:p>
+            <w:pPr>
+              <w:jc w:val="center"/>
+              <w:rPr>
+                <w:rFonts w:hint="eastAsia"/>
+                <w:sz w:val="16"/>
+                <w:szCs w:val="20"/>
+              </w:rPr>
+            </w:pPr>
+            <w:r>
+              <w:rPr>
+                <w:rFonts w:hint="eastAsia"/>
+                <w:sz w:val="16"/>
+                <w:szCs w:val="20"/>
+              </w:rPr>
+              <w:t>51</w:t>
+            </w:r>
+          </w:p>
+        </w:tc>
+        <w:tc>
+          <w:tcPr>
+            <w:tcW w:w="1416" w:type="dxa"/>
+          </w:tcPr>
+          <w:p>
+            <w:pPr>
+              <w:jc w:val="center"/>
+              <w:rPr>
+                <w:rFonts w:hint="eastAsia"/>
+                <w:sz w:val="16"/>
+                <w:szCs w:val="20"/>
+              </w:rPr>
+            </w:pPr>
+            <w:r>
+              <w:rPr>
+                <w:rFonts w:hint="eastAsia"/>
+                <w:sz w:val="16"/>
+                <w:szCs w:val="20"/>
+              </w:rPr>
+              <w:t>168</w:t>
+            </w:r>
+          </w:p>
+        </w:tc>
+      </w:tr>
+      <w:tr>
+        <w:trPr>
+          <w:cantSplit/>
+          <w:trHeight w:hRule="exact" w:val="284"/>
+        </w:trPr>
+        <w:tc>
+          <w:tcPr>
+            <w:tcW w:w="1415" w:type="dxa"/>
+          </w:tcPr>
+          <w:p>
+            <w:pPr>
+              <w:jc w:val="center"/>
+              <w:rPr>
+                <w:rFonts w:hint="eastAsia"/>
+                <w:sz w:val="16"/>
+                <w:szCs w:val="20"/>
+              </w:rPr>
+            </w:pPr>
+            <w:r>
+              <w:rPr>
+                <w:rFonts w:hint="eastAsia"/>
+                <w:sz w:val="16"/>
+                <w:szCs w:val="20"/>
+              </w:rPr>
+              <w:t>BB_P</w:t>
+            </w:r>
+          </w:p>
+        </w:tc>
+        <w:tc>
+          <w:tcPr>
+            <w:tcW w:w="1415" w:type="dxa"/>
+          </w:tcPr>
+          <w:p>
+            <w:pPr>
+              <w:jc w:val="center"/>
+              <w:rPr>
+                <w:sz w:val="16"/>
+                <w:szCs w:val="20"/>
+              </w:rPr>
+            </w:pPr>
+            <w:r>
+              <w:rPr>
+                <w:rFonts w:hint="eastAsia"/>
+                <w:sz w:val="16"/>
+                <w:szCs w:val="20"/>
+              </w:rPr>
+              <w:t>144</w:t>
+            </w:r>
+          </w:p>
+        </w:tc>
+        <w:tc>
+          <w:tcPr>
+            <w:tcW w:w="1416" w:type="dxa"/>
+          </w:tcPr>
+          <w:p>
+            <w:pPr>
+              <w:jc w:val="center"/>
+              <w:rPr>
+                <w:sz w:val="16"/>
+                <w:szCs w:val="20"/>
+              </w:rPr>
+            </w:pPr>
+            <w:r>
+              <w:rPr>
+                <w:sz w:val="16"/>
+                <w:szCs w:val="20"/>
+              </w:rPr>
+              <w:t>430.743056</w:t>
+            </w:r>
+          </w:p>
+        </w:tc>
+        <w:tc>
+          <w:tcPr>
+            <w:tcW w:w="1416" w:type="dxa"/>
+          </w:tcPr>
+          <w:p>
+            <w:pPr>
+              <w:jc w:val="center"/>
+              <w:rPr>
+                <w:sz w:val="16"/>
+                <w:szCs w:val="20"/>
+              </w:rPr>
+            </w:pPr>
+            <w:r>
+              <w:rPr>
+                <w:sz w:val="16"/>
+                <w:szCs w:val="20"/>
+              </w:rPr>
+              <w:t>54.601896</w:t>
+            </w:r>
+          </w:p>
+        </w:tc>
+        <w:tc>
+          <w:tcPr>
+            <w:tcW w:w="1416" w:type="dxa"/>
+          </w:tcPr>
+          <w:p>
+            <w:pPr>
+              <w:jc w:val="center"/>
+              <w:rPr>
+                <w:rFonts w:hint="eastAsia"/>
+                <w:sz w:val="16"/>
+                <w:szCs w:val="20"/>
+              </w:rPr>
+            </w:pPr>
+            <w:r>
+              <w:rPr>
+                <w:rFonts w:hint="eastAsia"/>
+                <w:sz w:val="16"/>
+                <w:szCs w:val="20"/>
+              </w:rPr>
+              <w:t>288</w:t>
+            </w:r>
+          </w:p>
+        </w:tc>
+        <w:tc>
+          <w:tcPr>
+            <w:tcW w:w="1416" w:type="dxa"/>
+          </w:tcPr>
+          <w:p>
+            <w:pPr>
+              <w:jc w:val="center"/>
+              <w:rPr>
+                <w:rFonts w:hint="eastAsia"/>
+                <w:sz w:val="16"/>
+                <w:szCs w:val="20"/>
+              </w:rPr>
+            </w:pPr>
+            <w:r>
+              <w:rPr>
+                <w:rFonts w:hint="eastAsia"/>
+                <w:sz w:val="16"/>
+                <w:szCs w:val="20"/>
+              </w:rPr>
+              <w:t>597</w:t>
+            </w:r>
+          </w:p>
+        </w:tc>
+      </w:tr>
+      <w:tr>
+        <w:trPr>
+          <w:cantSplit/>
+          <w:trHeight w:hRule="exact" w:val="284"/>
+        </w:trPr>
+        <w:tc>
+          <w:tcPr>
+            <w:tcW w:w="1415" w:type="dxa"/>
+          </w:tcPr>
+          <w:p>
+            <w:pPr>
+              <w:jc w:val="center"/>
+              <w:rPr>
+                <w:rFonts w:hint="eastAsia"/>
+                <w:sz w:val="16"/>
+                <w:szCs w:val="20"/>
+              </w:rPr>
+            </w:pPr>
+            <w:r>
+              <w:rPr>
+                <w:rFonts w:hint="eastAsia"/>
+                <w:sz w:val="16"/>
+                <w:szCs w:val="20"/>
+              </w:rPr>
+              <w:t>IW_P</w:t>
+            </w:r>
+          </w:p>
+        </w:tc>
+        <w:tc>
+          <w:tcPr>
+            <w:tcW w:w="1415" w:type="dxa"/>
+          </w:tcPr>
+          <w:p>
+            <w:pPr>
+              <w:jc w:val="center"/>
+              <w:rPr>
+                <w:sz w:val="16"/>
+                <w:szCs w:val="20"/>
+              </w:rPr>
+            </w:pPr>
+            <w:r>
+              <w:rPr>
+                <w:rFonts w:hint="eastAsia"/>
+                <w:sz w:val="16"/>
+                <w:szCs w:val="20"/>
+              </w:rPr>
+              <w:t>144</w:t>
+            </w:r>
+          </w:p>
+        </w:tc>
+        <w:tc>
+          <w:tcPr>
+            <w:tcW w:w="1416" w:type="dxa"/>
+          </w:tcPr>
+          <w:p>
+            <w:pPr>
+              <w:jc w:val="center"/>
+              <w:rPr>
+                <w:sz w:val="16"/>
+                <w:szCs w:val="20"/>
+              </w:rPr>
+            </w:pPr>
+            <w:r>
+              <w:rPr>
+                <w:sz w:val="16"/>
+                <w:szCs w:val="20"/>
+              </w:rPr>
+              <w:t>17.916667</w:t>
+            </w:r>
+          </w:p>
+        </w:tc>
+        <w:tc>
+          <w:tcPr>
+            <w:tcW w:w="1416" w:type="dxa"/>
+          </w:tcPr>
+          <w:p>
+            <w:pPr>
+              <w:jc w:val="center"/>
+              <w:rPr>
+                <w:sz w:val="16"/>
+                <w:szCs w:val="20"/>
+              </w:rPr>
+            </w:pPr>
+            <w:r>
+              <w:rPr>
+                <w:sz w:val="16"/>
+                <w:szCs w:val="20"/>
+              </w:rPr>
+              <w:t>10.895242</w:t>
+            </w:r>
+          </w:p>
+        </w:tc>
+        <w:tc>
+          <w:tcPr>
+            <w:tcW w:w="1416" w:type="dxa"/>
+          </w:tcPr>
+          <w:p>
+            <w:pPr>
+              <w:jc w:val="center"/>
+              <w:rPr>
+                <w:sz w:val="16"/>
+                <w:szCs w:val="20"/>
+              </w:rPr>
+            </w:pPr>
+            <w:r>
+              <w:rPr>
+                <w:rFonts w:hint="eastAsia"/>
+                <w:sz w:val="16"/>
+                <w:szCs w:val="20"/>
+              </w:rPr>
+              <w:t>1</w:t>
+            </w:r>
+          </w:p>
+        </w:tc>
+        <w:tc>
+          <w:tcPr>
+            <w:tcW w:w="1416" w:type="dxa"/>
+          </w:tcPr>
+          <w:p>
+            <w:pPr>
+              <w:jc w:val="center"/>
+              <w:rPr>
+                <w:rFonts w:hint="eastAsia"/>
+                <w:sz w:val="16"/>
+                <w:szCs w:val="20"/>
+              </w:rPr>
+            </w:pPr>
+            <w:r>
+              <w:rPr>
+                <w:rFonts w:hint="eastAsia"/>
+                <w:sz w:val="16"/>
+                <w:szCs w:val="20"/>
+              </w:rPr>
+              <w:t>62</w:t>
+            </w:r>
+          </w:p>
+        </w:tc>
+      </w:tr>
+      <w:tr>
+        <w:trPr>
+          <w:cantSplit/>
+          <w:trHeight w:hRule="exact" w:val="284"/>
+        </w:trPr>
+        <w:tc>
+          <w:tcPr>
+            <w:tcW w:w="1415" w:type="dxa"/>
+          </w:tcPr>
+          <w:p>
+            <w:pPr>
+              <w:jc w:val="center"/>
+              <w:rPr>
+                <w:rFonts w:hint="eastAsia"/>
+                <w:sz w:val="16"/>
+                <w:szCs w:val="20"/>
+              </w:rPr>
+            </w:pPr>
+            <w:r>
+              <w:rPr>
+                <w:rFonts w:hint="eastAsia"/>
+                <w:sz w:val="16"/>
+                <w:szCs w:val="20"/>
+              </w:rPr>
+              <w:t>HBP_P</w:t>
+            </w:r>
+          </w:p>
+        </w:tc>
+        <w:tc>
+          <w:tcPr>
+            <w:tcW w:w="1415" w:type="dxa"/>
+          </w:tcPr>
+          <w:p>
+            <w:pPr>
+              <w:jc w:val="center"/>
+              <w:rPr>
+                <w:sz w:val="16"/>
+                <w:szCs w:val="20"/>
+              </w:rPr>
+            </w:pPr>
+            <w:r>
+              <w:rPr>
+                <w:rFonts w:hint="eastAsia"/>
+                <w:sz w:val="16"/>
+                <w:szCs w:val="20"/>
+              </w:rPr>
+              <w:t>144</w:t>
+            </w:r>
+          </w:p>
+        </w:tc>
+        <w:tc>
+          <w:tcPr>
+            <w:tcW w:w="1416" w:type="dxa"/>
+          </w:tcPr>
+          <w:p>
+            <w:pPr>
+              <w:jc w:val="center"/>
+              <w:rPr>
+                <w:sz w:val="16"/>
+                <w:szCs w:val="20"/>
+              </w:rPr>
+            </w:pPr>
+            <w:r>
+              <w:rPr>
+                <w:sz w:val="16"/>
+                <w:szCs w:val="20"/>
+              </w:rPr>
+              <w:t>49.118056</w:t>
+            </w:r>
+          </w:p>
+        </w:tc>
+        <w:tc>
+          <w:tcPr>
+            <w:tcW w:w="1416" w:type="dxa"/>
+          </w:tcPr>
+          <w:p>
+            <w:pPr>
+              <w:jc w:val="center"/>
+              <w:rPr>
+                <w:sz w:val="16"/>
+                <w:szCs w:val="20"/>
+              </w:rPr>
+            </w:pPr>
+            <w:r>
+              <w:rPr>
+                <w:sz w:val="16"/>
+                <w:szCs w:val="20"/>
+              </w:rPr>
+              <w:t>11.258250</w:t>
+            </w:r>
+          </w:p>
+        </w:tc>
+        <w:tc>
+          <w:tcPr>
+            <w:tcW w:w="1416" w:type="dxa"/>
+          </w:tcPr>
+          <w:p>
+            <w:pPr>
+              <w:jc w:val="center"/>
+              <w:rPr>
+                <w:sz w:val="16"/>
+                <w:szCs w:val="20"/>
+              </w:rPr>
+            </w:pPr>
+            <w:r>
+              <w:rPr>
+                <w:rFonts w:hint="eastAsia"/>
+                <w:sz w:val="16"/>
+                <w:szCs w:val="20"/>
+              </w:rPr>
+              <w:t>26</w:t>
+            </w:r>
+          </w:p>
+        </w:tc>
+        <w:tc>
+          <w:tcPr>
+            <w:tcW w:w="1416" w:type="dxa"/>
+          </w:tcPr>
+          <w:p>
+            <w:pPr>
+              <w:jc w:val="center"/>
+              <w:rPr>
+                <w:rFonts w:hint="eastAsia"/>
+                <w:sz w:val="16"/>
+                <w:szCs w:val="20"/>
+              </w:rPr>
+            </w:pPr>
+            <w:r>
+              <w:rPr>
+                <w:rFonts w:hint="eastAsia"/>
+                <w:sz w:val="16"/>
+                <w:szCs w:val="20"/>
+              </w:rPr>
+              <w:t>93</w:t>
+            </w:r>
+          </w:p>
+        </w:tc>
+      </w:tr>
+      <w:tr>
+        <w:trPr>
+          <w:cantSplit/>
+          <w:trHeight w:hRule="exact" w:val="284"/>
+        </w:trPr>
+        <w:tc>
+          <w:tcPr>
+            <w:tcW w:w="1415" w:type="dxa"/>
+          </w:tcPr>
+          <w:p>
+            <w:pPr>
+              <w:jc w:val="center"/>
+              <w:rPr>
+                <w:rFonts w:hint="eastAsia"/>
+                <w:sz w:val="16"/>
+                <w:szCs w:val="20"/>
+              </w:rPr>
+            </w:pPr>
+            <w:r>
+              <w:rPr>
+                <w:rFonts w:hint="eastAsia"/>
+                <w:sz w:val="16"/>
+                <w:szCs w:val="20"/>
+              </w:rPr>
+              <w:t>K</w:t>
+            </w:r>
+          </w:p>
+        </w:tc>
+        <w:tc>
+          <w:tcPr>
+            <w:tcW w:w="1415" w:type="dxa"/>
+          </w:tcPr>
+          <w:p>
+            <w:pPr>
+              <w:jc w:val="center"/>
+              <w:rPr>
+                <w:sz w:val="16"/>
+                <w:szCs w:val="20"/>
+              </w:rPr>
+            </w:pPr>
+            <w:r>
+              <w:rPr>
+                <w:rFonts w:hint="eastAsia"/>
+                <w:sz w:val="16"/>
+                <w:szCs w:val="20"/>
+              </w:rPr>
+              <w:t>144</w:t>
+            </w:r>
+          </w:p>
+        </w:tc>
+        <w:tc>
+          <w:tcPr>
+            <w:tcW w:w="1416" w:type="dxa"/>
+          </w:tcPr>
+          <w:p>
+            <w:pPr>
+              <w:jc w:val="center"/>
+              <w:rPr>
+                <w:sz w:val="16"/>
+                <w:szCs w:val="20"/>
+              </w:rPr>
+            </w:pPr>
+            <w:r>
+              <w:rPr>
+                <w:sz w:val="16"/>
+                <w:szCs w:val="20"/>
+              </w:rPr>
+              <w:t>1019.812500</w:t>
+            </w:r>
+          </w:p>
+        </w:tc>
+        <w:tc>
+          <w:tcPr>
+            <w:tcW w:w="1416" w:type="dxa"/>
+          </w:tcPr>
+          <w:p>
+            <w:pPr>
+              <w:jc w:val="center"/>
+              <w:rPr>
+                <w:sz w:val="16"/>
+                <w:szCs w:val="20"/>
+              </w:rPr>
+            </w:pPr>
+            <w:r>
+              <w:rPr>
+                <w:sz w:val="16"/>
+                <w:szCs w:val="20"/>
+              </w:rPr>
+              <w:t>87.383886</w:t>
+            </w:r>
+          </w:p>
+        </w:tc>
+        <w:tc>
+          <w:tcPr>
+            <w:tcW w:w="1416" w:type="dxa"/>
+          </w:tcPr>
+          <w:p>
+            <w:pPr>
+              <w:jc w:val="center"/>
+              <w:rPr>
+                <w:sz w:val="16"/>
+                <w:szCs w:val="20"/>
+              </w:rPr>
+            </w:pPr>
+            <w:r>
+              <w:rPr>
+                <w:rFonts w:hint="eastAsia"/>
+                <w:sz w:val="16"/>
+                <w:szCs w:val="20"/>
+              </w:rPr>
+              <w:t>764</w:t>
+            </w:r>
+          </w:p>
+        </w:tc>
+        <w:tc>
+          <w:tcPr>
+            <w:tcW w:w="1416" w:type="dxa"/>
+          </w:tcPr>
+          <w:p>
+            <w:pPr>
+              <w:jc w:val="center"/>
+              <w:rPr>
+                <w:rFonts w:hint="eastAsia"/>
+                <w:sz w:val="16"/>
+                <w:szCs w:val="20"/>
+              </w:rPr>
+            </w:pPr>
+            <w:r>
+              <w:rPr>
+                <w:rFonts w:hint="eastAsia"/>
+                <w:sz w:val="16"/>
+                <w:szCs w:val="20"/>
+              </w:rPr>
+              <w:t>1223</w:t>
+            </w:r>
+          </w:p>
+        </w:tc>
+      </w:tr>
+      <w:tr>
+        <w:trPr>
+          <w:cantSplit/>
+          <w:trHeight w:hRule="exact" w:val="284"/>
+        </w:trPr>
+        <w:tc>
+          <w:tcPr>
+            <w:tcW w:w="1415" w:type="dxa"/>
+          </w:tcPr>
+          <w:p>
+            <w:pPr>
+              <w:jc w:val="center"/>
+              <w:rPr>
+                <w:rFonts w:hint="eastAsia"/>
+                <w:sz w:val="16"/>
+                <w:szCs w:val="20"/>
+              </w:rPr>
+            </w:pPr>
+            <w:r>
+              <w:rPr>
+                <w:rFonts w:hint="eastAsia"/>
+                <w:sz w:val="16"/>
+                <w:szCs w:val="20"/>
+              </w:rPr>
+              <w:t>WP</w:t>
+            </w:r>
+          </w:p>
+        </w:tc>
+        <w:tc>
+          <w:tcPr>
+            <w:tcW w:w="1415" w:type="dxa"/>
+          </w:tcPr>
+          <w:p>
+            <w:pPr>
+              <w:jc w:val="center"/>
+              <w:rPr>
+                <w:sz w:val="16"/>
+                <w:szCs w:val="20"/>
+              </w:rPr>
+            </w:pPr>
+            <w:r>
+              <w:rPr>
+                <w:rFonts w:hint="eastAsia"/>
+                <w:sz w:val="16"/>
+                <w:szCs w:val="20"/>
+              </w:rPr>
+              <w:t>144</w:t>
+            </w:r>
+          </w:p>
+        </w:tc>
+        <w:tc>
+          <w:tcPr>
+            <w:tcW w:w="1416" w:type="dxa"/>
+          </w:tcPr>
+          <w:p>
+            <w:pPr>
+              <w:jc w:val="center"/>
+              <w:rPr>
+                <w:sz w:val="16"/>
+                <w:szCs w:val="20"/>
+              </w:rPr>
+            </w:pPr>
+            <w:r>
+              <w:rPr>
+                <w:sz w:val="16"/>
+                <w:szCs w:val="20"/>
+              </w:rPr>
+              <w:t>36.312500</w:t>
+            </w:r>
+          </w:p>
+        </w:tc>
+        <w:tc>
+          <w:tcPr>
+            <w:tcW w:w="1416" w:type="dxa"/>
+          </w:tcPr>
+          <w:p>
+            <w:pPr>
+              <w:jc w:val="center"/>
+              <w:rPr>
+                <w:sz w:val="16"/>
+                <w:szCs w:val="20"/>
+              </w:rPr>
+            </w:pPr>
+            <w:r>
+              <w:rPr>
+                <w:sz w:val="16"/>
+                <w:szCs w:val="20"/>
+              </w:rPr>
+              <w:t>9.901945</w:t>
+            </w:r>
+          </w:p>
+        </w:tc>
+        <w:tc>
+          <w:tcPr>
+            <w:tcW w:w="1416" w:type="dxa"/>
+          </w:tcPr>
+          <w:p>
+            <w:pPr>
+              <w:jc w:val="center"/>
+              <w:rPr>
+                <w:sz w:val="16"/>
+                <w:szCs w:val="20"/>
+              </w:rPr>
+            </w:pPr>
+            <w:r>
+              <w:rPr>
+                <w:rFonts w:hint="eastAsia"/>
+                <w:sz w:val="16"/>
+                <w:szCs w:val="20"/>
+              </w:rPr>
+              <w:t>15</w:t>
+            </w:r>
+          </w:p>
+        </w:tc>
+        <w:tc>
+          <w:tcPr>
+            <w:tcW w:w="1416" w:type="dxa"/>
+          </w:tcPr>
+          <w:p>
+            <w:pPr>
+              <w:jc w:val="center"/>
+              <w:rPr>
+                <w:rFonts w:hint="eastAsia"/>
+                <w:sz w:val="16"/>
+                <w:szCs w:val="20"/>
+              </w:rPr>
+            </w:pPr>
+            <w:r>
+              <w:rPr>
+                <w:rFonts w:hint="eastAsia"/>
+                <w:sz w:val="16"/>
+                <w:szCs w:val="20"/>
+              </w:rPr>
+              <w:t>68</w:t>
+            </w:r>
+          </w:p>
+        </w:tc>
+      </w:tr>
+      <w:tr>
+        <w:trPr>
+          <w:cantSplit/>
+          <w:trHeight w:hRule="exact" w:val="284"/>
+        </w:trPr>
+        <w:tc>
+          <w:tcPr>
+            <w:tcW w:w="1415" w:type="dxa"/>
+          </w:tcPr>
+          <w:p>
+            <w:pPr>
+              <w:jc w:val="center"/>
+              <w:rPr>
+                <w:rFonts w:hint="eastAsia"/>
+                <w:sz w:val="16"/>
+                <w:szCs w:val="20"/>
+              </w:rPr>
+            </w:pPr>
+            <w:r>
+              <w:rPr>
+                <w:rFonts w:hint="eastAsia"/>
+                <w:sz w:val="16"/>
+                <w:szCs w:val="20"/>
+              </w:rPr>
+              <w:t>Balk</w:t>
+            </w:r>
+          </w:p>
+        </w:tc>
+        <w:tc>
+          <w:tcPr>
+            <w:tcW w:w="1415" w:type="dxa"/>
+          </w:tcPr>
+          <w:p>
+            <w:pPr>
+              <w:jc w:val="center"/>
+              <w:rPr>
+                <w:sz w:val="16"/>
+                <w:szCs w:val="20"/>
+              </w:rPr>
+            </w:pPr>
+            <w:r>
+              <w:rPr>
+                <w:rFonts w:hint="eastAsia"/>
+                <w:sz w:val="16"/>
+                <w:szCs w:val="20"/>
+              </w:rPr>
+              <w:t>144</w:t>
+            </w:r>
+          </w:p>
+        </w:tc>
+        <w:tc>
+          <w:tcPr>
+            <w:tcW w:w="1416" w:type="dxa"/>
+          </w:tcPr>
+          <w:p>
+            <w:pPr>
+              <w:jc w:val="center"/>
+              <w:rPr>
+                <w:sz w:val="16"/>
+                <w:szCs w:val="20"/>
+              </w:rPr>
+            </w:pPr>
+            <w:r>
+              <w:rPr>
+                <w:sz w:val="16"/>
+                <w:szCs w:val="20"/>
+              </w:rPr>
+              <w:t>2.743056</w:t>
+            </w:r>
+          </w:p>
+        </w:tc>
+        <w:tc>
+          <w:tcPr>
+            <w:tcW w:w="1416" w:type="dxa"/>
+          </w:tcPr>
+          <w:p>
+            <w:pPr>
+              <w:jc w:val="center"/>
+              <w:rPr>
+                <w:sz w:val="16"/>
+                <w:szCs w:val="20"/>
+              </w:rPr>
+            </w:pPr>
+            <w:r>
+              <w:rPr>
+                <w:sz w:val="16"/>
+                <w:szCs w:val="20"/>
+              </w:rPr>
+              <w:t>2.183045</w:t>
+            </w:r>
+          </w:p>
+        </w:tc>
+        <w:tc>
+          <w:tcPr>
+            <w:tcW w:w="1416" w:type="dxa"/>
+          </w:tcPr>
+          <w:p>
+            <w:pPr>
+              <w:jc w:val="center"/>
+              <w:rPr>
+                <w:sz w:val="16"/>
+                <w:szCs w:val="20"/>
+              </w:rPr>
+            </w:pPr>
+            <w:r>
+              <w:rPr>
+                <w:rFonts w:hint="eastAsia"/>
+                <w:sz w:val="16"/>
+                <w:szCs w:val="20"/>
+              </w:rPr>
+              <w:t>0</w:t>
+            </w:r>
+          </w:p>
+        </w:tc>
+        <w:tc>
+          <w:tcPr>
+            <w:tcW w:w="1416" w:type="dxa"/>
+          </w:tcPr>
+          <w:p>
+            <w:pPr>
+              <w:jc w:val="center"/>
+              <w:rPr>
+                <w:sz w:val="16"/>
+                <w:szCs w:val="20"/>
+              </w:rPr>
+            </w:pPr>
+            <w:r>
+              <w:rPr>
+                <w:rFonts w:hint="eastAsia"/>
+                <w:sz w:val="16"/>
+                <w:szCs w:val="20"/>
+              </w:rPr>
+              <w:t>9</w:t>
+            </w:r>
+          </w:p>
+        </w:tc>
+      </w:tr>
+    </w:tbl>
+    <w:p>
+      <w:pPr>
+        <w:ind w:firstLineChars="100" w:firstLine="210"/>
+      </w:pPr>
+      <w:r>
+        <w:rPr>
+          <w:rFonts w:hint="eastAsia"/>
         </w:rPr>
         <w:lastRenderedPageBreak/>
-        <w:t>本レポートで用いるデータはNPB公式ホームページを参考にしたもので、選手の個人成績を合算したものである。2014~2025年までの12年分、12球団のデータを収集したデータである。</w:t>
+        <w:t>SVMのためにStandardScalerを用いてデータを標準化し、モデル構築を行った。また、学習データをテストデータの割合が7 : 3になるようにデータを分割した。</w:t>
       </w:r>
+    </w:p>
+    <w:p>
+      <w:pPr>
+        <w:ind w:firstLineChars="100" w:firstLine="210"/>
+      </w:pPr>
+    </w:p>
+    <w:p>
+      <w:pPr>
+        <w:rPr>
+          <w:rFonts w:hint="eastAsia"/>
+          <w:b/>
+          <w:bCs/>
+          <w:sz w:val="24"/>
+        </w:rPr>
+      </w:pPr>
+      <w:r>
+        <w:rPr>
+          <w:rFonts w:hint="eastAsia"/>
+          <w:b/>
+          <w:bCs/>
+          <w:sz w:val="24"/>
+        </w:rPr>
+        <w:t>3</w:t>
+      </w:r>
+      <w:r>
+        <w:rPr>
+          <w:rFonts w:hint="eastAsia"/>
+          <w:b/>
+          <w:bCs/>
+          <w:sz w:val="24"/>
+        </w:rPr>
+        <w:t xml:space="preserve">.2. </w:t>
+      </w:r>
+      <w:r>
+        <w:rPr>
+          <w:rFonts w:hint="eastAsia"/>
+          <w:b/>
+          <w:bCs/>
+          <w:sz w:val="24"/>
+        </w:rPr>
+        <w:t>プロ野球データの</w:t>
+      </w:r>
+      <w:r>
+        <w:rPr>
+          <w:rFonts w:hint="eastAsia"/>
+          <w:b/>
+          <w:bCs/>
+          <w:sz w:val="24"/>
+        </w:rPr>
+        <w:t>モデル評価結果</w:t>
+      </w:r>
+    </w:p>
+    <w:p>
+      <w:pPr>
+        <w:ind w:firstLineChars="100" w:firstLine="210"/>
+      </w:pPr>
+      <w:r>
+        <w:rPr>
+          <w:rFonts w:hint="eastAsia"/>
+        </w:rPr>
+        <w:t>以下の表6にチーム成績から算出した各モデルの予測精度をRMSEとR2スコアで評価する。</w:t>
+      </w:r>
+      <w:r>
+        <w:rPr>
+          <w:rFonts w:hint="eastAsia"/>
+        </w:rPr>
+        <w:t>使用したモデルはSKABデータを用いた時と同様である。</w:t>
+      </w:r>
+    </w:p>
+    <w:p>
+      <w:pPr>
+        <w:ind w:firstLineChars="100" w:firstLine="210"/>
+      </w:pPr>
+    </w:p>
+    <w:p>
+      <w:pPr>
+        <w:ind w:firstLineChars="100" w:firstLine="210"/>
+        <w:jc w:val="center"/>
+        <w:rPr>
+          <w:rFonts w:hint="eastAsia"/>
+          <w:b/>
+          <w:bCs/>
+        </w:rPr>
+      </w:pPr>
+      <w:r>
+        <w:rPr>
+          <w:rFonts w:hint="eastAsia"/>
+          <w:b/>
+          <w:bCs/>
+        </w:rPr>
+        <w:t>表6 チーム成績モデル評価結果</w:t>
+      </w:r>
+    </w:p>
+    <w:tbl>
+      <w:tblPr>
+        <w:tblStyle w:val="ac"/>
+        <w:tblW w:w="0" w:type="auto"/>
+        <w:jc w:val="center"/>
+        <w:tblBorders>
+          <w:left w:val="none" w:sz="0" w:space="0" w:color="auto"/>
+          <w:right w:val="none" w:sz="0" w:space="0" w:color="auto"/>
+          <w:insideH w:val="none" w:sz="0" w:space="0" w:color="auto"/>
+          <w:insideV w:val="none" w:sz="0" w:space="0" w:color="auto"/>
+        </w:tblBorders>
+        <w:tblLook w:val="04A0" w:firstRow="1" w:lastRow="0" w:firstColumn="1" w:lastColumn="0" w:noHBand="0" w:noVBand="1"/>
+      </w:tblPr>
+      <w:tblGrid>
+        <w:gridCol w:w="2123"/>
+        <w:gridCol w:w="2123"/>
+        <w:gridCol w:w="2124"/>
+      </w:tblGrid>
+      <w:tr>
+        <w:trPr>
+          <w:jc w:val="center"/>
+        </w:trPr>
+        <w:tc>
+          <w:tcPr>
+            <w:tcW w:w="2123" w:type="dxa"/>
+            <w:tcBorders>
+              <w:top w:val="single" w:sz="4" w:space="0" w:color="auto"/>
+              <w:bottom w:val="single" w:sz="4" w:space="0" w:color="auto"/>
+            </w:tcBorders>
+          </w:tcPr>
+          <w:p>
+            <w:pPr>
+              <w:jc w:val="center"/>
+              <w:rPr>
+                <w:rFonts w:hint="eastAsia"/>
+              </w:rPr>
+            </w:pPr>
+            <w:r>
+              <w:rPr>
+                <w:rFonts w:hint="eastAsia"/>
+              </w:rPr>
+              <w:t>model</w:t>
+            </w:r>
+          </w:p>
+        </w:tc>
+        <w:tc>
+          <w:tcPr>
+            <w:tcW w:w="2123" w:type="dxa"/>
+            <w:tcBorders>
+              <w:top w:val="single" w:sz="4" w:space="0" w:color="auto"/>
+              <w:bottom w:val="single" w:sz="4" w:space="0" w:color="auto"/>
+            </w:tcBorders>
+          </w:tcPr>
+          <w:p>
+            <w:pPr>
+              <w:jc w:val="center"/>
+              <w:rPr>
+                <w:rFonts w:hint="eastAsia"/>
+              </w:rPr>
+            </w:pPr>
+            <w:r>
+              <w:rPr>
+                <w:rFonts w:hint="eastAsia"/>
+              </w:rPr>
+              <w:t>RNSE</w:t>
+            </w:r>
+          </w:p>
+        </w:tc>
+        <w:tc>
+          <w:tcPr>
+            <w:tcW w:w="2124" w:type="dxa"/>
+            <w:tcBorders>
+              <w:top w:val="single" w:sz="4" w:space="0" w:color="auto"/>
+              <w:bottom w:val="single" w:sz="4" w:space="0" w:color="auto"/>
+            </w:tcBorders>
+          </w:tcPr>
+          <w:p>
+            <w:pPr>
+              <w:jc w:val="center"/>
+              <w:rPr>
+                <w:rFonts w:hint="eastAsia"/>
+              </w:rPr>
+            </w:pPr>
+            <w:r>
+              <w:rPr>
+                <w:rFonts w:hint="eastAsia"/>
+              </w:rPr>
+              <w:t>R2 Score</w:t>
+            </w:r>
+          </w:p>
+        </w:tc>
+      </w:tr>
+      <w:tr>
+        <w:trPr>
+          <w:jc w:val="center"/>
+        </w:trPr>
+        <w:tc>
+          <w:tcPr>
+            <w:tcW w:w="2123" w:type="dxa"/>
+            <w:tcBorders>
+              <w:top w:val="single" w:sz="4" w:space="0" w:color="auto"/>
+            </w:tcBorders>
+          </w:tcPr>
+          <w:p>
+            <w:pPr>
+              <w:jc w:val="center"/>
+              <w:rPr>
+                <w:rFonts w:hint="eastAsia"/>
+              </w:rPr>
+            </w:pPr>
+            <w:r>
+              <w:rPr>
+                <w:rFonts w:hint="eastAsia"/>
+              </w:rPr>
+              <w:t>Random Forest</w:t>
+            </w:r>
+          </w:p>
+        </w:tc>
+        <w:tc>
+          <w:tcPr>
+            <w:tcW w:w="2123" w:type="dxa"/>
+            <w:tcBorders>
+              <w:top w:val="single" w:sz="4" w:space="0" w:color="auto"/>
+            </w:tcBorders>
+          </w:tcPr>
+          <w:p>
+            <w:pPr>
+              <w:jc w:val="center"/>
+              <w:rPr>
+                <w:rFonts w:hint="eastAsia"/>
+              </w:rPr>
+            </w:pPr>
+            <w:r>
+              <w:rPr>
+                <w:rFonts w:hint="eastAsia"/>
+              </w:rPr>
+              <w:t>5.3462</w:t>
+            </w:r>
+          </w:p>
+        </w:tc>
+        <w:tc>
+          <w:tcPr>
+            <w:tcW w:w="2124" w:type="dxa"/>
+            <w:tcBorders>
+              <w:top w:val="single" w:sz="4" w:space="0" w:color="auto"/>
+            </w:tcBorders>
+          </w:tcPr>
+          <w:p>
+            <w:pPr>
+              <w:jc w:val="center"/>
+              <w:rPr>
+                <w:rFonts w:hint="eastAsia"/>
+              </w:rPr>
+            </w:pPr>
+            <w:r>
+              <w:rPr>
+                <w:rFonts w:hint="eastAsia"/>
+              </w:rPr>
+              <w:t>0.7269</w:t>
+            </w:r>
+          </w:p>
+        </w:tc>
+      </w:tr>
+      <w:tr>
+        <w:trPr>
+          <w:jc w:val="center"/>
+        </w:trPr>
+        <w:tc>
+          <w:tcPr>
+            <w:tcW w:w="2123" w:type="dxa"/>
+          </w:tcPr>
+          <w:p>
+            <w:pPr>
+              <w:jc w:val="center"/>
+              <w:rPr>
+                <w:rFonts w:hint="eastAsia"/>
+              </w:rPr>
+            </w:pPr>
+            <w:r>
+              <w:rPr>
+                <w:rFonts w:hint="eastAsia"/>
+              </w:rPr>
+              <w:t>XGBoost</w:t>
+            </w:r>
+          </w:p>
+        </w:tc>
+        <w:tc>
+          <w:tcPr>
+            <w:tcW w:w="2123" w:type="dxa"/>
+          </w:tcPr>
+          <w:p>
+            <w:pPr>
+              <w:jc w:val="center"/>
+              <w:rPr>
+                <w:rFonts w:hint="eastAsia"/>
+              </w:rPr>
+            </w:pPr>
+            <w:r>
+              <w:rPr>
+                <w:rFonts w:hint="eastAsia"/>
+              </w:rPr>
+              <w:t>5.4673</w:t>
+            </w:r>
+          </w:p>
+        </w:tc>
+        <w:tc>
+          <w:tcPr>
+            <w:tcW w:w="2124" w:type="dxa"/>
+          </w:tcPr>
+          <w:p>
+            <w:pPr>
+              <w:jc w:val="center"/>
+            </w:pPr>
+            <w:r>
+              <w:rPr>
+                <w:rFonts w:hint="eastAsia"/>
+              </w:rPr>
+              <w:t>0.7144</w:t>
+            </w:r>
+          </w:p>
+        </w:tc>
+      </w:tr>
+      <w:tr>
+        <w:trPr>
+          <w:jc w:val="center"/>
+        </w:trPr>
+        <w:tc>
+          <w:tcPr>
+            <w:tcW w:w="2123" w:type="dxa"/>
+          </w:tcPr>
+          <w:p>
+            <w:pPr>
+              <w:jc w:val="center"/>
+              <w:rPr>
+                <w:rFonts w:hint="eastAsia"/>
+              </w:rPr>
+            </w:pPr>
+            <w:r>
+              <w:rPr>
+                <w:rFonts w:hint="eastAsia"/>
+              </w:rPr>
+              <w:t>SVM</w:t>
+            </w:r>
+          </w:p>
+        </w:tc>
+        <w:tc>
+          <w:tcPr>
+            <w:tcW w:w="2123" w:type="dxa"/>
+          </w:tcPr>
+          <w:p>
+            <w:pPr>
+              <w:jc w:val="center"/>
+              <w:rPr>
+                <w:rFonts w:hint="eastAsia"/>
+              </w:rPr>
+            </w:pPr>
+            <w:r>
+              <w:rPr>
+                <w:rFonts w:hint="eastAsia"/>
+              </w:rPr>
+              <w:t>8.5729</w:t>
+            </w:r>
+          </w:p>
+        </w:tc>
+        <w:tc>
+          <w:tcPr>
+            <w:tcW w:w="2124" w:type="dxa"/>
+          </w:tcPr>
+          <w:p>
+            <w:pPr>
+              <w:jc w:val="center"/>
+              <w:rPr>
+                <w:rFonts w:hint="eastAsia"/>
+              </w:rPr>
+            </w:pPr>
+            <w:r>
+              <w:rPr>
+                <w:rFonts w:hint="eastAsia"/>
+              </w:rPr>
+              <w:t>0.2979</w:t>
+            </w:r>
+          </w:p>
+        </w:tc>
+      </w:tr>
+    </w:tbl>
+    <w:p>
+      <w:pPr>
+        <w:ind w:firstLineChars="100" w:firstLine="210"/>
+      </w:pPr>
+    </w:p>
+    <w:p>
+      <w:pPr>
+        <w:ind w:firstLineChars="100" w:firstLine="210"/>
+      </w:pPr>
+      <w:r>
+        <w:rPr>
+          <w:rFonts w:hint="eastAsia"/>
+        </w:rPr>
+        <w:t>表6よりRandom ForestとXGBoostはチームのスタッツから勝利数をある程度正確に予測できている一方で、SVMは精度が著しく低くなった。</w:t>
+      </w:r>
+    </w:p>
+    <w:p>
+      <w:pPr>
+        <w:ind w:firstLineChars="100" w:firstLine="210"/>
+      </w:pPr>
+      <w:r>
+        <w:rPr>
+          <w:rFonts w:hint="eastAsia"/>
+        </w:rPr>
+        <w:t>ここから本レポートで用いた変数と勝利数の関係が複雑で、RBFカーネルのデフォルトパラメータではうまく適合できなかったと考えられる。</w:t>
+      </w:r>
+    </w:p>
+    <w:p/>
+    <w:p>
+      <w:pPr>
+        <w:pStyle w:val="a9"/>
+        <w:numPr>
+          <w:ilvl w:val="1"/>
+          <w:numId w:val="3"/>
+        </w:numPr>
+        <w:rPr>
+          <w:b/>
+          <w:bCs/>
+          <w:sz w:val="24"/>
+        </w:rPr>
+      </w:pPr>
+      <w:r>
+        <w:rPr>
+          <w:rFonts w:hint="eastAsia"/>
+          <w:b/>
+          <w:bCs/>
+          <w:sz w:val="24"/>
+        </w:rPr>
+        <w:t>プロ野球</w:t>
+      </w:r>
+      <w:r>
+        <w:rPr>
+          <w:rFonts w:hint="eastAsia"/>
+          <w:b/>
+          <w:bCs/>
+          <w:sz w:val="24"/>
+        </w:rPr>
+        <w:t>データの変数重要度とSHAP値の比較</w:t>
+      </w:r>
+    </w:p>
+    <w:p>
+      <w:pPr>
+        <w:pStyle w:val="a9"/>
+        <w:numPr>
+          <w:ilvl w:val="2"/>
+          <w:numId w:val="3"/>
+        </w:numPr>
+        <w:rPr>
+          <w:rFonts w:hint="eastAsia"/>
+          <w:b/>
+          <w:bCs/>
+          <w:sz w:val="22"/>
+          <w:szCs w:val="28"/>
+        </w:rPr>
+      </w:pPr>
+      <w:r>
+        <w:rPr>
+          <w:rFonts w:hint="eastAsia"/>
+          <w:b/>
+          <w:bCs/>
+          <w:sz w:val="22"/>
+          <w:szCs w:val="28"/>
+        </w:rPr>
+        <w:t>プロ野球データ</w:t>
+      </w:r>
+      <w:r>
+        <w:rPr>
+          <w:rFonts w:hint="eastAsia"/>
+          <w:b/>
+          <w:bCs/>
+          <w:sz w:val="22"/>
+          <w:szCs w:val="28"/>
+        </w:rPr>
+        <w:t>を用いた</w:t>
+      </w:r>
+      <w:r>
+        <w:rPr>
+          <w:rFonts w:hint="eastAsia"/>
+          <w:b/>
+          <w:bCs/>
+          <w:sz w:val="22"/>
+          <w:szCs w:val="28"/>
+        </w:rPr>
+        <w:t>変数重要度</w:t>
+      </w:r>
+    </w:p>
+    <w:p>
+      <w:pPr>
+        <w:ind w:firstLineChars="100" w:firstLine="210"/>
+      </w:pPr>
+      <w:r>
+        <w:rPr>
+          <w:rFonts w:hint="eastAsia"/>
+        </w:rPr>
+        <w:t>以下の図</w:t>
+      </w:r>
+      <w:r>
+        <w:rPr>
+          <w:rFonts w:hint="eastAsia"/>
+        </w:rPr>
+        <w:t>5</w:t>
+      </w:r>
+      <w:r>
+        <w:rPr>
+          <w:rFonts w:hint="eastAsia"/>
+        </w:rPr>
+        <w:t>に各モデルにおける変数重要度を可視化したグラフを示す。本レポートではSVMの変数重要度はPermutation Importanceを用いた評価方法を採用した。</w:t>
+      </w:r>
+    </w:p>
+    <w:p>
+      <w:pPr>
+        <w:rPr>
+          <w:rFonts w:hint="eastAsia"/>
+        </w:rPr>
+      </w:pPr>
+    </w:p>
+    <w:p/>
+    <w:p>
+      <w:pPr>
+        <w:jc w:val="center"/>
+        <w:rPr>
+          <w:rFonts w:hint="eastAsia"/>
+          <w:b/>
+          <w:bCs/>
+        </w:rPr>
+      </w:pPr>
+      <w:r>
+        <w:rPr>
+          <w:rFonts w:hint="eastAsia"/>
+          <w:b/>
+          <w:bCs/>
+        </w:rPr>
+        <w:t>図5 プロ野球データを用いた変数重要度グラフ</w:t>
+      </w:r>
+    </w:p>
+    <w:p>
+      <w:pPr>
+        <w:rPr>
+          <w:rFonts w:hint="eastAsia"/>
+        </w:rPr>
+      </w:pPr>
     </w:p>
     <w:sectPr>
       <w:pgSz w:w="11906" w:h="16838"/>
@@ -6205,6 +10977,232 @@
 <file path=word/numbering.xml><?xml version="1.0" encoding="utf-8"?>
 <w:numbering xmlns:wpc="http://schemas.microsoft.com/office/word/2010/wordprocessingCanvas" xmlns:cx="http://schemas.microsoft.com/office/drawing/2014/chartex" xmlns:cx1="http://schemas.microsoft.com/office/drawing/2015/9/8/chartex" xmlns:cx2="http://schemas.microsoft.com/office/drawing/2015/10/21/chartex" xmlns:cx3="http://schemas.microsoft.com/office/drawing/2016/5/9/chartex" xmlns:cx4="http://schemas.microsoft.com/office/drawing/2016/5/10/chartex" xmlns:cx5="http://schemas.microsoft.com/office/drawing/2016/5/11/chartex" xmlns:cx6="http://schemas.microsoft.com/office/drawing/2016/5/12/chartex" xmlns:cx7="http://schemas.microsoft.com/office/drawing/2016/5/13/chartex" xmlns:cx8="http://schemas.microsoft.com/office/drawing/2016/5/14/chartex" xmlns:mc="http://schemas.openxmlformats.org/markup-compatibility/2006" xmlns:aink="http://schemas.microsoft.com/office/drawing/2016/ink" xmlns:am3d="http://schemas.microsoft.com/office/drawing/2017/model3d" xmlns:o="urn:schemas-microsoft-com:office:office" xmlns:oel="http://schemas.microsoft.com/office/2019/extlst" xmlns:r="http://schemas.openxmlformats.org/officeDocument/2006/relationships" xmlns:m="http://schemas.openxmlformats.org/officeDocument/2006/math" xmlns:v="urn:schemas-microsoft-com:vml" xmlns:wp14="http://schemas.microsoft.com/office/word/2010/wordprocessingDrawing" xmlns:wp="http://schemas.openxmlformats.org/drawingml/2006/wordprocessingDrawing" xmlns:w10="urn:schemas-microsoft-com:office:word" xmlns:w="http://schemas.openxmlformats.org/wordprocessingml/2006/main" xmlns:w14="http://schemas.microsoft.com/office/word/2010/wordml" xmlns:w15="http://schemas.microsoft.com/office/word/2012/wordml" xmlns:w16cex="http://schemas.microsoft.com/office/word/2018/wordml/cex" xmlns:w16cid="http://schemas.microsoft.com/office/word/2016/wordml/cid" xmlns:w16="http://schemas.microsoft.com/office/word/2018/wordml" xmlns:w16du="http://schemas.microsoft.com/office/word/2023/wordml/word16du" xmlns:w16sdtdh="http://schemas.microsoft.com/office/word/2020/wordml/sdtdatahash" xmlns:w16sdtfl="http://schemas.microsoft.com/office/word/2024/wordml/sdtformatlock" xmlns:w16se="http://schemas.microsoft.com/office/word/2015/wordml/symex" xmlns:wpg="http://schemas.microsoft.com/office/word/2010/wordprocessingGroup" xmlns:wpi="http://schemas.microsoft.com/office/word/2010/wordprocessingInk" xmlns:wne="http://schemas.microsoft.com/office/word/2006/wordml" xmlns:wps="http://schemas.microsoft.com/office/word/2010/wordprocessingShape" mc:Ignorable="w14 w15 w16se w16cid w16 w16cex w16sdtdh w16sdtfl w16du wp14">
   <w:abstractNum w:abstractNumId="0" w15:restartNumberingAfterBreak="0">
+    <w:nsid w:val="28574B43"/>
+    <w:multiLevelType w:val="multilevel"/>
+    <w:tmpl w:val="0B0C23E4"/>
+    <w:lvl w:ilvl="0">
+      <w:start w:val="3"/>
+      <w:numFmt w:val="decimal"/>
+      <w:lvlText w:val="%1."/>
+      <w:lvlJc w:val="left"/>
+      <w:pPr>
+        <w:ind w:left="435" w:hanging="435"/>
+      </w:pPr>
+      <w:rPr>
+        <w:rFonts w:hint="default"/>
+      </w:rPr>
+    </w:lvl>
+    <w:lvl w:ilvl="1">
+      <w:start w:val="3"/>
+      <w:numFmt w:val="decimal"/>
+      <w:lvlText w:val="%1.%2."/>
+      <w:lvlJc w:val="left"/>
+      <w:pPr>
+        <w:ind w:left="720" w:hanging="720"/>
+      </w:pPr>
+      <w:rPr>
+        <w:rFonts w:hint="default"/>
+      </w:rPr>
+    </w:lvl>
+    <w:lvl w:ilvl="2">
+      <w:start w:val="1"/>
+      <w:numFmt w:val="decimal"/>
+      <w:lvlText w:val="%1.%2.%3."/>
+      <w:lvlJc w:val="left"/>
+      <w:pPr>
+        <w:ind w:left="720" w:hanging="720"/>
+      </w:pPr>
+      <w:rPr>
+        <w:rFonts w:hint="default"/>
+      </w:rPr>
+    </w:lvl>
+    <w:lvl w:ilvl="3">
+      <w:start w:val="1"/>
+      <w:numFmt w:val="decimal"/>
+      <w:lvlText w:val="%1.%2.%3.%4."/>
+      <w:lvlJc w:val="left"/>
+      <w:pPr>
+        <w:ind w:left="1080" w:hanging="1080"/>
+      </w:pPr>
+      <w:rPr>
+        <w:rFonts w:hint="default"/>
+      </w:rPr>
+    </w:lvl>
+    <w:lvl w:ilvl="4">
+      <w:start w:val="1"/>
+      <w:numFmt w:val="decimal"/>
+      <w:lvlText w:val="%1.%2.%3.%4.%5."/>
+      <w:lvlJc w:val="left"/>
+      <w:pPr>
+        <w:ind w:left="1080" w:hanging="1080"/>
+      </w:pPr>
+      <w:rPr>
+        <w:rFonts w:hint="default"/>
+      </w:rPr>
+    </w:lvl>
+    <w:lvl w:ilvl="5">
+      <w:start w:val="1"/>
+      <w:numFmt w:val="decimal"/>
+      <w:lvlText w:val="%1.%2.%3.%4.%5.%6."/>
+      <w:lvlJc w:val="left"/>
+      <w:pPr>
+        <w:ind w:left="1440" w:hanging="1440"/>
+      </w:pPr>
+      <w:rPr>
+        <w:rFonts w:hint="default"/>
+      </w:rPr>
+    </w:lvl>
+    <w:lvl w:ilvl="6">
+      <w:start w:val="1"/>
+      <w:numFmt w:val="decimal"/>
+      <w:lvlText w:val="%1.%2.%3.%4.%5.%6.%7."/>
+      <w:lvlJc w:val="left"/>
+      <w:pPr>
+        <w:ind w:left="1440" w:hanging="1440"/>
+      </w:pPr>
+      <w:rPr>
+        <w:rFonts w:hint="default"/>
+      </w:rPr>
+    </w:lvl>
+    <w:lvl w:ilvl="7">
+      <w:start w:val="1"/>
+      <w:numFmt w:val="decimal"/>
+      <w:lvlText w:val="%1.%2.%3.%4.%5.%6.%7.%8."/>
+      <w:lvlJc w:val="left"/>
+      <w:pPr>
+        <w:ind w:left="1800" w:hanging="1800"/>
+      </w:pPr>
+      <w:rPr>
+        <w:rFonts w:hint="default"/>
+      </w:rPr>
+    </w:lvl>
+    <w:lvl w:ilvl="8">
+      <w:start w:val="1"/>
+      <w:numFmt w:val="decimal"/>
+      <w:lvlText w:val="%1.%2.%3.%4.%5.%6.%7.%8.%9."/>
+      <w:lvlJc w:val="left"/>
+      <w:pPr>
+        <w:ind w:left="1800" w:hanging="1800"/>
+      </w:pPr>
+      <w:rPr>
+        <w:rFonts w:hint="default"/>
+      </w:rPr>
+    </w:lvl>
+  </w:abstractNum>
+  <w:abstractNum w:abstractNumId="1" w15:restartNumberingAfterBreak="0">
+    <w:nsid w:val="3F514BC2"/>
+    <w:multiLevelType w:val="multilevel"/>
+    <w:tmpl w:val="193ECED2"/>
+    <w:lvl w:ilvl="0">
+      <w:start w:val="3"/>
+      <w:numFmt w:val="decimal"/>
+      <w:lvlText w:val="%1."/>
+      <w:lvlJc w:val="left"/>
+      <w:pPr>
+        <w:ind w:left="435" w:hanging="435"/>
+      </w:pPr>
+      <w:rPr>
+        <w:rFonts w:hint="default"/>
+      </w:rPr>
+    </w:lvl>
+    <w:lvl w:ilvl="1">
+      <w:start w:val="3"/>
+      <w:numFmt w:val="decimal"/>
+      <w:lvlText w:val="%1.%2."/>
+      <w:lvlJc w:val="left"/>
+      <w:pPr>
+        <w:ind w:left="720" w:hanging="720"/>
+      </w:pPr>
+      <w:rPr>
+        <w:rFonts w:hint="default"/>
+      </w:rPr>
+    </w:lvl>
+    <w:lvl w:ilvl="2">
+      <w:start w:val="1"/>
+      <w:numFmt w:val="decimal"/>
+      <w:lvlText w:val="%1.%2.%3."/>
+      <w:lvlJc w:val="left"/>
+      <w:pPr>
+        <w:ind w:left="720" w:hanging="720"/>
+      </w:pPr>
+      <w:rPr>
+        <w:rFonts w:hint="default"/>
+      </w:rPr>
+    </w:lvl>
+    <w:lvl w:ilvl="3">
+      <w:start w:val="1"/>
+      <w:numFmt w:val="decimal"/>
+      <w:lvlText w:val="%1.%2.%3.%4."/>
+      <w:lvlJc w:val="left"/>
+      <w:pPr>
+        <w:ind w:left="1080" w:hanging="1080"/>
+      </w:pPr>
+      <w:rPr>
+        <w:rFonts w:hint="default"/>
+      </w:rPr>
+    </w:lvl>
+    <w:lvl w:ilvl="4">
+      <w:start w:val="1"/>
+      <w:numFmt w:val="decimal"/>
+      <w:lvlText w:val="%1.%2.%3.%4.%5."/>
+      <w:lvlJc w:val="left"/>
+      <w:pPr>
+        <w:ind w:left="1080" w:hanging="1080"/>
+      </w:pPr>
+      <w:rPr>
+        <w:rFonts w:hint="default"/>
+      </w:rPr>
+    </w:lvl>
+    <w:lvl w:ilvl="5">
+      <w:start w:val="1"/>
+      <w:numFmt w:val="decimal"/>
+      <w:lvlText w:val="%1.%2.%3.%4.%5.%6."/>
+      <w:lvlJc w:val="left"/>
+      <w:pPr>
+        <w:ind w:left="1440" w:hanging="1440"/>
+      </w:pPr>
+      <w:rPr>
+        <w:rFonts w:hint="default"/>
+      </w:rPr>
+    </w:lvl>
+    <w:lvl w:ilvl="6">
+      <w:start w:val="1"/>
+      <w:numFmt w:val="decimal"/>
+      <w:lvlText w:val="%1.%2.%3.%4.%5.%6.%7."/>
+      <w:lvlJc w:val="left"/>
+      <w:pPr>
+        <w:ind w:left="1440" w:hanging="1440"/>
+      </w:pPr>
+      <w:rPr>
+        <w:rFonts w:hint="default"/>
+      </w:rPr>
+    </w:lvl>
+    <w:lvl w:ilvl="7">
+      <w:start w:val="1"/>
+      <w:numFmt w:val="decimal"/>
+      <w:lvlText w:val="%1.%2.%3.%4.%5.%6.%7.%8."/>
+      <w:lvlJc w:val="left"/>
+      <w:pPr>
+        <w:ind w:left="1800" w:hanging="1800"/>
+      </w:pPr>
+      <w:rPr>
+        <w:rFonts w:hint="default"/>
+      </w:rPr>
+    </w:lvl>
+    <w:lvl w:ilvl="8">
+      <w:start w:val="1"/>
+      <w:numFmt w:val="decimal"/>
+      <w:lvlText w:val="%1.%2.%3.%4.%5.%6.%7.%8.%9."/>
+      <w:lvlJc w:val="left"/>
+      <w:pPr>
+        <w:ind w:left="1800" w:hanging="1800"/>
+      </w:pPr>
+      <w:rPr>
+        <w:rFonts w:hint="default"/>
+      </w:rPr>
+    </w:lvl>
+  </w:abstractNum>
+  <w:abstractNum w:abstractNumId="2" w15:restartNumberingAfterBreak="0">
     <w:nsid w:val="5E37302D"/>
     <w:multiLevelType w:val="multilevel"/>
     <w:tmpl w:val="AD169E98"/>
@@ -6326,7 +11324,13 @@
     </w:lvl>
   </w:abstractNum>
   <w:num w:numId="1" w16cid:durableId="1757629986">
+    <w:abstractNumId w:val="2"/>
+  </w:num>
+  <w:num w:numId="2" w16cid:durableId="889994656">
     <w:abstractNumId w:val="0"/>
+  </w:num>
+  <w:num w:numId="3" w16cid:durableId="1704941984">
+    <w:abstractNumId w:val="1"/>
   </w:num>
 </w:numbering>
 </file>
@@ -6936,6 +11940,7 @@
   <w:style w:type="table" w:default="1" w:styleId="a1">
     <w:name w:val="Normal Table"/>
     <w:uiPriority w:val="99"/>
+    <w:semiHidden/>
     <w:unhideWhenUsed/>
     <w:tblPr>
       <w:tblInd w:w="0" w:type="dxa"/>

--- a/docx/生産管理_中間課題.docx
+++ b/docx/生産管理_中間課題.docx
@@ -2919,6 +2919,7 @@
         <w:ind w:firstLineChars="100" w:firstLine="210"/>
         <w:jc w:val="center"/>
         <w:rPr>
+          <w:rFonts w:hint="eastAsia"/>
           <w:b/>
           <w:bCs/>
         </w:rPr>
@@ -2929,7 +2930,15 @@
           <w:b/>
           <w:bCs/>
         </w:rPr>
-        <w:t>図2 XGBoostのSHAP値Summary</w:t>
+        <w:t>図2 XGBoostのSHAP値</w:t>
+      </w:r>
+      <w:r>
+        <w:rPr>
+          <w:rFonts w:hint="eastAsia"/>
+          <w:b/>
+          <w:bCs/>
+        </w:rPr>
+        <w:t>(SKAB)</w:t>
       </w:r>
     </w:p>
     <w:p>
@@ -3005,6 +3014,7 @@
         <w:ind w:firstLineChars="100" w:firstLine="210"/>
         <w:jc w:val="center"/>
         <w:rPr>
+          <w:rFonts w:hint="eastAsia"/>
           <w:b/>
           <w:bCs/>
         </w:rPr>
@@ -3015,7 +3025,15 @@
           <w:b/>
           <w:bCs/>
         </w:rPr>
-        <w:t>図3 Random ForestのSHAP値Summary</w:t>
+        <w:t>図3 Random ForestのSHAP値</w:t>
+      </w:r>
+      <w:r>
+        <w:rPr>
+          <w:rFonts w:hint="eastAsia"/>
+          <w:b/>
+          <w:bCs/>
+        </w:rPr>
+        <w:t>(SKAB)</w:t>
       </w:r>
     </w:p>
     <w:p>
@@ -3105,6 +3123,7 @@
       <w:pPr>
         <w:jc w:val="center"/>
         <w:rPr>
+          <w:rFonts w:hint="eastAsia"/>
           <w:b/>
           <w:bCs/>
         </w:rPr>
@@ -3115,7 +3134,15 @@
           <w:b/>
           <w:bCs/>
         </w:rPr>
-        <w:t>図4 SVMのSHAP値Summary</w:t>
+        <w:t>図4 SVMのSHAP値</w:t>
+      </w:r>
+      <w:r>
+        <w:rPr>
+          <w:rFonts w:hint="eastAsia"/>
+          <w:b/>
+          <w:bCs/>
+        </w:rPr>
+        <w:t>(SKAB)</w:t>
       </w:r>
     </w:p>
     <w:p/>
@@ -5550,19 +5577,7 @@
         <w:rPr>
           <w:rFonts w:hint="eastAsia"/>
         </w:rPr>
-        <w:t>以下の表</w:t>
-      </w:r>
-      <w:r>
-        <w:rPr>
-          <w:rFonts w:hint="eastAsia"/>
-        </w:rPr>
-        <w:t>5</w:t>
-      </w:r>
-      <w:r>
-        <w:rPr>
-          <w:rFonts w:hint="eastAsia"/>
-        </w:rPr>
-        <w:t>にデータの概要を示す。前処理として</w:t>
+        <w:t>以下の表5にデータの概要を示す。前処理として</w:t>
       </w:r>
       <w:r>
         <w:rPr>
@@ -5581,6 +5596,12 @@
           <w:rFonts w:hint="eastAsia"/>
         </w:rPr>
         <w:t>答えそのものでもある</w:t>
+      </w:r>
+      <w:r>
+        <w:rPr>
+          <w:rFonts w:hint="eastAsia"/>
+        </w:rPr>
+        <w:t>S、</w:t>
       </w:r>
       <w:r>
         <w:rPr>
@@ -5605,7 +5626,6 @@
         <w:ind w:firstLineChars="100" w:firstLine="210"/>
         <w:jc w:val="center"/>
         <w:rPr>
-          <w:rFonts w:hint="eastAsia"/>
           <w:b/>
           <w:bCs/>
         </w:rPr>
@@ -5682,7 +5702,6 @@
             <w:pPr>
               <w:jc w:val="center"/>
               <w:rPr>
-                <w:rFonts w:hint="eastAsia"/>
                 <w:sz w:val="16"/>
                 <w:szCs w:val="20"/>
               </w:rPr>
@@ -5709,7 +5728,6 @@
             <w:pPr>
               <w:jc w:val="center"/>
               <w:rPr>
-                <w:rFonts w:hint="eastAsia"/>
                 <w:sz w:val="16"/>
                 <w:szCs w:val="20"/>
               </w:rPr>
@@ -5736,7 +5754,6 @@
             <w:pPr>
               <w:jc w:val="center"/>
               <w:rPr>
-                <w:rFonts w:hint="eastAsia"/>
                 <w:sz w:val="16"/>
                 <w:szCs w:val="20"/>
               </w:rPr>
@@ -5763,7 +5780,6 @@
             <w:pPr>
               <w:jc w:val="center"/>
               <w:rPr>
-                <w:rFonts w:hint="eastAsia"/>
                 <w:sz w:val="16"/>
                 <w:szCs w:val="20"/>
               </w:rPr>
@@ -5790,7 +5806,6 @@
             <w:pPr>
               <w:jc w:val="center"/>
               <w:rPr>
-                <w:rFonts w:hint="eastAsia"/>
                 <w:sz w:val="16"/>
                 <w:szCs w:val="20"/>
               </w:rPr>
@@ -5822,7 +5837,6 @@
             <w:pPr>
               <w:jc w:val="center"/>
               <w:rPr>
-                <w:rFonts w:hint="eastAsia"/>
                 <w:sz w:val="16"/>
                 <w:szCs w:val="20"/>
               </w:rPr>
@@ -5848,7 +5862,6 @@
             <w:pPr>
               <w:jc w:val="center"/>
               <w:rPr>
-                <w:rFonts w:hint="eastAsia"/>
                 <w:sz w:val="16"/>
                 <w:szCs w:val="20"/>
               </w:rPr>
@@ -5874,7 +5887,6 @@
             <w:pPr>
               <w:jc w:val="center"/>
               <w:rPr>
-                <w:rFonts w:hint="eastAsia"/>
                 <w:sz w:val="16"/>
                 <w:szCs w:val="20"/>
               </w:rPr>
@@ -5924,7 +5936,6 @@
             <w:pPr>
               <w:jc w:val="center"/>
               <w:rPr>
-                <w:rFonts w:hint="eastAsia"/>
                 <w:sz w:val="16"/>
                 <w:szCs w:val="20"/>
               </w:rPr>
@@ -5950,7 +5961,6 @@
             <w:pPr>
               <w:jc w:val="center"/>
               <w:rPr>
-                <w:rFonts w:hint="eastAsia"/>
                 <w:sz w:val="16"/>
                 <w:szCs w:val="20"/>
               </w:rPr>
@@ -5979,7 +5989,6 @@
             <w:pPr>
               <w:jc w:val="center"/>
               <w:rPr>
-                <w:rFonts w:hint="eastAsia"/>
                 <w:sz w:val="16"/>
                 <w:szCs w:val="20"/>
               </w:rPr>
@@ -6024,7 +6033,6 @@
             <w:pPr>
               <w:jc w:val="center"/>
               <w:rPr>
-                <w:rFonts w:hint="eastAsia"/>
                 <w:sz w:val="16"/>
                 <w:szCs w:val="20"/>
               </w:rPr>
@@ -6068,7 +6076,6 @@
             <w:pPr>
               <w:jc w:val="center"/>
               <w:rPr>
-                <w:rFonts w:hint="eastAsia"/>
                 <w:sz w:val="16"/>
                 <w:szCs w:val="20"/>
               </w:rPr>
@@ -6091,7 +6098,6 @@
             <w:pPr>
               <w:jc w:val="center"/>
               <w:rPr>
-                <w:rFonts w:hint="eastAsia"/>
                 <w:sz w:val="16"/>
                 <w:szCs w:val="20"/>
               </w:rPr>
@@ -6120,7 +6126,6 @@
             <w:pPr>
               <w:jc w:val="center"/>
               <w:rPr>
-                <w:rFonts w:hint="eastAsia"/>
                 <w:sz w:val="16"/>
                 <w:szCs w:val="20"/>
               </w:rPr>
@@ -6165,7 +6170,6 @@
             <w:pPr>
               <w:jc w:val="center"/>
               <w:rPr>
-                <w:rFonts w:hint="eastAsia"/>
                 <w:sz w:val="16"/>
                 <w:szCs w:val="20"/>
               </w:rPr>
@@ -6209,7 +6213,6 @@
             <w:pPr>
               <w:jc w:val="center"/>
               <w:rPr>
-                <w:rFonts w:hint="eastAsia"/>
                 <w:sz w:val="16"/>
                 <w:szCs w:val="20"/>
               </w:rPr>
@@ -6232,7 +6235,6 @@
             <w:pPr>
               <w:jc w:val="center"/>
               <w:rPr>
-                <w:rFonts w:hint="eastAsia"/>
                 <w:sz w:val="16"/>
                 <w:szCs w:val="20"/>
               </w:rPr>
@@ -6261,7 +6263,6 @@
             <w:pPr>
               <w:jc w:val="center"/>
               <w:rPr>
-                <w:rFonts w:hint="eastAsia"/>
                 <w:sz w:val="16"/>
                 <w:szCs w:val="20"/>
               </w:rPr>
@@ -6306,7 +6307,6 @@
             <w:pPr>
               <w:jc w:val="center"/>
               <w:rPr>
-                <w:rFonts w:hint="eastAsia"/>
                 <w:sz w:val="16"/>
                 <w:szCs w:val="20"/>
               </w:rPr>
@@ -6350,7 +6350,6 @@
             <w:pPr>
               <w:jc w:val="center"/>
               <w:rPr>
-                <w:rFonts w:hint="eastAsia"/>
                 <w:sz w:val="16"/>
                 <w:szCs w:val="20"/>
               </w:rPr>
@@ -6373,7 +6372,6 @@
             <w:pPr>
               <w:jc w:val="center"/>
               <w:rPr>
-                <w:rFonts w:hint="eastAsia"/>
                 <w:sz w:val="16"/>
                 <w:szCs w:val="20"/>
               </w:rPr>
@@ -6446,7 +6444,6 @@
             <w:pPr>
               <w:jc w:val="center"/>
               <w:rPr>
-                <w:rFonts w:hint="eastAsia"/>
                 <w:sz w:val="16"/>
                 <w:szCs w:val="20"/>
               </w:rPr>
@@ -6490,7 +6487,6 @@
             <w:pPr>
               <w:jc w:val="center"/>
               <w:rPr>
-                <w:rFonts w:hint="eastAsia"/>
                 <w:sz w:val="16"/>
                 <w:szCs w:val="20"/>
               </w:rPr>
@@ -6513,7 +6509,6 @@
             <w:pPr>
               <w:jc w:val="center"/>
               <w:rPr>
-                <w:rFonts w:hint="eastAsia"/>
                 <w:sz w:val="16"/>
                 <w:szCs w:val="20"/>
               </w:rPr>
@@ -6542,7 +6537,6 @@
             <w:pPr>
               <w:jc w:val="center"/>
               <w:rPr>
-                <w:rFonts w:hint="eastAsia"/>
                 <w:sz w:val="16"/>
                 <w:szCs w:val="20"/>
               </w:rPr>
@@ -6629,7 +6623,6 @@
             <w:pPr>
               <w:jc w:val="center"/>
               <w:rPr>
-                <w:rFonts w:hint="eastAsia"/>
                 <w:sz w:val="16"/>
                 <w:szCs w:val="20"/>
               </w:rPr>
@@ -6652,7 +6645,6 @@
             <w:pPr>
               <w:jc w:val="center"/>
               <w:rPr>
-                <w:rFonts w:hint="eastAsia"/>
                 <w:sz w:val="16"/>
                 <w:szCs w:val="20"/>
               </w:rPr>
@@ -6681,7 +6673,6 @@
             <w:pPr>
               <w:jc w:val="center"/>
               <w:rPr>
-                <w:rFonts w:hint="eastAsia"/>
                 <w:sz w:val="16"/>
                 <w:szCs w:val="20"/>
               </w:rPr>
@@ -6768,7 +6759,6 @@
             <w:pPr>
               <w:jc w:val="center"/>
               <w:rPr>
-                <w:rFonts w:hint="eastAsia"/>
                 <w:sz w:val="16"/>
                 <w:szCs w:val="20"/>
               </w:rPr>
@@ -6791,7 +6781,6 @@
             <w:pPr>
               <w:jc w:val="center"/>
               <w:rPr>
-                <w:rFonts w:hint="eastAsia"/>
                 <w:sz w:val="16"/>
                 <w:szCs w:val="20"/>
               </w:rPr>
@@ -6820,7 +6809,6 @@
             <w:pPr>
               <w:jc w:val="center"/>
               <w:rPr>
-                <w:rFonts w:hint="eastAsia"/>
                 <w:sz w:val="16"/>
                 <w:szCs w:val="20"/>
               </w:rPr>
@@ -6929,7 +6917,6 @@
             <w:pPr>
               <w:jc w:val="center"/>
               <w:rPr>
-                <w:rFonts w:hint="eastAsia"/>
                 <w:sz w:val="16"/>
                 <w:szCs w:val="20"/>
               </w:rPr>
@@ -6958,7 +6945,6 @@
             <w:pPr>
               <w:jc w:val="center"/>
               <w:rPr>
-                <w:rFonts w:hint="eastAsia"/>
                 <w:sz w:val="16"/>
                 <w:szCs w:val="20"/>
               </w:rPr>
@@ -7045,7 +7031,6 @@
             <w:pPr>
               <w:jc w:val="center"/>
               <w:rPr>
-                <w:rFonts w:hint="eastAsia"/>
                 <w:sz w:val="16"/>
                 <w:szCs w:val="20"/>
               </w:rPr>
@@ -7068,7 +7053,6 @@
             <w:pPr>
               <w:jc w:val="center"/>
               <w:rPr>
-                <w:rFonts w:hint="eastAsia"/>
                 <w:sz w:val="16"/>
                 <w:szCs w:val="20"/>
               </w:rPr>
@@ -7097,7 +7081,6 @@
             <w:pPr>
               <w:jc w:val="center"/>
               <w:rPr>
-                <w:rFonts w:hint="eastAsia"/>
                 <w:sz w:val="16"/>
                 <w:szCs w:val="20"/>
               </w:rPr>
@@ -7184,7 +7167,6 @@
             <w:pPr>
               <w:jc w:val="center"/>
               <w:rPr>
-                <w:rFonts w:hint="eastAsia"/>
                 <w:sz w:val="16"/>
                 <w:szCs w:val="20"/>
               </w:rPr>
@@ -7207,7 +7189,6 @@
             <w:pPr>
               <w:jc w:val="center"/>
               <w:rPr>
-                <w:rFonts w:hint="eastAsia"/>
                 <w:sz w:val="16"/>
                 <w:szCs w:val="20"/>
               </w:rPr>
@@ -7236,7 +7217,6 @@
             <w:pPr>
               <w:jc w:val="center"/>
               <w:rPr>
-                <w:rFonts w:hint="eastAsia"/>
                 <w:sz w:val="16"/>
                 <w:szCs w:val="20"/>
               </w:rPr>
@@ -7323,7 +7303,6 @@
             <w:pPr>
               <w:jc w:val="center"/>
               <w:rPr>
-                <w:rFonts w:hint="eastAsia"/>
                 <w:sz w:val="16"/>
                 <w:szCs w:val="20"/>
               </w:rPr>
@@ -7346,7 +7325,6 @@
             <w:pPr>
               <w:jc w:val="center"/>
               <w:rPr>
-                <w:rFonts w:hint="eastAsia"/>
                 <w:sz w:val="16"/>
                 <w:szCs w:val="20"/>
               </w:rPr>
@@ -7375,7 +7353,6 @@
             <w:pPr>
               <w:jc w:val="center"/>
               <w:rPr>
-                <w:rFonts w:hint="eastAsia"/>
                 <w:sz w:val="16"/>
                 <w:szCs w:val="20"/>
               </w:rPr>
@@ -7462,7 +7439,6 @@
             <w:pPr>
               <w:jc w:val="center"/>
               <w:rPr>
-                <w:rFonts w:hint="eastAsia"/>
                 <w:sz w:val="16"/>
                 <w:szCs w:val="20"/>
               </w:rPr>
@@ -7485,7 +7461,6 @@
             <w:pPr>
               <w:jc w:val="center"/>
               <w:rPr>
-                <w:rFonts w:hint="eastAsia"/>
                 <w:sz w:val="16"/>
                 <w:szCs w:val="20"/>
               </w:rPr>
@@ -7514,7 +7489,6 @@
             <w:pPr>
               <w:jc w:val="center"/>
               <w:rPr>
-                <w:rFonts w:hint="eastAsia"/>
                 <w:sz w:val="16"/>
                 <w:szCs w:val="20"/>
               </w:rPr>
@@ -7601,7 +7575,6 @@
             <w:pPr>
               <w:jc w:val="center"/>
               <w:rPr>
-                <w:rFonts w:hint="eastAsia"/>
                 <w:sz w:val="16"/>
                 <w:szCs w:val="20"/>
               </w:rPr>
@@ -7624,7 +7597,6 @@
             <w:pPr>
               <w:jc w:val="center"/>
               <w:rPr>
-                <w:rFonts w:hint="eastAsia"/>
                 <w:sz w:val="16"/>
                 <w:szCs w:val="20"/>
               </w:rPr>
@@ -7653,7 +7625,6 @@
             <w:pPr>
               <w:jc w:val="center"/>
               <w:rPr>
-                <w:rFonts w:hint="eastAsia"/>
                 <w:sz w:val="16"/>
                 <w:szCs w:val="20"/>
               </w:rPr>
@@ -7740,7 +7711,6 @@
             <w:pPr>
               <w:jc w:val="center"/>
               <w:rPr>
-                <w:rFonts w:hint="eastAsia"/>
                 <w:sz w:val="16"/>
                 <w:szCs w:val="20"/>
               </w:rPr>
@@ -7763,7 +7733,6 @@
             <w:pPr>
               <w:jc w:val="center"/>
               <w:rPr>
-                <w:rFonts w:hint="eastAsia"/>
                 <w:sz w:val="16"/>
                 <w:szCs w:val="20"/>
               </w:rPr>
@@ -7792,7 +7761,6 @@
             <w:pPr>
               <w:jc w:val="center"/>
               <w:rPr>
-                <w:rFonts w:hint="eastAsia"/>
                 <w:sz w:val="16"/>
                 <w:szCs w:val="20"/>
               </w:rPr>
@@ -7879,7 +7847,6 @@
             <w:pPr>
               <w:jc w:val="center"/>
               <w:rPr>
-                <w:rFonts w:hint="eastAsia"/>
                 <w:sz w:val="16"/>
                 <w:szCs w:val="20"/>
               </w:rPr>
@@ -7902,7 +7869,6 @@
             <w:pPr>
               <w:jc w:val="center"/>
               <w:rPr>
-                <w:rFonts w:hint="eastAsia"/>
                 <w:sz w:val="16"/>
                 <w:szCs w:val="20"/>
               </w:rPr>
@@ -7931,7 +7897,6 @@
             <w:pPr>
               <w:jc w:val="center"/>
               <w:rPr>
-                <w:rFonts w:hint="eastAsia"/>
                 <w:sz w:val="16"/>
                 <w:szCs w:val="20"/>
               </w:rPr>
@@ -8040,7 +8005,6 @@
             <w:pPr>
               <w:jc w:val="center"/>
               <w:rPr>
-                <w:rFonts w:hint="eastAsia"/>
                 <w:sz w:val="16"/>
                 <w:szCs w:val="20"/>
               </w:rPr>
@@ -8069,7 +8033,6 @@
             <w:pPr>
               <w:jc w:val="center"/>
               <w:rPr>
-                <w:rFonts w:hint="eastAsia"/>
                 <w:sz w:val="16"/>
                 <w:szCs w:val="20"/>
               </w:rPr>
@@ -8156,7 +8119,6 @@
             <w:pPr>
               <w:jc w:val="center"/>
               <w:rPr>
-                <w:rFonts w:hint="eastAsia"/>
                 <w:sz w:val="16"/>
                 <w:szCs w:val="20"/>
               </w:rPr>
@@ -8179,7 +8141,6 @@
             <w:pPr>
               <w:jc w:val="center"/>
               <w:rPr>
-                <w:rFonts w:hint="eastAsia"/>
                 <w:sz w:val="16"/>
                 <w:szCs w:val="20"/>
               </w:rPr>
@@ -8208,7 +8169,6 @@
             <w:pPr>
               <w:jc w:val="center"/>
               <w:rPr>
-                <w:rFonts w:hint="eastAsia"/>
                 <w:sz w:val="16"/>
                 <w:szCs w:val="20"/>
               </w:rPr>
@@ -8295,7 +8255,6 @@
             <w:pPr>
               <w:jc w:val="center"/>
               <w:rPr>
-                <w:rFonts w:hint="eastAsia"/>
                 <w:sz w:val="16"/>
                 <w:szCs w:val="20"/>
               </w:rPr>
@@ -8318,7 +8277,6 @@
             <w:pPr>
               <w:jc w:val="center"/>
               <w:rPr>
-                <w:rFonts w:hint="eastAsia"/>
                 <w:sz w:val="16"/>
                 <w:szCs w:val="20"/>
               </w:rPr>
@@ -8347,7 +8305,6 @@
             <w:pPr>
               <w:jc w:val="center"/>
               <w:rPr>
-                <w:rFonts w:hint="eastAsia"/>
                 <w:sz w:val="16"/>
                 <w:szCs w:val="20"/>
               </w:rPr>
@@ -8434,7 +8391,6 @@
             <w:pPr>
               <w:jc w:val="center"/>
               <w:rPr>
-                <w:rFonts w:hint="eastAsia"/>
                 <w:sz w:val="16"/>
                 <w:szCs w:val="20"/>
               </w:rPr>
@@ -8457,7 +8413,6 @@
             <w:pPr>
               <w:jc w:val="center"/>
               <w:rPr>
-                <w:rFonts w:hint="eastAsia"/>
                 <w:sz w:val="16"/>
                 <w:szCs w:val="20"/>
               </w:rPr>
@@ -8486,7 +8441,6 @@
             <w:pPr>
               <w:jc w:val="center"/>
               <w:rPr>
-                <w:rFonts w:hint="eastAsia"/>
                 <w:sz w:val="16"/>
                 <w:szCs w:val="20"/>
               </w:rPr>
@@ -8573,7 +8527,6 @@
             <w:pPr>
               <w:jc w:val="center"/>
               <w:rPr>
-                <w:rFonts w:hint="eastAsia"/>
                 <w:sz w:val="16"/>
                 <w:szCs w:val="20"/>
               </w:rPr>
@@ -8596,7 +8549,6 @@
             <w:pPr>
               <w:jc w:val="center"/>
               <w:rPr>
-                <w:rFonts w:hint="eastAsia"/>
                 <w:sz w:val="16"/>
                 <w:szCs w:val="20"/>
               </w:rPr>
@@ -8625,7 +8577,6 @@
             <w:pPr>
               <w:jc w:val="center"/>
               <w:rPr>
-                <w:rFonts w:hint="eastAsia"/>
                 <w:sz w:val="16"/>
                 <w:szCs w:val="20"/>
               </w:rPr>
@@ -8712,7 +8663,6 @@
             <w:pPr>
               <w:jc w:val="center"/>
               <w:rPr>
-                <w:rFonts w:hint="eastAsia"/>
                 <w:sz w:val="16"/>
                 <w:szCs w:val="20"/>
               </w:rPr>
@@ -8735,7 +8685,6 @@
             <w:pPr>
               <w:jc w:val="center"/>
               <w:rPr>
-                <w:rFonts w:hint="eastAsia"/>
                 <w:sz w:val="16"/>
                 <w:szCs w:val="20"/>
               </w:rPr>
@@ -8764,7 +8713,6 @@
             <w:pPr>
               <w:jc w:val="center"/>
               <w:rPr>
-                <w:rFonts w:hint="eastAsia"/>
                 <w:sz w:val="16"/>
                 <w:szCs w:val="20"/>
               </w:rPr>
@@ -8851,7 +8799,6 @@
             <w:pPr>
               <w:jc w:val="center"/>
               <w:rPr>
-                <w:rFonts w:hint="eastAsia"/>
                 <w:sz w:val="16"/>
                 <w:szCs w:val="20"/>
               </w:rPr>
@@ -8874,7 +8821,6 @@
             <w:pPr>
               <w:jc w:val="center"/>
               <w:rPr>
-                <w:rFonts w:hint="eastAsia"/>
                 <w:sz w:val="16"/>
                 <w:szCs w:val="20"/>
               </w:rPr>
@@ -8903,7 +8849,6 @@
             <w:pPr>
               <w:jc w:val="center"/>
               <w:rPr>
-                <w:rFonts w:hint="eastAsia"/>
                 <w:sz w:val="16"/>
                 <w:szCs w:val="20"/>
               </w:rPr>
@@ -8990,7 +8935,6 @@
             <w:pPr>
               <w:jc w:val="center"/>
               <w:rPr>
-                <w:rFonts w:hint="eastAsia"/>
                 <w:sz w:val="16"/>
                 <w:szCs w:val="20"/>
               </w:rPr>
@@ -9013,7 +8957,6 @@
             <w:pPr>
               <w:jc w:val="center"/>
               <w:rPr>
-                <w:rFonts w:hint="eastAsia"/>
                 <w:sz w:val="16"/>
                 <w:szCs w:val="20"/>
               </w:rPr>
@@ -9042,7 +8985,6 @@
             <w:pPr>
               <w:jc w:val="center"/>
               <w:rPr>
-                <w:rFonts w:hint="eastAsia"/>
                 <w:sz w:val="16"/>
                 <w:szCs w:val="20"/>
               </w:rPr>
@@ -9151,7 +9093,6 @@
             <w:pPr>
               <w:jc w:val="center"/>
               <w:rPr>
-                <w:rFonts w:hint="eastAsia"/>
                 <w:sz w:val="16"/>
                 <w:szCs w:val="20"/>
               </w:rPr>
@@ -9180,7 +9121,6 @@
             <w:pPr>
               <w:jc w:val="center"/>
               <w:rPr>
-                <w:rFonts w:hint="eastAsia"/>
                 <w:sz w:val="16"/>
                 <w:szCs w:val="20"/>
               </w:rPr>
@@ -9267,7 +9207,6 @@
             <w:pPr>
               <w:jc w:val="center"/>
               <w:rPr>
-                <w:rFonts w:hint="eastAsia"/>
                 <w:sz w:val="16"/>
                 <w:szCs w:val="20"/>
               </w:rPr>
@@ -9290,7 +9229,6 @@
             <w:pPr>
               <w:jc w:val="center"/>
               <w:rPr>
-                <w:rFonts w:hint="eastAsia"/>
                 <w:sz w:val="16"/>
                 <w:szCs w:val="20"/>
               </w:rPr>
@@ -9319,7 +9257,6 @@
             <w:pPr>
               <w:jc w:val="center"/>
               <w:rPr>
-                <w:rFonts w:hint="eastAsia"/>
                 <w:sz w:val="16"/>
                 <w:szCs w:val="20"/>
               </w:rPr>
@@ -9406,7 +9343,6 @@
             <w:pPr>
               <w:jc w:val="center"/>
               <w:rPr>
-                <w:rFonts w:hint="eastAsia"/>
                 <w:sz w:val="16"/>
                 <w:szCs w:val="20"/>
               </w:rPr>
@@ -9429,7 +9365,6 @@
             <w:pPr>
               <w:jc w:val="center"/>
               <w:rPr>
-                <w:rFonts w:hint="eastAsia"/>
                 <w:sz w:val="16"/>
                 <w:szCs w:val="20"/>
               </w:rPr>
@@ -9458,7 +9393,6 @@
             <w:pPr>
               <w:jc w:val="center"/>
               <w:rPr>
-                <w:rFonts w:hint="eastAsia"/>
                 <w:sz w:val="16"/>
                 <w:szCs w:val="20"/>
               </w:rPr>
@@ -9545,7 +9479,6 @@
             <w:pPr>
               <w:jc w:val="center"/>
               <w:rPr>
-                <w:rFonts w:hint="eastAsia"/>
                 <w:sz w:val="16"/>
                 <w:szCs w:val="20"/>
               </w:rPr>
@@ -9568,7 +9501,6 @@
             <w:pPr>
               <w:jc w:val="center"/>
               <w:rPr>
-                <w:rFonts w:hint="eastAsia"/>
                 <w:sz w:val="16"/>
                 <w:szCs w:val="20"/>
               </w:rPr>
@@ -9597,7 +9529,6 @@
             <w:pPr>
               <w:jc w:val="center"/>
               <w:rPr>
-                <w:rFonts w:hint="eastAsia"/>
                 <w:sz w:val="16"/>
                 <w:szCs w:val="20"/>
               </w:rPr>
@@ -9684,7 +9615,6 @@
             <w:pPr>
               <w:jc w:val="center"/>
               <w:rPr>
-                <w:rFonts w:hint="eastAsia"/>
                 <w:sz w:val="16"/>
                 <w:szCs w:val="20"/>
               </w:rPr>
@@ -9707,7 +9637,6 @@
             <w:pPr>
               <w:jc w:val="center"/>
               <w:rPr>
-                <w:rFonts w:hint="eastAsia"/>
                 <w:sz w:val="16"/>
                 <w:szCs w:val="20"/>
               </w:rPr>
@@ -9736,7 +9665,6 @@
             <w:pPr>
               <w:jc w:val="center"/>
               <w:rPr>
-                <w:rFonts w:hint="eastAsia"/>
                 <w:sz w:val="16"/>
                 <w:szCs w:val="20"/>
               </w:rPr>
@@ -9845,7 +9773,6 @@
             <w:pPr>
               <w:jc w:val="center"/>
               <w:rPr>
-                <w:rFonts w:hint="eastAsia"/>
                 <w:sz w:val="16"/>
                 <w:szCs w:val="20"/>
               </w:rPr>
@@ -9874,7 +9801,6 @@
             <w:pPr>
               <w:jc w:val="center"/>
               <w:rPr>
-                <w:rFonts w:hint="eastAsia"/>
                 <w:sz w:val="16"/>
                 <w:szCs w:val="20"/>
               </w:rPr>
@@ -9983,7 +9909,6 @@
             <w:pPr>
               <w:jc w:val="center"/>
               <w:rPr>
-                <w:rFonts w:hint="eastAsia"/>
                 <w:sz w:val="16"/>
                 <w:szCs w:val="20"/>
               </w:rPr>
@@ -10012,7 +9937,6 @@
             <w:pPr>
               <w:jc w:val="center"/>
               <w:rPr>
-                <w:rFonts w:hint="eastAsia"/>
                 <w:sz w:val="16"/>
                 <w:szCs w:val="20"/>
               </w:rPr>
@@ -10121,7 +10045,6 @@
             <w:pPr>
               <w:jc w:val="center"/>
               <w:rPr>
-                <w:rFonts w:hint="eastAsia"/>
                 <w:sz w:val="16"/>
                 <w:szCs w:val="20"/>
               </w:rPr>
@@ -10150,7 +10073,6 @@
             <w:pPr>
               <w:jc w:val="center"/>
               <w:rPr>
-                <w:rFonts w:hint="eastAsia"/>
                 <w:sz w:val="16"/>
                 <w:szCs w:val="20"/>
               </w:rPr>
@@ -10259,7 +10181,6 @@
             <w:pPr>
               <w:jc w:val="center"/>
               <w:rPr>
-                <w:rFonts w:hint="eastAsia"/>
                 <w:sz w:val="16"/>
                 <w:szCs w:val="20"/>
               </w:rPr>
@@ -10288,7 +10209,6 @@
             <w:pPr>
               <w:jc w:val="center"/>
               <w:rPr>
-                <w:rFonts w:hint="eastAsia"/>
                 <w:sz w:val="16"/>
                 <w:szCs w:val="20"/>
               </w:rPr>
@@ -10433,7 +10353,6 @@
     <w:p>
       <w:pPr>
         <w:rPr>
-          <w:rFonts w:hint="eastAsia"/>
           <w:b/>
           <w:bCs/>
           <w:sz w:val="24"/>
@@ -10503,7 +10422,6 @@
         <w:ind w:firstLineChars="100" w:firstLine="210"/>
         <w:jc w:val="center"/>
         <w:rPr>
-          <w:rFonts w:hint="eastAsia"/>
           <w:b/>
           <w:bCs/>
         </w:rPr>
@@ -10550,9 +10468,6 @@
           <w:p>
             <w:pPr>
               <w:jc w:val="center"/>
-              <w:rPr>
-                <w:rFonts w:hint="eastAsia"/>
-              </w:rPr>
             </w:pPr>
             <w:r>
               <w:rPr>
@@ -10573,9 +10488,6 @@
           <w:p>
             <w:pPr>
               <w:jc w:val="center"/>
-              <w:rPr>
-                <w:rFonts w:hint="eastAsia"/>
-              </w:rPr>
             </w:pPr>
             <w:r>
               <w:rPr>
@@ -10596,9 +10508,6 @@
           <w:p>
             <w:pPr>
               <w:jc w:val="center"/>
-              <w:rPr>
-                <w:rFonts w:hint="eastAsia"/>
-              </w:rPr>
             </w:pPr>
             <w:r>
               <w:rPr>
@@ -10623,9 +10532,6 @@
           <w:p>
             <w:pPr>
               <w:jc w:val="center"/>
-              <w:rPr>
-                <w:rFonts w:hint="eastAsia"/>
-              </w:rPr>
             </w:pPr>
             <w:r>
               <w:rPr>
@@ -10645,9 +10551,6 @@
           <w:p>
             <w:pPr>
               <w:jc w:val="center"/>
-              <w:rPr>
-                <w:rFonts w:hint="eastAsia"/>
-              </w:rPr>
             </w:pPr>
             <w:r>
               <w:rPr>
@@ -10667,9 +10570,6 @@
           <w:p>
             <w:pPr>
               <w:jc w:val="center"/>
-              <w:rPr>
-                <w:rFonts w:hint="eastAsia"/>
-              </w:rPr>
             </w:pPr>
             <w:r>
               <w:rPr>
@@ -10691,9 +10591,6 @@
           <w:p>
             <w:pPr>
               <w:jc w:val="center"/>
-              <w:rPr>
-                <w:rFonts w:hint="eastAsia"/>
-              </w:rPr>
             </w:pPr>
             <w:r>
               <w:rPr>
@@ -10710,9 +10607,6 @@
           <w:p>
             <w:pPr>
               <w:jc w:val="center"/>
-              <w:rPr>
-                <w:rFonts w:hint="eastAsia"/>
-              </w:rPr>
             </w:pPr>
             <w:r>
               <w:rPr>
@@ -10750,9 +10644,6 @@
           <w:p>
             <w:pPr>
               <w:jc w:val="center"/>
-              <w:rPr>
-                <w:rFonts w:hint="eastAsia"/>
-              </w:rPr>
             </w:pPr>
             <w:r>
               <w:rPr>
@@ -10769,9 +10660,6 @@
           <w:p>
             <w:pPr>
               <w:jc w:val="center"/>
-              <w:rPr>
-                <w:rFonts w:hint="eastAsia"/>
-              </w:rPr>
             </w:pPr>
             <w:r>
               <w:rPr>
@@ -10788,9 +10676,6 @@
           <w:p>
             <w:pPr>
               <w:jc w:val="center"/>
-              <w:rPr>
-                <w:rFonts w:hint="eastAsia"/>
-              </w:rPr>
             </w:pPr>
             <w:r>
               <w:rPr>
@@ -10870,7 +10755,6 @@
           <w:numId w:val="3"/>
         </w:numPr>
         <w:rPr>
-          <w:rFonts w:hint="eastAsia"/>
           <w:b/>
           <w:bCs/>
           <w:sz w:val="22"/>
@@ -10931,21 +10815,153 @@
         <w:t>に各モデルにおける変数重要度を可視化したグラフを示す。本レポートではSVMの変数重要度はPermutation Importanceを用いた評価方法を採用した。</w:t>
       </w:r>
     </w:p>
+    <w:p/>
+    <w:p>
+      <w:r>
+        <w:drawing>
+          <wp:inline distT="0" distB="0" distL="0" distR="0" wp14:anchorId="7411AE9C" wp14:editId="1B6D70A7">
+            <wp:extent cx="5400040" cy="1602105"/>
+            <wp:effectExtent l="0" t="0" r="0" b="0"/>
+            <wp:docPr id="732133289" name="図 1"/>
+            <wp:cNvGraphicFramePr>
+              <a:graphicFrameLocks xmlns:a="http://schemas.openxmlformats.org/drawingml/2006/main" noChangeAspect="1"/>
+            </wp:cNvGraphicFramePr>
+            <a:graphic xmlns:a="http://schemas.openxmlformats.org/drawingml/2006/main">
+              <a:graphicData uri="http://schemas.openxmlformats.org/drawingml/2006/picture">
+                <pic:pic xmlns:pic="http://schemas.openxmlformats.org/drawingml/2006/picture">
+                  <pic:nvPicPr>
+                    <pic:cNvPr id="732133289" name=""/>
+                    <pic:cNvPicPr/>
+                  </pic:nvPicPr>
+                  <pic:blipFill>
+                    <a:blip r:embed="rId9"/>
+                    <a:stretch>
+                      <a:fillRect/>
+                    </a:stretch>
+                  </pic:blipFill>
+                  <pic:spPr>
+                    <a:xfrm>
+                      <a:off x="0" y="0"/>
+                      <a:ext cx="5400040" cy="1602105"/>
+                    </a:xfrm>
+                    <a:prstGeom prst="rect">
+                      <a:avLst/>
+                    </a:prstGeom>
+                  </pic:spPr>
+                </pic:pic>
+              </a:graphicData>
+            </a:graphic>
+          </wp:inline>
+        </w:drawing>
+      </w:r>
+    </w:p>
     <w:p>
       <w:pPr>
-        <w:rPr>
-          <w:rFonts w:hint="eastAsia"/>
+        <w:jc w:val="center"/>
+        <w:rPr>
+          <w:b/>
+          <w:bCs/>
         </w:rPr>
       </w:pPr>
+      <w:r>
+        <w:rPr>
+          <w:rFonts w:hint="eastAsia"/>
+          <w:b/>
+          <w:bCs/>
+        </w:rPr>
+        <w:t>図5 プロ野球データを用いた変数重要度グラフ</w:t>
+      </w:r>
+    </w:p>
+    <w:p/>
+    <w:p>
+      <w:r>
+        <w:rPr>
+          <w:rFonts w:hint="eastAsia"/>
+        </w:rPr>
+        <w:lastRenderedPageBreak/>
+        <w:t xml:space="preserve">　図5よりどのモデルもHit、BH、OPSといった基本的な打撃力、ERA、H_Pといった基本的な投手力を測る指標が上位に来ていることからSHやHBPといった細かい指標よりも「どれだけヒットを打ったか」「どれだけ点を取られなかったか」「どれだけ長打を打てたか」という根本的な数字が予測に最も寄与していることがわかる。</w:t>
+      </w:r>
+    </w:p>
+    <w:p>
+      <w:r>
+        <w:rPr>
+          <w:rFonts w:hint="eastAsia"/>
+        </w:rPr>
+        <w:t xml:space="preserve">　</w:t>
+      </w:r>
+      <w:r>
+        <w:rPr>
+          <w:rFonts w:hint="eastAsia"/>
+        </w:rPr>
+        <w:t>XGBoostにおいてはHitへの依存度が極端に高いことが分かる。XGBoostの特徴を踏まえると、ヒット数の多寡が勝敗を分ける非常に重要な要因であることが分かる。他の変数はHitに比べると重要度がガクッと落ちている。</w:t>
+      </w:r>
+    </w:p>
+    <w:p>
+      <w:r>
+        <w:rPr>
+          <w:rFonts w:hint="eastAsia"/>
+        </w:rPr>
+        <w:t xml:space="preserve">　Random ForestはXGBoostに比べて変数を</w:t>
+      </w:r>
+      <w:r>
+        <w:rPr>
+          <w:rFonts w:hint="eastAsia"/>
+        </w:rPr>
+        <w:t>万遍</w:t>
+      </w:r>
+      <w:r>
+        <w:rPr>
+          <w:rFonts w:hint="eastAsia"/>
+        </w:rPr>
+        <w:t>なく使っていることが分かる。</w:t>
+      </w:r>
+      <w:r>
+        <w:rPr>
+          <w:rFonts w:hint="eastAsia"/>
+        </w:rPr>
+        <w:t>しかし、XGBoostと同じようにHitが最も重要な変数であるが、</w:t>
+      </w:r>
+      <w:r>
+        <w:rPr>
+          <w:rFonts w:hint="eastAsia"/>
+        </w:rPr>
+        <w:t>ERAやBHといった基本的な指標のほかにSBもそれなりの重要度を持っているので接戦における走力の重要性を捉えている可能性がある。</w:t>
+      </w:r>
+    </w:p>
+    <w:p>
+      <w:r>
+        <w:rPr>
+          <w:rFonts w:hint="eastAsia"/>
+        </w:rPr>
+        <w:t xml:space="preserve">　SVMは他二つのモデルとは異なり、ERAがトップに来ている。</w:t>
+      </w:r>
+      <w:r>
+        <w:rPr>
+          <w:rFonts w:hint="eastAsia"/>
+        </w:rPr>
+        <w:t>また、変数の重要度がなだらかに下がっており、特定の変数だけに頼っていないことが分かる。</w:t>
+      </w:r>
+      <w:r>
+        <w:rPr>
+          <w:rFonts w:hint="eastAsia"/>
+        </w:rPr>
+        <w:t>OPSも上位にあることからセイバーメトリクス的な観点に近い評価になっていることがわかる。</w:t>
+      </w:r>
     </w:p>
     <w:p/>
     <w:p>
       <w:pPr>
-        <w:jc w:val="center"/>
+        <w:pStyle w:val="a9"/>
+        <w:numPr>
+          <w:ilvl w:val="2"/>
+          <w:numId w:val="3"/>
+        </w:numPr>
         <w:rPr>
           <w:rFonts w:hint="eastAsia"/>
           <w:b/>
           <w:bCs/>
+          <w:sz w:val="22"/>
+          <w:szCs w:val="22"/>
         </w:rPr>
       </w:pPr>
       <w:r>
@@ -10953,16 +10969,413 @@
           <w:rFonts w:hint="eastAsia"/>
           <w:b/>
           <w:bCs/>
-        </w:rPr>
-        <w:t>図5 プロ野球データを用いた変数重要度グラフ</w:t>
+          <w:sz w:val="22"/>
+          <w:szCs w:val="22"/>
+        </w:rPr>
+        <w:t>プロ野球チーム成績のSHAP値</w:t>
       </w:r>
     </w:p>
     <w:p>
       <w:pPr>
-        <w:rPr>
-          <w:rFonts w:hint="eastAsia"/>
-        </w:rPr>
+        <w:ind w:firstLineChars="100" w:firstLine="210"/>
       </w:pPr>
+      <w:r>
+        <w:rPr>
+          <w:rFonts w:hint="eastAsia"/>
+        </w:rPr>
+        <w:t>以下の図</w:t>
+      </w:r>
+      <w:r>
+        <w:rPr>
+          <w:rFonts w:hint="eastAsia"/>
+        </w:rPr>
+        <w:t>6</w:t>
+      </w:r>
+      <w:r>
+        <w:rPr>
+          <w:rFonts w:hint="eastAsia"/>
+        </w:rPr>
+        <w:t>にXGBoostのSHAP値を可視化したグラフ、図</w:t>
+      </w:r>
+      <w:r>
+        <w:rPr>
+          <w:rFonts w:hint="eastAsia"/>
+        </w:rPr>
+        <w:t>7</w:t>
+      </w:r>
+      <w:r>
+        <w:rPr>
+          <w:rFonts w:hint="eastAsia"/>
+        </w:rPr>
+        <w:t>にRandom ForestのSHAP値を可視化したグラフ、図</w:t>
+      </w:r>
+      <w:r>
+        <w:rPr>
+          <w:rFonts w:hint="eastAsia"/>
+        </w:rPr>
+        <w:t>8</w:t>
+      </w:r>
+      <w:r>
+        <w:rPr>
+          <w:rFonts w:hint="eastAsia"/>
+        </w:rPr>
+        <w:t>にSVMのSHAP値を可視化したグラフを示す。</w:t>
+      </w:r>
+    </w:p>
+    <w:p/>
+    <w:p>
+      <w:r>
+        <w:lastRenderedPageBreak/>
+        <w:drawing>
+          <wp:inline distT="0" distB="0" distL="0" distR="0" wp14:anchorId="2C97218D" wp14:editId="215A9C43">
+            <wp:extent cx="5400040" cy="6652895"/>
+            <wp:effectExtent l="0" t="0" r="0" b="0"/>
+            <wp:docPr id="1221642330" name="図 1"/>
+            <wp:cNvGraphicFramePr>
+              <a:graphicFrameLocks xmlns:a="http://schemas.openxmlformats.org/drawingml/2006/main" noChangeAspect="1"/>
+            </wp:cNvGraphicFramePr>
+            <a:graphic xmlns:a="http://schemas.openxmlformats.org/drawingml/2006/main">
+              <a:graphicData uri="http://schemas.openxmlformats.org/drawingml/2006/picture">
+                <pic:pic xmlns:pic="http://schemas.openxmlformats.org/drawingml/2006/picture">
+                  <pic:nvPicPr>
+                    <pic:cNvPr id="1221642330" name=""/>
+                    <pic:cNvPicPr/>
+                  </pic:nvPicPr>
+                  <pic:blipFill>
+                    <a:blip r:embed="rId10"/>
+                    <a:stretch>
+                      <a:fillRect/>
+                    </a:stretch>
+                  </pic:blipFill>
+                  <pic:spPr>
+                    <a:xfrm>
+                      <a:off x="0" y="0"/>
+                      <a:ext cx="5400040" cy="6652895"/>
+                    </a:xfrm>
+                    <a:prstGeom prst="rect">
+                      <a:avLst/>
+                    </a:prstGeom>
+                  </pic:spPr>
+                </pic:pic>
+              </a:graphicData>
+            </a:graphic>
+          </wp:inline>
+        </w:drawing>
+      </w:r>
+    </w:p>
+    <w:p>
+      <w:pPr>
+        <w:jc w:val="center"/>
+        <w:rPr>
+          <w:rFonts w:hint="eastAsia"/>
+          <w:b/>
+          <w:bCs/>
+        </w:rPr>
+      </w:pPr>
+      <w:r>
+        <w:rPr>
+          <w:rFonts w:hint="eastAsia"/>
+          <w:b/>
+          <w:bCs/>
+        </w:rPr>
+        <w:t>図6 XGBoostのSHAP値(プロ野球チーム成績)</w:t>
+      </w:r>
+    </w:p>
+    <w:p/>
+    <w:p>
+      <w:r>
+        <w:rPr>
+          <w:rFonts w:hint="eastAsia"/>
+        </w:rPr>
+        <w:t xml:space="preserve">　図6より、HitとERAが、圧倒的に重要度が高いことが分かる。</w:t>
+      </w:r>
+      <w:r>
+        <w:rPr>
+          <w:rFonts w:hint="eastAsia"/>
+        </w:rPr>
+        <w:t>次点</w:t>
+      </w:r>
+      <w:r>
+        <w:rPr>
+          <w:rFonts w:hint="eastAsia"/>
+        </w:rPr>
+        <w:t>で</w:t>
+      </w:r>
+      <w:r>
+        <w:rPr>
+          <w:rFonts w:hint="eastAsia"/>
+        </w:rPr>
+        <w:t>H_P、OPS、BB_Pが続いている。OPSとHRではOPSのほうが重要である。これは単に一発を打つだけではなく、チーム全体で長打を打つことが勝利への相関が高いことを示唆している。</w:t>
+      </w:r>
+    </w:p>
+    <w:p/>
+    <w:p>
+      <w:r>
+        <w:lastRenderedPageBreak/>
+        <w:drawing>
+          <wp:inline distT="0" distB="0" distL="0" distR="0" wp14:anchorId="1FE672A6" wp14:editId="55234320">
+            <wp:extent cx="5400040" cy="6652895"/>
+            <wp:effectExtent l="0" t="0" r="0" b="0"/>
+            <wp:docPr id="1428207071" name="図 1"/>
+            <wp:cNvGraphicFramePr>
+              <a:graphicFrameLocks xmlns:a="http://schemas.openxmlformats.org/drawingml/2006/main" noChangeAspect="1"/>
+            </wp:cNvGraphicFramePr>
+            <a:graphic xmlns:a="http://schemas.openxmlformats.org/drawingml/2006/main">
+              <a:graphicData uri="http://schemas.openxmlformats.org/drawingml/2006/picture">
+                <pic:pic xmlns:pic="http://schemas.openxmlformats.org/drawingml/2006/picture">
+                  <pic:nvPicPr>
+                    <pic:cNvPr id="1428207071" name=""/>
+                    <pic:cNvPicPr/>
+                  </pic:nvPicPr>
+                  <pic:blipFill>
+                    <a:blip r:embed="rId11"/>
+                    <a:stretch>
+                      <a:fillRect/>
+                    </a:stretch>
+                  </pic:blipFill>
+                  <pic:spPr>
+                    <a:xfrm>
+                      <a:off x="0" y="0"/>
+                      <a:ext cx="5400040" cy="6652895"/>
+                    </a:xfrm>
+                    <a:prstGeom prst="rect">
+                      <a:avLst/>
+                    </a:prstGeom>
+                  </pic:spPr>
+                </pic:pic>
+              </a:graphicData>
+            </a:graphic>
+          </wp:inline>
+        </w:drawing>
+      </w:r>
+    </w:p>
+    <w:p>
+      <w:pPr>
+        <w:jc w:val="center"/>
+        <w:rPr>
+          <w:rFonts w:hint="eastAsia"/>
+          <w:b/>
+          <w:bCs/>
+        </w:rPr>
+      </w:pPr>
+      <w:r>
+        <w:rPr>
+          <w:rFonts w:hint="eastAsia"/>
+          <w:b/>
+          <w:bCs/>
+        </w:rPr>
+        <w:t>図7 Random ForestのSHAP値(プロ野球チーム成績)</w:t>
+      </w:r>
+    </w:p>
+    <w:p/>
+    <w:p>
+      <w:r>
+        <w:rPr>
+          <w:rFonts w:hint="eastAsia"/>
+        </w:rPr>
+        <w:t xml:space="preserve">　</w:t>
+      </w:r>
+      <w:r>
+        <w:rPr>
+          <w:rFonts w:hint="eastAsia"/>
+        </w:rPr>
+        <w:t>図7より、基本的にはXGBoostと重要視している変数は同じだが、XGBoostに比べてSBが重要視されている。OPSやRよりも高いことから、特に飛ばすだけでなく、単打に足を絡めることの方が勝利への相関が高いことが示唆している。また、XGBoostと同様にOPSのほうがHRよりも重要視されている。</w:t>
+      </w:r>
+      <w:r>
+        <w:rPr>
+          <w:rFonts w:hint="eastAsia"/>
+        </w:rPr>
+        <w:t>このモデルも</w:t>
+      </w:r>
+      <w:r>
+        <w:rPr>
+          <w:rFonts w:hint="eastAsia"/>
+        </w:rPr>
+        <w:t>単に一発を打つだけではなく、</w:t>
+      </w:r>
+      <w:r>
+        <w:rPr>
+          <w:rFonts w:hint="eastAsia"/>
+        </w:rPr>
+        <w:lastRenderedPageBreak/>
+        <w:t>チーム全体で長打を打つことが勝利への相関が高いことを示唆している。</w:t>
+      </w:r>
+    </w:p>
+    <w:p/>
+    <w:p>
+      <w:r>
+        <w:drawing>
+          <wp:inline distT="0" distB="0" distL="0" distR="0" wp14:anchorId="417C06BA" wp14:editId="2ADC2E32">
+            <wp:extent cx="5400040" cy="6652895"/>
+            <wp:effectExtent l="0" t="0" r="0" b="0"/>
+            <wp:docPr id="1780397076" name="図 1"/>
+            <wp:cNvGraphicFramePr>
+              <a:graphicFrameLocks xmlns:a="http://schemas.openxmlformats.org/drawingml/2006/main" noChangeAspect="1"/>
+            </wp:cNvGraphicFramePr>
+            <a:graphic xmlns:a="http://schemas.openxmlformats.org/drawingml/2006/main">
+              <a:graphicData uri="http://schemas.openxmlformats.org/drawingml/2006/picture">
+                <pic:pic xmlns:pic="http://schemas.openxmlformats.org/drawingml/2006/picture">
+                  <pic:nvPicPr>
+                    <pic:cNvPr id="1780397076" name=""/>
+                    <pic:cNvPicPr/>
+                  </pic:nvPicPr>
+                  <pic:blipFill>
+                    <a:blip r:embed="rId12"/>
+                    <a:stretch>
+                      <a:fillRect/>
+                    </a:stretch>
+                  </pic:blipFill>
+                  <pic:spPr>
+                    <a:xfrm>
+                      <a:off x="0" y="0"/>
+                      <a:ext cx="5400040" cy="6652895"/>
+                    </a:xfrm>
+                    <a:prstGeom prst="rect">
+                      <a:avLst/>
+                    </a:prstGeom>
+                  </pic:spPr>
+                </pic:pic>
+              </a:graphicData>
+            </a:graphic>
+          </wp:inline>
+        </w:drawing>
+      </w:r>
+    </w:p>
+    <w:p>
+      <w:pPr>
+        <w:jc w:val="center"/>
+        <w:rPr>
+          <w:rFonts w:hint="eastAsia"/>
+          <w:b/>
+          <w:bCs/>
+        </w:rPr>
+      </w:pPr>
+      <w:r>
+        <w:rPr>
+          <w:rFonts w:hint="eastAsia"/>
+          <w:b/>
+          <w:bCs/>
+        </w:rPr>
+        <w:t>図8 SVMのSHAP値(プロ野球チーム成績)</w:t>
+      </w:r>
+    </w:p>
+    <w:p/>
+    <w:p>
+      <w:r>
+        <w:rPr>
+          <w:rFonts w:hint="eastAsia"/>
+        </w:rPr>
+        <w:t xml:space="preserve">　図8よりこのモデルでは投手力を最も重要視していることが分かる。H_PやHR_PよりもBB_Pが高いことから被安打数の増加や被本塁打の増加よりも与四球の増加のほうが敗</w:t>
+      </w:r>
+      <w:r>
+        <w:rPr>
+          <w:rFonts w:hint="eastAsia"/>
+        </w:rPr>
+        <w:lastRenderedPageBreak/>
+        <w:t>戦につながることが示唆された。</w:t>
+      </w:r>
+      <w:r>
+        <w:rPr>
+          <w:rFonts w:hint="eastAsia"/>
+        </w:rPr>
+        <w:t>しかし、HR_PやWPは明確に負けにつながる要因であることも分かる。</w:t>
+      </w:r>
+    </w:p>
+    <w:p>
+      <w:r>
+        <w:rPr>
+          <w:rFonts w:hint="eastAsia"/>
+        </w:rPr>
+        <w:t xml:space="preserve">　Kの重要度は中程度だが、分布が少し散らばっている。単に三振を取るだけではERAやOPSに比べて勝利への寄与は小さいことがわかる。</w:t>
+      </w:r>
+    </w:p>
+    <w:p/>
+    <w:p>
+      <w:pPr>
+        <w:pStyle w:val="a9"/>
+        <w:numPr>
+          <w:ilvl w:val="1"/>
+          <w:numId w:val="3"/>
+        </w:numPr>
+        <w:rPr>
+          <w:rFonts w:hint="eastAsia"/>
+          <w:b/>
+          <w:bCs/>
+          <w:sz w:val="24"/>
+        </w:rPr>
+      </w:pPr>
+      <w:r>
+        <w:rPr>
+          <w:rFonts w:hint="eastAsia"/>
+          <w:b/>
+          <w:bCs/>
+          <w:sz w:val="24"/>
+        </w:rPr>
+        <w:t>プロ野球のチーム成績における回帰モデルの比較考察</w:t>
+      </w:r>
+    </w:p>
+    <w:p>
+      <w:r>
+        <w:rPr>
+          <w:rFonts w:hint="eastAsia"/>
+        </w:rPr>
+        <w:t xml:space="preserve">　本</w:t>
+      </w:r>
+      <w:r>
+        <w:rPr>
+          <w:rFonts w:hint="eastAsia"/>
+        </w:rPr>
+        <w:t>レポート</w:t>
+      </w:r>
+      <w:r>
+        <w:rPr>
+          <w:rFonts w:hint="eastAsia"/>
+        </w:rPr>
+        <w:t>では、プロ野球チームのシーズン成績データを用い、XGBoost、Random Forest、SVM</w:t>
+      </w:r>
+      <w:r>
+        <w:rPr>
+          <w:rFonts w:hint="eastAsia"/>
+        </w:rPr>
+        <w:t>の3つの回帰モデル</w:t>
+      </w:r>
+      <w:r>
+        <w:rPr>
+          <w:rFonts w:hint="eastAsia"/>
+        </w:rPr>
+        <w:t>による、勝利数の予測精度比較および予測因子の解析を行った。</w:t>
+      </w:r>
+    </w:p>
+    <w:p>
+      <w:pPr>
+        <w:rPr>
+          <w:rFonts w:hint="eastAsia"/>
+        </w:rPr>
+      </w:pPr>
+      <w:r>
+        <w:rPr>
+          <w:rFonts w:hint="eastAsia"/>
+        </w:rPr>
+        <w:t xml:space="preserve">　</w:t>
+      </w:r>
+      <w:r>
+        <w:rPr>
+          <w:rFonts w:hint="eastAsia"/>
+        </w:rPr>
+        <w:t>予測精度の評価において、</w:t>
+      </w:r>
+      <w:r>
+        <w:rPr>
+          <w:rFonts w:hint="eastAsia"/>
+        </w:rPr>
+        <w:t>XGBoost</w:t>
+      </w:r>
+      <w:r>
+        <w:rPr>
+          <w:rFonts w:hint="eastAsia"/>
+        </w:rPr>
+        <w:t xml:space="preserve"> とRandom Forestは</w:t>
+      </w:r>
     </w:p>
     <w:sectPr>
       <w:pgSz w:w="11906" w:h="16838"/>
@@ -11935,6 +12348,7 @@
   <w:style w:type="character" w:default="1" w:styleId="a0">
     <w:name w:val="Default Paragraph Font"/>
     <w:uiPriority w:val="1"/>
+    <w:semiHidden/>
     <w:unhideWhenUsed/>
   </w:style>
   <w:style w:type="table" w:default="1" w:styleId="a1">

--- a/docx/生産管理_中間課題.docx
+++ b/docx/生産管理_中間課題.docx
@@ -257,13 +257,55 @@
         <w:rPr>
           <w:rFonts w:hint="eastAsia"/>
         </w:rPr>
-        <w:t>apley Additive exPlanations)</w:t>
-      </w:r>
-      <w:r>
-        <w:rPr>
-          <w:rFonts w:hint="eastAsia"/>
-        </w:rPr>
-        <w:t>値の比較検証を行う。本レポートではSKAB(Skoltech Anomaly Benchmark)データセットを用いた異常検知モデルを構築およびXGBoost、Random Forest、SVMの3つのモデル間での予測寄与変数の違いの分析とNPB所属12球団のチーム成績を用いた「勝利数」の回帰予測を行い、勝利に寄与する要因をデータから考察した。</w:t>
+        <w:t xml:space="preserve">apley Additive </w:t>
+      </w:r>
+      <w:proofErr w:type="spellStart"/>
+      <w:r>
+        <w:rPr>
+          <w:rFonts w:hint="eastAsia"/>
+        </w:rPr>
+        <w:t>exPlanations</w:t>
+      </w:r>
+      <w:proofErr w:type="spellEnd"/>
+      <w:r>
+        <w:rPr>
+          <w:rFonts w:hint="eastAsia"/>
+        </w:rPr>
+        <w:t>)</w:t>
+      </w:r>
+      <w:r>
+        <w:rPr>
+          <w:rFonts w:hint="eastAsia"/>
+        </w:rPr>
+        <w:t>値の比較検証を行う。本レポートではSKAB(</w:t>
+      </w:r>
+      <w:proofErr w:type="spellStart"/>
+      <w:r>
+        <w:rPr>
+          <w:rFonts w:hint="eastAsia"/>
+        </w:rPr>
+        <w:t>Skoltech</w:t>
+      </w:r>
+      <w:proofErr w:type="spellEnd"/>
+      <w:r>
+        <w:rPr>
+          <w:rFonts w:hint="eastAsia"/>
+        </w:rPr>
+        <w:t xml:space="preserve"> Anomaly Benchmark)データセットを用いた異常検知モデルを構築および</w:t>
+      </w:r>
+      <w:proofErr w:type="spellStart"/>
+      <w:r>
+        <w:rPr>
+          <w:rFonts w:hint="eastAsia"/>
+        </w:rPr>
+        <w:t>XGBoost</w:t>
+      </w:r>
+      <w:proofErr w:type="spellEnd"/>
+      <w:r>
+        <w:rPr>
+          <w:rFonts w:hint="eastAsia"/>
+        </w:rPr>
+        <w:t>、Random Forest、SVMの3つのモデル間での予測寄与変数の違いの分析とNPB所属12球団のチーム成績を用いた「勝利数」の回帰予測を行い、勝利に寄与する要因をデータから考察した。</w:t>
       </w:r>
     </w:p>
     <w:p/>
@@ -812,8 +854,18 @@
                 <w:sz w:val="18"/>
                 <w:szCs w:val="18"/>
               </w:rPr>
-              <w:t>Volume Flow RateRMS</w:t>
-            </w:r>
+              <w:t xml:space="preserve">Volume Flow </w:t>
+            </w:r>
+            <w:proofErr w:type="spellStart"/>
+            <w:r>
+              <w:rPr>
+                <w:rFonts w:hint="eastAsia"/>
+                <w:sz w:val="18"/>
+                <w:szCs w:val="18"/>
+              </w:rPr>
+              <w:t>RateRMS</w:t>
+            </w:r>
+            <w:proofErr w:type="spellEnd"/>
           </w:p>
         </w:tc>
         <w:tc>
@@ -2043,8 +2095,17 @@
                 <w:rFonts w:hint="eastAsia"/>
                 <w:szCs w:val="21"/>
               </w:rPr>
-              <w:t>Volume Flow RateRMS</w:t>
-            </w:r>
+              <w:t xml:space="preserve">Volume Flow </w:t>
+            </w:r>
+            <w:proofErr w:type="spellStart"/>
+            <w:r>
+              <w:rPr>
+                <w:rFonts w:hint="eastAsia"/>
+                <w:szCs w:val="21"/>
+              </w:rPr>
+              <w:t>RateRMS</w:t>
+            </w:r>
+            <w:proofErr w:type="spellEnd"/>
           </w:p>
         </w:tc>
         <w:tc>
@@ -2277,7 +2338,21 @@
         <w:rPr>
           <w:rFonts w:hint="eastAsia"/>
         </w:rPr>
-        <w:t xml:space="preserve">　SVMのためにStandardScalerを用いてデータを標準化し、モデル構築を行った。また、学習データをテストデータの割合が7 : 3になるようにデータを分割した。</w:t>
+        <w:t xml:space="preserve">　SVMのために</w:t>
+      </w:r>
+      <w:proofErr w:type="spellStart"/>
+      <w:r>
+        <w:rPr>
+          <w:rFonts w:hint="eastAsia"/>
+        </w:rPr>
+        <w:t>StandardScaler</w:t>
+      </w:r>
+      <w:proofErr w:type="spellEnd"/>
+      <w:r>
+        <w:rPr>
+          <w:rFonts w:hint="eastAsia"/>
+        </w:rPr>
+        <w:t>を用いてデータを標準化し、モデル構築を行った。また、学習データをテストデータの割合が7 : 3になるようにデータを分割した。</w:t>
       </w:r>
     </w:p>
     <w:p/>
@@ -2318,7 +2393,21 @@
         <w:rPr>
           <w:rFonts w:hint="eastAsia"/>
         </w:rPr>
-        <w:t xml:space="preserve">　以下の表3にXGBoost、Random Forest、SVM(RBF)のそれぞれモデルを構築し、F1 Score(Macro average)で評価を行った。</w:t>
+        <w:t xml:space="preserve">　以下の表3に</w:t>
+      </w:r>
+      <w:proofErr w:type="spellStart"/>
+      <w:r>
+        <w:rPr>
+          <w:rFonts w:hint="eastAsia"/>
+        </w:rPr>
+        <w:t>XGBoost</w:t>
+      </w:r>
+      <w:proofErr w:type="spellEnd"/>
+      <w:r>
+        <w:rPr>
+          <w:rFonts w:hint="eastAsia"/>
+        </w:rPr>
+        <w:t>、Random Forest、SVM(RBF)のそれぞれモデルを構築し、F1 Score(Macro average)で評価を行った。</w:t>
       </w:r>
     </w:p>
     <w:p/>
@@ -2409,12 +2498,14 @@
             <w:pPr>
               <w:jc w:val="center"/>
             </w:pPr>
+            <w:proofErr w:type="spellStart"/>
             <w:r>
               <w:rPr>
                 <w:rFonts w:hint="eastAsia"/>
               </w:rPr>
               <w:t>XGBoost</w:t>
             </w:r>
+            <w:proofErr w:type="spellEnd"/>
           </w:p>
         </w:tc>
         <w:tc>
@@ -2512,7 +2603,21 @@
         <w:rPr>
           <w:rFonts w:hint="eastAsia"/>
         </w:rPr>
-        <w:t xml:space="preserve">　XGBoostが最も高いF1スコアを記録し、SKABのような時系列センサーデータの異常検知において勾配ブースティング木が高い性能を発揮することが確認できた。</w:t>
+        <w:t xml:space="preserve">　</w:t>
+      </w:r>
+      <w:proofErr w:type="spellStart"/>
+      <w:r>
+        <w:rPr>
+          <w:rFonts w:hint="eastAsia"/>
+        </w:rPr>
+        <w:t>XGBoost</w:t>
+      </w:r>
+      <w:proofErr w:type="spellEnd"/>
+      <w:r>
+        <w:rPr>
+          <w:rFonts w:hint="eastAsia"/>
+        </w:rPr>
+        <w:t>が最も高いF1スコアを記録し、SKABのような時系列センサーデータの異常検知において勾配ブースティング木が高い性能を発揮することが確認できた。</w:t>
       </w:r>
     </w:p>
     <w:p/>
@@ -2594,7 +2699,21 @@
         <w:rPr>
           <w:rFonts w:hint="eastAsia"/>
         </w:rPr>
-        <w:t xml:space="preserve">　変数重要度とはXGBoostとRandom Forestのといった決定木ベースのモデルでは、各特徴量がデータを分割する際にどの程度不純度を減少させたか、</w:t>
+        <w:t xml:space="preserve">　変数重要度とは</w:t>
+      </w:r>
+      <w:proofErr w:type="spellStart"/>
+      <w:r>
+        <w:rPr>
+          <w:rFonts w:hint="eastAsia"/>
+        </w:rPr>
+        <w:t>XGBoost</w:t>
+      </w:r>
+      <w:proofErr w:type="spellEnd"/>
+      <w:r>
+        <w:rPr>
+          <w:rFonts w:hint="eastAsia"/>
+        </w:rPr>
+        <w:t>とRandom Forestのといった決定木ベースのモデルでは、各特徴量がデータを分割する際にどの程度不純度を減少させたか、</w:t>
       </w:r>
       <w:r>
         <w:rPr>
@@ -2732,7 +2851,25 @@
           <w:b/>
           <w:bCs/>
         </w:rPr>
-        <w:t>左：XGBoost, 中央：Random Forest, 右：SVM</w:t>
+        <w:t>左：</w:t>
+      </w:r>
+      <w:proofErr w:type="spellStart"/>
+      <w:r>
+        <w:rPr>
+          <w:rFonts w:hint="eastAsia"/>
+          <w:b/>
+          <w:bCs/>
+        </w:rPr>
+        <w:t>XGBoost</w:t>
+      </w:r>
+      <w:proofErr w:type="spellEnd"/>
+      <w:r>
+        <w:rPr>
+          <w:rFonts w:hint="eastAsia"/>
+          <w:b/>
+          <w:bCs/>
+        </w:rPr>
+        <w:t>, 中央：Random Forest, 右：SVM</w:t>
       </w:r>
     </w:p>
     <w:p/>
@@ -2741,7 +2878,21 @@
         <w:rPr>
           <w:rFonts w:hint="eastAsia"/>
         </w:rPr>
-        <w:t xml:space="preserve">　XGBoostとRandom Forest</w:t>
+        <w:t xml:space="preserve">　</w:t>
+      </w:r>
+      <w:proofErr w:type="spellStart"/>
+      <w:r>
+        <w:rPr>
+          <w:rFonts w:hint="eastAsia"/>
+        </w:rPr>
+        <w:t>XGBoost</w:t>
+      </w:r>
+      <w:proofErr w:type="spellEnd"/>
+      <w:r>
+        <w:rPr>
+          <w:rFonts w:hint="eastAsia"/>
+        </w:rPr>
+        <w:t>とRandom Forest</w:t>
       </w:r>
       <w:r>
         <w:rPr>
@@ -2760,11 +2911,61 @@
       <w:pPr>
         <w:ind w:firstLineChars="100" w:firstLine="210"/>
       </w:pPr>
-      <w:r>
-        <w:rPr>
-          <w:rFonts w:hint="eastAsia"/>
-        </w:rPr>
-        <w:t>XGBoostにおいてはVolume Flow RateRMSの重要度が0.7を超え、他の変数は0.1を下回っていることからXGBoostによる異常検知ではほぼVolume Flow RateRMSの値だけに依存していることが分かる。</w:t>
+      <w:proofErr w:type="spellStart"/>
+      <w:r>
+        <w:rPr>
+          <w:rFonts w:hint="eastAsia"/>
+        </w:rPr>
+        <w:t>XGBoost</w:t>
+      </w:r>
+      <w:proofErr w:type="spellEnd"/>
+      <w:r>
+        <w:rPr>
+          <w:rFonts w:hint="eastAsia"/>
+        </w:rPr>
+        <w:t xml:space="preserve">においてはVolume Flow </w:t>
+      </w:r>
+      <w:proofErr w:type="spellStart"/>
+      <w:r>
+        <w:rPr>
+          <w:rFonts w:hint="eastAsia"/>
+        </w:rPr>
+        <w:t>RateRMS</w:t>
+      </w:r>
+      <w:proofErr w:type="spellEnd"/>
+      <w:r>
+        <w:rPr>
+          <w:rFonts w:hint="eastAsia"/>
+        </w:rPr>
+        <w:t>の重要度が0.7を超え、他の変数は0.1を下回っていることから</w:t>
+      </w:r>
+      <w:proofErr w:type="spellStart"/>
+      <w:r>
+        <w:rPr>
+          <w:rFonts w:hint="eastAsia"/>
+        </w:rPr>
+        <w:t>XGBoost</w:t>
+      </w:r>
+      <w:proofErr w:type="spellEnd"/>
+      <w:r>
+        <w:rPr>
+          <w:rFonts w:hint="eastAsia"/>
+        </w:rPr>
+        <w:t xml:space="preserve">による異常検知ではほぼVolume Flow </w:t>
+      </w:r>
+      <w:proofErr w:type="spellStart"/>
+      <w:r>
+        <w:rPr>
+          <w:rFonts w:hint="eastAsia"/>
+        </w:rPr>
+        <w:t>RateRMS</w:t>
+      </w:r>
+      <w:proofErr w:type="spellEnd"/>
+      <w:r>
+        <w:rPr>
+          <w:rFonts w:hint="eastAsia"/>
+        </w:rPr>
+        <w:t>の値だけに依存していることが分かる。</w:t>
       </w:r>
     </w:p>
     <w:p>
@@ -2775,7 +2976,49 @@
         <w:rPr>
           <w:rFonts w:hint="eastAsia"/>
         </w:rPr>
-        <w:t>Random ForestはVolume Flow RateRMSの重要度が0.8を超えているため、XGBoostと同様にRandom Forestによる異常検知でもほぼVolume Flow RateRMSの値だけに依存していることが分かる。</w:t>
+        <w:t xml:space="preserve">Random ForestはVolume Flow </w:t>
+      </w:r>
+      <w:proofErr w:type="spellStart"/>
+      <w:r>
+        <w:rPr>
+          <w:rFonts w:hint="eastAsia"/>
+        </w:rPr>
+        <w:t>RateRMS</w:t>
+      </w:r>
+      <w:proofErr w:type="spellEnd"/>
+      <w:r>
+        <w:rPr>
+          <w:rFonts w:hint="eastAsia"/>
+        </w:rPr>
+        <w:t>の重要度が0.8を超えているため、</w:t>
+      </w:r>
+      <w:proofErr w:type="spellStart"/>
+      <w:r>
+        <w:rPr>
+          <w:rFonts w:hint="eastAsia"/>
+        </w:rPr>
+        <w:t>XGBoost</w:t>
+      </w:r>
+      <w:proofErr w:type="spellEnd"/>
+      <w:r>
+        <w:rPr>
+          <w:rFonts w:hint="eastAsia"/>
+        </w:rPr>
+        <w:t xml:space="preserve">と同様にRandom Forestによる異常検知でもほぼVolume Flow </w:t>
+      </w:r>
+      <w:proofErr w:type="spellStart"/>
+      <w:r>
+        <w:rPr>
+          <w:rFonts w:hint="eastAsia"/>
+        </w:rPr>
+        <w:t>RateRMS</w:t>
+      </w:r>
+      <w:proofErr w:type="spellEnd"/>
+      <w:r>
+        <w:rPr>
+          <w:rFonts w:hint="eastAsia"/>
+        </w:rPr>
+        <w:t>の値だけに依存していることが分かる。</w:t>
       </w:r>
     </w:p>
     <w:p>
@@ -2786,7 +3029,49 @@
         <w:rPr>
           <w:rFonts w:hint="eastAsia"/>
         </w:rPr>
-        <w:t>SVMにおいては最も重要度が高い変数は他二つのモデルと同様にVolume Flow RateRMSであるがその重要度は0.35程度である。つまり、SVMの場合はVokume Flow RateRMSをシャッフルしても精度低下は0.35程度で済み、他の変数の組み合わせや相互作用</w:t>
+        <w:t xml:space="preserve">SVMにおいては最も重要度が高い変数は他二つのモデルと同様にVolume Flow </w:t>
+      </w:r>
+      <w:proofErr w:type="spellStart"/>
+      <w:r>
+        <w:rPr>
+          <w:rFonts w:hint="eastAsia"/>
+        </w:rPr>
+        <w:t>RateRMS</w:t>
+      </w:r>
+      <w:proofErr w:type="spellEnd"/>
+      <w:r>
+        <w:rPr>
+          <w:rFonts w:hint="eastAsia"/>
+        </w:rPr>
+        <w:t>であるがその重要度は0.35程度である。つまり、SVMの場合は</w:t>
+      </w:r>
+      <w:proofErr w:type="spellStart"/>
+      <w:r>
+        <w:rPr>
+          <w:rFonts w:hint="eastAsia"/>
+        </w:rPr>
+        <w:t>Vokume</w:t>
+      </w:r>
+      <w:proofErr w:type="spellEnd"/>
+      <w:r>
+        <w:rPr>
+          <w:rFonts w:hint="eastAsia"/>
+        </w:rPr>
+        <w:t xml:space="preserve"> Flow </w:t>
+      </w:r>
+      <w:proofErr w:type="spellStart"/>
+      <w:r>
+        <w:rPr>
+          <w:rFonts w:hint="eastAsia"/>
+        </w:rPr>
+        <w:t>RateRMS</w:t>
+      </w:r>
+      <w:proofErr w:type="spellEnd"/>
+      <w:r>
+        <w:rPr>
+          <w:rFonts w:hint="eastAsia"/>
+        </w:rPr>
+        <w:t>をシャッフルしても精度低下は0.35程度で済み、他の変数の組み合わせや相互作用</w:t>
       </w:r>
       <w:r>
         <w:rPr>
@@ -2861,7 +3146,21 @@
         <w:rPr>
           <w:rFonts w:hint="eastAsia"/>
         </w:rPr>
-        <w:t>以下の図2にXGBoostのSHAP値を可視化したグラフ、図3にRandom ForestのSHAP値を可視化したグラフ、図4にSVMのSHAP値を可視化したグラフを示す。</w:t>
+        <w:t>以下の図2に</w:t>
+      </w:r>
+      <w:proofErr w:type="spellStart"/>
+      <w:r>
+        <w:rPr>
+          <w:rFonts w:hint="eastAsia"/>
+        </w:rPr>
+        <w:t>XGBoost</w:t>
+      </w:r>
+      <w:proofErr w:type="spellEnd"/>
+      <w:r>
+        <w:rPr>
+          <w:rFonts w:hint="eastAsia"/>
+        </w:rPr>
+        <w:t>のSHAP値を可視化したグラフ、図3にRandom ForestのSHAP値を可視化したグラフ、図4にSVMのSHAP値を可視化したグラフを示す。</w:t>
       </w:r>
     </w:p>
     <w:p>
@@ -2930,7 +3229,25 @@
           <w:b/>
           <w:bCs/>
         </w:rPr>
-        <w:t>図2 XGBoostのSHAP値</w:t>
+        <w:t xml:space="preserve">図2 </w:t>
+      </w:r>
+      <w:proofErr w:type="spellStart"/>
+      <w:r>
+        <w:rPr>
+          <w:rFonts w:hint="eastAsia"/>
+          <w:b/>
+          <w:bCs/>
+        </w:rPr>
+        <w:t>XGBoost</w:t>
+      </w:r>
+      <w:proofErr w:type="spellEnd"/>
+      <w:r>
+        <w:rPr>
+          <w:rFonts w:hint="eastAsia"/>
+          <w:b/>
+          <w:bCs/>
+        </w:rPr>
+        <w:t>のSHAP値</w:t>
       </w:r>
       <w:r>
         <w:rPr>
@@ -2954,7 +3271,21 @@
         <w:rPr>
           <w:rFonts w:hint="eastAsia"/>
         </w:rPr>
-        <w:t xml:space="preserve">　図2より、SHAP値を用いてもVolume Flow RateRMSが他の変数に比べて極端に重要な変数であることが分かる。2番目と3番目にThermocoupleとTemperatureがきており、これらの変数も異常検知において無視できない重要な要素としてモデルが学習していることが分かる。</w:t>
+        <w:t xml:space="preserve">　図2より、SHAP値を用いてもVolume Flow </w:t>
+      </w:r>
+      <w:proofErr w:type="spellStart"/>
+      <w:r>
+        <w:rPr>
+          <w:rFonts w:hint="eastAsia"/>
+        </w:rPr>
+        <w:t>RateRMS</w:t>
+      </w:r>
+      <w:proofErr w:type="spellEnd"/>
+      <w:r>
+        <w:rPr>
+          <w:rFonts w:hint="eastAsia"/>
+        </w:rPr>
+        <w:t>が他の変数に比べて極端に重要な変数であることが分かる。2番目と3番目にThermocoupleとTemperatureがきており、これらの変数も異常検知において無視できない重要な要素としてモデルが学習していることが分かる。</w:t>
       </w:r>
     </w:p>
     <w:p>
@@ -3057,22 +3388,66 @@
         </w:rPr>
         <w:t>図3より</w:t>
       </w:r>
-      <w:r>
-        <w:rPr>
-          <w:rFonts w:hint="eastAsia"/>
-        </w:rPr>
-        <w:t>XGBoostと同様にRandom ForestでもVolume Flow RateRMSが非常に重要であることがわかる。モデルを変更しても結果が変わらないということは、Volume Flow RateRMSがモデルの形式にかかわらず、異常検知において絶対的に重要な指標であることが示唆された。</w:t>
+      <w:proofErr w:type="spellStart"/>
+      <w:r>
+        <w:rPr>
+          <w:rFonts w:hint="eastAsia"/>
+        </w:rPr>
+        <w:t>XGBoost</w:t>
+      </w:r>
+      <w:proofErr w:type="spellEnd"/>
+      <w:r>
+        <w:rPr>
+          <w:rFonts w:hint="eastAsia"/>
+        </w:rPr>
+        <w:t xml:space="preserve">と同様にRandom ForestでもVolume Flow </w:t>
+      </w:r>
+      <w:proofErr w:type="spellStart"/>
+      <w:r>
+        <w:rPr>
+          <w:rFonts w:hint="eastAsia"/>
+        </w:rPr>
+        <w:t>RateRMS</w:t>
+      </w:r>
+      <w:proofErr w:type="spellEnd"/>
+      <w:r>
+        <w:rPr>
+          <w:rFonts w:hint="eastAsia"/>
+        </w:rPr>
+        <w:t xml:space="preserve">が非常に重要であることがわかる。モデルを変更しても結果が変わらないということは、Volume Flow </w:t>
+      </w:r>
+      <w:proofErr w:type="spellStart"/>
+      <w:r>
+        <w:rPr>
+          <w:rFonts w:hint="eastAsia"/>
+        </w:rPr>
+        <w:t>RateRMS</w:t>
+      </w:r>
+      <w:proofErr w:type="spellEnd"/>
+      <w:r>
+        <w:rPr>
+          <w:rFonts w:hint="eastAsia"/>
+        </w:rPr>
+        <w:t>がモデルの形式にかかわらず、異常検知において絶対的に重要な指標であることが示唆された。</w:t>
       </w:r>
     </w:p>
     <w:p>
       <w:pPr>
         <w:ind w:firstLineChars="100" w:firstLine="210"/>
       </w:pPr>
-      <w:r>
-        <w:rPr>
-          <w:rFonts w:hint="eastAsia"/>
-        </w:rPr>
-        <w:t>XGBoostではThermocoupleが2位で、Temperatureが3位だったが、Random Forestではその順位が入れ替わっている。これはこの二つの変数が似た情報を持っている可能性が考えられる。</w:t>
+      <w:proofErr w:type="spellStart"/>
+      <w:r>
+        <w:rPr>
+          <w:rFonts w:hint="eastAsia"/>
+        </w:rPr>
+        <w:t>XGBoost</w:t>
+      </w:r>
+      <w:proofErr w:type="spellEnd"/>
+      <w:r>
+        <w:rPr>
+          <w:rFonts w:hint="eastAsia"/>
+        </w:rPr>
+        <w:t>ではThermocoupleが2位で、Temperatureが3位だったが、Random Forestではその順位が入れ替わっている。これはこの二つの変数が似た情報を持っている可能性が考えられる。</w:t>
       </w:r>
     </w:p>
     <w:p/>
@@ -3154,13 +3529,41 @@
         <w:rPr>
           <w:rFonts w:hint="eastAsia"/>
         </w:rPr>
-        <w:t>図4より、SVMも他2つのモデルと同様にVolume Flow RateRMSが最も重要な変数としていることがわかる。</w:t>
-      </w:r>
-      <w:r>
-        <w:rPr>
-          <w:rFonts w:hint="eastAsia"/>
-        </w:rPr>
-        <w:t>モデルを変更しても結果が変わらないということは、Volume Flow RateRMSがモデルの形式にかかわらず、異常検知において絶対的に重要な指標であることが示唆された。</w:t>
+        <w:t xml:space="preserve">図4より、SVMも他2つのモデルと同様にVolume Flow </w:t>
+      </w:r>
+      <w:proofErr w:type="spellStart"/>
+      <w:r>
+        <w:rPr>
+          <w:rFonts w:hint="eastAsia"/>
+        </w:rPr>
+        <w:t>RateRMS</w:t>
+      </w:r>
+      <w:proofErr w:type="spellEnd"/>
+      <w:r>
+        <w:rPr>
+          <w:rFonts w:hint="eastAsia"/>
+        </w:rPr>
+        <w:t>が最も重要な変数としていることがわかる。</w:t>
+      </w:r>
+      <w:r>
+        <w:rPr>
+          <w:rFonts w:hint="eastAsia"/>
+        </w:rPr>
+        <w:t xml:space="preserve">モデルを変更しても結果が変わらないということは、Volume Flow </w:t>
+      </w:r>
+      <w:proofErr w:type="spellStart"/>
+      <w:r>
+        <w:rPr>
+          <w:rFonts w:hint="eastAsia"/>
+        </w:rPr>
+        <w:t>RateRMS</w:t>
+      </w:r>
+      <w:proofErr w:type="spellEnd"/>
+      <w:r>
+        <w:rPr>
+          <w:rFonts w:hint="eastAsia"/>
+        </w:rPr>
+        <w:t>がモデルの形式にかかわらず、異常検知において絶対的に重要な指標であることが示唆された。</w:t>
       </w:r>
     </w:p>
     <w:p>
@@ -3209,7 +3612,31 @@
         <w:ind w:firstLineChars="100" w:firstLine="210"/>
       </w:pPr>
       <w:r>
-        <w:t>SKABデータにおける異常検知では、XGBoostが最も高いF1スコア（0.9521）を記録した。特筆すべきは、XGBoostとRandom Forestにおいて Volume Flow RateRMSの変数重要度が突出して高く、モデルがこの変数を異常検知の決定的な要因として捉えている。</w:t>
+        <w:t>SKABデータにおける異常検知では、</w:t>
+      </w:r>
+      <w:proofErr w:type="spellStart"/>
+      <w:r>
+        <w:t>XGBoost</w:t>
+      </w:r>
+      <w:proofErr w:type="spellEnd"/>
+      <w:r>
+        <w:t>が最も高いF1スコア（0.9521）を記録した。特筆すべきは、</w:t>
+      </w:r>
+      <w:proofErr w:type="spellStart"/>
+      <w:r>
+        <w:t>XGBoost</w:t>
+      </w:r>
+      <w:proofErr w:type="spellEnd"/>
+      <w:r>
+        <w:t xml:space="preserve">とRandom Forestにおいて Volume Flow </w:t>
+      </w:r>
+      <w:proofErr w:type="spellStart"/>
+      <w:r>
+        <w:t>RateRMS</w:t>
+      </w:r>
+      <w:proofErr w:type="spellEnd"/>
+      <w:r>
+        <w:t>の変数重要度が突出して高く、モデルがこの変数を異常検知の決定的な要因として捉えている。</w:t>
       </w:r>
       <w:r>
         <w:rPr>
@@ -3232,7 +3659,15 @@
         <w:t>しかし</w:t>
       </w:r>
       <w:r>
-        <w:t>、SVMでは Volume Flow RateRMS の重要度は相対的に低く、他の変数との組み合わせを考慮していることが示唆された。</w:t>
+        <w:t xml:space="preserve">、SVMでは Volume Flow </w:t>
+      </w:r>
+      <w:proofErr w:type="spellStart"/>
+      <w:r>
+        <w:t>RateRMS</w:t>
+      </w:r>
+      <w:proofErr w:type="spellEnd"/>
+      <w:r>
+        <w:t xml:space="preserve"> の重要度は相対的に低く、他の変数との組み合わせを考慮していることが示唆された。</w:t>
       </w:r>
     </w:p>
     <w:p>
@@ -3240,7 +3675,15 @@
         <w:ind w:firstLineChars="100" w:firstLine="210"/>
       </w:pPr>
       <w:r>
-        <w:t>これは、決定木ベースのモデル（特にXGBoost）が予測に最も有効な少数の変数に依存しやすい特性を持つことを反映している</w:t>
+        <w:t>これは、決定木ベースのモデル（特に</w:t>
+      </w:r>
+      <w:proofErr w:type="spellStart"/>
+      <w:r>
+        <w:t>XGBoost</w:t>
+      </w:r>
+      <w:proofErr w:type="spellEnd"/>
+      <w:r>
+        <w:t>）が予測に最も有効な少数の変数に依存しやすい特性を持つことを反映している</w:t>
       </w:r>
       <w:r>
         <w:rPr>
@@ -3671,6 +4114,7 @@
                 <w:szCs w:val="12"/>
               </w:rPr>
             </w:pPr>
+            <w:proofErr w:type="spellStart"/>
             <w:r>
               <w:rPr>
                 <w:rFonts w:hint="eastAsia"/>
@@ -3679,6 +4123,7 @@
               </w:rPr>
               <w:t>turn_at_bat</w:t>
             </w:r>
+            <w:proofErr w:type="spellEnd"/>
           </w:p>
         </w:tc>
         <w:tc>
@@ -6130,6 +6575,7 @@
                 <w:szCs w:val="20"/>
               </w:rPr>
             </w:pPr>
+            <w:proofErr w:type="spellStart"/>
             <w:r>
               <w:rPr>
                 <w:rFonts w:hint="eastAsia"/>
@@ -6138,6 +6584,7 @@
               </w:rPr>
               <w:t>turn_at_bat</w:t>
             </w:r>
+            <w:proofErr w:type="spellEnd"/>
           </w:p>
         </w:tc>
         <w:tc>
@@ -10342,7 +10789,21 @@
           <w:rFonts w:hint="eastAsia"/>
         </w:rPr>
         <w:lastRenderedPageBreak/>
-        <w:t>SVMのためにStandardScalerを用いてデータを標準化し、モデル構築を行った。また、学習データをテストデータの割合が7 : 3になるようにデータを分割した。</w:t>
+        <w:t>SVMのために</w:t>
+      </w:r>
+      <w:proofErr w:type="spellStart"/>
+      <w:r>
+        <w:rPr>
+          <w:rFonts w:hint="eastAsia"/>
+        </w:rPr>
+        <w:t>StandardScaler</w:t>
+      </w:r>
+      <w:proofErr w:type="spellEnd"/>
+      <w:r>
+        <w:rPr>
+          <w:rFonts w:hint="eastAsia"/>
+        </w:rPr>
+        <w:t>を用いてデータを標準化し、モデル構築を行った。また、学習データをテストデータの割合が7 : 3になるようにデータを分割した。</w:t>
       </w:r>
     </w:p>
     <w:p>
@@ -10592,12 +11053,14 @@
             <w:pPr>
               <w:jc w:val="center"/>
             </w:pPr>
+            <w:proofErr w:type="spellStart"/>
             <w:r>
               <w:rPr>
                 <w:rFonts w:hint="eastAsia"/>
               </w:rPr>
               <w:t>XGBoost</w:t>
             </w:r>
+            <w:proofErr w:type="spellEnd"/>
           </w:p>
         </w:tc>
         <w:tc>
@@ -10700,7 +11163,21 @@
         <w:rPr>
           <w:rFonts w:hint="eastAsia"/>
         </w:rPr>
-        <w:t>表6よりRandom ForestとXGBoostはチームのスタッツから勝利数をある程度正確に予測できている一方で、SVMは精度が著しく低くなった。</w:t>
+        <w:t>表6よりRandom Forestと</w:t>
+      </w:r>
+      <w:proofErr w:type="spellStart"/>
+      <w:r>
+        <w:rPr>
+          <w:rFonts w:hint="eastAsia"/>
+        </w:rPr>
+        <w:t>XGBoost</w:t>
+      </w:r>
+      <w:proofErr w:type="spellEnd"/>
+      <w:r>
+        <w:rPr>
+          <w:rFonts w:hint="eastAsia"/>
+        </w:rPr>
+        <w:t>はチームのスタッツから勝利数をある程度正確に予測できている一方で、SVMは精度が著しく低くなった。</w:t>
       </w:r>
     </w:p>
     <w:p>
@@ -10889,11 +11366,33 @@
         </w:rPr>
         <w:t xml:space="preserve">　</w:t>
       </w:r>
-      <w:r>
-        <w:rPr>
-          <w:rFonts w:hint="eastAsia"/>
-        </w:rPr>
-        <w:t>XGBoostにおいてはHitへの依存度が極端に高いことが分かる。XGBoostの特徴を踏まえると、ヒット数の多寡が勝敗を分ける非常に重要な要因であることが分かる。他の変数はHitに比べると重要度がガクッと落ちている。</w:t>
+      <w:proofErr w:type="spellStart"/>
+      <w:r>
+        <w:rPr>
+          <w:rFonts w:hint="eastAsia"/>
+        </w:rPr>
+        <w:t>XGBoost</w:t>
+      </w:r>
+      <w:proofErr w:type="spellEnd"/>
+      <w:r>
+        <w:rPr>
+          <w:rFonts w:hint="eastAsia"/>
+        </w:rPr>
+        <w:t>においてはHitへの依存度が極端に高いことが分かる。</w:t>
+      </w:r>
+      <w:proofErr w:type="spellStart"/>
+      <w:r>
+        <w:rPr>
+          <w:rFonts w:hint="eastAsia"/>
+        </w:rPr>
+        <w:t>XGBoost</w:t>
+      </w:r>
+      <w:proofErr w:type="spellEnd"/>
+      <w:r>
+        <w:rPr>
+          <w:rFonts w:hint="eastAsia"/>
+        </w:rPr>
+        <w:t>の特徴を踏まえると、ヒット数の多寡が勝敗を分ける非常に重要な要因であることが分かる。他の変数はHitに比べると重要度がガクッと落ちている。</w:t>
       </w:r>
     </w:p>
     <w:p>
@@ -10901,7 +11400,21 @@
         <w:rPr>
           <w:rFonts w:hint="eastAsia"/>
         </w:rPr>
-        <w:t xml:space="preserve">　Random ForestはXGBoostに比べて変数を</w:t>
+        <w:t xml:space="preserve">　Random Forestは</w:t>
+      </w:r>
+      <w:proofErr w:type="spellStart"/>
+      <w:r>
+        <w:rPr>
+          <w:rFonts w:hint="eastAsia"/>
+        </w:rPr>
+        <w:t>XGBoost</w:t>
+      </w:r>
+      <w:proofErr w:type="spellEnd"/>
+      <w:r>
+        <w:rPr>
+          <w:rFonts w:hint="eastAsia"/>
+        </w:rPr>
+        <w:t>に比べて変数を</w:t>
       </w:r>
       <w:r>
         <w:rPr>
@@ -10919,7 +11432,21 @@
         <w:rPr>
           <w:rFonts w:hint="eastAsia"/>
         </w:rPr>
-        <w:t>しかし、XGBoostと同じようにHitが最も重要な変数であるが、</w:t>
+        <w:t>しかし、</w:t>
+      </w:r>
+      <w:proofErr w:type="spellStart"/>
+      <w:r>
+        <w:rPr>
+          <w:rFonts w:hint="eastAsia"/>
+        </w:rPr>
+        <w:t>XGBoost</w:t>
+      </w:r>
+      <w:proofErr w:type="spellEnd"/>
+      <w:r>
+        <w:rPr>
+          <w:rFonts w:hint="eastAsia"/>
+        </w:rPr>
+        <w:t>と同じようにHitが最も重要な変数であるが、</w:t>
       </w:r>
       <w:r>
         <w:rPr>
@@ -10995,7 +11522,21 @@
         <w:rPr>
           <w:rFonts w:hint="eastAsia"/>
         </w:rPr>
-        <w:t>にXGBoostのSHAP値を可視化したグラフ、図</w:t>
+        <w:t>に</w:t>
+      </w:r>
+      <w:proofErr w:type="spellStart"/>
+      <w:r>
+        <w:rPr>
+          <w:rFonts w:hint="eastAsia"/>
+        </w:rPr>
+        <w:t>XGBoost</w:t>
+      </w:r>
+      <w:proofErr w:type="spellEnd"/>
+      <w:r>
+        <w:rPr>
+          <w:rFonts w:hint="eastAsia"/>
+        </w:rPr>
+        <w:t>のSHAP値を可視化したグラフ、図</w:t>
       </w:r>
       <w:r>
         <w:rPr>
@@ -11078,7 +11619,25 @@
           <w:b/>
           <w:bCs/>
         </w:rPr>
-        <w:t>図6 XGBoostのSHAP値(プロ野球チーム成績)</w:t>
+        <w:t xml:space="preserve">図6 </w:t>
+      </w:r>
+      <w:proofErr w:type="spellStart"/>
+      <w:r>
+        <w:rPr>
+          <w:rFonts w:hint="eastAsia"/>
+          <w:b/>
+          <w:bCs/>
+        </w:rPr>
+        <w:t>XGBoost</w:t>
+      </w:r>
+      <w:proofErr w:type="spellEnd"/>
+      <w:r>
+        <w:rPr>
+          <w:rFonts w:hint="eastAsia"/>
+          <w:b/>
+          <w:bCs/>
+        </w:rPr>
+        <w:t>のSHAP値(プロ野球チーム成績)</w:t>
       </w:r>
     </w:p>
     <w:p/>
@@ -11179,7 +11738,49 @@
         <w:rPr>
           <w:rFonts w:hint="eastAsia"/>
         </w:rPr>
-        <w:t>図7より、基本的にはXGBoostと重要視している変数は同じだが、XGBoostに比べてSBが重要視されている。OPSやRよりも高いことから、特に飛ばすだけでなく、単打に足を絡めることの方が勝利への相関が高いことが示唆している。また、XGBoostと同様にOPSのほうがHRよりも重要視されている。</w:t>
+        <w:t>図7より、基本的には</w:t>
+      </w:r>
+      <w:proofErr w:type="spellStart"/>
+      <w:r>
+        <w:rPr>
+          <w:rFonts w:hint="eastAsia"/>
+        </w:rPr>
+        <w:t>XGBoost</w:t>
+      </w:r>
+      <w:proofErr w:type="spellEnd"/>
+      <w:r>
+        <w:rPr>
+          <w:rFonts w:hint="eastAsia"/>
+        </w:rPr>
+        <w:t>と重要視している変数は同じだが、</w:t>
+      </w:r>
+      <w:proofErr w:type="spellStart"/>
+      <w:r>
+        <w:rPr>
+          <w:rFonts w:hint="eastAsia"/>
+        </w:rPr>
+        <w:t>XGBoost</w:t>
+      </w:r>
+      <w:proofErr w:type="spellEnd"/>
+      <w:r>
+        <w:rPr>
+          <w:rFonts w:hint="eastAsia"/>
+        </w:rPr>
+        <w:t>に比べてSBが重要視されている。OPSやRよりも高いことから、特に飛ばすだけでなく、単打に足を絡めることの方が勝利への相関が高いことが示唆している。また、</w:t>
+      </w:r>
+      <w:proofErr w:type="spellStart"/>
+      <w:r>
+        <w:rPr>
+          <w:rFonts w:hint="eastAsia"/>
+        </w:rPr>
+        <w:t>XGBoost</w:t>
+      </w:r>
+      <w:proofErr w:type="spellEnd"/>
+      <w:r>
+        <w:rPr>
+          <w:rFonts w:hint="eastAsia"/>
+        </w:rPr>
+        <w:t>と同様にOPSのほうがHRよりも重要視されている。</w:t>
       </w:r>
       <w:r>
         <w:rPr>
@@ -11331,7 +11932,21 @@
         <w:rPr>
           <w:rFonts w:hint="eastAsia"/>
         </w:rPr>
-        <w:t>では、プロ野球チームのシーズン成績データを用い、XGBoost、Random Forest、SVM</w:t>
+        <w:t>では、プロ野球チームのシーズン成績データを用い、</w:t>
+      </w:r>
+      <w:proofErr w:type="spellStart"/>
+      <w:r>
+        <w:rPr>
+          <w:rFonts w:hint="eastAsia"/>
+        </w:rPr>
+        <w:t>XGBoost</w:t>
+      </w:r>
+      <w:proofErr w:type="spellEnd"/>
+      <w:r>
+        <w:rPr>
+          <w:rFonts w:hint="eastAsia"/>
+        </w:rPr>
+        <w:t>、Random Forest、SVM</w:t>
       </w:r>
       <w:r>
         <w:rPr>
@@ -11344,6 +11959,92 @@
           <w:rFonts w:hint="eastAsia"/>
         </w:rPr>
         <w:t>による、勝利数の予測精度比較および予測因子の解析を行った。</w:t>
+      </w:r>
+    </w:p>
+    <w:p>
+      <w:r>
+        <w:rPr>
+          <w:rFonts w:hint="eastAsia"/>
+        </w:rPr>
+        <w:t xml:space="preserve">　</w:t>
+      </w:r>
+      <w:r>
+        <w:rPr>
+          <w:rFonts w:hint="eastAsia"/>
+        </w:rPr>
+        <w:t>予測精度の評価において、</w:t>
+      </w:r>
+      <w:proofErr w:type="spellStart"/>
+      <w:r>
+        <w:rPr>
+          <w:rFonts w:hint="eastAsia"/>
+        </w:rPr>
+        <w:t>XGBoost</w:t>
+      </w:r>
+      <w:proofErr w:type="spellEnd"/>
+      <w:r>
+        <w:rPr>
+          <w:rFonts w:hint="eastAsia"/>
+        </w:rPr>
+        <w:t xml:space="preserve"> とRandom Forestは</w:t>
+      </w:r>
+      <w:r>
+        <w:rPr>
+          <w:rFonts w:hint="eastAsia"/>
+        </w:rPr>
+        <w:t>R2スコアが0.7を超え、良い予測精度であった。</w:t>
+      </w:r>
+      <w:r>
+        <w:rPr>
+          <w:rFonts w:hint="eastAsia"/>
+        </w:rPr>
+        <w:t>これは、チーム成績のような構造化データに対して、決定木ベースのアンサンブル学習が高い適応能力を持つことを示唆している。</w:t>
+      </w:r>
+      <w:r>
+        <w:rPr>
+          <w:rFonts w:hint="eastAsia"/>
+        </w:rPr>
+        <w:t>しかし、SVMの精度は著しく低く、デフォルトのRBFカーネルでは各変数の複雑な相互作用などを捉えきれなかった可能性がある。この結果からスポーツデータのような多数の指標が絡み合う回帰問題においては、勾配ブースティングやバギングといった木構造のアプローチが第一選択肢として有効であると考えられる。</w:t>
+      </w:r>
+    </w:p>
+    <w:p>
+      <w:r>
+        <w:rPr>
+          <w:rFonts w:hint="eastAsia"/>
+        </w:rPr>
+        <w:t xml:space="preserve">　</w:t>
+      </w:r>
+      <w:r>
+        <w:rPr>
+          <w:rFonts w:hint="eastAsia"/>
+        </w:rPr>
+        <w:t>変数重要度とSHAP値による勝敗要因分析において、</w:t>
+      </w:r>
+      <w:r>
+        <w:rPr>
+          <w:rFonts w:hint="eastAsia"/>
+        </w:rPr>
+        <w:t>精度の高かった</w:t>
+      </w:r>
+      <w:proofErr w:type="spellStart"/>
+      <w:r>
+        <w:rPr>
+          <w:rFonts w:hint="eastAsia"/>
+        </w:rPr>
+        <w:t>XGBoost</w:t>
+      </w:r>
+      <w:proofErr w:type="spellEnd"/>
+      <w:r>
+        <w:rPr>
+          <w:rFonts w:hint="eastAsia"/>
+        </w:rPr>
+        <w:t>とRandom Forestの解析結果から勝利数を決定づける主要な要因が明らかになった。HitとERAがともに1位と2位にランクインしており、失点を最小限に抑えつつ沢山打つことが勝利数を増加させるという野球の根本原理がモデルにも正しく学習されていることが確認できた。また、AVGやHRよりもOPSの重要度が高かったことからただ単にヒットを打ったり一発を打ったりするのではなく得点期待値を高める能力のほうが勝利数への寄与が大きいことがわかる。これは</w:t>
+      </w:r>
+      <w:r>
+        <w:rPr>
+          <w:rFonts w:hint="eastAsia"/>
+        </w:rPr>
+        <w:t>近年のセイバーメトリクスの理論を裏付ける結果となった。</w:t>
       </w:r>
     </w:p>
     <w:p>
@@ -11356,25 +12057,7 @@
         <w:rPr>
           <w:rFonts w:hint="eastAsia"/>
         </w:rPr>
-        <w:t xml:space="preserve">　</w:t>
-      </w:r>
-      <w:r>
-        <w:rPr>
-          <w:rFonts w:hint="eastAsia"/>
-        </w:rPr>
-        <w:t>予測精度の評価において、</w:t>
-      </w:r>
-      <w:r>
-        <w:rPr>
-          <w:rFonts w:hint="eastAsia"/>
-        </w:rPr>
-        <w:t>XGBoost</w:t>
-      </w:r>
-      <w:r>
-        <w:rPr>
-          <w:rFonts w:hint="eastAsia"/>
-        </w:rPr>
-        <w:t xml:space="preserve"> とRandom Forestは</w:t>
+        <w:t xml:space="preserve">　本解析を通じて、機械学習モデルは単に勝利数を予測するだけでなく、野球という協議の構造的な勝敗要因をデータから抽出することに成功したといえる。</w:t>
       </w:r>
     </w:p>
     <w:sectPr>
